--- a/MF0964_3 Desarrollo de elementos software para gestión de/SQL/Ejercicios Tienda FP teCHSTORE.docx
+++ b/MF0964_3 Desarrollo de elementos software para gestión de/SQL/Ejercicios Tienda FP teCHSTORE.docx
@@ -64,7 +64,7 @@
     <w:p>
       <w:r>
         <w:pict w14:anchorId="6938B53E">
-          <v:rect id="_x0000_i1049" style="width:0;height:1.5pt" o:hralign="center" o:hrstd="t" o:hr="t" fillcolor="#a0a0a0" stroked="f"/>
+          <v:rect id="_x0000_i1025" style="width:0;height:1.5pt" o:hralign="center" o:hrstd="t" o:hr="t" fillcolor="#a0a0a0" stroked="f"/>
         </w:pict>
       </w:r>
     </w:p>
@@ -327,28 +327,12 @@
         <w:t xml:space="preserve">  </w:t>
       </w:r>
       <w:r>
-        <w:t xml:space="preserve">nombre </w:t>
-      </w:r>
-      <w:proofErr w:type="gramStart"/>
-      <w:r>
-        <w:t>VARCHAR(</w:t>
-      </w:r>
-      <w:proofErr w:type="gramEnd"/>
-      <w:r>
-        <w:t>60) NOT NULL,</w:t>
-      </w:r>
-    </w:p>
-    <w:p>
-      <w:r>
-        <w:t xml:space="preserve">  email </w:t>
-      </w:r>
-      <w:proofErr w:type="gramStart"/>
-      <w:r>
-        <w:t>VARCHAR(</w:t>
-      </w:r>
-      <w:proofErr w:type="gramEnd"/>
-      <w:r>
-        <w:t>80),</w:t>
+        <w:t>nombre VARCHAR(60) NOT NULL,</w:t>
+      </w:r>
+    </w:p>
+    <w:p>
+      <w:r>
+        <w:t xml:space="preserve">  email VARCHAR(80),</w:t>
       </w:r>
     </w:p>
     <w:p>
@@ -362,28 +346,12 @@
       </w:r>
       <w:proofErr w:type="spellEnd"/>
       <w:r>
-        <w:t xml:space="preserve"> </w:t>
-      </w:r>
-      <w:proofErr w:type="gramStart"/>
-      <w:r>
-        <w:t>VARCHAR(</w:t>
-      </w:r>
-      <w:proofErr w:type="gramEnd"/>
-      <w:r>
-        <w:t>15),</w:t>
-      </w:r>
-    </w:p>
-    <w:p>
-      <w:r>
-        <w:t xml:space="preserve">  ciudad </w:t>
-      </w:r>
-      <w:proofErr w:type="gramStart"/>
-      <w:r>
-        <w:t>VARCHAR(</w:t>
-      </w:r>
-      <w:proofErr w:type="gramEnd"/>
-      <w:r>
-        <w:t>40),</w:t>
+        <w:t xml:space="preserve"> VARCHAR(15),</w:t>
+      </w:r>
+    </w:p>
+    <w:p>
+      <w:r>
+        <w:t xml:space="preserve">  ciudad VARCHAR(40),</w:t>
       </w:r>
     </w:p>
     <w:p>
@@ -759,15 +727,7 @@
       </w:r>
       <w:proofErr w:type="spellEnd"/>
       <w:r>
-        <w:t xml:space="preserve"> </w:t>
-      </w:r>
-      <w:proofErr w:type="gramStart"/>
-      <w:r>
-        <w:t>DECIMAL(</w:t>
-      </w:r>
-      <w:proofErr w:type="gramEnd"/>
-      <w:r>
-        <w:t>10,2) NOT NULL,</w:t>
+        <w:t xml:space="preserve"> DECIMAL(10,2) NOT NULL,</w:t>
       </w:r>
     </w:p>
     <w:p>
@@ -891,21 +851,8 @@
         <w:t>INSERT INTO clientes (</w:t>
       </w:r>
       <w:proofErr w:type="spellStart"/>
-      <w:proofErr w:type="gramStart"/>
-      <w:r>
-        <w:t>nombre,email</w:t>
-      </w:r>
-      <w:proofErr w:type="gramEnd"/>
-      <w:r>
-        <w:t>,</w:t>
-      </w:r>
-      <w:proofErr w:type="gramStart"/>
-      <w:r>
-        <w:t>telefono,ciudad</w:t>
-      </w:r>
-      <w:proofErr w:type="gramEnd"/>
-      <w:r>
-        <w:t>,fecha_alta</w:t>
+      <w:r>
+        <w:t>nombre,email,telefono,ciudad,fecha_alta</w:t>
       </w:r>
       <w:proofErr w:type="spellEnd"/>
       <w:r>
@@ -914,67 +861,27 @@
     </w:p>
     <w:p>
       <w:r>
-        <w:t>('Ana Ruiz</w:t>
-      </w:r>
-      <w:proofErr w:type="gramStart"/>
-      <w:r>
-        <w:t>','ana@correo.com</w:t>
-      </w:r>
-      <w:proofErr w:type="gramEnd"/>
-      <w:r>
-        <w:t>','600111222','Málaga','2025-01-10'),</w:t>
-      </w:r>
-    </w:p>
-    <w:p>
-      <w:r>
-        <w:t>('Luis Pérez</w:t>
-      </w:r>
-      <w:proofErr w:type="gramStart"/>
-      <w:r>
-        <w:t>','luis@correo.com</w:t>
-      </w:r>
-      <w:proofErr w:type="gramEnd"/>
-      <w:r>
-        <w:t>','600222333','Sevilla','2025-02-05'),</w:t>
-      </w:r>
-    </w:p>
-    <w:p>
-      <w:r>
-        <w:t>('María Díaz</w:t>
-      </w:r>
-      <w:proofErr w:type="gramStart"/>
-      <w:r>
-        <w:t>','maria@correo.com</w:t>
-      </w:r>
-      <w:proofErr w:type="gramEnd"/>
-      <w:r>
-        <w:t>','600333444','Málaga','2025-03-12'),</w:t>
-      </w:r>
-    </w:p>
-    <w:p>
-      <w:r>
-        <w:t>('Javier Soto</w:t>
-      </w:r>
-      <w:proofErr w:type="gramStart"/>
-      <w:r>
-        <w:t>',NULL</w:t>
-      </w:r>
-      <w:proofErr w:type="gramEnd"/>
-      <w:r>
-        <w:t>,'600444555','Granada','2025-03-20'),</w:t>
-      </w:r>
-    </w:p>
-    <w:p>
-      <w:r>
-        <w:t>('Carmen León</w:t>
-      </w:r>
-      <w:proofErr w:type="gramStart"/>
-      <w:r>
-        <w:t>','carmen@correo.com</w:t>
-      </w:r>
-      <w:proofErr w:type="gramEnd"/>
-      <w:r>
-        <w:t>','600555666','Cádiz','2025-04-02');</w:t>
+        <w:t>('Ana Ruiz','ana@correo.com','600111222','Málaga','2025-01-10'),</w:t>
+      </w:r>
+    </w:p>
+    <w:p>
+      <w:r>
+        <w:t>('Luis Pérez','luis@correo.com','600222333','Sevilla','2025-02-05'),</w:t>
+      </w:r>
+    </w:p>
+    <w:p>
+      <w:r>
+        <w:t>('María Díaz','maria@correo.com','600333444','Málaga','2025-03-12'),</w:t>
+      </w:r>
+    </w:p>
+    <w:p>
+      <w:r>
+        <w:t>('Javier Soto',NULL,'600444555','Granada','2025-03-20'),</w:t>
+      </w:r>
+    </w:p>
+    <w:p>
+      <w:r>
+        <w:t>('Carmen León','carmen@correo.com','600555666','Cádiz','2025-04-02');</w:t>
       </w:r>
     </w:p>
     <w:p/>
@@ -1017,21 +924,8 @@
         <w:t>INSERT INTO productos (</w:t>
       </w:r>
       <w:proofErr w:type="spellStart"/>
-      <w:proofErr w:type="gramStart"/>
-      <w:r>
-        <w:t>nombre,precio</w:t>
-      </w:r>
-      <w:proofErr w:type="gramEnd"/>
-      <w:r>
-        <w:t>,</w:t>
-      </w:r>
-      <w:proofErr w:type="gramStart"/>
-      <w:r>
-        <w:t>stock,id</w:t>
-      </w:r>
-      <w:proofErr w:type="gramEnd"/>
-      <w:r>
-        <w:t>_categoria</w:t>
+      <w:r>
+        <w:t>nombre,precio,stock,id_categoria</w:t>
       </w:r>
       <w:proofErr w:type="spellEnd"/>
       <w:r>
@@ -1106,21 +1000,8 @@
         <w:t>INSERT INTO ventas (</w:t>
       </w:r>
       <w:proofErr w:type="spellStart"/>
-      <w:proofErr w:type="gramStart"/>
-      <w:r>
-        <w:t>fecha,id</w:t>
-      </w:r>
-      <w:proofErr w:type="gramEnd"/>
-      <w:r>
-        <w:t>_</w:t>
-      </w:r>
-      <w:proofErr w:type="gramStart"/>
-      <w:r>
-        <w:t>cliente,metodo</w:t>
-      </w:r>
-      <w:proofErr w:type="gramEnd"/>
-      <w:r>
-        <w:t>_pago</w:t>
+      <w:r>
+        <w:t>fecha,id_cliente,metodo_pago</w:t>
       </w:r>
       <w:proofErr w:type="spellEnd"/>
       <w:r>
@@ -1248,7 +1129,7 @@
     <w:p>
       <w:r>
         <w:pict w14:anchorId="3F8DFEB0">
-          <v:rect id="_x0000_i1050" style="width:0;height:1.5pt" o:hralign="center" o:hrstd="t" o:hr="t" fillcolor="#a0a0a0" stroked="f"/>
+          <v:rect id="_x0000_i1026" style="width:0;height:1.5pt" o:hralign="center" o:hrstd="t" o:hr="t" fillcolor="#a0a0a0" stroked="f"/>
         </w:pict>
       </w:r>
     </w:p>
@@ -1657,7 +1538,7 @@
     <w:p>
       <w:r>
         <w:pict w14:anchorId="457086BF">
-          <v:rect id="_x0000_i1051" style="width:0;height:1.5pt" o:hralign="center" o:hrstd="t" o:hr="t" fillcolor="#a0a0a0" stroked="f"/>
+          <v:rect id="_x0000_i1027" style="width:0;height:1.5pt" o:hralign="center" o:hrstd="t" o:hr="t" fillcolor="#a0a0a0" stroked="f"/>
         </w:pict>
       </w:r>
     </w:p>
@@ -1845,33 +1726,24 @@
         <w:t xml:space="preserve">, </w:t>
       </w:r>
       <w:proofErr w:type="spellStart"/>
-      <w:proofErr w:type="gramStart"/>
       <w:r>
         <w:t>v.fecha</w:t>
       </w:r>
       <w:proofErr w:type="spellEnd"/>
-      <w:proofErr w:type="gramEnd"/>
       <w:r>
         <w:t xml:space="preserve">, </w:t>
       </w:r>
       <w:proofErr w:type="spellStart"/>
-      <w:proofErr w:type="gramStart"/>
       <w:r>
         <w:t>c.nombre</w:t>
       </w:r>
       <w:proofErr w:type="spellEnd"/>
-      <w:proofErr w:type="gramEnd"/>
       <w:r>
         <w:t xml:space="preserve"> AS cliente, </w:t>
       </w:r>
       <w:proofErr w:type="spellStart"/>
-      <w:proofErr w:type="gramStart"/>
-      <w:r>
-        <w:t>v.metodo</w:t>
-      </w:r>
-      <w:proofErr w:type="gramEnd"/>
-      <w:r>
-        <w:t>_pago</w:t>
+      <w:r>
+        <w:t>v.metodo_pago</w:t>
       </w:r>
       <w:proofErr w:type="spellEnd"/>
     </w:p>
@@ -1926,33 +1798,24 @@
         <w:t xml:space="preserve">, </w:t>
       </w:r>
       <w:proofErr w:type="spellStart"/>
-      <w:proofErr w:type="gramStart"/>
       <w:r>
         <w:t>p.nombre</w:t>
       </w:r>
       <w:proofErr w:type="spellEnd"/>
-      <w:proofErr w:type="gramEnd"/>
       <w:r>
         <w:t xml:space="preserve"> AS producto, </w:t>
       </w:r>
       <w:proofErr w:type="spellStart"/>
-      <w:proofErr w:type="gramStart"/>
       <w:r>
         <w:t>dv.cantidad</w:t>
       </w:r>
       <w:proofErr w:type="spellEnd"/>
-      <w:proofErr w:type="gramEnd"/>
       <w:r>
         <w:t xml:space="preserve">, </w:t>
       </w:r>
       <w:proofErr w:type="spellStart"/>
-      <w:proofErr w:type="gramStart"/>
-      <w:r>
-        <w:t>dv.precio</w:t>
-      </w:r>
-      <w:proofErr w:type="gramEnd"/>
-      <w:r>
-        <w:t>_unitario</w:t>
+      <w:r>
+        <w:t>dv.precio_unitario</w:t>
       </w:r>
       <w:proofErr w:type="spellEnd"/>
     </w:p>
@@ -2015,12 +1878,10 @@
         <w:t xml:space="preserve">, </w:t>
       </w:r>
       <w:proofErr w:type="spellStart"/>
-      <w:proofErr w:type="gramStart"/>
       <w:r>
         <w:t>p.nombre</w:t>
       </w:r>
       <w:proofErr w:type="spellEnd"/>
-      <w:proofErr w:type="gramEnd"/>
       <w:r>
         <w:t xml:space="preserve"> AS producto,</w:t>
       </w:r>
@@ -2038,13 +1899,8 @@
         <w:t xml:space="preserve">, </w:t>
       </w:r>
       <w:proofErr w:type="spellStart"/>
-      <w:proofErr w:type="gramStart"/>
-      <w:r>
-        <w:t>dv.precio</w:t>
-      </w:r>
-      <w:proofErr w:type="gramEnd"/>
-      <w:r>
-        <w:t>_unitario</w:t>
+      <w:r>
+        <w:t>dv.precio_unitario</w:t>
       </w:r>
       <w:proofErr w:type="spellEnd"/>
       <w:r>
@@ -2064,13 +1920,8 @@
         <w:t xml:space="preserve"> * </w:t>
       </w:r>
       <w:proofErr w:type="spellStart"/>
-      <w:proofErr w:type="gramStart"/>
-      <w:r>
-        <w:t>dv.precio</w:t>
-      </w:r>
-      <w:proofErr w:type="gramEnd"/>
-      <w:r>
-        <w:t>_unitario</w:t>
+      <w:r>
+        <w:t>dv.precio_unitario</w:t>
       </w:r>
       <w:proofErr w:type="spellEnd"/>
       <w:r>
@@ -2142,29 +1993,19 @@
     </w:p>
     <w:p>
       <w:r>
-        <w:t xml:space="preserve">       </w:t>
-      </w:r>
-      <w:proofErr w:type="gramStart"/>
-      <w:r>
-        <w:t>SUM(</w:t>
+        <w:t xml:space="preserve">       SUM(</w:t>
       </w:r>
       <w:proofErr w:type="spellStart"/>
       <w:r>
         <w:t>dv.cantidad</w:t>
       </w:r>
       <w:proofErr w:type="spellEnd"/>
-      <w:proofErr w:type="gramEnd"/>
       <w:r>
         <w:t xml:space="preserve"> * </w:t>
       </w:r>
       <w:proofErr w:type="spellStart"/>
-      <w:proofErr w:type="gramStart"/>
-      <w:r>
-        <w:t>dv.precio</w:t>
-      </w:r>
-      <w:proofErr w:type="gramEnd"/>
-      <w:r>
-        <w:t>_unitario</w:t>
+      <w:r>
+        <w:t>dv.precio_unitario</w:t>
       </w:r>
       <w:proofErr w:type="spellEnd"/>
       <w:r>
@@ -2227,41 +2068,29 @@
         <w:t xml:space="preserve">, </w:t>
       </w:r>
       <w:proofErr w:type="spellStart"/>
-      <w:proofErr w:type="gramStart"/>
       <w:r>
         <w:t>c.nombre</w:t>
       </w:r>
       <w:proofErr w:type="spellEnd"/>
-      <w:proofErr w:type="gramEnd"/>
       <w:r>
         <w:t>,</w:t>
       </w:r>
     </w:p>
     <w:p>
       <w:r>
-        <w:t xml:space="preserve">       </w:t>
-      </w:r>
-      <w:proofErr w:type="gramStart"/>
-      <w:r>
-        <w:t>SUM(</w:t>
+        <w:t xml:space="preserve">       SUM(</w:t>
       </w:r>
       <w:proofErr w:type="spellStart"/>
       <w:r>
         <w:t>dv.cantidad</w:t>
       </w:r>
       <w:proofErr w:type="spellEnd"/>
-      <w:proofErr w:type="gramEnd"/>
       <w:r>
         <w:t xml:space="preserve"> * </w:t>
       </w:r>
       <w:proofErr w:type="spellStart"/>
-      <w:proofErr w:type="gramStart"/>
-      <w:r>
-        <w:t>dv.precio</w:t>
-      </w:r>
-      <w:proofErr w:type="gramEnd"/>
-      <w:r>
-        <w:t>_unitario</w:t>
+      <w:r>
+        <w:t>dv.precio_unitario</w:t>
       </w:r>
       <w:proofErr w:type="spellEnd"/>
       <w:r>
@@ -2371,41 +2200,29 @@
         <w:t xml:space="preserve">, </w:t>
       </w:r>
       <w:proofErr w:type="spellStart"/>
-      <w:proofErr w:type="gramStart"/>
       <w:r>
         <w:t>c.nombre</w:t>
       </w:r>
       <w:proofErr w:type="spellEnd"/>
-      <w:proofErr w:type="gramEnd"/>
       <w:r>
         <w:t>,</w:t>
       </w:r>
     </w:p>
     <w:p>
       <w:r>
-        <w:t xml:space="preserve">       </w:t>
-      </w:r>
-      <w:proofErr w:type="gramStart"/>
-      <w:r>
-        <w:t>SUM(</w:t>
+        <w:t xml:space="preserve">       SUM(</w:t>
       </w:r>
       <w:proofErr w:type="spellStart"/>
       <w:r>
         <w:t>dv.cantidad</w:t>
       </w:r>
       <w:proofErr w:type="spellEnd"/>
-      <w:proofErr w:type="gramEnd"/>
       <w:r>
         <w:t xml:space="preserve"> * </w:t>
       </w:r>
       <w:proofErr w:type="spellStart"/>
-      <w:proofErr w:type="gramStart"/>
-      <w:r>
-        <w:t>dv.precio</w:t>
-      </w:r>
-      <w:proofErr w:type="gramEnd"/>
-      <w:r>
-        <w:t>_unitario</w:t>
+      <w:r>
+        <w:t>dv.precio_unitario</w:t>
       </w:r>
       <w:proofErr w:type="spellEnd"/>
       <w:r>
@@ -2542,30 +2359,23 @@
         <w:t xml:space="preserve">, </w:t>
       </w:r>
       <w:proofErr w:type="spellStart"/>
-      <w:proofErr w:type="gramStart"/>
       <w:r>
         <w:t>p.nombre</w:t>
       </w:r>
       <w:proofErr w:type="spellEnd"/>
-      <w:proofErr w:type="gramEnd"/>
       <w:r>
         <w:t>,</w:t>
       </w:r>
     </w:p>
     <w:p>
       <w:r>
-        <w:t xml:space="preserve">       </w:t>
-      </w:r>
-      <w:proofErr w:type="gramStart"/>
-      <w:r>
-        <w:t>SUM(</w:t>
+        <w:t xml:space="preserve">       SUM(</w:t>
       </w:r>
       <w:proofErr w:type="spellStart"/>
       <w:r>
         <w:t>dv.cantidad</w:t>
       </w:r>
       <w:proofErr w:type="spellEnd"/>
-      <w:proofErr w:type="gramEnd"/>
       <w:r>
         <w:t xml:space="preserve">) AS </w:t>
       </w:r>
@@ -2627,12 +2437,10 @@
         <w:t xml:space="preserve">, </w:t>
       </w:r>
       <w:proofErr w:type="spellStart"/>
-      <w:proofErr w:type="gramStart"/>
       <w:r>
         <w:t>p.nombre</w:t>
       </w:r>
       <w:proofErr w:type="spellEnd"/>
-      <w:proofErr w:type="gramEnd"/>
     </w:p>
     <w:p>
       <w:r>
@@ -2663,41 +2471,29 @@
         <w:t xml:space="preserve">SELECT </w:t>
       </w:r>
       <w:proofErr w:type="spellStart"/>
-      <w:proofErr w:type="gramStart"/>
       <w:r>
         <w:t>v.fecha</w:t>
       </w:r>
       <w:proofErr w:type="spellEnd"/>
-      <w:proofErr w:type="gramEnd"/>
       <w:r>
         <w:t>,</w:t>
       </w:r>
     </w:p>
     <w:p>
       <w:r>
-        <w:t xml:space="preserve">       </w:t>
-      </w:r>
-      <w:proofErr w:type="gramStart"/>
-      <w:r>
-        <w:t>SUM(</w:t>
+        <w:t xml:space="preserve">       SUM(</w:t>
       </w:r>
       <w:proofErr w:type="spellStart"/>
       <w:r>
         <w:t>dv.cantidad</w:t>
       </w:r>
       <w:proofErr w:type="spellEnd"/>
-      <w:proofErr w:type="gramEnd"/>
       <w:r>
         <w:t xml:space="preserve"> * </w:t>
       </w:r>
       <w:proofErr w:type="spellStart"/>
-      <w:proofErr w:type="gramStart"/>
-      <w:r>
-        <w:t>dv.precio</w:t>
-      </w:r>
-      <w:proofErr w:type="gramEnd"/>
-      <w:r>
-        <w:t>_unitario</w:t>
+      <w:r>
+        <w:t>dv.precio_unitario</w:t>
       </w:r>
       <w:proofErr w:type="spellEnd"/>
       <w:r>
@@ -2777,7 +2573,7 @@
     <w:p>
       <w:r>
         <w:pict w14:anchorId="08EE1AF1">
-          <v:rect id="_x0000_i1052" style="width:0;height:1.5pt" o:hralign="center" o:hrstd="t" o:hr="t" fillcolor="#a0a0a0" stroked="f"/>
+          <v:rect id="_x0000_i1028" style="width:0;height:1.5pt" o:hralign="center" o:hrstd="t" o:hr="t" fillcolor="#a0a0a0" stroked="f"/>
         </w:pict>
       </w:r>
     </w:p>
@@ -3234,13 +3030,8 @@
         <w:t xml:space="preserve">, </w:t>
       </w:r>
       <w:proofErr w:type="spellStart"/>
-      <w:proofErr w:type="gramStart"/>
-      <w:r>
-        <w:t>t.total</w:t>
-      </w:r>
-      <w:proofErr w:type="gramEnd"/>
-      <w:r>
-        <w:t>_venta</w:t>
+      <w:r>
+        <w:t>t.total_venta</w:t>
       </w:r>
       <w:proofErr w:type="spellEnd"/>
     </w:p>
@@ -3259,15 +3050,1675 @@
       </w:r>
       <w:proofErr w:type="spellEnd"/>
       <w:r>
+        <w:t xml:space="preserve">, SUM(cantidad * </w:t>
+      </w:r>
+      <w:proofErr w:type="spellStart"/>
+      <w:r>
+        <w:t>precio_unitario</w:t>
+      </w:r>
+      <w:proofErr w:type="spellEnd"/>
+      <w:r>
+        <w:t xml:space="preserve">) AS </w:t>
+      </w:r>
+      <w:proofErr w:type="spellStart"/>
+      <w:r>
+        <w:t>total_venta</w:t>
+      </w:r>
+      <w:proofErr w:type="spellEnd"/>
+    </w:p>
+    <w:p>
+      <w:pPr>
+        <w:rPr>
+          <w:lang w:val="en-GB"/>
+        </w:rPr>
+      </w:pPr>
+      <w:r>
+        <w:t xml:space="preserve">  </w:t>
+      </w:r>
+      <w:r>
+        <w:rPr>
+          <w:lang w:val="en-GB"/>
+        </w:rPr>
+        <w:t>FROM detalle_venta</w:t>
+      </w:r>
+    </w:p>
+    <w:p>
+      <w:pPr>
+        <w:rPr>
+          <w:lang w:val="en-GB"/>
+        </w:rPr>
+      </w:pPr>
+      <w:r>
+        <w:rPr>
+          <w:lang w:val="en-GB"/>
+        </w:rPr>
+        <w:t xml:space="preserve">  GROUP BY id_venta</w:t>
+      </w:r>
+    </w:p>
+    <w:p>
+      <w:r>
+        <w:t>) t</w:t>
+      </w:r>
+    </w:p>
+    <w:p>
+      <w:r>
+        <w:t xml:space="preserve">WHERE </w:t>
+      </w:r>
+      <w:proofErr w:type="spellStart"/>
+      <w:r>
+        <w:t>t.total_venta</w:t>
+      </w:r>
+      <w:proofErr w:type="spellEnd"/>
+      <w:r>
+        <w:t xml:space="preserve"> &gt; (</w:t>
+      </w:r>
+    </w:p>
+    <w:p>
+      <w:r>
+        <w:t xml:space="preserve">  SELECT AVG(</w:t>
+      </w:r>
+      <w:proofErr w:type="spellStart"/>
+      <w:r>
+        <w:t>x.total_venta</w:t>
+      </w:r>
+      <w:proofErr w:type="spellEnd"/>
+      <w:r>
+        <w:t>)</w:t>
+      </w:r>
+    </w:p>
+    <w:p>
+      <w:r>
+        <w:t xml:space="preserve">  FROM (</w:t>
+      </w:r>
+    </w:p>
+    <w:p>
+      <w:r>
+        <w:t xml:space="preserve">    SELECT </w:t>
+      </w:r>
+      <w:proofErr w:type="spellStart"/>
+      <w:r>
+        <w:t>id_venta</w:t>
+      </w:r>
+      <w:proofErr w:type="spellEnd"/>
+      <w:r>
+        <w:t xml:space="preserve">, SUM(cantidad * </w:t>
+      </w:r>
+      <w:proofErr w:type="spellStart"/>
+      <w:r>
+        <w:t>precio_unitario</w:t>
+      </w:r>
+      <w:proofErr w:type="spellEnd"/>
+      <w:r>
+        <w:t xml:space="preserve">) AS </w:t>
+      </w:r>
+      <w:proofErr w:type="spellStart"/>
+      <w:r>
+        <w:t>total_venta</w:t>
+      </w:r>
+      <w:proofErr w:type="spellEnd"/>
+    </w:p>
+    <w:p>
+      <w:pPr>
+        <w:rPr>
+          <w:lang w:val="en-GB"/>
+        </w:rPr>
+      </w:pPr>
+      <w:r>
+        <w:t xml:space="preserve">    </w:t>
+      </w:r>
+      <w:r>
+        <w:rPr>
+          <w:lang w:val="en-GB"/>
+        </w:rPr>
+        <w:t>FROM detalle_venta</w:t>
+      </w:r>
+    </w:p>
+    <w:p>
+      <w:pPr>
+        <w:rPr>
+          <w:lang w:val="en-GB"/>
+        </w:rPr>
+      </w:pPr>
+      <w:r>
+        <w:rPr>
+          <w:lang w:val="en-GB"/>
+        </w:rPr>
+        <w:t xml:space="preserve">    GROUP BY id_venta</w:t>
+      </w:r>
+    </w:p>
+    <w:p>
+      <w:r>
+        <w:rPr>
+          <w:lang w:val="en-GB"/>
+        </w:rPr>
+        <w:t xml:space="preserve">  </w:t>
+      </w:r>
+      <w:r>
+        <w:t>) x</w:t>
+      </w:r>
+    </w:p>
+    <w:p>
+      <w:r>
+        <w:t>);</w:t>
+      </w:r>
+    </w:p>
+    <w:p/>
+    <w:p>
+      <w:r>
+        <w:t>-- 23 (cliente que más ha gastado)</w:t>
+      </w:r>
+    </w:p>
+    <w:p>
+      <w:r>
+        <w:t xml:space="preserve">SELECT </w:t>
+      </w:r>
+      <w:proofErr w:type="spellStart"/>
+      <w:r>
+        <w:t>c.id_cliente</w:t>
+      </w:r>
+      <w:proofErr w:type="spellEnd"/>
+      <w:r>
         <w:t xml:space="preserve">, </w:t>
       </w:r>
-      <w:proofErr w:type="gramStart"/>
-      <w:r>
-        <w:t>SUM(</w:t>
-      </w:r>
-      <w:proofErr w:type="gramEnd"/>
-      <w:r>
-        <w:t xml:space="preserve">cantidad * </w:t>
+      <w:proofErr w:type="spellStart"/>
+      <w:r>
+        <w:t>c.nombre</w:t>
+      </w:r>
+      <w:proofErr w:type="spellEnd"/>
+      <w:r>
+        <w:t xml:space="preserve">, </w:t>
+      </w:r>
+      <w:proofErr w:type="spellStart"/>
+      <w:r>
+        <w:t>tot.gasto_total</w:t>
+      </w:r>
+      <w:proofErr w:type="spellEnd"/>
+    </w:p>
+    <w:p>
+      <w:r>
+        <w:t>FROM clientes c</w:t>
+      </w:r>
+    </w:p>
+    <w:p>
+      <w:r>
+        <w:t>JOIN (</w:t>
+      </w:r>
+    </w:p>
+    <w:p>
+      <w:r>
+        <w:t xml:space="preserve">  SELECT </w:t>
+      </w:r>
+      <w:proofErr w:type="spellStart"/>
+      <w:r>
+        <w:t>v.id_cliente</w:t>
+      </w:r>
+      <w:proofErr w:type="spellEnd"/>
+      <w:r>
+        <w:t>, SUM(</w:t>
+      </w:r>
+      <w:proofErr w:type="spellStart"/>
+      <w:r>
+        <w:t>dv.cantidad</w:t>
+      </w:r>
+      <w:proofErr w:type="spellEnd"/>
+      <w:r>
+        <w:t xml:space="preserve"> * </w:t>
+      </w:r>
+      <w:proofErr w:type="spellStart"/>
+      <w:r>
+        <w:t>dv.precio_unitario</w:t>
+      </w:r>
+      <w:proofErr w:type="spellEnd"/>
+      <w:r>
+        <w:t xml:space="preserve">) AS </w:t>
+      </w:r>
+      <w:proofErr w:type="spellStart"/>
+      <w:r>
+        <w:t>gasto_total</w:t>
+      </w:r>
+      <w:proofErr w:type="spellEnd"/>
+    </w:p>
+    <w:p>
+      <w:r>
+        <w:t xml:space="preserve">  FROM ventas v</w:t>
+      </w:r>
+    </w:p>
+    <w:p>
+      <w:r>
+        <w:t xml:space="preserve">  JOIN </w:t>
+      </w:r>
+      <w:proofErr w:type="spellStart"/>
+      <w:r>
+        <w:t>detalle_venta</w:t>
+      </w:r>
+      <w:proofErr w:type="spellEnd"/>
+      <w:r>
+        <w:t xml:space="preserve"> </w:t>
+      </w:r>
+      <w:proofErr w:type="spellStart"/>
+      <w:r>
+        <w:t>dv</w:t>
+      </w:r>
+      <w:proofErr w:type="spellEnd"/>
+      <w:r>
+        <w:t xml:space="preserve"> ON </w:t>
+      </w:r>
+      <w:proofErr w:type="spellStart"/>
+      <w:r>
+        <w:t>v.id_venta</w:t>
+      </w:r>
+      <w:proofErr w:type="spellEnd"/>
+      <w:r>
+        <w:t xml:space="preserve"> = </w:t>
+      </w:r>
+      <w:proofErr w:type="spellStart"/>
+      <w:r>
+        <w:t>dv.id_venta</w:t>
+      </w:r>
+      <w:proofErr w:type="spellEnd"/>
+    </w:p>
+    <w:p>
+      <w:pPr>
+        <w:rPr>
+          <w:lang w:val="en-GB"/>
+        </w:rPr>
+      </w:pPr>
+      <w:r>
+        <w:t xml:space="preserve">  </w:t>
+      </w:r>
+      <w:r>
+        <w:rPr>
+          <w:lang w:val="en-GB"/>
+        </w:rPr>
+        <w:t>GROUP BY v.id_cliente</w:t>
+      </w:r>
+    </w:p>
+    <w:p>
+      <w:pPr>
+        <w:rPr>
+          <w:lang w:val="en-GB"/>
+        </w:rPr>
+      </w:pPr>
+      <w:r>
+        <w:rPr>
+          <w:lang w:val="en-GB"/>
+        </w:rPr>
+        <w:t>) tot ON c.id_cliente = tot.id_cliente</w:t>
+      </w:r>
+    </w:p>
+    <w:p>
+      <w:pPr>
+        <w:rPr>
+          <w:lang w:val="en-GB"/>
+        </w:rPr>
+      </w:pPr>
+      <w:r>
+        <w:rPr>
+          <w:lang w:val="en-GB"/>
+        </w:rPr>
+        <w:t>ORDER BY tot.gasto_total DESC</w:t>
+      </w:r>
+    </w:p>
+    <w:p>
+      <w:r>
+        <w:t>LIMIT 1;</w:t>
+      </w:r>
+    </w:p>
+    <w:p/>
+    <w:p>
+      <w:r>
+        <w:t>-- 24 (productos vendidos en la misma venta que iPhone 13)</w:t>
+      </w:r>
+    </w:p>
+    <w:p>
+      <w:r>
+        <w:t>SELECT DISTINCT p2.nombre</w:t>
+      </w:r>
+    </w:p>
+    <w:p>
+      <w:r>
+        <w:t xml:space="preserve">FROM </w:t>
+      </w:r>
+      <w:proofErr w:type="spellStart"/>
+      <w:r>
+        <w:t>detalle_venta</w:t>
+      </w:r>
+      <w:proofErr w:type="spellEnd"/>
+      <w:r>
+        <w:t xml:space="preserve"> dv2</w:t>
+      </w:r>
+    </w:p>
+    <w:p>
+      <w:r>
+        <w:t>JOIN productos p2 ON dv2.id_producto = p2.id_producto</w:t>
+      </w:r>
+    </w:p>
+    <w:p>
+      <w:r>
+        <w:t>WHERE dv2.id_venta IN (</w:t>
+      </w:r>
+    </w:p>
+    <w:p>
+      <w:r>
+        <w:t xml:space="preserve">  SELECT </w:t>
+      </w:r>
+      <w:proofErr w:type="spellStart"/>
+      <w:r>
+        <w:t>dv.id_venta</w:t>
+      </w:r>
+      <w:proofErr w:type="spellEnd"/>
+    </w:p>
+    <w:p>
+      <w:r>
+        <w:t xml:space="preserve">  FROM </w:t>
+      </w:r>
+      <w:proofErr w:type="spellStart"/>
+      <w:r>
+        <w:t>detalle_venta</w:t>
+      </w:r>
+      <w:proofErr w:type="spellEnd"/>
+      <w:r>
+        <w:t xml:space="preserve"> </w:t>
+      </w:r>
+      <w:proofErr w:type="spellStart"/>
+      <w:r>
+        <w:t>dv</w:t>
+      </w:r>
+      <w:proofErr w:type="spellEnd"/>
+    </w:p>
+    <w:p>
+      <w:pPr>
+        <w:rPr>
+          <w:lang w:val="en-GB"/>
+        </w:rPr>
+      </w:pPr>
+      <w:r>
+        <w:t xml:space="preserve">  </w:t>
+      </w:r>
+      <w:r>
+        <w:rPr>
+          <w:lang w:val="en-GB"/>
+        </w:rPr>
+        <w:t>JOIN productos p ON dv.id_producto = p.id_producto</w:t>
+      </w:r>
+    </w:p>
+    <w:p>
+      <w:pPr>
+        <w:rPr>
+          <w:lang w:val="en-GB"/>
+        </w:rPr>
+      </w:pPr>
+      <w:r>
+        <w:rPr>
+          <w:lang w:val="en-GB"/>
+        </w:rPr>
+        <w:t xml:space="preserve">  WHERE p.nombre = 'iPhone 13'</w:t>
+      </w:r>
+    </w:p>
+    <w:p>
+      <w:r>
+        <w:t>);</w:t>
+      </w:r>
+    </w:p>
+    <w:p/>
+    <w:p>
+      <w:r>
+        <w:t>Solución</w:t>
+      </w:r>
+    </w:p>
+    <w:p/>
+    <w:p>
+      <w:pPr>
+        <w:rPr>
+          <w:b/>
+          <w:bCs/>
+        </w:rPr>
+      </w:pPr>
+      <w:r>
+        <w:rPr>
+          <w:b/>
+          <w:bCs/>
+        </w:rPr>
+        <w:t>Nivel 1 — Consultas Sencillas</w:t>
+      </w:r>
+    </w:p>
+    <w:p>
+      <w:r>
+        <w:t>SQL</w:t>
+      </w:r>
+    </w:p>
+    <w:p>
+      <w:r>
+        <w:t>-- 1. Lista todos los clientes</w:t>
+      </w:r>
+    </w:p>
+    <w:p>
+      <w:r>
+        <w:t>SELECT * FROM clientes;</w:t>
+      </w:r>
+    </w:p>
+    <w:p/>
+    <w:p>
+      <w:r>
+        <w:t>-- 2. Clientes de Málaga</w:t>
+      </w:r>
+    </w:p>
+    <w:p>
+      <w:r>
+        <w:t>SELECT nombre, ciudad FROM clientes WHERE ciudad = 'Málaga';</w:t>
+      </w:r>
+    </w:p>
+    <w:p/>
+    <w:p>
+      <w:r>
+        <w:t>-- 3. Productos con precio &gt; 300 (mayor a menor)</w:t>
+      </w:r>
+    </w:p>
+    <w:p>
+      <w:r>
+        <w:t>SELECT * FROM productos WHERE precio &gt; 300 ORDER BY precio DESC;</w:t>
+      </w:r>
+    </w:p>
+    <w:p/>
+    <w:p>
+      <w:r>
+        <w:t>-- 4. Los 3 productos más baratos</w:t>
+      </w:r>
+    </w:p>
+    <w:p>
+      <w:r>
+        <w:t>SELECT * FROM productos ORDER BY precio ASC LIMIT 3;</w:t>
+      </w:r>
+    </w:p>
+    <w:p/>
+    <w:p>
+      <w:r>
+        <w:lastRenderedPageBreak/>
+        <w:t>-- 5. Cantidad de productos por categoría</w:t>
+      </w:r>
+    </w:p>
+    <w:p>
+      <w:r>
+        <w:t xml:space="preserve">SELECT </w:t>
+      </w:r>
+      <w:proofErr w:type="spellStart"/>
+      <w:r>
+        <w:t>c.nombre</w:t>
+      </w:r>
+      <w:proofErr w:type="spellEnd"/>
+      <w:r>
+        <w:t xml:space="preserve">, COUNT(*) AS </w:t>
+      </w:r>
+      <w:proofErr w:type="spellStart"/>
+      <w:r>
+        <w:t>num_productos</w:t>
+      </w:r>
+      <w:proofErr w:type="spellEnd"/>
+    </w:p>
+    <w:p>
+      <w:r>
+        <w:t xml:space="preserve">FROM </w:t>
+      </w:r>
+      <w:proofErr w:type="spellStart"/>
+      <w:r>
+        <w:t>categorias</w:t>
+      </w:r>
+      <w:proofErr w:type="spellEnd"/>
+      <w:r>
+        <w:t xml:space="preserve"> c</w:t>
+      </w:r>
+    </w:p>
+    <w:p>
+      <w:r>
+        <w:t xml:space="preserve">JOIN productos p ON </w:t>
+      </w:r>
+      <w:proofErr w:type="spellStart"/>
+      <w:r>
+        <w:t>c.id_categoria</w:t>
+      </w:r>
+      <w:proofErr w:type="spellEnd"/>
+      <w:r>
+        <w:t xml:space="preserve"> = </w:t>
+      </w:r>
+      <w:proofErr w:type="spellStart"/>
+      <w:r>
+        <w:t>p.id_categoria</w:t>
+      </w:r>
+      <w:proofErr w:type="spellEnd"/>
+    </w:p>
+    <w:p>
+      <w:r>
+        <w:t xml:space="preserve">GROUP BY </w:t>
+      </w:r>
+      <w:proofErr w:type="spellStart"/>
+      <w:r>
+        <w:t>c.nombre</w:t>
+      </w:r>
+      <w:proofErr w:type="spellEnd"/>
+      <w:r>
+        <w:t>;</w:t>
+      </w:r>
+    </w:p>
+    <w:p/>
+    <w:p>
+      <w:r>
+        <w:t>-- 6. Stock total de todos los productos</w:t>
+      </w:r>
+    </w:p>
+    <w:p>
+      <w:r>
+        <w:t xml:space="preserve">SELECT SUM(stock) AS </w:t>
+      </w:r>
+      <w:proofErr w:type="spellStart"/>
+      <w:r>
+        <w:t>stock_total</w:t>
+      </w:r>
+      <w:proofErr w:type="spellEnd"/>
+      <w:r>
+        <w:t xml:space="preserve"> FROM productos;</w:t>
+      </w:r>
+    </w:p>
+    <w:p/>
+    <w:p>
+      <w:r>
+        <w:t>-- 7. Productos que contengan “USB”</w:t>
+      </w:r>
+    </w:p>
+    <w:p>
+      <w:r>
+        <w:t>SELECT * FROM productos WHERE nombre LIKE '%USB%';</w:t>
+      </w:r>
+    </w:p>
+    <w:p/>
+    <w:p>
+      <w:r>
+        <w:t>-- 8. Clientes con email NULL</w:t>
+      </w:r>
+    </w:p>
+    <w:p>
+      <w:r>
+        <w:t>SELECT * FROM clientes WHERE email IS NULL;</w:t>
+      </w:r>
+    </w:p>
+    <w:p>
+      <w:r>
+        <w:pict w14:anchorId="77A892DB">
+          <v:rect id="_x0000_i1041" style="width:0;height:1.5pt" o:hralign="center" o:hrstd="t" o:hr="t" fillcolor="#a0a0a0" stroked="f"/>
+        </w:pict>
+      </w:r>
+    </w:p>
+    <w:p>
+      <w:pPr>
+        <w:rPr>
+          <w:b/>
+          <w:bCs/>
+        </w:rPr>
+      </w:pPr>
+      <w:r>
+        <w:rPr>
+          <w:rFonts w:ascii="Segoe UI Emoji" w:hAnsi="Segoe UI Emoji" w:cs="Segoe UI Emoji"/>
+          <w:b/>
+          <w:bCs/>
+        </w:rPr>
+        <w:t>🟡</w:t>
+      </w:r>
+      <w:r>
+        <w:rPr>
+          <w:b/>
+          <w:bCs/>
+        </w:rPr>
+        <w:t xml:space="preserve"> Nivel 2 — INNER JOIN (Consultas Reales)</w:t>
+      </w:r>
+    </w:p>
+    <w:p>
+      <w:r>
+        <w:t>SQL</w:t>
+      </w:r>
+    </w:p>
+    <w:p>
+      <w:r>
+        <w:t>-- 9. Ventas con id, fecha, cliente y método de pago</w:t>
+      </w:r>
+    </w:p>
+    <w:p>
+      <w:r>
+        <w:t xml:space="preserve">SELECT </w:t>
+      </w:r>
+      <w:proofErr w:type="spellStart"/>
+      <w:r>
+        <w:t>v.id_venta</w:t>
+      </w:r>
+      <w:proofErr w:type="spellEnd"/>
+      <w:r>
+        <w:t xml:space="preserve">, </w:t>
+      </w:r>
+      <w:proofErr w:type="spellStart"/>
+      <w:r>
+        <w:t>v.fecha</w:t>
+      </w:r>
+      <w:proofErr w:type="spellEnd"/>
+      <w:r>
+        <w:t xml:space="preserve">, </w:t>
+      </w:r>
+      <w:proofErr w:type="spellStart"/>
+      <w:r>
+        <w:t>c.nombre</w:t>
+      </w:r>
+      <w:proofErr w:type="spellEnd"/>
+      <w:r>
+        <w:t xml:space="preserve"> AS cliente, </w:t>
+      </w:r>
+      <w:proofErr w:type="spellStart"/>
+      <w:r>
+        <w:t>v.metodo_pago</w:t>
+      </w:r>
+      <w:proofErr w:type="spellEnd"/>
+    </w:p>
+    <w:p>
+      <w:r>
+        <w:t>FROM ventas v</w:t>
+      </w:r>
+    </w:p>
+    <w:p>
+      <w:r>
+        <w:t xml:space="preserve">JOIN clientes c ON </w:t>
+      </w:r>
+      <w:proofErr w:type="spellStart"/>
+      <w:r>
+        <w:t>v.id_cliente</w:t>
+      </w:r>
+      <w:proofErr w:type="spellEnd"/>
+      <w:r>
+        <w:t xml:space="preserve"> = </w:t>
+      </w:r>
+      <w:proofErr w:type="spellStart"/>
+      <w:r>
+        <w:t>c.id_cliente</w:t>
+      </w:r>
+      <w:proofErr w:type="spellEnd"/>
+      <w:r>
+        <w:t>;</w:t>
+      </w:r>
+    </w:p>
+    <w:p/>
+    <w:p>
+      <w:r>
+        <w:t>-- 10. Detalle de venta: id, producto, cantidad y precio</w:t>
+      </w:r>
+    </w:p>
+    <w:p>
+      <w:r>
+        <w:t xml:space="preserve">SELECT </w:t>
+      </w:r>
+      <w:proofErr w:type="spellStart"/>
+      <w:r>
+        <w:t>dv.id_venta</w:t>
+      </w:r>
+      <w:proofErr w:type="spellEnd"/>
+      <w:r>
+        <w:t xml:space="preserve">, </w:t>
+      </w:r>
+      <w:proofErr w:type="spellStart"/>
+      <w:r>
+        <w:t>p.nombre</w:t>
+      </w:r>
+      <w:proofErr w:type="spellEnd"/>
+      <w:r>
+        <w:t xml:space="preserve"> AS producto, </w:t>
+      </w:r>
+      <w:proofErr w:type="spellStart"/>
+      <w:r>
+        <w:t>dv.cantidad</w:t>
+      </w:r>
+      <w:proofErr w:type="spellEnd"/>
+      <w:r>
+        <w:t xml:space="preserve">, </w:t>
+      </w:r>
+      <w:proofErr w:type="spellStart"/>
+      <w:r>
+        <w:t>dv.precio_unitario</w:t>
+      </w:r>
+      <w:proofErr w:type="spellEnd"/>
+    </w:p>
+    <w:p>
+      <w:r>
+        <w:t xml:space="preserve">FROM </w:t>
+      </w:r>
+      <w:proofErr w:type="spellStart"/>
+      <w:r>
+        <w:t>detalle_venta</w:t>
+      </w:r>
+      <w:proofErr w:type="spellEnd"/>
+      <w:r>
+        <w:t xml:space="preserve"> </w:t>
+      </w:r>
+      <w:proofErr w:type="spellStart"/>
+      <w:r>
+        <w:t>dv</w:t>
+      </w:r>
+      <w:proofErr w:type="spellEnd"/>
+    </w:p>
+    <w:p>
+      <w:r>
+        <w:t xml:space="preserve">JOIN productos p ON </w:t>
+      </w:r>
+      <w:proofErr w:type="spellStart"/>
+      <w:r>
+        <w:t>dv.id_producto</w:t>
+      </w:r>
+      <w:proofErr w:type="spellEnd"/>
+      <w:r>
+        <w:t xml:space="preserve"> = </w:t>
+      </w:r>
+      <w:proofErr w:type="spellStart"/>
+      <w:r>
+        <w:t>p.id_producto</w:t>
+      </w:r>
+      <w:proofErr w:type="spellEnd"/>
+      <w:r>
+        <w:t>;</w:t>
+      </w:r>
+    </w:p>
+    <w:p/>
+    <w:p>
+      <w:r>
+        <w:t>-- 11. Importe por línea (subtotal)</w:t>
+      </w:r>
+    </w:p>
+    <w:p>
+      <w:r>
+        <w:lastRenderedPageBreak/>
+        <w:t xml:space="preserve">SELECT </w:t>
+      </w:r>
+      <w:proofErr w:type="spellStart"/>
+      <w:r>
+        <w:t>dv.id_venta</w:t>
+      </w:r>
+      <w:proofErr w:type="spellEnd"/>
+      <w:r>
+        <w:t xml:space="preserve">, </w:t>
+      </w:r>
+      <w:proofErr w:type="spellStart"/>
+      <w:r>
+        <w:t>p.nombre</w:t>
+      </w:r>
+      <w:proofErr w:type="spellEnd"/>
+      <w:r>
+        <w:t xml:space="preserve"> AS producto, </w:t>
+      </w:r>
+      <w:proofErr w:type="spellStart"/>
+      <w:r>
+        <w:t>dv.cantidad</w:t>
+      </w:r>
+      <w:proofErr w:type="spellEnd"/>
+      <w:r>
+        <w:t xml:space="preserve">, </w:t>
+      </w:r>
+      <w:proofErr w:type="spellStart"/>
+      <w:r>
+        <w:t>dv.precio_unitario</w:t>
+      </w:r>
+      <w:proofErr w:type="spellEnd"/>
+      <w:r>
+        <w:t>,</w:t>
+      </w:r>
+    </w:p>
+    <w:p>
+      <w:r>
+        <w:t xml:space="preserve">       </w:t>
+      </w:r>
+      <w:proofErr w:type="spellStart"/>
+      <w:r>
+        <w:t>dv.cantidad</w:t>
+      </w:r>
+      <w:proofErr w:type="spellEnd"/>
+      <w:r>
+        <w:t xml:space="preserve"> * </w:t>
+      </w:r>
+      <w:proofErr w:type="spellStart"/>
+      <w:r>
+        <w:t>dv.precio_unitario</w:t>
+      </w:r>
+      <w:proofErr w:type="spellEnd"/>
+      <w:r>
+        <w:t xml:space="preserve"> AS </w:t>
+      </w:r>
+      <w:proofErr w:type="spellStart"/>
+      <w:r>
+        <w:t>importe_linea</w:t>
+      </w:r>
+      <w:proofErr w:type="spellEnd"/>
+    </w:p>
+    <w:p>
+      <w:r>
+        <w:t xml:space="preserve">FROM </w:t>
+      </w:r>
+      <w:proofErr w:type="spellStart"/>
+      <w:r>
+        <w:t>detalle_venta</w:t>
+      </w:r>
+      <w:proofErr w:type="spellEnd"/>
+      <w:r>
+        <w:t xml:space="preserve"> </w:t>
+      </w:r>
+      <w:proofErr w:type="spellStart"/>
+      <w:r>
+        <w:t>dv</w:t>
+      </w:r>
+      <w:proofErr w:type="spellEnd"/>
+    </w:p>
+    <w:p>
+      <w:r>
+        <w:t xml:space="preserve">JOIN productos p ON </w:t>
+      </w:r>
+      <w:proofErr w:type="spellStart"/>
+      <w:r>
+        <w:t>dv.id_producto</w:t>
+      </w:r>
+      <w:proofErr w:type="spellEnd"/>
+      <w:r>
+        <w:t xml:space="preserve"> = </w:t>
+      </w:r>
+      <w:proofErr w:type="spellStart"/>
+      <w:r>
+        <w:t>p.id_producto</w:t>
+      </w:r>
+      <w:proofErr w:type="spellEnd"/>
+      <w:r>
+        <w:t>;</w:t>
+      </w:r>
+    </w:p>
+    <w:p/>
+    <w:p>
+      <w:r>
+        <w:t>-- 12. Total de cada venta</w:t>
+      </w:r>
+    </w:p>
+    <w:p>
+      <w:r>
+        <w:t xml:space="preserve">SELECT </w:t>
+      </w:r>
+      <w:proofErr w:type="spellStart"/>
+      <w:r>
+        <w:t>dv.id_venta</w:t>
+      </w:r>
+      <w:proofErr w:type="spellEnd"/>
+      <w:r>
+        <w:t>, SUM(</w:t>
+      </w:r>
+      <w:proofErr w:type="spellStart"/>
+      <w:r>
+        <w:t>dv.cantidad</w:t>
+      </w:r>
+      <w:proofErr w:type="spellEnd"/>
+      <w:r>
+        <w:t xml:space="preserve"> * </w:t>
+      </w:r>
+      <w:proofErr w:type="spellStart"/>
+      <w:r>
+        <w:t>dv.precio_unitario</w:t>
+      </w:r>
+      <w:proofErr w:type="spellEnd"/>
+      <w:r>
+        <w:t xml:space="preserve">) AS </w:t>
+      </w:r>
+      <w:proofErr w:type="spellStart"/>
+      <w:r>
+        <w:t>total_venta</w:t>
+      </w:r>
+      <w:proofErr w:type="spellEnd"/>
+    </w:p>
+    <w:p>
+      <w:r>
+        <w:t xml:space="preserve">FROM </w:t>
+      </w:r>
+      <w:proofErr w:type="spellStart"/>
+      <w:r>
+        <w:t>detalle_venta</w:t>
+      </w:r>
+      <w:proofErr w:type="spellEnd"/>
+      <w:r>
+        <w:t xml:space="preserve"> </w:t>
+      </w:r>
+      <w:proofErr w:type="spellStart"/>
+      <w:r>
+        <w:t>dv</w:t>
+      </w:r>
+      <w:proofErr w:type="spellEnd"/>
+    </w:p>
+    <w:p>
+      <w:r>
+        <w:t xml:space="preserve">GROUP BY </w:t>
+      </w:r>
+      <w:proofErr w:type="spellStart"/>
+      <w:r>
+        <w:t>dv.id_venta</w:t>
+      </w:r>
+      <w:proofErr w:type="spellEnd"/>
+      <w:r>
+        <w:t>;</w:t>
+      </w:r>
+    </w:p>
+    <w:p/>
+    <w:p>
+      <w:r>
+        <w:t>-- 13. Total gastado por cada cliente</w:t>
+      </w:r>
+    </w:p>
+    <w:p>
+      <w:r>
+        <w:t xml:space="preserve">SELECT </w:t>
+      </w:r>
+      <w:proofErr w:type="spellStart"/>
+      <w:r>
+        <w:t>c.id_cliente</w:t>
+      </w:r>
+      <w:proofErr w:type="spellEnd"/>
+      <w:r>
+        <w:t xml:space="preserve">, </w:t>
+      </w:r>
+      <w:proofErr w:type="spellStart"/>
+      <w:r>
+        <w:t>c.nombre</w:t>
+      </w:r>
+      <w:proofErr w:type="spellEnd"/>
+      <w:r>
+        <w:t>, SUM(</w:t>
+      </w:r>
+      <w:proofErr w:type="spellStart"/>
+      <w:r>
+        <w:t>dv.cantidad</w:t>
+      </w:r>
+      <w:proofErr w:type="spellEnd"/>
+      <w:r>
+        <w:t xml:space="preserve"> * </w:t>
+      </w:r>
+      <w:proofErr w:type="spellStart"/>
+      <w:r>
+        <w:t>dv.precio_unitario</w:t>
+      </w:r>
+      <w:proofErr w:type="spellEnd"/>
+      <w:r>
+        <w:t xml:space="preserve">) AS </w:t>
+      </w:r>
+      <w:proofErr w:type="spellStart"/>
+      <w:r>
+        <w:t>gasto_total</w:t>
+      </w:r>
+      <w:proofErr w:type="spellEnd"/>
+    </w:p>
+    <w:p>
+      <w:r>
+        <w:t>FROM clientes c</w:t>
+      </w:r>
+    </w:p>
+    <w:p>
+      <w:r>
+        <w:t xml:space="preserve">JOIN ventas v ON </w:t>
+      </w:r>
+      <w:proofErr w:type="spellStart"/>
+      <w:r>
+        <w:t>c.id_cliente</w:t>
+      </w:r>
+      <w:proofErr w:type="spellEnd"/>
+      <w:r>
+        <w:t xml:space="preserve"> = </w:t>
+      </w:r>
+      <w:proofErr w:type="spellStart"/>
+      <w:r>
+        <w:t>v.id_cliente</w:t>
+      </w:r>
+      <w:proofErr w:type="spellEnd"/>
+    </w:p>
+    <w:p>
+      <w:r>
+        <w:t xml:space="preserve">JOIN </w:t>
+      </w:r>
+      <w:proofErr w:type="spellStart"/>
+      <w:r>
+        <w:t>detalle_venta</w:t>
+      </w:r>
+      <w:proofErr w:type="spellEnd"/>
+      <w:r>
+        <w:t xml:space="preserve"> </w:t>
+      </w:r>
+      <w:proofErr w:type="spellStart"/>
+      <w:r>
+        <w:t>dv</w:t>
+      </w:r>
+      <w:proofErr w:type="spellEnd"/>
+      <w:r>
+        <w:t xml:space="preserve"> ON </w:t>
+      </w:r>
+      <w:proofErr w:type="spellStart"/>
+      <w:r>
+        <w:t>v.id_venta</w:t>
+      </w:r>
+      <w:proofErr w:type="spellEnd"/>
+      <w:r>
+        <w:t xml:space="preserve"> = </w:t>
+      </w:r>
+      <w:proofErr w:type="spellStart"/>
+      <w:r>
+        <w:t>dv.id_venta</w:t>
+      </w:r>
+      <w:proofErr w:type="spellEnd"/>
+    </w:p>
+    <w:p>
+      <w:r>
+        <w:t xml:space="preserve">GROUP BY </w:t>
+      </w:r>
+      <w:proofErr w:type="spellStart"/>
+      <w:r>
+        <w:t>c.id_cliente</w:t>
+      </w:r>
+      <w:proofErr w:type="spellEnd"/>
+      <w:r>
+        <w:t xml:space="preserve">, </w:t>
+      </w:r>
+      <w:proofErr w:type="spellStart"/>
+      <w:r>
+        <w:t>c.nombre</w:t>
+      </w:r>
+      <w:proofErr w:type="spellEnd"/>
+      <w:r>
+        <w:t>;</w:t>
+      </w:r>
+    </w:p>
+    <w:p/>
+    <w:p>
+      <w:r>
+        <w:t>-- 14. TOP 3 clientes que más han gastado</w:t>
+      </w:r>
+    </w:p>
+    <w:p>
+      <w:r>
+        <w:t xml:space="preserve">SELECT </w:t>
+      </w:r>
+      <w:proofErr w:type="spellStart"/>
+      <w:r>
+        <w:t>c.id_cliente</w:t>
+      </w:r>
+      <w:proofErr w:type="spellEnd"/>
+      <w:r>
+        <w:t xml:space="preserve">, </w:t>
+      </w:r>
+      <w:proofErr w:type="spellStart"/>
+      <w:r>
+        <w:t>c.nombre</w:t>
+      </w:r>
+      <w:proofErr w:type="spellEnd"/>
+      <w:r>
+        <w:t>, SUM(</w:t>
+      </w:r>
+      <w:proofErr w:type="spellStart"/>
+      <w:r>
+        <w:t>dv.cantidad</w:t>
+      </w:r>
+      <w:proofErr w:type="spellEnd"/>
+      <w:r>
+        <w:t xml:space="preserve"> * </w:t>
+      </w:r>
+      <w:proofErr w:type="spellStart"/>
+      <w:r>
+        <w:t>dv.precio_unitario</w:t>
+      </w:r>
+      <w:proofErr w:type="spellEnd"/>
+      <w:r>
+        <w:t xml:space="preserve">) AS </w:t>
+      </w:r>
+      <w:proofErr w:type="spellStart"/>
+      <w:r>
+        <w:t>gasto_total</w:t>
+      </w:r>
+      <w:proofErr w:type="spellEnd"/>
+    </w:p>
+    <w:p>
+      <w:r>
+        <w:t>FROM clientes c</w:t>
+      </w:r>
+    </w:p>
+    <w:p>
+      <w:r>
+        <w:t xml:space="preserve">JOIN ventas v ON </w:t>
+      </w:r>
+      <w:proofErr w:type="spellStart"/>
+      <w:r>
+        <w:t>c.id_cliente</w:t>
+      </w:r>
+      <w:proofErr w:type="spellEnd"/>
+      <w:r>
+        <w:t xml:space="preserve"> = </w:t>
+      </w:r>
+      <w:proofErr w:type="spellStart"/>
+      <w:r>
+        <w:t>v.id_cliente</w:t>
+      </w:r>
+      <w:proofErr w:type="spellEnd"/>
+    </w:p>
+    <w:p>
+      <w:r>
+        <w:t xml:space="preserve">JOIN </w:t>
+      </w:r>
+      <w:proofErr w:type="spellStart"/>
+      <w:r>
+        <w:t>detalle_venta</w:t>
+      </w:r>
+      <w:proofErr w:type="spellEnd"/>
+      <w:r>
+        <w:t xml:space="preserve"> </w:t>
+      </w:r>
+      <w:proofErr w:type="spellStart"/>
+      <w:r>
+        <w:t>dv</w:t>
+      </w:r>
+      <w:proofErr w:type="spellEnd"/>
+      <w:r>
+        <w:t xml:space="preserve"> ON </w:t>
+      </w:r>
+      <w:proofErr w:type="spellStart"/>
+      <w:r>
+        <w:t>v.id_venta</w:t>
+      </w:r>
+      <w:proofErr w:type="spellEnd"/>
+      <w:r>
+        <w:t xml:space="preserve"> = </w:t>
+      </w:r>
+      <w:proofErr w:type="spellStart"/>
+      <w:r>
+        <w:t>dv.id_venta</w:t>
+      </w:r>
+      <w:proofErr w:type="spellEnd"/>
+    </w:p>
+    <w:p>
+      <w:r>
+        <w:t xml:space="preserve">GROUP BY </w:t>
+      </w:r>
+      <w:proofErr w:type="spellStart"/>
+      <w:r>
+        <w:t>c.id_cliente</w:t>
+      </w:r>
+      <w:proofErr w:type="spellEnd"/>
+      <w:r>
+        <w:t xml:space="preserve">, </w:t>
+      </w:r>
+      <w:proofErr w:type="spellStart"/>
+      <w:r>
+        <w:t>c.nombre</w:t>
+      </w:r>
+      <w:proofErr w:type="spellEnd"/>
+    </w:p>
+    <w:p>
+      <w:r>
+        <w:t xml:space="preserve">ORDER BY </w:t>
+      </w:r>
+      <w:proofErr w:type="spellStart"/>
+      <w:r>
+        <w:t>gasto_total</w:t>
+      </w:r>
+      <w:proofErr w:type="spellEnd"/>
+      <w:r>
+        <w:t xml:space="preserve"> DESC</w:t>
+      </w:r>
+    </w:p>
+    <w:p>
+      <w:r>
+        <w:t>LIMIT 3;</w:t>
+      </w:r>
+    </w:p>
+    <w:p/>
+    <w:p>
+      <w:r>
+        <w:t>-- 15. TOP 3 productos más vendidos (por unidades)</w:t>
+      </w:r>
+    </w:p>
+    <w:p>
+      <w:r>
+        <w:lastRenderedPageBreak/>
+        <w:t xml:space="preserve">SELECT </w:t>
+      </w:r>
+      <w:proofErr w:type="spellStart"/>
+      <w:r>
+        <w:t>p.id_producto</w:t>
+      </w:r>
+      <w:proofErr w:type="spellEnd"/>
+      <w:r>
+        <w:t xml:space="preserve">, </w:t>
+      </w:r>
+      <w:proofErr w:type="spellStart"/>
+      <w:r>
+        <w:t>p.nombre</w:t>
+      </w:r>
+      <w:proofErr w:type="spellEnd"/>
+      <w:r>
+        <w:t>, SUM(</w:t>
+      </w:r>
+      <w:proofErr w:type="spellStart"/>
+      <w:r>
+        <w:t>dv.cantidad</w:t>
+      </w:r>
+      <w:proofErr w:type="spellEnd"/>
+      <w:r>
+        <w:t xml:space="preserve">) AS </w:t>
+      </w:r>
+      <w:proofErr w:type="spellStart"/>
+      <w:r>
+        <w:t>unidades_vendidas</w:t>
+      </w:r>
+      <w:proofErr w:type="spellEnd"/>
+    </w:p>
+    <w:p>
+      <w:r>
+        <w:t>FROM productos p</w:t>
+      </w:r>
+    </w:p>
+    <w:p>
+      <w:r>
+        <w:t xml:space="preserve">JOIN </w:t>
+      </w:r>
+      <w:proofErr w:type="spellStart"/>
+      <w:r>
+        <w:t>detalle_venta</w:t>
+      </w:r>
+      <w:proofErr w:type="spellEnd"/>
+      <w:r>
+        <w:t xml:space="preserve"> </w:t>
+      </w:r>
+      <w:proofErr w:type="spellStart"/>
+      <w:r>
+        <w:t>dv</w:t>
+      </w:r>
+      <w:proofErr w:type="spellEnd"/>
+      <w:r>
+        <w:t xml:space="preserve"> ON </w:t>
+      </w:r>
+      <w:proofErr w:type="spellStart"/>
+      <w:r>
+        <w:t>p.id_producto</w:t>
+      </w:r>
+      <w:proofErr w:type="spellEnd"/>
+      <w:r>
+        <w:t xml:space="preserve"> = </w:t>
+      </w:r>
+      <w:proofErr w:type="spellStart"/>
+      <w:r>
+        <w:t>dv.id_producto</w:t>
+      </w:r>
+      <w:proofErr w:type="spellEnd"/>
+    </w:p>
+    <w:p>
+      <w:r>
+        <w:t xml:space="preserve">GROUP BY </w:t>
+      </w:r>
+      <w:proofErr w:type="spellStart"/>
+      <w:r>
+        <w:t>p.id_producto</w:t>
+      </w:r>
+      <w:proofErr w:type="spellEnd"/>
+      <w:r>
+        <w:t xml:space="preserve">, </w:t>
+      </w:r>
+      <w:proofErr w:type="spellStart"/>
+      <w:r>
+        <w:t>p.nombre</w:t>
+      </w:r>
+      <w:proofErr w:type="spellEnd"/>
+    </w:p>
+    <w:p>
+      <w:r>
+        <w:t xml:space="preserve">ORDER BY </w:t>
+      </w:r>
+      <w:proofErr w:type="spellStart"/>
+      <w:r>
+        <w:t>unidades_vendidas</w:t>
+      </w:r>
+      <w:proofErr w:type="spellEnd"/>
+      <w:r>
+        <w:t xml:space="preserve"> DESC</w:t>
+      </w:r>
+    </w:p>
+    <w:p>
+      <w:r>
+        <w:t>LIMIT 3;</w:t>
+      </w:r>
+    </w:p>
+    <w:p/>
+    <w:p>
+      <w:r>
+        <w:t>-- 16. Facturación por día</w:t>
+      </w:r>
+    </w:p>
+    <w:p>
+      <w:r>
+        <w:t xml:space="preserve">SELECT </w:t>
+      </w:r>
+      <w:proofErr w:type="spellStart"/>
+      <w:r>
+        <w:t>v.fecha</w:t>
+      </w:r>
+      <w:proofErr w:type="spellEnd"/>
+      <w:r>
+        <w:t>, SUM(</w:t>
+      </w:r>
+      <w:proofErr w:type="spellStart"/>
+      <w:r>
+        <w:t>dv.cantidad</w:t>
+      </w:r>
+      <w:proofErr w:type="spellEnd"/>
+      <w:r>
+        <w:t xml:space="preserve"> * </w:t>
+      </w:r>
+      <w:proofErr w:type="spellStart"/>
+      <w:r>
+        <w:t>dv.precio_unitario</w:t>
+      </w:r>
+      <w:proofErr w:type="spellEnd"/>
+      <w:r>
+        <w:t xml:space="preserve">) AS </w:t>
+      </w:r>
+      <w:proofErr w:type="spellStart"/>
+      <w:r>
+        <w:t>facturacion_dia</w:t>
+      </w:r>
+      <w:proofErr w:type="spellEnd"/>
+    </w:p>
+    <w:p>
+      <w:r>
+        <w:t>FROM ventas v</w:t>
+      </w:r>
+    </w:p>
+    <w:p>
+      <w:r>
+        <w:t xml:space="preserve">JOIN </w:t>
+      </w:r>
+      <w:proofErr w:type="spellStart"/>
+      <w:r>
+        <w:t>detalle_venta</w:t>
+      </w:r>
+      <w:proofErr w:type="spellEnd"/>
+      <w:r>
+        <w:t xml:space="preserve"> </w:t>
+      </w:r>
+      <w:proofErr w:type="spellStart"/>
+      <w:r>
+        <w:t>dv</w:t>
+      </w:r>
+      <w:proofErr w:type="spellEnd"/>
+      <w:r>
+        <w:t xml:space="preserve"> ON </w:t>
+      </w:r>
+      <w:proofErr w:type="spellStart"/>
+      <w:r>
+        <w:t>v.id_venta</w:t>
+      </w:r>
+      <w:proofErr w:type="spellEnd"/>
+      <w:r>
+        <w:t xml:space="preserve"> = </w:t>
+      </w:r>
+      <w:proofErr w:type="spellStart"/>
+      <w:r>
+        <w:t>dv.id_venta</w:t>
+      </w:r>
+      <w:proofErr w:type="spellEnd"/>
+    </w:p>
+    <w:p>
+      <w:r>
+        <w:t xml:space="preserve">GROUP BY </w:t>
+      </w:r>
+      <w:proofErr w:type="spellStart"/>
+      <w:r>
+        <w:t>v.fecha</w:t>
+      </w:r>
+      <w:proofErr w:type="spellEnd"/>
+    </w:p>
+    <w:p>
+      <w:r>
+        <w:t xml:space="preserve">ORDER BY </w:t>
+      </w:r>
+      <w:proofErr w:type="spellStart"/>
+      <w:r>
+        <w:t>v.fecha</w:t>
+      </w:r>
+      <w:proofErr w:type="spellEnd"/>
+      <w:r>
+        <w:t>;</w:t>
+      </w:r>
+    </w:p>
+    <w:p>
+      <w:r>
+        <w:pict w14:anchorId="1916DED6">
+          <v:rect id="_x0000_i1042" style="width:0;height:1.5pt" o:hralign="center" o:hrstd="t" o:hr="t" fillcolor="#a0a0a0" stroked="f"/>
+        </w:pict>
+      </w:r>
+    </w:p>
+    <w:p>
+      <w:pPr>
+        <w:rPr>
+          <w:b/>
+          <w:bCs/>
+        </w:rPr>
+      </w:pPr>
+      <w:r>
+        <w:rPr>
+          <w:rFonts w:ascii="Segoe UI Emoji" w:hAnsi="Segoe UI Emoji" w:cs="Segoe UI Emoji"/>
+          <w:b/>
+          <w:bCs/>
+        </w:rPr>
+        <w:t>🔵</w:t>
+      </w:r>
+      <w:r>
+        <w:rPr>
+          <w:b/>
+          <w:bCs/>
+        </w:rPr>
+        <w:t xml:space="preserve"> Nivel 3 — Subconsultas (Lógica Avanzada)</w:t>
+      </w:r>
+    </w:p>
+    <w:p>
+      <w:r>
+        <w:t>SQL</w:t>
+      </w:r>
+    </w:p>
+    <w:p>
+      <w:r>
+        <w:t>-- 17. Clientes que han comprado al menos una vez</w:t>
+      </w:r>
+    </w:p>
+    <w:p>
+      <w:r>
+        <w:t>SELECT * FROM clientes</w:t>
+      </w:r>
+    </w:p>
+    <w:p>
+      <w:r>
+        <w:t xml:space="preserve">WHERE </w:t>
+      </w:r>
+      <w:proofErr w:type="spellStart"/>
+      <w:r>
+        <w:t>id_cliente</w:t>
+      </w:r>
+      <w:proofErr w:type="spellEnd"/>
+      <w:r>
+        <w:t xml:space="preserve"> IN (SELECT </w:t>
+      </w:r>
+      <w:proofErr w:type="spellStart"/>
+      <w:r>
+        <w:t>id_cliente</w:t>
+      </w:r>
+      <w:proofErr w:type="spellEnd"/>
+      <w:r>
+        <w:t xml:space="preserve"> FROM ventas);</w:t>
+      </w:r>
+    </w:p>
+    <w:p/>
+    <w:p>
+      <w:r>
+        <w:t>-- 18. Clientes que NO han comprado nunca</w:t>
+      </w:r>
+    </w:p>
+    <w:p>
+      <w:r>
+        <w:t>SELECT * FROM clientes</w:t>
+      </w:r>
+    </w:p>
+    <w:p>
+      <w:r>
+        <w:t xml:space="preserve">WHERE </w:t>
+      </w:r>
+      <w:proofErr w:type="spellStart"/>
+      <w:r>
+        <w:t>id_cliente</w:t>
+      </w:r>
+      <w:proofErr w:type="spellEnd"/>
+      <w:r>
+        <w:t xml:space="preserve"> NOT IN (SELECT </w:t>
+      </w:r>
+      <w:proofErr w:type="spellStart"/>
+      <w:r>
+        <w:t>id_cliente</w:t>
+      </w:r>
+      <w:proofErr w:type="spellEnd"/>
+      <w:r>
+        <w:t xml:space="preserve"> FROM ventas);</w:t>
+      </w:r>
+    </w:p>
+    <w:p/>
+    <w:p>
+      <w:r>
+        <w:t>-- 19. Productos que se han vendido alguna vez</w:t>
+      </w:r>
+    </w:p>
+    <w:p>
+      <w:r>
+        <w:t>SELECT * FROM productos</w:t>
+      </w:r>
+    </w:p>
+    <w:p>
+      <w:r>
+        <w:t xml:space="preserve">WHERE </w:t>
+      </w:r>
+      <w:proofErr w:type="spellStart"/>
+      <w:r>
+        <w:t>id_producto</w:t>
+      </w:r>
+      <w:proofErr w:type="spellEnd"/>
+      <w:r>
+        <w:t xml:space="preserve"> IN (SELECT </w:t>
+      </w:r>
+      <w:proofErr w:type="spellStart"/>
+      <w:r>
+        <w:t>id_producto</w:t>
+      </w:r>
+      <w:proofErr w:type="spellEnd"/>
+      <w:r>
+        <w:t xml:space="preserve"> FROM </w:t>
+      </w:r>
+      <w:proofErr w:type="spellStart"/>
+      <w:r>
+        <w:t>detalle_venta</w:t>
+      </w:r>
+      <w:proofErr w:type="spellEnd"/>
+      <w:r>
+        <w:t>);</w:t>
+      </w:r>
+    </w:p>
+    <w:p/>
+    <w:p>
+      <w:r>
+        <w:lastRenderedPageBreak/>
+        <w:t>-- 20. Productos que NO se han vendido nunca</w:t>
+      </w:r>
+    </w:p>
+    <w:p>
+      <w:r>
+        <w:t>SELECT * FROM productos</w:t>
+      </w:r>
+    </w:p>
+    <w:p>
+      <w:r>
+        <w:t xml:space="preserve">WHERE </w:t>
+      </w:r>
+      <w:proofErr w:type="spellStart"/>
+      <w:r>
+        <w:t>id_producto</w:t>
+      </w:r>
+      <w:proofErr w:type="spellEnd"/>
+      <w:r>
+        <w:t xml:space="preserve"> NOT IN (SELECT </w:t>
+      </w:r>
+      <w:proofErr w:type="spellStart"/>
+      <w:r>
+        <w:t>id_producto</w:t>
+      </w:r>
+      <w:proofErr w:type="spellEnd"/>
+      <w:r>
+        <w:t xml:space="preserve"> FROM </w:t>
+      </w:r>
+      <w:proofErr w:type="spellStart"/>
+      <w:r>
+        <w:t>detalle_venta</w:t>
+      </w:r>
+      <w:proofErr w:type="spellEnd"/>
+      <w:r>
+        <w:t>);</w:t>
+      </w:r>
+    </w:p>
+    <w:p/>
+    <w:p>
+      <w:r>
+        <w:t>-- 21. Productos con precio superior al precio medio</w:t>
+      </w:r>
+    </w:p>
+    <w:p>
+      <w:r>
+        <w:t>SELECT * FROM productos</w:t>
+      </w:r>
+    </w:p>
+    <w:p>
+      <w:r>
+        <w:t>WHERE precio &gt; (SELECT AVG(precio) FROM productos);</w:t>
+      </w:r>
+    </w:p>
+    <w:p/>
+    <w:p>
+      <w:r>
+        <w:t>-- 22. Ventas con total superior a la media de todas las ventas</w:t>
+      </w:r>
+    </w:p>
+    <w:p>
+      <w:r>
+        <w:t xml:space="preserve">SELECT </w:t>
+      </w:r>
+      <w:proofErr w:type="spellStart"/>
+      <w:r>
+        <w:t>t.id_venta</w:t>
+      </w:r>
+      <w:proofErr w:type="spellEnd"/>
+      <w:r>
+        <w:t xml:space="preserve">, </w:t>
+      </w:r>
+      <w:proofErr w:type="spellStart"/>
+      <w:r>
+        <w:t>t.total_venta</w:t>
+      </w:r>
+      <w:proofErr w:type="spellEnd"/>
+    </w:p>
+    <w:p>
+      <w:r>
+        <w:t>FROM (</w:t>
+      </w:r>
+    </w:p>
+    <w:p>
+      <w:r>
+        <w:t xml:space="preserve">  SELECT </w:t>
+      </w:r>
+      <w:proofErr w:type="spellStart"/>
+      <w:r>
+        <w:t>id_venta</w:t>
+      </w:r>
+      <w:proofErr w:type="spellEnd"/>
+      <w:r>
+        <w:t xml:space="preserve">, SUM(cantidad * </w:t>
       </w:r>
       <w:proofErr w:type="spellStart"/>
       <w:r>
@@ -3284,33 +4735,24 @@
       <w:proofErr w:type="spellEnd"/>
     </w:p>
     <w:p>
-      <w:pPr>
-        <w:rPr>
-          <w:lang w:val="en-GB"/>
-        </w:rPr>
-      </w:pPr>
-      <w:r>
-        <w:t xml:space="preserve">  </w:t>
-      </w:r>
-      <w:r>
-        <w:rPr>
-          <w:lang w:val="en-GB"/>
-        </w:rPr>
-        <w:t>FROM detalle_venta</w:t>
-      </w:r>
-    </w:p>
-    <w:p>
-      <w:pPr>
-        <w:rPr>
-          <w:lang w:val="en-GB"/>
-        </w:rPr>
-      </w:pPr>
-      <w:r>
-        <w:rPr>
-          <w:lang w:val="en-GB"/>
-        </w:rPr>
-        <w:t xml:space="preserve">  GROUP BY id_venta</w:t>
-      </w:r>
+      <w:r>
+        <w:t xml:space="preserve">  FROM </w:t>
+      </w:r>
+      <w:proofErr w:type="spellStart"/>
+      <w:r>
+        <w:t>detalle_venta</w:t>
+      </w:r>
+      <w:proofErr w:type="spellEnd"/>
+    </w:p>
+    <w:p>
+      <w:r>
+        <w:t xml:space="preserve">  GROUP BY </w:t>
+      </w:r>
+      <w:proofErr w:type="spellStart"/>
+      <w:r>
+        <w:t>id_venta</w:t>
+      </w:r>
+      <w:proofErr w:type="spellEnd"/>
     </w:p>
     <w:p>
       <w:r>
@@ -3322,13 +4764,8 @@
         <w:t xml:space="preserve">WHERE </w:t>
       </w:r>
       <w:proofErr w:type="spellStart"/>
-      <w:proofErr w:type="gramStart"/>
-      <w:r>
-        <w:t>t.total</w:t>
-      </w:r>
-      <w:proofErr w:type="gramEnd"/>
-      <w:r>
-        <w:t>_venta</w:t>
+      <w:r>
+        <w:t>t.total_venta</w:t>
       </w:r>
       <w:proofErr w:type="spellEnd"/>
       <w:r>
@@ -3340,13 +4777,8 @@
         <w:t xml:space="preserve">  SELECT AVG(</w:t>
       </w:r>
       <w:proofErr w:type="spellStart"/>
-      <w:proofErr w:type="gramStart"/>
-      <w:r>
-        <w:t>x.total</w:t>
-      </w:r>
-      <w:proofErr w:type="gramEnd"/>
-      <w:r>
-        <w:t>_venta</w:t>
+      <w:r>
+        <w:t>x.total_venta</w:t>
       </w:r>
       <w:proofErr w:type="spellEnd"/>
       <w:r>
@@ -3368,19 +4800,118 @@
       </w:r>
       <w:proofErr w:type="spellEnd"/>
       <w:r>
+        <w:t xml:space="preserve">, SUM(cantidad * </w:t>
+      </w:r>
+      <w:proofErr w:type="spellStart"/>
+      <w:r>
+        <w:t>precio_unitario</w:t>
+      </w:r>
+      <w:proofErr w:type="spellEnd"/>
+      <w:r>
+        <w:t xml:space="preserve">) AS </w:t>
+      </w:r>
+      <w:proofErr w:type="spellStart"/>
+      <w:r>
+        <w:t>total_venta</w:t>
+      </w:r>
+      <w:proofErr w:type="spellEnd"/>
+    </w:p>
+    <w:p>
+      <w:r>
+        <w:t xml:space="preserve">    FROM </w:t>
+      </w:r>
+      <w:proofErr w:type="spellStart"/>
+      <w:r>
+        <w:t>detalle_venta</w:t>
+      </w:r>
+      <w:proofErr w:type="spellEnd"/>
+    </w:p>
+    <w:p>
+      <w:r>
+        <w:t xml:space="preserve">    GROUP BY </w:t>
+      </w:r>
+      <w:proofErr w:type="spellStart"/>
+      <w:r>
+        <w:t>id_venta</w:t>
+      </w:r>
+      <w:proofErr w:type="spellEnd"/>
+    </w:p>
+    <w:p>
+      <w:r>
+        <w:t xml:space="preserve">  ) x</w:t>
+      </w:r>
+    </w:p>
+    <w:p>
+      <w:r>
+        <w:t>);</w:t>
+      </w:r>
+    </w:p>
+    <w:p/>
+    <w:p>
+      <w:r>
+        <w:t>-- 23. Cliente que más ha gastado (una sola fila)</w:t>
+      </w:r>
+    </w:p>
+    <w:p>
+      <w:r>
+        <w:t xml:space="preserve">SELECT </w:t>
+      </w:r>
+      <w:proofErr w:type="spellStart"/>
+      <w:r>
+        <w:t>c.id_cliente</w:t>
+      </w:r>
+      <w:proofErr w:type="spellEnd"/>
+      <w:r>
         <w:t xml:space="preserve">, </w:t>
       </w:r>
-      <w:proofErr w:type="gramStart"/>
-      <w:r>
-        <w:t>SUM(</w:t>
-      </w:r>
-      <w:proofErr w:type="gramEnd"/>
-      <w:r>
-        <w:t xml:space="preserve">cantidad * </w:t>
-      </w:r>
-      <w:proofErr w:type="spellStart"/>
-      <w:r>
-        <w:t>precio_unitario</w:t>
+      <w:proofErr w:type="spellStart"/>
+      <w:r>
+        <w:t>c.nombre</w:t>
+      </w:r>
+      <w:proofErr w:type="spellEnd"/>
+      <w:r>
+        <w:t xml:space="preserve">, </w:t>
+      </w:r>
+      <w:proofErr w:type="spellStart"/>
+      <w:r>
+        <w:t>tot.gasto_total</w:t>
+      </w:r>
+      <w:proofErr w:type="spellEnd"/>
+    </w:p>
+    <w:p>
+      <w:r>
+        <w:t>FROM clientes c</w:t>
+      </w:r>
+    </w:p>
+    <w:p>
+      <w:r>
+        <w:t>JOIN (</w:t>
+      </w:r>
+    </w:p>
+    <w:p>
+      <w:r>
+        <w:lastRenderedPageBreak/>
+        <w:t xml:space="preserve">  SELECT </w:t>
+      </w:r>
+      <w:proofErr w:type="spellStart"/>
+      <w:r>
+        <w:t>v.id_cliente</w:t>
+      </w:r>
+      <w:proofErr w:type="spellEnd"/>
+      <w:r>
+        <w:t>, SUM(</w:t>
+      </w:r>
+      <w:proofErr w:type="spellStart"/>
+      <w:r>
+        <w:t>dv.cantidad</w:t>
+      </w:r>
+      <w:proofErr w:type="spellEnd"/>
+      <w:r>
+        <w:t xml:space="preserve"> * </w:t>
+      </w:r>
+      <w:proofErr w:type="spellStart"/>
+      <w:r>
+        <w:t>dv.precio_unitario</w:t>
       </w:r>
       <w:proofErr w:type="spellEnd"/>
       <w:r>
@@ -3388,102 +4919,135 @@
       </w:r>
       <w:proofErr w:type="spellStart"/>
       <w:r>
-        <w:t>total_venta</w:t>
-      </w:r>
-      <w:proofErr w:type="spellEnd"/>
-    </w:p>
-    <w:p>
-      <w:pPr>
-        <w:rPr>
-          <w:lang w:val="en-GB"/>
-        </w:rPr>
-      </w:pPr>
-      <w:r>
-        <w:t xml:space="preserve">    </w:t>
-      </w:r>
-      <w:r>
-        <w:rPr>
-          <w:lang w:val="en-GB"/>
-        </w:rPr>
-        <w:t>FROM detalle_venta</w:t>
-      </w:r>
-    </w:p>
-    <w:p>
-      <w:pPr>
-        <w:rPr>
-          <w:lang w:val="en-GB"/>
-        </w:rPr>
-      </w:pPr>
-      <w:r>
-        <w:rPr>
-          <w:lang w:val="en-GB"/>
-        </w:rPr>
-        <w:t xml:space="preserve">    GROUP BY id_venta</w:t>
-      </w:r>
-    </w:p>
-    <w:p>
-      <w:r>
-        <w:rPr>
-          <w:lang w:val="en-GB"/>
-        </w:rPr>
-        <w:t xml:space="preserve">  </w:t>
-      </w:r>
-      <w:r>
-        <w:t>) x</w:t>
-      </w:r>
-    </w:p>
-    <w:p>
-      <w:r>
-        <w:t>);</w:t>
+        <w:t>gasto_total</w:t>
+      </w:r>
+      <w:proofErr w:type="spellEnd"/>
+    </w:p>
+    <w:p>
+      <w:r>
+        <w:t xml:space="preserve">  FROM ventas v</w:t>
+      </w:r>
+    </w:p>
+    <w:p>
+      <w:r>
+        <w:t xml:space="preserve">  JOIN </w:t>
+      </w:r>
+      <w:proofErr w:type="spellStart"/>
+      <w:r>
+        <w:t>detalle_venta</w:t>
+      </w:r>
+      <w:proofErr w:type="spellEnd"/>
+      <w:r>
+        <w:t xml:space="preserve"> </w:t>
+      </w:r>
+      <w:proofErr w:type="spellStart"/>
+      <w:r>
+        <w:t>dv</w:t>
+      </w:r>
+      <w:proofErr w:type="spellEnd"/>
+      <w:r>
+        <w:t xml:space="preserve"> ON </w:t>
+      </w:r>
+      <w:proofErr w:type="spellStart"/>
+      <w:r>
+        <w:t>v.id_venta</w:t>
+      </w:r>
+      <w:proofErr w:type="spellEnd"/>
+      <w:r>
+        <w:t xml:space="preserve"> = </w:t>
+      </w:r>
+      <w:proofErr w:type="spellStart"/>
+      <w:r>
+        <w:t>dv.id_venta</w:t>
+      </w:r>
+      <w:proofErr w:type="spellEnd"/>
+    </w:p>
+    <w:p>
+      <w:r>
+        <w:t xml:space="preserve">  GROUP BY </w:t>
+      </w:r>
+      <w:proofErr w:type="spellStart"/>
+      <w:r>
+        <w:t>v.id_cliente</w:t>
+      </w:r>
+      <w:proofErr w:type="spellEnd"/>
+    </w:p>
+    <w:p>
+      <w:r>
+        <w:t xml:space="preserve">) </w:t>
+      </w:r>
+      <w:proofErr w:type="spellStart"/>
+      <w:r>
+        <w:t>tot</w:t>
+      </w:r>
+      <w:proofErr w:type="spellEnd"/>
+      <w:r>
+        <w:t xml:space="preserve"> ON </w:t>
+      </w:r>
+      <w:proofErr w:type="spellStart"/>
+      <w:r>
+        <w:t>c.id_cliente</w:t>
+      </w:r>
+      <w:proofErr w:type="spellEnd"/>
+      <w:r>
+        <w:t xml:space="preserve"> = </w:t>
+      </w:r>
+      <w:proofErr w:type="spellStart"/>
+      <w:r>
+        <w:t>tot.id_cliente</w:t>
+      </w:r>
+      <w:proofErr w:type="spellEnd"/>
+    </w:p>
+    <w:p>
+      <w:r>
+        <w:t xml:space="preserve">ORDER BY </w:t>
+      </w:r>
+      <w:proofErr w:type="spellStart"/>
+      <w:r>
+        <w:t>tot.gasto_total</w:t>
+      </w:r>
+      <w:proofErr w:type="spellEnd"/>
+      <w:r>
+        <w:t xml:space="preserve"> DESC</w:t>
+      </w:r>
+    </w:p>
+    <w:p>
+      <w:r>
+        <w:t>LIMIT 1;</w:t>
       </w:r>
     </w:p>
     <w:p/>
     <w:p>
       <w:r>
-        <w:t>-- 23 (cliente que más ha gastado)</w:t>
-      </w:r>
-    </w:p>
-    <w:p>
-      <w:r>
-        <w:t xml:space="preserve">SELECT </w:t>
-      </w:r>
-      <w:proofErr w:type="spellStart"/>
-      <w:r>
-        <w:t>c.id_cliente</w:t>
-      </w:r>
-      <w:proofErr w:type="spellEnd"/>
-      <w:r>
-        <w:t xml:space="preserve">, </w:t>
-      </w:r>
-      <w:proofErr w:type="spellStart"/>
-      <w:proofErr w:type="gramStart"/>
-      <w:r>
-        <w:t>c.nombre</w:t>
-      </w:r>
-      <w:proofErr w:type="spellEnd"/>
-      <w:proofErr w:type="gramEnd"/>
-      <w:r>
-        <w:t xml:space="preserve">, </w:t>
-      </w:r>
-      <w:proofErr w:type="spellStart"/>
-      <w:proofErr w:type="gramStart"/>
-      <w:r>
-        <w:t>tot.gasto</w:t>
-      </w:r>
-      <w:proofErr w:type="gramEnd"/>
-      <w:r>
-        <w:t>_total</w:t>
-      </w:r>
-      <w:proofErr w:type="spellEnd"/>
-    </w:p>
-    <w:p>
-      <w:r>
-        <w:t>FROM clientes c</w:t>
-      </w:r>
-    </w:p>
-    <w:p>
-      <w:r>
-        <w:t>JOIN (</w:t>
+        <w:t>-- 24. Productos vendidos en la misma venta que el “iPhone 13”</w:t>
+      </w:r>
+    </w:p>
+    <w:p>
+      <w:r>
+        <w:t>SELECT DISTINCT p2.nombre</w:t>
+      </w:r>
+    </w:p>
+    <w:p>
+      <w:r>
+        <w:t xml:space="preserve">FROM </w:t>
+      </w:r>
+      <w:proofErr w:type="spellStart"/>
+      <w:r>
+        <w:t>detalle_venta</w:t>
+      </w:r>
+      <w:proofErr w:type="spellEnd"/>
+      <w:r>
+        <w:t xml:space="preserve"> dv2</w:t>
+      </w:r>
+    </w:p>
+    <w:p>
+      <w:r>
+        <w:t>JOIN productos p2 ON dv2.id_producto = p2.id_producto</w:t>
+      </w:r>
+    </w:p>
+    <w:p>
+      <w:r>
+        <w:t>WHERE dv2.id_venta IN (</w:t>
       </w:r>
     </w:p>
     <w:p>
@@ -3492,52 +5056,13 @@
       </w:r>
       <w:proofErr w:type="spellStart"/>
       <w:r>
-        <w:t>v.id_cliente</w:t>
-      </w:r>
-      <w:proofErr w:type="spellEnd"/>
-      <w:r>
-        <w:t xml:space="preserve">, </w:t>
-      </w:r>
-      <w:proofErr w:type="gramStart"/>
-      <w:r>
-        <w:t>SUM(</w:t>
-      </w:r>
-      <w:proofErr w:type="spellStart"/>
-      <w:r>
-        <w:t>dv.cantidad</w:t>
-      </w:r>
-      <w:proofErr w:type="spellEnd"/>
-      <w:proofErr w:type="gramEnd"/>
-      <w:r>
-        <w:t xml:space="preserve"> * </w:t>
-      </w:r>
-      <w:proofErr w:type="spellStart"/>
-      <w:proofErr w:type="gramStart"/>
-      <w:r>
-        <w:t>dv.precio</w:t>
-      </w:r>
-      <w:proofErr w:type="gramEnd"/>
-      <w:r>
-        <w:t>_unitario</w:t>
-      </w:r>
-      <w:proofErr w:type="spellEnd"/>
-      <w:r>
-        <w:t xml:space="preserve">) AS </w:t>
-      </w:r>
-      <w:proofErr w:type="spellStart"/>
-      <w:r>
-        <w:t>gasto_total</w:t>
-      </w:r>
-      <w:proofErr w:type="spellEnd"/>
-    </w:p>
-    <w:p>
-      <w:r>
-        <w:t xml:space="preserve">  FROM ventas v</w:t>
-      </w:r>
-    </w:p>
-    <w:p>
-      <w:r>
-        <w:t xml:space="preserve">  JOIN </w:t>
+        <w:t>dv.id_venta</w:t>
+      </w:r>
+      <w:proofErr w:type="spellEnd"/>
+    </w:p>
+    <w:p>
+      <w:r>
+        <w:t xml:space="preserve">  FROM </w:t>
       </w:r>
       <w:proofErr w:type="spellStart"/>
       <w:r>
@@ -3552,12 +5077,14 @@
         <w:t>dv</w:t>
       </w:r>
       <w:proofErr w:type="spellEnd"/>
-      <w:r>
-        <w:t xml:space="preserve"> ON </w:t>
-      </w:r>
-      <w:proofErr w:type="spellStart"/>
-      <w:r>
-        <w:t>v.id_venta</w:t>
+    </w:p>
+    <w:p>
+      <w:r>
+        <w:t xml:space="preserve">  JOIN productos p ON </w:t>
+      </w:r>
+      <w:proofErr w:type="spellStart"/>
+      <w:r>
+        <w:t>dv.id_producto</w:t>
       </w:r>
       <w:proofErr w:type="spellEnd"/>
       <w:r>
@@ -3565,151 +5092,21 @@
       </w:r>
       <w:proofErr w:type="spellStart"/>
       <w:r>
-        <w:t>dv.id_venta</w:t>
-      </w:r>
-      <w:proofErr w:type="spellEnd"/>
-    </w:p>
-    <w:p>
-      <w:pPr>
-        <w:rPr>
-          <w:lang w:val="en-GB"/>
-        </w:rPr>
-      </w:pPr>
-      <w:r>
-        <w:t xml:space="preserve">  </w:t>
-      </w:r>
-      <w:r>
-        <w:rPr>
-          <w:lang w:val="en-GB"/>
-        </w:rPr>
-        <w:t>GROUP BY v.id_cliente</w:t>
-      </w:r>
-    </w:p>
-    <w:p>
-      <w:pPr>
-        <w:rPr>
-          <w:lang w:val="en-GB"/>
-        </w:rPr>
-      </w:pPr>
-      <w:r>
-        <w:rPr>
-          <w:lang w:val="en-GB"/>
-        </w:rPr>
-        <w:t>) tot ON c.id_cliente = tot.id_cliente</w:t>
-      </w:r>
-    </w:p>
-    <w:p>
-      <w:pPr>
-        <w:rPr>
-          <w:lang w:val="en-GB"/>
-        </w:rPr>
-      </w:pPr>
-      <w:r>
-        <w:rPr>
-          <w:lang w:val="en-GB"/>
-        </w:rPr>
-        <w:t>ORDER BY tot.gasto_total DESC</w:t>
-      </w:r>
-    </w:p>
-    <w:p>
-      <w:r>
-        <w:t>LIMIT 1;</w:t>
-      </w:r>
-    </w:p>
-    <w:p/>
-    <w:p>
-      <w:r>
-        <w:t>-- 24 (productos vendidos en la misma venta que iPhone 13)</w:t>
-      </w:r>
-    </w:p>
-    <w:p>
-      <w:r>
-        <w:t>SELECT DISTINCT p</w:t>
-      </w:r>
-      <w:proofErr w:type="gramStart"/>
-      <w:r>
-        <w:t>2.nombre</w:t>
-      </w:r>
-      <w:proofErr w:type="gramEnd"/>
-    </w:p>
-    <w:p>
-      <w:r>
-        <w:t xml:space="preserve">FROM </w:t>
-      </w:r>
-      <w:proofErr w:type="spellStart"/>
-      <w:r>
-        <w:t>detalle_venta</w:t>
-      </w:r>
-      <w:proofErr w:type="spellEnd"/>
-      <w:r>
-        <w:t xml:space="preserve"> dv2</w:t>
-      </w:r>
-    </w:p>
-    <w:p>
-      <w:r>
-        <w:t>JOIN productos p2 ON dv2.id_producto = p2.id_producto</w:t>
-      </w:r>
-    </w:p>
-    <w:p>
-      <w:r>
-        <w:t>WHERE dv2.id_venta IN (</w:t>
-      </w:r>
-    </w:p>
-    <w:p>
-      <w:r>
-        <w:t xml:space="preserve">  SELECT </w:t>
-      </w:r>
-      <w:proofErr w:type="spellStart"/>
-      <w:r>
-        <w:t>dv.id_venta</w:t>
-      </w:r>
-      <w:proofErr w:type="spellEnd"/>
-    </w:p>
-    <w:p>
-      <w:r>
-        <w:t xml:space="preserve">  FROM </w:t>
-      </w:r>
-      <w:proofErr w:type="spellStart"/>
-      <w:r>
-        <w:t>detalle_venta</w:t>
-      </w:r>
-      <w:proofErr w:type="spellEnd"/>
-      <w:r>
-        <w:t xml:space="preserve"> </w:t>
-      </w:r>
-      <w:proofErr w:type="spellStart"/>
-      <w:r>
-        <w:t>dv</w:t>
-      </w:r>
-      <w:proofErr w:type="spellEnd"/>
-    </w:p>
-    <w:p>
-      <w:pPr>
-        <w:rPr>
-          <w:lang w:val="en-GB"/>
-        </w:rPr>
-      </w:pPr>
-      <w:r>
-        <w:t xml:space="preserve">  </w:t>
-      </w:r>
-      <w:r>
-        <w:rPr>
-          <w:lang w:val="en-GB"/>
-        </w:rPr>
-        <w:t>JOIN productos p ON dv.id_producto = p.id_producto</w:t>
-      </w:r>
-    </w:p>
-    <w:p>
-      <w:pPr>
-        <w:rPr>
-          <w:lang w:val="en-GB"/>
-        </w:rPr>
-      </w:pPr>
-      <w:r>
-        <w:rPr>
-          <w:lang w:val="en-GB"/>
-        </w:rPr>
-        <w:t xml:space="preserve">  WHERE p.nombre = 'iPhone 13'</w:t>
+        <w:t>p.id_producto</w:t>
+      </w:r>
+      <w:proofErr w:type="spellEnd"/>
+    </w:p>
+    <w:p>
+      <w:r>
+        <w:t xml:space="preserve">  WHERE </w:t>
+      </w:r>
+      <w:proofErr w:type="spellStart"/>
+      <w:r>
+        <w:t>p.nombre</w:t>
+      </w:r>
+      <w:proofErr w:type="spellEnd"/>
+      <w:r>
+        <w:t xml:space="preserve"> = 'iPhone 13'</w:t>
       </w:r>
     </w:p>
     <w:p>

--- a/MF0964_3 Desarrollo de elementos software para gestión de/SQL/Ejercicios Tienda FP teCHSTORE.docx
+++ b/MF0964_3 Desarrollo de elementos software para gestión de/SQL/Ejercicios Tienda FP teCHSTORE.docx
@@ -64,7 +64,7 @@
     <w:p>
       <w:r>
         <w:pict w14:anchorId="6938B53E">
-          <v:rect id="_x0000_i1049" style="width:0;height:1.5pt" o:hralign="center" o:hrstd="t" o:hr="t" fillcolor="#a0a0a0" stroked="f"/>
+          <v:rect id="_x0000_i1025" style="width:0;height:1.5pt" o:hralign="center" o:hrstd="t" o:hr="t" fillcolor="#a0a0a0" stroked="f"/>
         </w:pict>
       </w:r>
     </w:p>
@@ -1248,8 +1248,116 @@
     <w:p>
       <w:r>
         <w:pict w14:anchorId="3F8DFEB0">
-          <v:rect id="_x0000_i1050" style="width:0;height:1.5pt" o:hralign="center" o:hrstd="t" o:hr="t" fillcolor="#a0a0a0" stroked="f"/>
+          <v:rect id="_x0000_i1026" style="width:0;height:1.5pt" o:hralign="center" o:hrstd="t" o:hr="t" fillcolor="#a0a0a0" stroked="f"/>
         </w:pict>
+      </w:r>
+    </w:p>
+    <w:p/>
+    <w:p>
+      <w:r>
+        <w:t>Si queremos modificar las relaciones por ejemplo usamos alter table</w:t>
+      </w:r>
+    </w:p>
+    <w:p>
+      <w:r>
+        <w:t>ejemplo</w:t>
+      </w:r>
+    </w:p>
+    <w:p>
+      <w:r>
+        <w:t>Alter table pedidos</w:t>
+      </w:r>
+    </w:p>
+    <w:p>
+      <w:r>
+        <w:t xml:space="preserve">Add </w:t>
+      </w:r>
+      <w:proofErr w:type="spellStart"/>
+      <w:r>
+        <w:t>constraint</w:t>
+      </w:r>
+      <w:proofErr w:type="spellEnd"/>
+    </w:p>
+    <w:p>
+      <w:pPr>
+        <w:rPr>
+          <w:lang w:val="en-GB"/>
+        </w:rPr>
+      </w:pPr>
+      <w:proofErr w:type="spellStart"/>
+      <w:r>
+        <w:rPr>
+          <w:lang w:val="en-GB"/>
+        </w:rPr>
+        <w:t>Fk_pedidos_clientes</w:t>
+      </w:r>
+      <w:proofErr w:type="spellEnd"/>
+    </w:p>
+    <w:p>
+      <w:pPr>
+        <w:rPr>
+          <w:lang w:val="en-GB"/>
+        </w:rPr>
+      </w:pPr>
+      <w:r>
+        <w:rPr>
+          <w:lang w:val="en-GB"/>
+        </w:rPr>
+        <w:t>Foreign key (</w:t>
+      </w:r>
+      <w:proofErr w:type="spellStart"/>
+      <w:r>
+        <w:rPr>
+          <w:lang w:val="en-GB"/>
+        </w:rPr>
+        <w:t>id_clientes</w:t>
+      </w:r>
+      <w:proofErr w:type="spellEnd"/>
+      <w:r>
+        <w:rPr>
+          <w:lang w:val="en-GB"/>
+        </w:rPr>
+        <w:t>)</w:t>
+      </w:r>
+    </w:p>
+    <w:p>
+      <w:pPr>
+        <w:rPr>
+          <w:lang w:val="en-GB"/>
+        </w:rPr>
+      </w:pPr>
+      <w:r>
+        <w:rPr>
+          <w:lang w:val="en-GB"/>
+        </w:rPr>
+        <w:t>References(</w:t>
+      </w:r>
+      <w:proofErr w:type="spellStart"/>
+      <w:r>
+        <w:rPr>
+          <w:lang w:val="en-GB"/>
+        </w:rPr>
+        <w:t>id_clientes</w:t>
+      </w:r>
+      <w:proofErr w:type="spellEnd"/>
+      <w:r>
+        <w:rPr>
+          <w:lang w:val="en-GB"/>
+        </w:rPr>
+        <w:t>)</w:t>
+      </w:r>
+    </w:p>
+    <w:p>
+      <w:pPr>
+        <w:rPr>
+          <w:lang w:val="en-GB"/>
+        </w:rPr>
+      </w:pPr>
+      <w:r>
+        <w:rPr>
+          <w:lang w:val="en-GB"/>
+        </w:rPr>
+        <w:t xml:space="preserve"> </w:t>
       </w:r>
     </w:p>
     <w:p>
@@ -1264,7 +1372,6 @@
           <w:b/>
           <w:bCs/>
         </w:rPr>
-        <w:lastRenderedPageBreak/>
         <w:t>2) Batería de consultas (resuelve y entrega)</w:t>
       </w:r>
     </w:p>
@@ -1657,7 +1764,7 @@
     <w:p>
       <w:r>
         <w:pict w14:anchorId="457086BF">
-          <v:rect id="_x0000_i1051" style="width:0;height:1.5pt" o:hralign="center" o:hrstd="t" o:hr="t" fillcolor="#a0a0a0" stroked="f"/>
+          <v:rect id="_x0000_i1027" style="width:0;height:1.5pt" o:hralign="center" o:hrstd="t" o:hr="t" fillcolor="#a0a0a0" stroked="f"/>
         </w:pict>
       </w:r>
     </w:p>
@@ -1817,6 +1924,7 @@
           <w:b/>
           <w:bCs/>
         </w:rPr>
+        <w:lastRenderedPageBreak/>
         <w:t>✅</w:t>
       </w:r>
       <w:r>
@@ -1976,788 +2084,805 @@
     </w:p>
     <w:p>
       <w:r>
+        <w:t xml:space="preserve">JOIN productos p ON </w:t>
+      </w:r>
+      <w:proofErr w:type="spellStart"/>
+      <w:r>
+        <w:t>dv.id_producto</w:t>
+      </w:r>
+      <w:proofErr w:type="spellEnd"/>
+      <w:r>
+        <w:t xml:space="preserve"> = </w:t>
+      </w:r>
+      <w:proofErr w:type="spellStart"/>
+      <w:r>
+        <w:t>p.id_producto</w:t>
+      </w:r>
+      <w:proofErr w:type="spellEnd"/>
+      <w:r>
+        <w:t>;</w:t>
+      </w:r>
+    </w:p>
+    <w:p/>
+    <w:p>
+      <w:r>
+        <w:t>-- 11</w:t>
+      </w:r>
+    </w:p>
+    <w:p>
+      <w:r>
+        <w:t xml:space="preserve">SELECT </w:t>
+      </w:r>
+      <w:proofErr w:type="spellStart"/>
+      <w:r>
+        <w:t>dv.id_venta</w:t>
+      </w:r>
+      <w:proofErr w:type="spellEnd"/>
+      <w:r>
+        <w:t xml:space="preserve">, </w:t>
+      </w:r>
+      <w:proofErr w:type="spellStart"/>
+      <w:proofErr w:type="gramStart"/>
+      <w:r>
+        <w:t>p.nombre</w:t>
+      </w:r>
+      <w:proofErr w:type="spellEnd"/>
+      <w:proofErr w:type="gramEnd"/>
+      <w:r>
+        <w:t xml:space="preserve"> AS producto,</w:t>
+      </w:r>
+    </w:p>
+    <w:p>
+      <w:r>
+        <w:t xml:space="preserve">       </w:t>
+      </w:r>
+      <w:proofErr w:type="spellStart"/>
+      <w:r>
+        <w:t>dv.cantidad</w:t>
+      </w:r>
+      <w:proofErr w:type="spellEnd"/>
+      <w:r>
+        <w:t xml:space="preserve">, </w:t>
+      </w:r>
+      <w:proofErr w:type="spellStart"/>
+      <w:proofErr w:type="gramStart"/>
+      <w:r>
+        <w:t>dv.precio</w:t>
+      </w:r>
+      <w:proofErr w:type="gramEnd"/>
+      <w:r>
+        <w:t>_unitario</w:t>
+      </w:r>
+      <w:proofErr w:type="spellEnd"/>
+      <w:r>
+        <w:t>,</w:t>
+      </w:r>
+    </w:p>
+    <w:p>
+      <w:r>
+        <w:t xml:space="preserve">       </w:t>
+      </w:r>
+      <w:proofErr w:type="spellStart"/>
+      <w:r>
+        <w:t>dv.cantidad</w:t>
+      </w:r>
+      <w:proofErr w:type="spellEnd"/>
+      <w:r>
+        <w:t xml:space="preserve"> * </w:t>
+      </w:r>
+      <w:proofErr w:type="spellStart"/>
+      <w:proofErr w:type="gramStart"/>
+      <w:r>
+        <w:t>dv.precio</w:t>
+      </w:r>
+      <w:proofErr w:type="gramEnd"/>
+      <w:r>
+        <w:t>_unitario</w:t>
+      </w:r>
+      <w:proofErr w:type="spellEnd"/>
+      <w:r>
+        <w:t xml:space="preserve"> AS </w:t>
+      </w:r>
+      <w:proofErr w:type="spellStart"/>
+      <w:r>
+        <w:t>importe_linea</w:t>
+      </w:r>
+      <w:proofErr w:type="spellEnd"/>
+    </w:p>
+    <w:p>
+      <w:r>
+        <w:t xml:space="preserve">FROM </w:t>
+      </w:r>
+      <w:proofErr w:type="spellStart"/>
+      <w:r>
+        <w:t>detalle_venta</w:t>
+      </w:r>
+      <w:proofErr w:type="spellEnd"/>
+      <w:r>
+        <w:t xml:space="preserve"> </w:t>
+      </w:r>
+      <w:proofErr w:type="spellStart"/>
+      <w:r>
+        <w:t>dv</w:t>
+      </w:r>
+      <w:proofErr w:type="spellEnd"/>
+    </w:p>
+    <w:p>
+      <w:r>
+        <w:t xml:space="preserve">JOIN productos p ON </w:t>
+      </w:r>
+      <w:proofErr w:type="spellStart"/>
+      <w:r>
+        <w:t>dv.id_producto</w:t>
+      </w:r>
+      <w:proofErr w:type="spellEnd"/>
+      <w:r>
+        <w:t xml:space="preserve"> = </w:t>
+      </w:r>
+      <w:proofErr w:type="spellStart"/>
+      <w:r>
+        <w:t>p.id_producto</w:t>
+      </w:r>
+      <w:proofErr w:type="spellEnd"/>
+      <w:r>
+        <w:t>;</w:t>
+      </w:r>
+    </w:p>
+    <w:p/>
+    <w:p>
+      <w:r>
+        <w:t>-- 12</w:t>
+      </w:r>
+    </w:p>
+    <w:p>
+      <w:r>
+        <w:t xml:space="preserve">SELECT </w:t>
+      </w:r>
+      <w:proofErr w:type="spellStart"/>
+      <w:r>
+        <w:t>dv.id_venta</w:t>
+      </w:r>
+      <w:proofErr w:type="spellEnd"/>
+      <w:r>
+        <w:t>,</w:t>
+      </w:r>
+    </w:p>
+    <w:p>
+      <w:r>
+        <w:t xml:space="preserve">       </w:t>
+      </w:r>
+      <w:proofErr w:type="gramStart"/>
+      <w:r>
+        <w:t>SUM(</w:t>
+      </w:r>
+      <w:proofErr w:type="spellStart"/>
+      <w:r>
+        <w:t>dv.cantidad</w:t>
+      </w:r>
+      <w:proofErr w:type="spellEnd"/>
+      <w:proofErr w:type="gramEnd"/>
+      <w:r>
+        <w:t xml:space="preserve"> * </w:t>
+      </w:r>
+      <w:proofErr w:type="spellStart"/>
+      <w:proofErr w:type="gramStart"/>
+      <w:r>
+        <w:t>dv.precio</w:t>
+      </w:r>
+      <w:proofErr w:type="gramEnd"/>
+      <w:r>
+        <w:t>_unitario</w:t>
+      </w:r>
+      <w:proofErr w:type="spellEnd"/>
+      <w:r>
+        <w:t xml:space="preserve">) AS </w:t>
+      </w:r>
+      <w:proofErr w:type="spellStart"/>
+      <w:r>
+        <w:t>total_venta</w:t>
+      </w:r>
+      <w:proofErr w:type="spellEnd"/>
+    </w:p>
+    <w:p>
+      <w:pPr>
+        <w:rPr>
+          <w:lang w:val="en-GB"/>
+        </w:rPr>
+      </w:pPr>
+      <w:r>
+        <w:rPr>
+          <w:lang w:val="en-GB"/>
+        </w:rPr>
+        <w:t>FROM detalle_venta dv</w:t>
+      </w:r>
+    </w:p>
+    <w:p>
+      <w:pPr>
+        <w:rPr>
+          <w:lang w:val="en-GB"/>
+        </w:rPr>
+      </w:pPr>
+      <w:r>
+        <w:rPr>
+          <w:lang w:val="en-GB"/>
+        </w:rPr>
+        <w:t>GROUP BY dv.id_venta;</w:t>
+      </w:r>
+    </w:p>
+    <w:p>
+      <w:pPr>
+        <w:rPr>
+          <w:lang w:val="en-GB"/>
+        </w:rPr>
+      </w:pPr>
+    </w:p>
+    <w:p>
+      <w:r>
+        <w:t>-- 13</w:t>
+      </w:r>
+    </w:p>
+    <w:p>
+      <w:r>
+        <w:t xml:space="preserve">SELECT </w:t>
+      </w:r>
+      <w:proofErr w:type="spellStart"/>
+      <w:r>
+        <w:t>c.id_cliente</w:t>
+      </w:r>
+      <w:proofErr w:type="spellEnd"/>
+      <w:r>
+        <w:t xml:space="preserve">, </w:t>
+      </w:r>
+      <w:proofErr w:type="spellStart"/>
+      <w:proofErr w:type="gramStart"/>
+      <w:r>
+        <w:t>c.nombre</w:t>
+      </w:r>
+      <w:proofErr w:type="spellEnd"/>
+      <w:proofErr w:type="gramEnd"/>
+      <w:r>
+        <w:t>,</w:t>
+      </w:r>
+    </w:p>
+    <w:p>
+      <w:r>
+        <w:t xml:space="preserve">       </w:t>
+      </w:r>
+      <w:proofErr w:type="gramStart"/>
+      <w:r>
+        <w:t>SUM(</w:t>
+      </w:r>
+      <w:proofErr w:type="spellStart"/>
+      <w:r>
+        <w:t>dv.cantidad</w:t>
+      </w:r>
+      <w:proofErr w:type="spellEnd"/>
+      <w:proofErr w:type="gramEnd"/>
+      <w:r>
+        <w:t xml:space="preserve"> * </w:t>
+      </w:r>
+      <w:proofErr w:type="spellStart"/>
+      <w:proofErr w:type="gramStart"/>
+      <w:r>
+        <w:t>dv.precio</w:t>
+      </w:r>
+      <w:proofErr w:type="gramEnd"/>
+      <w:r>
+        <w:t>_unitario</w:t>
+      </w:r>
+      <w:proofErr w:type="spellEnd"/>
+      <w:r>
+        <w:t xml:space="preserve">) AS </w:t>
+      </w:r>
+      <w:proofErr w:type="spellStart"/>
+      <w:r>
+        <w:t>gasto_total</w:t>
+      </w:r>
+      <w:proofErr w:type="spellEnd"/>
+    </w:p>
+    <w:p>
+      <w:pPr>
+        <w:rPr>
+          <w:lang w:val="en-GB"/>
+        </w:rPr>
+      </w:pPr>
+      <w:r>
+        <w:rPr>
+          <w:lang w:val="en-GB"/>
+        </w:rPr>
+        <w:t>FROM clientes c</w:t>
+      </w:r>
+    </w:p>
+    <w:p>
+      <w:pPr>
+        <w:rPr>
+          <w:lang w:val="en-GB"/>
+        </w:rPr>
+      </w:pPr>
+      <w:r>
+        <w:rPr>
+          <w:lang w:val="en-GB"/>
+        </w:rPr>
         <w:lastRenderedPageBreak/>
-        <w:t xml:space="preserve">JOIN productos p ON </w:t>
+        <w:t>JOIN ventas v ON c.id_cliente = v.id_cliente</w:t>
+      </w:r>
+    </w:p>
+    <w:p>
+      <w:r>
+        <w:t xml:space="preserve">JOIN </w:t>
+      </w:r>
+      <w:proofErr w:type="spellStart"/>
+      <w:r>
+        <w:t>detalle_venta</w:t>
+      </w:r>
+      <w:proofErr w:type="spellEnd"/>
+      <w:r>
+        <w:t xml:space="preserve"> </w:t>
+      </w:r>
+      <w:proofErr w:type="spellStart"/>
+      <w:r>
+        <w:t>dv</w:t>
+      </w:r>
+      <w:proofErr w:type="spellEnd"/>
+      <w:r>
+        <w:t xml:space="preserve"> ON </w:t>
+      </w:r>
+      <w:proofErr w:type="spellStart"/>
+      <w:r>
+        <w:t>v.id_venta</w:t>
+      </w:r>
+      <w:proofErr w:type="spellEnd"/>
+      <w:r>
+        <w:t xml:space="preserve"> = </w:t>
+      </w:r>
+      <w:proofErr w:type="spellStart"/>
+      <w:r>
+        <w:t>dv.id_venta</w:t>
+      </w:r>
+      <w:proofErr w:type="spellEnd"/>
+    </w:p>
+    <w:p>
+      <w:pPr>
+        <w:rPr>
+          <w:lang w:val="en-GB"/>
+        </w:rPr>
+      </w:pPr>
+      <w:r>
+        <w:rPr>
+          <w:lang w:val="en-GB"/>
+        </w:rPr>
+        <w:t>GROUP BY c.id_cliente, c.nombre;</w:t>
+      </w:r>
+    </w:p>
+    <w:p>
+      <w:pPr>
+        <w:rPr>
+          <w:lang w:val="en-GB"/>
+        </w:rPr>
+      </w:pPr>
+    </w:p>
+    <w:p>
+      <w:r>
+        <w:t>-- 14</w:t>
+      </w:r>
+    </w:p>
+    <w:p>
+      <w:r>
+        <w:t xml:space="preserve">SELECT </w:t>
+      </w:r>
+      <w:proofErr w:type="spellStart"/>
+      <w:r>
+        <w:t>c.id_cliente</w:t>
+      </w:r>
+      <w:proofErr w:type="spellEnd"/>
+      <w:r>
+        <w:t xml:space="preserve">, </w:t>
+      </w:r>
+      <w:proofErr w:type="spellStart"/>
+      <w:proofErr w:type="gramStart"/>
+      <w:r>
+        <w:t>c.nombre</w:t>
+      </w:r>
+      <w:proofErr w:type="spellEnd"/>
+      <w:proofErr w:type="gramEnd"/>
+      <w:r>
+        <w:t>,</w:t>
+      </w:r>
+    </w:p>
+    <w:p>
+      <w:r>
+        <w:t xml:space="preserve">       </w:t>
+      </w:r>
+      <w:proofErr w:type="gramStart"/>
+      <w:r>
+        <w:t>SUM(</w:t>
+      </w:r>
+      <w:proofErr w:type="spellStart"/>
+      <w:r>
+        <w:t>dv.cantidad</w:t>
+      </w:r>
+      <w:proofErr w:type="spellEnd"/>
+      <w:proofErr w:type="gramEnd"/>
+      <w:r>
+        <w:t xml:space="preserve"> * </w:t>
+      </w:r>
+      <w:proofErr w:type="spellStart"/>
+      <w:proofErr w:type="gramStart"/>
+      <w:r>
+        <w:t>dv.precio</w:t>
+      </w:r>
+      <w:proofErr w:type="gramEnd"/>
+      <w:r>
+        <w:t>_unitario</w:t>
+      </w:r>
+      <w:proofErr w:type="spellEnd"/>
+      <w:r>
+        <w:t xml:space="preserve">) AS </w:t>
+      </w:r>
+      <w:proofErr w:type="spellStart"/>
+      <w:r>
+        <w:t>gasto_total</w:t>
+      </w:r>
+      <w:proofErr w:type="spellEnd"/>
+    </w:p>
+    <w:p>
+      <w:pPr>
+        <w:rPr>
+          <w:lang w:val="en-GB"/>
+        </w:rPr>
+      </w:pPr>
+      <w:r>
+        <w:rPr>
+          <w:lang w:val="en-GB"/>
+        </w:rPr>
+        <w:t>FROM clientes c</w:t>
+      </w:r>
+    </w:p>
+    <w:p>
+      <w:pPr>
+        <w:rPr>
+          <w:lang w:val="en-GB"/>
+        </w:rPr>
+      </w:pPr>
+      <w:r>
+        <w:rPr>
+          <w:lang w:val="en-GB"/>
+        </w:rPr>
+        <w:t>JOIN ventas v ON c.id_cliente = v.id_cliente</w:t>
+      </w:r>
+    </w:p>
+    <w:p>
+      <w:r>
+        <w:t xml:space="preserve">JOIN </w:t>
+      </w:r>
+      <w:proofErr w:type="spellStart"/>
+      <w:r>
+        <w:t>detalle_venta</w:t>
+      </w:r>
+      <w:proofErr w:type="spellEnd"/>
+      <w:r>
+        <w:t xml:space="preserve"> </w:t>
+      </w:r>
+      <w:proofErr w:type="spellStart"/>
+      <w:r>
+        <w:t>dv</w:t>
+      </w:r>
+      <w:proofErr w:type="spellEnd"/>
+      <w:r>
+        <w:t xml:space="preserve"> ON </w:t>
+      </w:r>
+      <w:proofErr w:type="spellStart"/>
+      <w:r>
+        <w:t>v.id_venta</w:t>
+      </w:r>
+      <w:proofErr w:type="spellEnd"/>
+      <w:r>
+        <w:t xml:space="preserve"> = </w:t>
+      </w:r>
+      <w:proofErr w:type="spellStart"/>
+      <w:r>
+        <w:t>dv.id_venta</w:t>
+      </w:r>
+      <w:proofErr w:type="spellEnd"/>
+    </w:p>
+    <w:p>
+      <w:pPr>
+        <w:rPr>
+          <w:lang w:val="en-GB"/>
+        </w:rPr>
+      </w:pPr>
+      <w:r>
+        <w:rPr>
+          <w:lang w:val="en-GB"/>
+        </w:rPr>
+        <w:t>GROUP BY c.id_cliente, c.nombre</w:t>
+      </w:r>
+    </w:p>
+    <w:p>
+      <w:pPr>
+        <w:rPr>
+          <w:lang w:val="en-GB"/>
+        </w:rPr>
+      </w:pPr>
+      <w:r>
+        <w:rPr>
+          <w:lang w:val="en-GB"/>
+        </w:rPr>
+        <w:t>ORDER BY gasto_total DESC</w:t>
+      </w:r>
+    </w:p>
+    <w:p>
+      <w:pPr>
+        <w:rPr>
+          <w:lang w:val="en-GB"/>
+        </w:rPr>
+      </w:pPr>
+      <w:r>
+        <w:rPr>
+          <w:lang w:val="en-GB"/>
+        </w:rPr>
+        <w:t>LIMIT 3;</w:t>
+      </w:r>
+    </w:p>
+    <w:p>
+      <w:pPr>
+        <w:rPr>
+          <w:lang w:val="en-GB"/>
+        </w:rPr>
+      </w:pPr>
+    </w:p>
+    <w:p>
+      <w:r>
+        <w:t>-- 15</w:t>
+      </w:r>
+    </w:p>
+    <w:p>
+      <w:r>
+        <w:t xml:space="preserve">SELECT </w:t>
+      </w:r>
+      <w:proofErr w:type="spellStart"/>
+      <w:r>
+        <w:t>p.id_producto</w:t>
+      </w:r>
+      <w:proofErr w:type="spellEnd"/>
+      <w:r>
+        <w:t xml:space="preserve">, </w:t>
+      </w:r>
+      <w:proofErr w:type="spellStart"/>
+      <w:proofErr w:type="gramStart"/>
+      <w:r>
+        <w:t>p.nombre</w:t>
+      </w:r>
+      <w:proofErr w:type="spellEnd"/>
+      <w:proofErr w:type="gramEnd"/>
+      <w:r>
+        <w:t>,</w:t>
+      </w:r>
+    </w:p>
+    <w:p>
+      <w:r>
+        <w:t xml:space="preserve">       </w:t>
+      </w:r>
+      <w:proofErr w:type="gramStart"/>
+      <w:r>
+        <w:t>SUM(</w:t>
+      </w:r>
+      <w:proofErr w:type="spellStart"/>
+      <w:r>
+        <w:t>dv.cantidad</w:t>
+      </w:r>
+      <w:proofErr w:type="spellEnd"/>
+      <w:proofErr w:type="gramEnd"/>
+      <w:r>
+        <w:t xml:space="preserve">) AS </w:t>
+      </w:r>
+      <w:proofErr w:type="spellStart"/>
+      <w:r>
+        <w:t>unidades_vendidas</w:t>
+      </w:r>
+      <w:proofErr w:type="spellEnd"/>
+    </w:p>
+    <w:p>
+      <w:r>
+        <w:t>FROM productos p</w:t>
+      </w:r>
+    </w:p>
+    <w:p>
+      <w:r>
+        <w:t xml:space="preserve">JOIN </w:t>
+      </w:r>
+      <w:proofErr w:type="spellStart"/>
+      <w:r>
+        <w:t>detalle_venta</w:t>
+      </w:r>
+      <w:proofErr w:type="spellEnd"/>
+      <w:r>
+        <w:t xml:space="preserve"> </w:t>
+      </w:r>
+      <w:proofErr w:type="spellStart"/>
+      <w:r>
+        <w:t>dv</w:t>
+      </w:r>
+      <w:proofErr w:type="spellEnd"/>
+      <w:r>
+        <w:t xml:space="preserve"> ON </w:t>
+      </w:r>
+      <w:proofErr w:type="spellStart"/>
+      <w:r>
+        <w:t>p.id_producto</w:t>
+      </w:r>
+      <w:proofErr w:type="spellEnd"/>
+      <w:r>
+        <w:t xml:space="preserve"> = </w:t>
       </w:r>
       <w:proofErr w:type="spellStart"/>
       <w:r>
         <w:t>dv.id_producto</w:t>
       </w:r>
       <w:proofErr w:type="spellEnd"/>
+    </w:p>
+    <w:p>
+      <w:pPr>
+        <w:rPr>
+          <w:lang w:val="en-GB"/>
+        </w:rPr>
+      </w:pPr>
+      <w:r>
+        <w:rPr>
+          <w:lang w:val="en-GB"/>
+        </w:rPr>
+        <w:t xml:space="preserve">GROUP BY </w:t>
+      </w:r>
+      <w:proofErr w:type="spellStart"/>
+      <w:r>
+        <w:rPr>
+          <w:lang w:val="en-GB"/>
+        </w:rPr>
+        <w:t>p.id_producto</w:t>
+      </w:r>
+      <w:proofErr w:type="spellEnd"/>
+      <w:r>
+        <w:rPr>
+          <w:lang w:val="en-GB"/>
+        </w:rPr>
+        <w:t xml:space="preserve">, </w:t>
+      </w:r>
+      <w:proofErr w:type="spellStart"/>
+      <w:proofErr w:type="gramStart"/>
+      <w:r>
+        <w:rPr>
+          <w:lang w:val="en-GB"/>
+        </w:rPr>
+        <w:t>p.nombre</w:t>
+      </w:r>
+      <w:proofErr w:type="spellEnd"/>
+      <w:proofErr w:type="gramEnd"/>
+    </w:p>
+    <w:p>
+      <w:r>
+        <w:t xml:space="preserve">ORDER BY </w:t>
+      </w:r>
+      <w:proofErr w:type="spellStart"/>
+      <w:r>
+        <w:t>unidades_vendidas</w:t>
+      </w:r>
+      <w:proofErr w:type="spellEnd"/>
+      <w:r>
+        <w:t xml:space="preserve"> DESC</w:t>
+      </w:r>
+    </w:p>
+    <w:p>
+      <w:r>
+        <w:t>LIMIT 3;</w:t>
+      </w:r>
+    </w:p>
+    <w:p/>
+    <w:p>
+      <w:r>
+        <w:t>-- 16</w:t>
+      </w:r>
+    </w:p>
+    <w:p>
+      <w:r>
+        <w:t xml:space="preserve">SELECT </w:t>
+      </w:r>
+      <w:proofErr w:type="spellStart"/>
+      <w:proofErr w:type="gramStart"/>
+      <w:r>
+        <w:t>v.fecha</w:t>
+      </w:r>
+      <w:proofErr w:type="spellEnd"/>
+      <w:proofErr w:type="gramEnd"/>
+      <w:r>
+        <w:t>,</w:t>
+      </w:r>
+    </w:p>
+    <w:p>
+      <w:r>
+        <w:t xml:space="preserve">       </w:t>
+      </w:r>
+      <w:proofErr w:type="gramStart"/>
+      <w:r>
+        <w:t>SUM(</w:t>
+      </w:r>
+      <w:proofErr w:type="spellStart"/>
+      <w:r>
+        <w:t>dv.cantidad</w:t>
+      </w:r>
+      <w:proofErr w:type="spellEnd"/>
+      <w:proofErr w:type="gramEnd"/>
+      <w:r>
+        <w:t xml:space="preserve"> * </w:t>
+      </w:r>
+      <w:proofErr w:type="spellStart"/>
+      <w:proofErr w:type="gramStart"/>
+      <w:r>
+        <w:t>dv.precio</w:t>
+      </w:r>
+      <w:proofErr w:type="gramEnd"/>
+      <w:r>
+        <w:t>_unitario</w:t>
+      </w:r>
+      <w:proofErr w:type="spellEnd"/>
+      <w:r>
+        <w:t xml:space="preserve">) AS </w:t>
+      </w:r>
+      <w:proofErr w:type="spellStart"/>
+      <w:r>
+        <w:t>facturacion_dia</w:t>
+      </w:r>
+      <w:proofErr w:type="spellEnd"/>
+    </w:p>
+    <w:p>
+      <w:r>
+        <w:t>FROM ventas v</w:t>
+      </w:r>
+    </w:p>
+    <w:p>
+      <w:r>
+        <w:t xml:space="preserve">JOIN </w:t>
+      </w:r>
+      <w:proofErr w:type="spellStart"/>
+      <w:r>
+        <w:t>detalle_venta</w:t>
+      </w:r>
+      <w:proofErr w:type="spellEnd"/>
+      <w:r>
+        <w:t xml:space="preserve"> </w:t>
+      </w:r>
+      <w:proofErr w:type="spellStart"/>
+      <w:r>
+        <w:t>dv</w:t>
+      </w:r>
+      <w:proofErr w:type="spellEnd"/>
+      <w:r>
+        <w:t xml:space="preserve"> ON </w:t>
+      </w:r>
+      <w:proofErr w:type="spellStart"/>
+      <w:r>
+        <w:t>v.id_venta</w:t>
+      </w:r>
+      <w:proofErr w:type="spellEnd"/>
       <w:r>
         <w:t xml:space="preserve"> = </w:t>
       </w:r>
       <w:proofErr w:type="spellStart"/>
       <w:r>
-        <w:t>p.id_producto</w:t>
-      </w:r>
-      <w:proofErr w:type="spellEnd"/>
-      <w:r>
-        <w:t>;</w:t>
-      </w:r>
-    </w:p>
-    <w:p/>
-    <w:p>
-      <w:r>
-        <w:t>-- 11</w:t>
-      </w:r>
-    </w:p>
-    <w:p>
-      <w:r>
-        <w:t xml:space="preserve">SELECT </w:t>
-      </w:r>
-      <w:proofErr w:type="spellStart"/>
-      <w:r>
         <w:t>dv.id_venta</w:t>
       </w:r>
       <w:proofErr w:type="spellEnd"/>
-      <w:r>
-        <w:t xml:space="preserve">, </w:t>
-      </w:r>
-      <w:proofErr w:type="spellStart"/>
-      <w:proofErr w:type="gramStart"/>
-      <w:r>
-        <w:t>p.nombre</w:t>
-      </w:r>
-      <w:proofErr w:type="spellEnd"/>
-      <w:proofErr w:type="gramEnd"/>
-      <w:r>
-        <w:t xml:space="preserve"> AS producto,</w:t>
-      </w:r>
-    </w:p>
-    <w:p>
-      <w:r>
-        <w:t xml:space="preserve">       </w:t>
-      </w:r>
-      <w:proofErr w:type="spellStart"/>
-      <w:r>
-        <w:t>dv.cantidad</w:t>
-      </w:r>
-      <w:proofErr w:type="spellEnd"/>
-      <w:r>
-        <w:t xml:space="preserve">, </w:t>
-      </w:r>
-      <w:proofErr w:type="spellStart"/>
-      <w:proofErr w:type="gramStart"/>
-      <w:r>
-        <w:t>dv.precio</w:t>
-      </w:r>
-      <w:proofErr w:type="gramEnd"/>
-      <w:r>
-        <w:t>_unitario</w:t>
-      </w:r>
-      <w:proofErr w:type="spellEnd"/>
-      <w:r>
-        <w:t>,</w:t>
-      </w:r>
-    </w:p>
-    <w:p>
-      <w:r>
-        <w:t xml:space="preserve">       </w:t>
-      </w:r>
-      <w:proofErr w:type="spellStart"/>
-      <w:r>
-        <w:t>dv.cantidad</w:t>
-      </w:r>
-      <w:proofErr w:type="spellEnd"/>
-      <w:r>
-        <w:t xml:space="preserve"> * </w:t>
-      </w:r>
-      <w:proofErr w:type="spellStart"/>
-      <w:proofErr w:type="gramStart"/>
-      <w:r>
-        <w:t>dv.precio</w:t>
-      </w:r>
-      <w:proofErr w:type="gramEnd"/>
-      <w:r>
-        <w:t>_unitario</w:t>
-      </w:r>
-      <w:proofErr w:type="spellEnd"/>
-      <w:r>
-        <w:t xml:space="preserve"> AS </w:t>
-      </w:r>
-      <w:proofErr w:type="spellStart"/>
-      <w:r>
-        <w:t>importe_linea</w:t>
-      </w:r>
-      <w:proofErr w:type="spellEnd"/>
-    </w:p>
-    <w:p>
-      <w:r>
-        <w:t xml:space="preserve">FROM </w:t>
-      </w:r>
-      <w:proofErr w:type="spellStart"/>
-      <w:r>
-        <w:t>detalle_venta</w:t>
-      </w:r>
-      <w:proofErr w:type="spellEnd"/>
-      <w:r>
-        <w:t xml:space="preserve"> </w:t>
-      </w:r>
-      <w:proofErr w:type="spellStart"/>
-      <w:r>
-        <w:t>dv</w:t>
-      </w:r>
-      <w:proofErr w:type="spellEnd"/>
-    </w:p>
-    <w:p>
-      <w:r>
-        <w:t xml:space="preserve">JOIN productos p ON </w:t>
-      </w:r>
-      <w:proofErr w:type="spellStart"/>
-      <w:r>
-        <w:t>dv.id_producto</w:t>
-      </w:r>
-      <w:proofErr w:type="spellEnd"/>
-      <w:r>
-        <w:t xml:space="preserve"> = </w:t>
-      </w:r>
-      <w:proofErr w:type="spellStart"/>
-      <w:r>
-        <w:t>p.id_producto</w:t>
-      </w:r>
-      <w:proofErr w:type="spellEnd"/>
-      <w:r>
-        <w:t>;</w:t>
-      </w:r>
-    </w:p>
-    <w:p/>
-    <w:p>
-      <w:r>
-        <w:t>-- 12</w:t>
-      </w:r>
-    </w:p>
-    <w:p>
-      <w:r>
-        <w:t xml:space="preserve">SELECT </w:t>
-      </w:r>
-      <w:proofErr w:type="spellStart"/>
-      <w:r>
-        <w:t>dv.id_venta</w:t>
-      </w:r>
-      <w:proofErr w:type="spellEnd"/>
-      <w:r>
-        <w:t>,</w:t>
-      </w:r>
-    </w:p>
-    <w:p>
-      <w:r>
-        <w:t xml:space="preserve">       </w:t>
-      </w:r>
-      <w:proofErr w:type="gramStart"/>
-      <w:r>
-        <w:t>SUM(</w:t>
-      </w:r>
-      <w:proofErr w:type="spellStart"/>
-      <w:r>
-        <w:t>dv.cantidad</w:t>
-      </w:r>
-      <w:proofErr w:type="spellEnd"/>
-      <w:proofErr w:type="gramEnd"/>
-      <w:r>
-        <w:t xml:space="preserve"> * </w:t>
-      </w:r>
-      <w:proofErr w:type="spellStart"/>
-      <w:proofErr w:type="gramStart"/>
-      <w:r>
-        <w:t>dv.precio</w:t>
-      </w:r>
-      <w:proofErr w:type="gramEnd"/>
-      <w:r>
-        <w:t>_unitario</w:t>
-      </w:r>
-      <w:proofErr w:type="spellEnd"/>
-      <w:r>
-        <w:t xml:space="preserve">) AS </w:t>
-      </w:r>
-      <w:proofErr w:type="spellStart"/>
-      <w:r>
-        <w:t>total_venta</w:t>
-      </w:r>
-      <w:proofErr w:type="spellEnd"/>
-    </w:p>
-    <w:p>
-      <w:pPr>
-        <w:rPr>
-          <w:lang w:val="en-GB"/>
-        </w:rPr>
-      </w:pPr>
-      <w:r>
-        <w:rPr>
-          <w:lang w:val="en-GB"/>
-        </w:rPr>
-        <w:t>FROM detalle_venta dv</w:t>
-      </w:r>
-    </w:p>
-    <w:p>
-      <w:pPr>
-        <w:rPr>
-          <w:lang w:val="en-GB"/>
-        </w:rPr>
-      </w:pPr>
-      <w:r>
-        <w:rPr>
-          <w:lang w:val="en-GB"/>
-        </w:rPr>
-        <w:t>GROUP BY dv.id_venta;</w:t>
-      </w:r>
-    </w:p>
-    <w:p>
-      <w:pPr>
-        <w:rPr>
-          <w:lang w:val="en-GB"/>
-        </w:rPr>
-      </w:pPr>
-    </w:p>
-    <w:p>
-      <w:r>
-        <w:t>-- 13</w:t>
-      </w:r>
-    </w:p>
-    <w:p>
-      <w:r>
-        <w:t xml:space="preserve">SELECT </w:t>
-      </w:r>
-      <w:proofErr w:type="spellStart"/>
-      <w:r>
-        <w:t>c.id_cliente</w:t>
-      </w:r>
-      <w:proofErr w:type="spellEnd"/>
-      <w:r>
-        <w:t xml:space="preserve">, </w:t>
-      </w:r>
-      <w:proofErr w:type="spellStart"/>
-      <w:proofErr w:type="gramStart"/>
-      <w:r>
-        <w:t>c.nombre</w:t>
-      </w:r>
-      <w:proofErr w:type="spellEnd"/>
-      <w:proofErr w:type="gramEnd"/>
-      <w:r>
-        <w:t>,</w:t>
-      </w:r>
-    </w:p>
-    <w:p>
-      <w:r>
-        <w:t xml:space="preserve">       </w:t>
-      </w:r>
-      <w:proofErr w:type="gramStart"/>
-      <w:r>
-        <w:t>SUM(</w:t>
-      </w:r>
-      <w:proofErr w:type="spellStart"/>
-      <w:r>
-        <w:t>dv.cantidad</w:t>
-      </w:r>
-      <w:proofErr w:type="spellEnd"/>
-      <w:proofErr w:type="gramEnd"/>
-      <w:r>
-        <w:t xml:space="preserve"> * </w:t>
-      </w:r>
-      <w:proofErr w:type="spellStart"/>
-      <w:proofErr w:type="gramStart"/>
-      <w:r>
-        <w:t>dv.precio</w:t>
-      </w:r>
-      <w:proofErr w:type="gramEnd"/>
-      <w:r>
-        <w:t>_unitario</w:t>
-      </w:r>
-      <w:proofErr w:type="spellEnd"/>
-      <w:r>
-        <w:t xml:space="preserve">) AS </w:t>
-      </w:r>
-      <w:proofErr w:type="spellStart"/>
-      <w:r>
-        <w:t>gasto_total</w:t>
-      </w:r>
-      <w:proofErr w:type="spellEnd"/>
-    </w:p>
-    <w:p>
-      <w:pPr>
-        <w:rPr>
-          <w:lang w:val="en-GB"/>
-        </w:rPr>
-      </w:pPr>
-      <w:r>
-        <w:rPr>
-          <w:lang w:val="en-GB"/>
-        </w:rPr>
-        <w:t>FROM clientes c</w:t>
-      </w:r>
-    </w:p>
-    <w:p>
-      <w:pPr>
-        <w:rPr>
-          <w:lang w:val="en-GB"/>
-        </w:rPr>
-      </w:pPr>
-      <w:r>
-        <w:rPr>
-          <w:lang w:val="en-GB"/>
-        </w:rPr>
-        <w:t>JOIN ventas v ON c.id_cliente = v.id_cliente</w:t>
-      </w:r>
-    </w:p>
-    <w:p>
-      <w:r>
-        <w:t xml:space="preserve">JOIN </w:t>
-      </w:r>
-      <w:proofErr w:type="spellStart"/>
-      <w:r>
-        <w:t>detalle_venta</w:t>
-      </w:r>
-      <w:proofErr w:type="spellEnd"/>
-      <w:r>
-        <w:t xml:space="preserve"> </w:t>
-      </w:r>
-      <w:proofErr w:type="spellStart"/>
-      <w:r>
-        <w:t>dv</w:t>
-      </w:r>
-      <w:proofErr w:type="spellEnd"/>
-      <w:r>
-        <w:t xml:space="preserve"> ON </w:t>
-      </w:r>
-      <w:proofErr w:type="spellStart"/>
-      <w:r>
-        <w:t>v.id_venta</w:t>
-      </w:r>
-      <w:proofErr w:type="spellEnd"/>
-      <w:r>
-        <w:t xml:space="preserve"> = </w:t>
-      </w:r>
-      <w:proofErr w:type="spellStart"/>
-      <w:r>
-        <w:t>dv.id_venta</w:t>
-      </w:r>
-      <w:proofErr w:type="spellEnd"/>
-    </w:p>
-    <w:p>
-      <w:pPr>
-        <w:rPr>
-          <w:lang w:val="en-GB"/>
-        </w:rPr>
-      </w:pPr>
-      <w:r>
-        <w:rPr>
-          <w:lang w:val="en-GB"/>
-        </w:rPr>
-        <w:t>GROUP BY c.id_cliente, c.nombre;</w:t>
-      </w:r>
-    </w:p>
-    <w:p>
-      <w:pPr>
-        <w:rPr>
-          <w:lang w:val="en-GB"/>
-        </w:rPr>
-      </w:pPr>
-    </w:p>
-    <w:p>
-      <w:r>
-        <w:t>-- 14</w:t>
-      </w:r>
-    </w:p>
-    <w:p>
-      <w:r>
-        <w:t xml:space="preserve">SELECT </w:t>
-      </w:r>
-      <w:proofErr w:type="spellStart"/>
-      <w:r>
-        <w:t>c.id_cliente</w:t>
-      </w:r>
-      <w:proofErr w:type="spellEnd"/>
-      <w:r>
-        <w:t xml:space="preserve">, </w:t>
-      </w:r>
-      <w:proofErr w:type="spellStart"/>
-      <w:proofErr w:type="gramStart"/>
-      <w:r>
-        <w:t>c.nombre</w:t>
-      </w:r>
-      <w:proofErr w:type="spellEnd"/>
-      <w:proofErr w:type="gramEnd"/>
-      <w:r>
-        <w:t>,</w:t>
-      </w:r>
-    </w:p>
-    <w:p>
-      <w:r>
-        <w:t xml:space="preserve">       </w:t>
-      </w:r>
-      <w:proofErr w:type="gramStart"/>
-      <w:r>
-        <w:t>SUM(</w:t>
-      </w:r>
-      <w:proofErr w:type="spellStart"/>
-      <w:r>
-        <w:t>dv.cantidad</w:t>
-      </w:r>
-      <w:proofErr w:type="spellEnd"/>
-      <w:proofErr w:type="gramEnd"/>
-      <w:r>
-        <w:t xml:space="preserve"> * </w:t>
-      </w:r>
-      <w:proofErr w:type="spellStart"/>
-      <w:proofErr w:type="gramStart"/>
-      <w:r>
-        <w:t>dv.precio</w:t>
-      </w:r>
-      <w:proofErr w:type="gramEnd"/>
-      <w:r>
-        <w:t>_unitario</w:t>
-      </w:r>
-      <w:proofErr w:type="spellEnd"/>
-      <w:r>
-        <w:t xml:space="preserve">) AS </w:t>
-      </w:r>
-      <w:proofErr w:type="spellStart"/>
-      <w:r>
-        <w:t>gasto_total</w:t>
-      </w:r>
-      <w:proofErr w:type="spellEnd"/>
-    </w:p>
-    <w:p>
-      <w:pPr>
-        <w:rPr>
-          <w:lang w:val="en-GB"/>
-        </w:rPr>
-      </w:pPr>
-      <w:r>
-        <w:rPr>
-          <w:lang w:val="en-GB"/>
-        </w:rPr>
-        <w:t>FROM clientes c</w:t>
-      </w:r>
-    </w:p>
-    <w:p>
-      <w:pPr>
-        <w:rPr>
-          <w:lang w:val="en-GB"/>
-        </w:rPr>
-      </w:pPr>
-      <w:r>
-        <w:rPr>
-          <w:lang w:val="en-GB"/>
-        </w:rPr>
-        <w:t>JOIN ventas v ON c.id_cliente = v.id_cliente</w:t>
-      </w:r>
-    </w:p>
-    <w:p>
-      <w:r>
+    </w:p>
+    <w:p>
+      <w:pPr>
+        <w:rPr>
+          <w:lang w:val="en-GB"/>
+        </w:rPr>
+      </w:pPr>
+      <w:r>
+        <w:rPr>
+          <w:lang w:val="en-GB"/>
+        </w:rPr>
         <w:lastRenderedPageBreak/>
-        <w:t xml:space="preserve">JOIN </w:t>
-      </w:r>
-      <w:proofErr w:type="spellStart"/>
-      <w:r>
-        <w:t>detalle_venta</w:t>
-      </w:r>
-      <w:proofErr w:type="spellEnd"/>
-      <w:r>
-        <w:t xml:space="preserve"> </w:t>
-      </w:r>
-      <w:proofErr w:type="spellStart"/>
-      <w:r>
-        <w:t>dv</w:t>
-      </w:r>
-      <w:proofErr w:type="spellEnd"/>
-      <w:r>
-        <w:t xml:space="preserve"> ON </w:t>
-      </w:r>
-      <w:proofErr w:type="spellStart"/>
-      <w:r>
-        <w:t>v.id_venta</w:t>
-      </w:r>
-      <w:proofErr w:type="spellEnd"/>
-      <w:r>
-        <w:t xml:space="preserve"> = </w:t>
-      </w:r>
-      <w:proofErr w:type="spellStart"/>
-      <w:r>
-        <w:t>dv.id_venta</w:t>
-      </w:r>
-      <w:proofErr w:type="spellEnd"/>
-    </w:p>
-    <w:p>
-      <w:pPr>
-        <w:rPr>
-          <w:lang w:val="en-GB"/>
-        </w:rPr>
-      </w:pPr>
-      <w:r>
-        <w:rPr>
-          <w:lang w:val="en-GB"/>
-        </w:rPr>
-        <w:t>GROUP BY c.id_cliente, c.nombre</w:t>
-      </w:r>
-    </w:p>
-    <w:p>
-      <w:pPr>
-        <w:rPr>
-          <w:lang w:val="en-GB"/>
-        </w:rPr>
-      </w:pPr>
-      <w:r>
-        <w:rPr>
-          <w:lang w:val="en-GB"/>
-        </w:rPr>
-        <w:t>ORDER BY gasto_total DESC</w:t>
-      </w:r>
-    </w:p>
-    <w:p>
-      <w:pPr>
-        <w:rPr>
-          <w:lang w:val="en-GB"/>
-        </w:rPr>
-      </w:pPr>
-      <w:r>
-        <w:rPr>
-          <w:lang w:val="en-GB"/>
-        </w:rPr>
-        <w:t>LIMIT 3;</w:t>
-      </w:r>
-    </w:p>
-    <w:p>
-      <w:pPr>
-        <w:rPr>
-          <w:lang w:val="en-GB"/>
-        </w:rPr>
-      </w:pPr>
-    </w:p>
-    <w:p>
-      <w:r>
-        <w:t>-- 15</w:t>
-      </w:r>
-    </w:p>
-    <w:p>
-      <w:r>
-        <w:t xml:space="preserve">SELECT </w:t>
-      </w:r>
-      <w:proofErr w:type="spellStart"/>
-      <w:r>
-        <w:t>p.id_producto</w:t>
-      </w:r>
-      <w:proofErr w:type="spellEnd"/>
-      <w:r>
-        <w:t xml:space="preserve">, </w:t>
-      </w:r>
-      <w:proofErr w:type="spellStart"/>
-      <w:proofErr w:type="gramStart"/>
-      <w:r>
-        <w:t>p.nombre</w:t>
-      </w:r>
-      <w:proofErr w:type="spellEnd"/>
-      <w:proofErr w:type="gramEnd"/>
-      <w:r>
-        <w:t>,</w:t>
-      </w:r>
-    </w:p>
-    <w:p>
-      <w:r>
-        <w:t xml:space="preserve">       </w:t>
-      </w:r>
-      <w:proofErr w:type="gramStart"/>
-      <w:r>
-        <w:t>SUM(</w:t>
-      </w:r>
-      <w:proofErr w:type="spellStart"/>
-      <w:r>
-        <w:t>dv.cantidad</w:t>
-      </w:r>
-      <w:proofErr w:type="spellEnd"/>
-      <w:proofErr w:type="gramEnd"/>
-      <w:r>
-        <w:t xml:space="preserve">) AS </w:t>
-      </w:r>
-      <w:proofErr w:type="spellStart"/>
-      <w:r>
-        <w:t>unidades_vendidas</w:t>
-      </w:r>
-      <w:proofErr w:type="spellEnd"/>
-    </w:p>
-    <w:p>
-      <w:r>
-        <w:t>FROM productos p</w:t>
-      </w:r>
-    </w:p>
-    <w:p>
-      <w:r>
-        <w:t xml:space="preserve">JOIN </w:t>
-      </w:r>
-      <w:proofErr w:type="spellStart"/>
-      <w:r>
-        <w:t>detalle_venta</w:t>
-      </w:r>
-      <w:proofErr w:type="spellEnd"/>
-      <w:r>
-        <w:t xml:space="preserve"> </w:t>
-      </w:r>
-      <w:proofErr w:type="spellStart"/>
-      <w:r>
-        <w:t>dv</w:t>
-      </w:r>
-      <w:proofErr w:type="spellEnd"/>
-      <w:r>
-        <w:t xml:space="preserve"> ON </w:t>
-      </w:r>
-      <w:proofErr w:type="spellStart"/>
-      <w:r>
-        <w:t>p.id_producto</w:t>
-      </w:r>
-      <w:proofErr w:type="spellEnd"/>
-      <w:r>
-        <w:t xml:space="preserve"> = </w:t>
-      </w:r>
-      <w:proofErr w:type="spellStart"/>
-      <w:r>
-        <w:t>dv.id_producto</w:t>
-      </w:r>
-      <w:proofErr w:type="spellEnd"/>
-    </w:p>
-    <w:p>
-      <w:r>
-        <w:t xml:space="preserve">GROUP BY </w:t>
-      </w:r>
-      <w:proofErr w:type="spellStart"/>
-      <w:r>
-        <w:t>p.id_producto</w:t>
-      </w:r>
-      <w:proofErr w:type="spellEnd"/>
-      <w:r>
-        <w:t xml:space="preserve">, </w:t>
-      </w:r>
-      <w:proofErr w:type="spellStart"/>
-      <w:proofErr w:type="gramStart"/>
-      <w:r>
-        <w:t>p.nombre</w:t>
-      </w:r>
-      <w:proofErr w:type="spellEnd"/>
-      <w:proofErr w:type="gramEnd"/>
-    </w:p>
-    <w:p>
-      <w:r>
-        <w:t xml:space="preserve">ORDER BY </w:t>
-      </w:r>
-      <w:proofErr w:type="spellStart"/>
-      <w:r>
-        <w:t>unidades_vendidas</w:t>
-      </w:r>
-      <w:proofErr w:type="spellEnd"/>
-      <w:r>
-        <w:t xml:space="preserve"> DESC</w:t>
-      </w:r>
-    </w:p>
-    <w:p>
-      <w:r>
-        <w:t>LIMIT 3;</w:t>
-      </w:r>
-    </w:p>
-    <w:p/>
-    <w:p>
-      <w:r>
-        <w:t>-- 16</w:t>
-      </w:r>
-    </w:p>
-    <w:p>
-      <w:r>
-        <w:t xml:space="preserve">SELECT </w:t>
-      </w:r>
-      <w:proofErr w:type="spellStart"/>
-      <w:proofErr w:type="gramStart"/>
-      <w:r>
-        <w:t>v.fecha</w:t>
-      </w:r>
-      <w:proofErr w:type="spellEnd"/>
-      <w:proofErr w:type="gramEnd"/>
-      <w:r>
-        <w:t>,</w:t>
-      </w:r>
-    </w:p>
-    <w:p>
-      <w:r>
-        <w:t xml:space="preserve">       </w:t>
-      </w:r>
-      <w:proofErr w:type="gramStart"/>
-      <w:r>
-        <w:t>SUM(</w:t>
-      </w:r>
-      <w:proofErr w:type="spellStart"/>
-      <w:r>
-        <w:t>dv.cantidad</w:t>
-      </w:r>
-      <w:proofErr w:type="spellEnd"/>
-      <w:proofErr w:type="gramEnd"/>
-      <w:r>
-        <w:t xml:space="preserve"> * </w:t>
-      </w:r>
-      <w:proofErr w:type="spellStart"/>
-      <w:proofErr w:type="gramStart"/>
-      <w:r>
-        <w:t>dv.precio</w:t>
-      </w:r>
-      <w:proofErr w:type="gramEnd"/>
-      <w:r>
-        <w:t>_unitario</w:t>
-      </w:r>
-      <w:proofErr w:type="spellEnd"/>
-      <w:r>
-        <w:t xml:space="preserve">) AS </w:t>
-      </w:r>
-      <w:proofErr w:type="spellStart"/>
-      <w:r>
-        <w:t>facturacion_dia</w:t>
-      </w:r>
-      <w:proofErr w:type="spellEnd"/>
-    </w:p>
-    <w:p>
-      <w:r>
-        <w:t>FROM ventas v</w:t>
-      </w:r>
-    </w:p>
-    <w:p>
-      <w:r>
-        <w:t xml:space="preserve">JOIN </w:t>
-      </w:r>
-      <w:proofErr w:type="spellStart"/>
-      <w:r>
-        <w:t>detalle_venta</w:t>
-      </w:r>
-      <w:proofErr w:type="spellEnd"/>
-      <w:r>
-        <w:t xml:space="preserve"> </w:t>
-      </w:r>
-      <w:proofErr w:type="spellStart"/>
-      <w:r>
-        <w:t>dv</w:t>
-      </w:r>
-      <w:proofErr w:type="spellEnd"/>
-      <w:r>
-        <w:t xml:space="preserve"> ON </w:t>
-      </w:r>
-      <w:proofErr w:type="spellStart"/>
-      <w:r>
-        <w:t>v.id_venta</w:t>
-      </w:r>
-      <w:proofErr w:type="spellEnd"/>
-      <w:r>
-        <w:t xml:space="preserve"> = </w:t>
-      </w:r>
-      <w:proofErr w:type="spellStart"/>
-      <w:r>
-        <w:t>dv.id_venta</w:t>
-      </w:r>
-      <w:proofErr w:type="spellEnd"/>
-    </w:p>
-    <w:p>
-      <w:pPr>
-        <w:rPr>
-          <w:lang w:val="en-GB"/>
-        </w:rPr>
-      </w:pPr>
-      <w:r>
-        <w:rPr>
-          <w:lang w:val="en-GB"/>
-        </w:rPr>
         <w:t>GROUP BY v.fecha</w:t>
       </w:r>
     </w:p>
@@ -2777,12 +2902,13 @@
     <w:p>
       <w:r>
         <w:pict w14:anchorId="08EE1AF1">
-          <v:rect id="_x0000_i1052" style="width:0;height:1.5pt" o:hralign="center" o:hrstd="t" o:hr="t" fillcolor="#a0a0a0" stroked="f"/>
+          <v:rect id="_x0000_i1028" style="width:0;height:1.5pt" o:hralign="center" o:hrstd="t" o:hr="t" fillcolor="#a0a0a0" stroked="f"/>
         </w:pict>
       </w:r>
     </w:p>
     <w:p>
       <w:pPr>
+        <w:shd w:val="clear" w:color="auto" w:fill="FAE2D5" w:themeFill="accent2" w:themeFillTint="33"/>
         <w:rPr>
           <w:b/>
           <w:bCs/>
@@ -2812,6 +2938,7 @@
           <w:ilvl w:val="0"/>
           <w:numId w:val="3"/>
         </w:numPr>
+        <w:shd w:val="clear" w:color="auto" w:fill="FAE2D5" w:themeFill="accent2" w:themeFillTint="33"/>
       </w:pPr>
       <w:r>
         <w:t>Clientes que han comprado al menos una vez (IN).</w:t>
@@ -2823,6 +2950,7 @@
           <w:ilvl w:val="0"/>
           <w:numId w:val="3"/>
         </w:numPr>
+        <w:shd w:val="clear" w:color="auto" w:fill="FAE2D5" w:themeFill="accent2" w:themeFillTint="33"/>
       </w:pPr>
       <w:r>
         <w:t>Clientes que NO han comprado nunca (NOT IN).</w:t>
@@ -2834,6 +2962,7 @@
           <w:ilvl w:val="0"/>
           <w:numId w:val="3"/>
         </w:numPr>
+        <w:shd w:val="clear" w:color="auto" w:fill="FAE2D5" w:themeFill="accent2" w:themeFillTint="33"/>
       </w:pPr>
       <w:r>
         <w:t>Productos que se han vendido alguna vez.</w:t>
@@ -2845,6 +2974,7 @@
           <w:ilvl w:val="0"/>
           <w:numId w:val="3"/>
         </w:numPr>
+        <w:shd w:val="clear" w:color="auto" w:fill="FAE2D5" w:themeFill="accent2" w:themeFillTint="33"/>
       </w:pPr>
       <w:r>
         <w:t>Productos que NO se han vendido nunca.</w:t>
@@ -2856,6 +2986,7 @@
           <w:ilvl w:val="0"/>
           <w:numId w:val="3"/>
         </w:numPr>
+        <w:shd w:val="clear" w:color="auto" w:fill="FAE2D5" w:themeFill="accent2" w:themeFillTint="33"/>
       </w:pPr>
       <w:r>
         <w:t>Productos con precio superior al precio medio.</w:t>
@@ -2867,9 +2998,9 @@
           <w:ilvl w:val="0"/>
           <w:numId w:val="3"/>
         </w:numPr>
-      </w:pPr>
-      <w:r>
-        <w:lastRenderedPageBreak/>
+        <w:shd w:val="clear" w:color="auto" w:fill="FAE2D5" w:themeFill="accent2" w:themeFillTint="33"/>
+      </w:pPr>
+      <w:r>
         <w:t>Ventas cuyo total sea superior a la media de ventas.</w:t>
       </w:r>
     </w:p>
@@ -2879,6 +3010,7 @@
           <w:ilvl w:val="0"/>
           <w:numId w:val="3"/>
         </w:numPr>
+        <w:shd w:val="clear" w:color="auto" w:fill="FAE2D5" w:themeFill="accent2" w:themeFillTint="33"/>
       </w:pPr>
       <w:r>
         <w:t>Cliente que más ha gastado (una sola fila).</w:t>
@@ -2890,6 +3022,7 @@
           <w:ilvl w:val="0"/>
           <w:numId w:val="3"/>
         </w:numPr>
+        <w:shd w:val="clear" w:color="auto" w:fill="FAE2D5" w:themeFill="accent2" w:themeFillTint="33"/>
       </w:pPr>
       <w:r>
         <w:t>Productos vendidos en la misma venta que el “iPhone 13”.</w:t>
@@ -2897,6 +3030,7 @@
     </w:p>
     <w:p>
       <w:pPr>
+        <w:shd w:val="clear" w:color="auto" w:fill="FAE2D5" w:themeFill="accent2" w:themeFillTint="33"/>
         <w:rPr>
           <w:b/>
           <w:bCs/>
@@ -2923,6 +3057,7 @@
     </w:p>
     <w:p>
       <w:pPr>
+        <w:shd w:val="clear" w:color="auto" w:fill="FAE2D5" w:themeFill="accent2" w:themeFillTint="33"/>
         <w:rPr>
           <w:lang w:val="en-GB"/>
         </w:rPr>
@@ -2936,6 +3071,7 @@
     </w:p>
     <w:p>
       <w:pPr>
+        <w:shd w:val="clear" w:color="auto" w:fill="FAE2D5" w:themeFill="accent2" w:themeFillTint="33"/>
         <w:rPr>
           <w:lang w:val="en-GB"/>
         </w:rPr>
@@ -2949,6 +3085,7 @@
     </w:p>
     <w:p>
       <w:pPr>
+        <w:shd w:val="clear" w:color="auto" w:fill="FAE2D5" w:themeFill="accent2" w:themeFillTint="33"/>
         <w:rPr>
           <w:lang w:val="en-GB"/>
         </w:rPr>
@@ -2962,6 +3099,7 @@
     </w:p>
     <w:p>
       <w:pPr>
+        <w:shd w:val="clear" w:color="auto" w:fill="FAE2D5" w:themeFill="accent2" w:themeFillTint="33"/>
         <w:rPr>
           <w:lang w:val="en-GB"/>
         </w:rPr>
@@ -2975,13 +3113,15 @@
     </w:p>
     <w:p>
       <w:pPr>
-        <w:rPr>
-          <w:lang w:val="en-GB"/>
-        </w:rPr>
-      </w:pPr>
-    </w:p>
-    <w:p>
-      <w:pPr>
+        <w:shd w:val="clear" w:color="auto" w:fill="FAE2D5" w:themeFill="accent2" w:themeFillTint="33"/>
+        <w:rPr>
+          <w:lang w:val="en-GB"/>
+        </w:rPr>
+      </w:pPr>
+    </w:p>
+    <w:p>
+      <w:pPr>
+        <w:shd w:val="clear" w:color="auto" w:fill="FAE2D5" w:themeFill="accent2" w:themeFillTint="33"/>
         <w:rPr>
           <w:lang w:val="en-GB"/>
         </w:rPr>
@@ -2995,6 +3135,7 @@
     </w:p>
     <w:p>
       <w:pPr>
+        <w:shd w:val="clear" w:color="auto" w:fill="FAE2D5" w:themeFill="accent2" w:themeFillTint="33"/>
         <w:rPr>
           <w:lang w:val="en-GB"/>
         </w:rPr>
@@ -3008,6 +3149,7 @@
     </w:p>
     <w:p>
       <w:pPr>
+        <w:shd w:val="clear" w:color="auto" w:fill="FAE2D5" w:themeFill="accent2" w:themeFillTint="33"/>
         <w:rPr>
           <w:lang w:val="en-GB"/>
         </w:rPr>
@@ -3021,6 +3163,7 @@
     </w:p>
     <w:p>
       <w:pPr>
+        <w:shd w:val="clear" w:color="auto" w:fill="FAE2D5" w:themeFill="accent2" w:themeFillTint="33"/>
         <w:rPr>
           <w:lang w:val="en-GB"/>
         </w:rPr>
@@ -3034,13 +3177,15 @@
     </w:p>
     <w:p>
       <w:pPr>
-        <w:rPr>
-          <w:lang w:val="en-GB"/>
-        </w:rPr>
-      </w:pPr>
-    </w:p>
-    <w:p>
-      <w:pPr>
+        <w:shd w:val="clear" w:color="auto" w:fill="FAE2D5" w:themeFill="accent2" w:themeFillTint="33"/>
+        <w:rPr>
+          <w:lang w:val="en-GB"/>
+        </w:rPr>
+      </w:pPr>
+    </w:p>
+    <w:p>
+      <w:pPr>
+        <w:shd w:val="clear" w:color="auto" w:fill="FAE2D5" w:themeFill="accent2" w:themeFillTint="33"/>
         <w:rPr>
           <w:lang w:val="en-GB"/>
         </w:rPr>
@@ -3054,6 +3199,7 @@
     </w:p>
     <w:p>
       <w:pPr>
+        <w:shd w:val="clear" w:color="auto" w:fill="FAE2D5" w:themeFill="accent2" w:themeFillTint="33"/>
         <w:rPr>
           <w:lang w:val="en-GB"/>
         </w:rPr>
@@ -3067,6 +3213,7 @@
     </w:p>
     <w:p>
       <w:pPr>
+        <w:shd w:val="clear" w:color="auto" w:fill="FAE2D5" w:themeFill="accent2" w:themeFillTint="33"/>
         <w:rPr>
           <w:lang w:val="en-GB"/>
         </w:rPr>
@@ -3080,6 +3227,7 @@
     </w:p>
     <w:p>
       <w:pPr>
+        <w:shd w:val="clear" w:color="auto" w:fill="FAE2D5" w:themeFill="accent2" w:themeFillTint="33"/>
         <w:rPr>
           <w:lang w:val="en-GB"/>
         </w:rPr>
@@ -3093,26 +3241,30 @@
     </w:p>
     <w:p>
       <w:pPr>
-        <w:rPr>
-          <w:lang w:val="en-GB"/>
-        </w:rPr>
-      </w:pPr>
-    </w:p>
-    <w:p>
-      <w:pPr>
-        <w:rPr>
-          <w:lang w:val="en-GB"/>
-        </w:rPr>
-      </w:pPr>
-      <w:r>
-        <w:rPr>
-          <w:lang w:val="en-GB"/>
-        </w:rPr>
+        <w:shd w:val="clear" w:color="auto" w:fill="FAE2D5" w:themeFill="accent2" w:themeFillTint="33"/>
+        <w:rPr>
+          <w:lang w:val="en-GB"/>
+        </w:rPr>
+      </w:pPr>
+    </w:p>
+    <w:p>
+      <w:pPr>
+        <w:shd w:val="clear" w:color="auto" w:fill="FAE2D5" w:themeFill="accent2" w:themeFillTint="33"/>
+        <w:rPr>
+          <w:lang w:val="en-GB"/>
+        </w:rPr>
+      </w:pPr>
+      <w:r>
+        <w:rPr>
+          <w:lang w:val="en-GB"/>
+        </w:rPr>
+        <w:lastRenderedPageBreak/>
         <w:t>-- 20</w:t>
       </w:r>
     </w:p>
     <w:p>
       <w:pPr>
+        <w:shd w:val="clear" w:color="auto" w:fill="FAE2D5" w:themeFill="accent2" w:themeFillTint="33"/>
         <w:rPr>
           <w:lang w:val="en-GB"/>
         </w:rPr>
@@ -3126,6 +3278,7 @@
     </w:p>
     <w:p>
       <w:pPr>
+        <w:shd w:val="clear" w:color="auto" w:fill="FAE2D5" w:themeFill="accent2" w:themeFillTint="33"/>
         <w:rPr>
           <w:lang w:val="en-GB"/>
         </w:rPr>
@@ -3139,6 +3292,7 @@
     </w:p>
     <w:p>
       <w:pPr>
+        <w:shd w:val="clear" w:color="auto" w:fill="FAE2D5" w:themeFill="accent2" w:themeFillTint="33"/>
         <w:rPr>
           <w:lang w:val="en-GB"/>
         </w:rPr>
@@ -3152,13 +3306,15 @@
     </w:p>
     <w:p>
       <w:pPr>
-        <w:rPr>
-          <w:lang w:val="en-GB"/>
-        </w:rPr>
-      </w:pPr>
-    </w:p>
-    <w:p>
-      <w:pPr>
+        <w:shd w:val="clear" w:color="auto" w:fill="FAE2D5" w:themeFill="accent2" w:themeFillTint="33"/>
+        <w:rPr>
+          <w:lang w:val="en-GB"/>
+        </w:rPr>
+      </w:pPr>
+    </w:p>
+    <w:p>
+      <w:pPr>
+        <w:shd w:val="clear" w:color="auto" w:fill="FAE2D5" w:themeFill="accent2" w:themeFillTint="33"/>
         <w:rPr>
           <w:lang w:val="en-GB"/>
         </w:rPr>
@@ -3172,6 +3328,7 @@
     </w:p>
     <w:p>
       <w:pPr>
+        <w:shd w:val="clear" w:color="auto" w:fill="FAE2D5" w:themeFill="accent2" w:themeFillTint="33"/>
         <w:rPr>
           <w:lang w:val="en-GB"/>
         </w:rPr>
@@ -3185,6 +3342,7 @@
     </w:p>
     <w:p>
       <w:pPr>
+        <w:shd w:val="clear" w:color="auto" w:fill="FAE2D5" w:themeFill="accent2" w:themeFillTint="33"/>
         <w:rPr>
           <w:lang w:val="en-GB"/>
         </w:rPr>
@@ -3198,6 +3356,7 @@
     </w:p>
     <w:p>
       <w:pPr>
+        <w:shd w:val="clear" w:color="auto" w:fill="FAE2D5" w:themeFill="accent2" w:themeFillTint="33"/>
         <w:rPr>
           <w:lang w:val="en-GB"/>
         </w:rPr>
@@ -3211,17 +3370,24 @@
     </w:p>
     <w:p>
       <w:pPr>
-        <w:rPr>
-          <w:lang w:val="en-GB"/>
-        </w:rPr>
-      </w:pPr>
-    </w:p>
-    <w:p>
+        <w:shd w:val="clear" w:color="auto" w:fill="FAE2D5" w:themeFill="accent2" w:themeFillTint="33"/>
+        <w:rPr>
+          <w:lang w:val="en-GB"/>
+        </w:rPr>
+      </w:pPr>
+    </w:p>
+    <w:p>
+      <w:pPr>
+        <w:shd w:val="clear" w:color="auto" w:fill="FAE2D5" w:themeFill="accent2" w:themeFillTint="33"/>
+      </w:pPr>
       <w:r>
         <w:t>-- 22</w:t>
       </w:r>
     </w:p>
     <w:p>
+      <w:pPr>
+        <w:shd w:val="clear" w:color="auto" w:fill="FAE2D5" w:themeFill="accent2" w:themeFillTint="33"/>
+      </w:pPr>
       <w:r>
         <w:t xml:space="preserve">SELECT </w:t>
       </w:r>
@@ -3245,11 +3411,17 @@
       <w:proofErr w:type="spellEnd"/>
     </w:p>
     <w:p>
+      <w:pPr>
+        <w:shd w:val="clear" w:color="auto" w:fill="FAE2D5" w:themeFill="accent2" w:themeFillTint="33"/>
+      </w:pPr>
       <w:r>
         <w:t>FROM (</w:t>
       </w:r>
     </w:p>
     <w:p>
+      <w:pPr>
+        <w:shd w:val="clear" w:color="auto" w:fill="FAE2D5" w:themeFill="accent2" w:themeFillTint="33"/>
+      </w:pPr>
       <w:r>
         <w:t xml:space="preserve">  SELECT </w:t>
       </w:r>
@@ -3285,6 +3457,7 @@
     </w:p>
     <w:p>
       <w:pPr>
+        <w:shd w:val="clear" w:color="auto" w:fill="FAE2D5" w:themeFill="accent2" w:themeFillTint="33"/>
         <w:rPr>
           <w:lang w:val="en-GB"/>
         </w:rPr>
@@ -3301,6 +3474,7 @@
     </w:p>
     <w:p>
       <w:pPr>
+        <w:shd w:val="clear" w:color="auto" w:fill="FAE2D5" w:themeFill="accent2" w:themeFillTint="33"/>
         <w:rPr>
           <w:lang w:val="en-GB"/>
         </w:rPr>
@@ -3313,11 +3487,17 @@
       </w:r>
     </w:p>
     <w:p>
+      <w:pPr>
+        <w:shd w:val="clear" w:color="auto" w:fill="FAE2D5" w:themeFill="accent2" w:themeFillTint="33"/>
+      </w:pPr>
       <w:r>
         <w:t>) t</w:t>
       </w:r>
     </w:p>
     <w:p>
+      <w:pPr>
+        <w:shd w:val="clear" w:color="auto" w:fill="FAE2D5" w:themeFill="accent2" w:themeFillTint="33"/>
+      </w:pPr>
       <w:r>
         <w:t xml:space="preserve">WHERE </w:t>
       </w:r>
@@ -3336,6 +3516,9 @@
       </w:r>
     </w:p>
     <w:p>
+      <w:pPr>
+        <w:shd w:val="clear" w:color="auto" w:fill="FAE2D5" w:themeFill="accent2" w:themeFillTint="33"/>
+      </w:pPr>
       <w:r>
         <w:t xml:space="preserve">  SELECT AVG(</w:t>
       </w:r>
@@ -3354,11 +3537,17 @@
       </w:r>
     </w:p>
     <w:p>
+      <w:pPr>
+        <w:shd w:val="clear" w:color="auto" w:fill="FAE2D5" w:themeFill="accent2" w:themeFillTint="33"/>
+      </w:pPr>
       <w:r>
         <w:t xml:space="preserve">  FROM (</w:t>
       </w:r>
     </w:p>
     <w:p>
+      <w:pPr>
+        <w:shd w:val="clear" w:color="auto" w:fill="FAE2D5" w:themeFill="accent2" w:themeFillTint="33"/>
+      </w:pPr>
       <w:r>
         <w:t xml:space="preserve">    SELECT </w:t>
       </w:r>
@@ -3394,6 +3583,7 @@
     </w:p>
     <w:p>
       <w:pPr>
+        <w:shd w:val="clear" w:color="auto" w:fill="FAE2D5" w:themeFill="accent2" w:themeFillTint="33"/>
         <w:rPr>
           <w:lang w:val="en-GB"/>
         </w:rPr>
@@ -3410,6 +3600,7 @@
     </w:p>
     <w:p>
       <w:pPr>
+        <w:shd w:val="clear" w:color="auto" w:fill="FAE2D5" w:themeFill="accent2" w:themeFillTint="33"/>
         <w:rPr>
           <w:lang w:val="en-GB"/>
         </w:rPr>
@@ -3422,6 +3613,9 @@
       </w:r>
     </w:p>
     <w:p>
+      <w:pPr>
+        <w:shd w:val="clear" w:color="auto" w:fill="FAE2D5" w:themeFill="accent2" w:themeFillTint="33"/>
+      </w:pPr>
       <w:r>
         <w:rPr>
           <w:lang w:val="en-GB"/>
@@ -3433,17 +3627,30 @@
       </w:r>
     </w:p>
     <w:p>
+      <w:pPr>
+        <w:shd w:val="clear" w:color="auto" w:fill="FAE2D5" w:themeFill="accent2" w:themeFillTint="33"/>
+      </w:pPr>
       <w:r>
         <w:t>);</w:t>
       </w:r>
     </w:p>
-    <w:p/>
-    <w:p>
+    <w:p>
+      <w:pPr>
+        <w:shd w:val="clear" w:color="auto" w:fill="FAE2D5" w:themeFill="accent2" w:themeFillTint="33"/>
+      </w:pPr>
+    </w:p>
+    <w:p>
+      <w:pPr>
+        <w:shd w:val="clear" w:color="auto" w:fill="FAE2D5" w:themeFill="accent2" w:themeFillTint="33"/>
+      </w:pPr>
       <w:r>
         <w:t>-- 23 (cliente que más ha gastado)</w:t>
       </w:r>
     </w:p>
     <w:p>
+      <w:pPr>
+        <w:shd w:val="clear" w:color="auto" w:fill="FAE2D5" w:themeFill="accent2" w:themeFillTint="33"/>
+      </w:pPr>
       <w:r>
         <w:t xml:space="preserve">SELECT </w:t>
       </w:r>
@@ -3477,16 +3684,26 @@
       <w:proofErr w:type="spellEnd"/>
     </w:p>
     <w:p>
-      <w:r>
+      <w:pPr>
+        <w:shd w:val="clear" w:color="auto" w:fill="FAE2D5" w:themeFill="accent2" w:themeFillTint="33"/>
+      </w:pPr>
+      <w:r>
+        <w:lastRenderedPageBreak/>
         <w:t>FROM clientes c</w:t>
       </w:r>
     </w:p>
     <w:p>
+      <w:pPr>
+        <w:shd w:val="clear" w:color="auto" w:fill="FAE2D5" w:themeFill="accent2" w:themeFillTint="33"/>
+      </w:pPr>
       <w:r>
         <w:t>JOIN (</w:t>
       </w:r>
     </w:p>
     <w:p>
+      <w:pPr>
+        <w:shd w:val="clear" w:color="auto" w:fill="FAE2D5" w:themeFill="accent2" w:themeFillTint="33"/>
+      </w:pPr>
       <w:r>
         <w:t xml:space="preserve">  SELECT </w:t>
       </w:r>
@@ -3531,11 +3748,17 @@
       <w:proofErr w:type="spellEnd"/>
     </w:p>
     <w:p>
+      <w:pPr>
+        <w:shd w:val="clear" w:color="auto" w:fill="FAE2D5" w:themeFill="accent2" w:themeFillTint="33"/>
+      </w:pPr>
       <w:r>
         <w:t xml:space="preserve">  FROM ventas v</w:t>
       </w:r>
     </w:p>
     <w:p>
+      <w:pPr>
+        <w:shd w:val="clear" w:color="auto" w:fill="FAE2D5" w:themeFill="accent2" w:themeFillTint="33"/>
+      </w:pPr>
       <w:r>
         <w:t xml:space="preserve">  JOIN </w:t>
       </w:r>
@@ -3571,6 +3794,7 @@
     </w:p>
     <w:p>
       <w:pPr>
+        <w:shd w:val="clear" w:color="auto" w:fill="FAE2D5" w:themeFill="accent2" w:themeFillTint="33"/>
         <w:rPr>
           <w:lang w:val="en-GB"/>
         </w:rPr>
@@ -3587,6 +3811,7 @@
     </w:p>
     <w:p>
       <w:pPr>
+        <w:shd w:val="clear" w:color="auto" w:fill="FAE2D5" w:themeFill="accent2" w:themeFillTint="33"/>
         <w:rPr>
           <w:lang w:val="en-GB"/>
         </w:rPr>
@@ -3600,6 +3825,7 @@
     </w:p>
     <w:p>
       <w:pPr>
+        <w:shd w:val="clear" w:color="auto" w:fill="FAE2D5" w:themeFill="accent2" w:themeFillTint="33"/>
         <w:rPr>
           <w:lang w:val="en-GB"/>
         </w:rPr>
@@ -3612,17 +3838,30 @@
       </w:r>
     </w:p>
     <w:p>
+      <w:pPr>
+        <w:shd w:val="clear" w:color="auto" w:fill="FAE2D5" w:themeFill="accent2" w:themeFillTint="33"/>
+      </w:pPr>
       <w:r>
         <w:t>LIMIT 1;</w:t>
       </w:r>
     </w:p>
-    <w:p/>
-    <w:p>
+    <w:p>
+      <w:pPr>
+        <w:shd w:val="clear" w:color="auto" w:fill="FAE2D5" w:themeFill="accent2" w:themeFillTint="33"/>
+      </w:pPr>
+    </w:p>
+    <w:p>
+      <w:pPr>
+        <w:shd w:val="clear" w:color="auto" w:fill="FAE2D5" w:themeFill="accent2" w:themeFillTint="33"/>
+      </w:pPr>
       <w:r>
         <w:t>-- 24 (productos vendidos en la misma venta que iPhone 13)</w:t>
       </w:r>
     </w:p>
     <w:p>
+      <w:pPr>
+        <w:shd w:val="clear" w:color="auto" w:fill="FAE2D5" w:themeFill="accent2" w:themeFillTint="33"/>
+      </w:pPr>
       <w:r>
         <w:t>SELECT DISTINCT p</w:t>
       </w:r>
@@ -3633,6 +3872,9 @@
       <w:proofErr w:type="gramEnd"/>
     </w:p>
     <w:p>
+      <w:pPr>
+        <w:shd w:val="clear" w:color="auto" w:fill="FAE2D5" w:themeFill="accent2" w:themeFillTint="33"/>
+      </w:pPr>
       <w:r>
         <w:t xml:space="preserve">FROM </w:t>
       </w:r>
@@ -3646,16 +3888,25 @@
       </w:r>
     </w:p>
     <w:p>
+      <w:pPr>
+        <w:shd w:val="clear" w:color="auto" w:fill="FAE2D5" w:themeFill="accent2" w:themeFillTint="33"/>
+      </w:pPr>
       <w:r>
         <w:t>JOIN productos p2 ON dv2.id_producto = p2.id_producto</w:t>
       </w:r>
     </w:p>
     <w:p>
+      <w:pPr>
+        <w:shd w:val="clear" w:color="auto" w:fill="FAE2D5" w:themeFill="accent2" w:themeFillTint="33"/>
+      </w:pPr>
       <w:r>
         <w:t>WHERE dv2.id_venta IN (</w:t>
       </w:r>
     </w:p>
     <w:p>
+      <w:pPr>
+        <w:shd w:val="clear" w:color="auto" w:fill="FAE2D5" w:themeFill="accent2" w:themeFillTint="33"/>
+      </w:pPr>
       <w:r>
         <w:t xml:space="preserve">  SELECT </w:t>
       </w:r>
@@ -3666,6 +3917,9 @@
       <w:proofErr w:type="spellEnd"/>
     </w:p>
     <w:p>
+      <w:pPr>
+        <w:shd w:val="clear" w:color="auto" w:fill="FAE2D5" w:themeFill="accent2" w:themeFillTint="33"/>
+      </w:pPr>
       <w:r>
         <w:t xml:space="preserve">  FROM </w:t>
       </w:r>
@@ -3685,6 +3939,7 @@
     </w:p>
     <w:p>
       <w:pPr>
+        <w:shd w:val="clear" w:color="auto" w:fill="FAE2D5" w:themeFill="accent2" w:themeFillTint="33"/>
         <w:rPr>
           <w:lang w:val="en-GB"/>
         </w:rPr>
@@ -3701,6 +3956,7 @@
     </w:p>
     <w:p>
       <w:pPr>
+        <w:shd w:val="clear" w:color="auto" w:fill="FAE2D5" w:themeFill="accent2" w:themeFillTint="33"/>
         <w:rPr>
           <w:lang w:val="en-GB"/>
         </w:rPr>
@@ -3713,11 +3969,18 @@
       </w:r>
     </w:p>
     <w:p>
+      <w:pPr>
+        <w:shd w:val="clear" w:color="auto" w:fill="FAE2D5" w:themeFill="accent2" w:themeFillTint="33"/>
+      </w:pPr>
       <w:r>
         <w:t>);</w:t>
       </w:r>
     </w:p>
-    <w:p/>
+    <w:p>
+      <w:pPr>
+        <w:shd w:val="clear" w:color="auto" w:fill="FAE2D5" w:themeFill="accent2" w:themeFillTint="33"/>
+      </w:pPr>
+    </w:p>
     <w:sectPr>
       <w:pgSz w:w="11906" w:h="16838"/>
       <w:pgMar w:top="1417" w:right="1701" w:bottom="1417" w:left="1701" w:header="708" w:footer="708" w:gutter="0"/>
@@ -4684,6 +4947,7 @@
   <w:style w:type="character" w:default="1" w:styleId="Fuentedeprrafopredeter">
     <w:name w:val="Default Paragraph Font"/>
     <w:uiPriority w:val="1"/>
+    <w:semiHidden/>
     <w:unhideWhenUsed/>
   </w:style>
   <w:style w:type="table" w:default="1" w:styleId="Tablanormal">

--- a/MF0964_3 Desarrollo de elementos software para gestión de/SQL/Ejercicios Tienda FP teCHSTORE.docx
+++ b/MF0964_3 Desarrollo de elementos software para gestión de/SQL/Ejercicios Tienda FP teCHSTORE.docx
@@ -327,28 +327,12 @@
         <w:t xml:space="preserve">  </w:t>
       </w:r>
       <w:r>
-        <w:t xml:space="preserve">nombre </w:t>
-      </w:r>
-      <w:proofErr w:type="gramStart"/>
-      <w:r>
-        <w:t>VARCHAR(</w:t>
-      </w:r>
-      <w:proofErr w:type="gramEnd"/>
-      <w:r>
-        <w:t>60) NOT NULL,</w:t>
-      </w:r>
-    </w:p>
-    <w:p>
-      <w:r>
-        <w:t xml:space="preserve">  email </w:t>
-      </w:r>
-      <w:proofErr w:type="gramStart"/>
-      <w:r>
-        <w:t>VARCHAR(</w:t>
-      </w:r>
-      <w:proofErr w:type="gramEnd"/>
-      <w:r>
-        <w:t>80),</w:t>
+        <w:t>nombre VARCHAR(60) NOT NULL,</w:t>
+      </w:r>
+    </w:p>
+    <w:p>
+      <w:r>
+        <w:t xml:space="preserve">  email VARCHAR(80),</w:t>
       </w:r>
     </w:p>
     <w:p>
@@ -362,28 +346,12 @@
       </w:r>
       <w:proofErr w:type="spellEnd"/>
       <w:r>
-        <w:t xml:space="preserve"> </w:t>
-      </w:r>
-      <w:proofErr w:type="gramStart"/>
-      <w:r>
-        <w:t>VARCHAR(</w:t>
-      </w:r>
-      <w:proofErr w:type="gramEnd"/>
-      <w:r>
-        <w:t>15),</w:t>
-      </w:r>
-    </w:p>
-    <w:p>
-      <w:r>
-        <w:t xml:space="preserve">  ciudad </w:t>
-      </w:r>
-      <w:proofErr w:type="gramStart"/>
-      <w:r>
-        <w:t>VARCHAR(</w:t>
-      </w:r>
-      <w:proofErr w:type="gramEnd"/>
-      <w:r>
-        <w:t>40),</w:t>
+        <w:t xml:space="preserve"> VARCHAR(15),</w:t>
+      </w:r>
+    </w:p>
+    <w:p>
+      <w:r>
+        <w:t xml:space="preserve">  ciudad VARCHAR(40),</w:t>
       </w:r>
     </w:p>
     <w:p>
@@ -759,15 +727,7 @@
       </w:r>
       <w:proofErr w:type="spellEnd"/>
       <w:r>
-        <w:t xml:space="preserve"> </w:t>
-      </w:r>
-      <w:proofErr w:type="gramStart"/>
-      <w:r>
-        <w:t>DECIMAL(</w:t>
-      </w:r>
-      <w:proofErr w:type="gramEnd"/>
-      <w:r>
-        <w:t>10,2) NOT NULL,</w:t>
+        <w:t xml:space="preserve"> DECIMAL(10,2) NOT NULL,</w:t>
       </w:r>
     </w:p>
     <w:p>
@@ -891,21 +851,8 @@
         <w:t>INSERT INTO clientes (</w:t>
       </w:r>
       <w:proofErr w:type="spellStart"/>
-      <w:proofErr w:type="gramStart"/>
-      <w:r>
-        <w:t>nombre,email</w:t>
-      </w:r>
-      <w:proofErr w:type="gramEnd"/>
-      <w:r>
-        <w:t>,</w:t>
-      </w:r>
-      <w:proofErr w:type="gramStart"/>
-      <w:r>
-        <w:t>telefono,ciudad</w:t>
-      </w:r>
-      <w:proofErr w:type="gramEnd"/>
-      <w:r>
-        <w:t>,fecha_alta</w:t>
+      <w:r>
+        <w:t>nombre,email,telefono,ciudad,fecha_alta</w:t>
       </w:r>
       <w:proofErr w:type="spellEnd"/>
       <w:r>
@@ -914,67 +861,27 @@
     </w:p>
     <w:p>
       <w:r>
-        <w:t>('Ana Ruiz</w:t>
-      </w:r>
-      <w:proofErr w:type="gramStart"/>
-      <w:r>
-        <w:t>','ana@correo.com</w:t>
-      </w:r>
-      <w:proofErr w:type="gramEnd"/>
-      <w:r>
-        <w:t>','600111222','Málaga','2025-01-10'),</w:t>
-      </w:r>
-    </w:p>
-    <w:p>
-      <w:r>
-        <w:t>('Luis Pérez</w:t>
-      </w:r>
-      <w:proofErr w:type="gramStart"/>
-      <w:r>
-        <w:t>','luis@correo.com</w:t>
-      </w:r>
-      <w:proofErr w:type="gramEnd"/>
-      <w:r>
-        <w:t>','600222333','Sevilla','2025-02-05'),</w:t>
-      </w:r>
-    </w:p>
-    <w:p>
-      <w:r>
-        <w:t>('María Díaz</w:t>
-      </w:r>
-      <w:proofErr w:type="gramStart"/>
-      <w:r>
-        <w:t>','maria@correo.com</w:t>
-      </w:r>
-      <w:proofErr w:type="gramEnd"/>
-      <w:r>
-        <w:t>','600333444','Málaga','2025-03-12'),</w:t>
-      </w:r>
-    </w:p>
-    <w:p>
-      <w:r>
-        <w:t>('Javier Soto</w:t>
-      </w:r>
-      <w:proofErr w:type="gramStart"/>
-      <w:r>
-        <w:t>',NULL</w:t>
-      </w:r>
-      <w:proofErr w:type="gramEnd"/>
-      <w:r>
-        <w:t>,'600444555','Granada','2025-03-20'),</w:t>
-      </w:r>
-    </w:p>
-    <w:p>
-      <w:r>
-        <w:t>('Carmen León</w:t>
-      </w:r>
-      <w:proofErr w:type="gramStart"/>
-      <w:r>
-        <w:t>','carmen@correo.com</w:t>
-      </w:r>
-      <w:proofErr w:type="gramEnd"/>
-      <w:r>
-        <w:t>','600555666','Cádiz','2025-04-02');</w:t>
+        <w:t>('Ana Ruiz','ana@correo.com','600111222','Málaga','2025-01-10'),</w:t>
+      </w:r>
+    </w:p>
+    <w:p>
+      <w:r>
+        <w:t>('Luis Pérez','luis@correo.com','600222333','Sevilla','2025-02-05'),</w:t>
+      </w:r>
+    </w:p>
+    <w:p>
+      <w:r>
+        <w:t>('María Díaz','maria@correo.com','600333444','Málaga','2025-03-12'),</w:t>
+      </w:r>
+    </w:p>
+    <w:p>
+      <w:r>
+        <w:t>('Javier Soto',NULL,'600444555','Granada','2025-03-20'),</w:t>
+      </w:r>
+    </w:p>
+    <w:p>
+      <w:r>
+        <w:t>('Carmen León','carmen@correo.com','600555666','Cádiz','2025-04-02');</w:t>
       </w:r>
     </w:p>
     <w:p/>
@@ -1017,21 +924,8 @@
         <w:t>INSERT INTO productos (</w:t>
       </w:r>
       <w:proofErr w:type="spellStart"/>
-      <w:proofErr w:type="gramStart"/>
-      <w:r>
-        <w:t>nombre,precio</w:t>
-      </w:r>
-      <w:proofErr w:type="gramEnd"/>
-      <w:r>
-        <w:t>,</w:t>
-      </w:r>
-      <w:proofErr w:type="gramStart"/>
-      <w:r>
-        <w:t>stock,id</w:t>
-      </w:r>
-      <w:proofErr w:type="gramEnd"/>
-      <w:r>
-        <w:t>_categoria</w:t>
+      <w:r>
+        <w:t>nombre,precio,stock,id_categoria</w:t>
       </w:r>
       <w:proofErr w:type="spellEnd"/>
       <w:r>
@@ -1106,21 +1000,8 @@
         <w:t>INSERT INTO ventas (</w:t>
       </w:r>
       <w:proofErr w:type="spellStart"/>
-      <w:proofErr w:type="gramStart"/>
-      <w:r>
-        <w:t>fecha,id</w:t>
-      </w:r>
-      <w:proofErr w:type="gramEnd"/>
-      <w:r>
-        <w:t>_</w:t>
-      </w:r>
-      <w:proofErr w:type="gramStart"/>
-      <w:r>
-        <w:t>cliente,metodo</w:t>
-      </w:r>
-      <w:proofErr w:type="gramEnd"/>
-      <w:r>
-        <w:t>_pago</w:t>
+      <w:r>
+        <w:t>fecha,id_cliente,metodo_pago</w:t>
       </w:r>
       <w:proofErr w:type="spellEnd"/>
       <w:r>
@@ -1321,42 +1202,25 @@
       </w:r>
     </w:p>
     <w:p>
-      <w:pPr>
-        <w:rPr>
-          <w:lang w:val="en-GB"/>
-        </w:rPr>
-      </w:pPr>
-      <w:r>
-        <w:rPr>
-          <w:lang w:val="en-GB"/>
-        </w:rPr>
-        <w:t>References(</w:t>
-      </w:r>
-      <w:proofErr w:type="spellStart"/>
-      <w:r>
-        <w:rPr>
-          <w:lang w:val="en-GB"/>
-        </w:rPr>
+      <w:proofErr w:type="spellStart"/>
+      <w:r>
+        <w:t>References</w:t>
+      </w:r>
+      <w:proofErr w:type="spellEnd"/>
+      <w:r>
+        <w:t>(</w:t>
+      </w:r>
+      <w:proofErr w:type="spellStart"/>
+      <w:r>
         <w:t>id_clientes</w:t>
       </w:r>
       <w:proofErr w:type="spellEnd"/>
       <w:r>
-        <w:rPr>
-          <w:lang w:val="en-GB"/>
-        </w:rPr>
         <w:t>)</w:t>
       </w:r>
     </w:p>
     <w:p>
-      <w:pPr>
-        <w:rPr>
-          <w:lang w:val="en-GB"/>
-        </w:rPr>
-      </w:pPr>
-      <w:r>
-        <w:rPr>
-          <w:lang w:val="en-GB"/>
-        </w:rPr>
+      <w:r>
         <w:t xml:space="preserve"> </w:t>
       </w:r>
     </w:p>
@@ -1953,33 +1817,24 @@
         <w:t xml:space="preserve">, </w:t>
       </w:r>
       <w:proofErr w:type="spellStart"/>
-      <w:proofErr w:type="gramStart"/>
       <w:r>
         <w:t>v.fecha</w:t>
       </w:r>
       <w:proofErr w:type="spellEnd"/>
-      <w:proofErr w:type="gramEnd"/>
       <w:r>
         <w:t xml:space="preserve">, </w:t>
       </w:r>
       <w:proofErr w:type="spellStart"/>
-      <w:proofErr w:type="gramStart"/>
       <w:r>
         <w:t>c.nombre</w:t>
       </w:r>
       <w:proofErr w:type="spellEnd"/>
-      <w:proofErr w:type="gramEnd"/>
       <w:r>
         <w:t xml:space="preserve"> AS cliente, </w:t>
       </w:r>
       <w:proofErr w:type="spellStart"/>
-      <w:proofErr w:type="gramStart"/>
-      <w:r>
-        <w:t>v.metodo</w:t>
-      </w:r>
-      <w:proofErr w:type="gramEnd"/>
-      <w:r>
-        <w:t>_pago</w:t>
+      <w:r>
+        <w:t>v.metodo_pago</w:t>
       </w:r>
       <w:proofErr w:type="spellEnd"/>
     </w:p>
@@ -2034,33 +1889,24 @@
         <w:t xml:space="preserve">, </w:t>
       </w:r>
       <w:proofErr w:type="spellStart"/>
-      <w:proofErr w:type="gramStart"/>
       <w:r>
         <w:t>p.nombre</w:t>
       </w:r>
       <w:proofErr w:type="spellEnd"/>
-      <w:proofErr w:type="gramEnd"/>
       <w:r>
         <w:t xml:space="preserve"> AS producto, </w:t>
       </w:r>
       <w:proofErr w:type="spellStart"/>
-      <w:proofErr w:type="gramStart"/>
       <w:r>
         <w:t>dv.cantidad</w:t>
       </w:r>
       <w:proofErr w:type="spellEnd"/>
-      <w:proofErr w:type="gramEnd"/>
       <w:r>
         <w:t xml:space="preserve">, </w:t>
       </w:r>
       <w:proofErr w:type="spellStart"/>
-      <w:proofErr w:type="gramStart"/>
-      <w:r>
-        <w:t>dv.precio</w:t>
-      </w:r>
-      <w:proofErr w:type="gramEnd"/>
-      <w:r>
-        <w:t>_unitario</w:t>
+      <w:r>
+        <w:t>dv.precio_unitario</w:t>
       </w:r>
       <w:proofErr w:type="spellEnd"/>
     </w:p>
@@ -2122,12 +1968,10 @@
         <w:t xml:space="preserve">, </w:t>
       </w:r>
       <w:proofErr w:type="spellStart"/>
-      <w:proofErr w:type="gramStart"/>
       <w:r>
         <w:t>p.nombre</w:t>
       </w:r>
       <w:proofErr w:type="spellEnd"/>
-      <w:proofErr w:type="gramEnd"/>
       <w:r>
         <w:t xml:space="preserve"> AS producto,</w:t>
       </w:r>
@@ -2145,13 +1989,8 @@
         <w:t xml:space="preserve">, </w:t>
       </w:r>
       <w:proofErr w:type="spellStart"/>
-      <w:proofErr w:type="gramStart"/>
-      <w:r>
-        <w:t>dv.precio</w:t>
-      </w:r>
-      <w:proofErr w:type="gramEnd"/>
-      <w:r>
-        <w:t>_unitario</w:t>
+      <w:r>
+        <w:t>dv.precio_unitario</w:t>
       </w:r>
       <w:proofErr w:type="spellEnd"/>
       <w:r>
@@ -2171,13 +2010,8 @@
         <w:t xml:space="preserve"> * </w:t>
       </w:r>
       <w:proofErr w:type="spellStart"/>
-      <w:proofErr w:type="gramStart"/>
-      <w:r>
-        <w:t>dv.precio</w:t>
-      </w:r>
-      <w:proofErr w:type="gramEnd"/>
-      <w:r>
-        <w:t>_unitario</w:t>
+      <w:r>
+        <w:t>dv.precio_unitario</w:t>
       </w:r>
       <w:proofErr w:type="spellEnd"/>
       <w:r>
@@ -2249,29 +2083,19 @@
     </w:p>
     <w:p>
       <w:r>
-        <w:t xml:space="preserve">       </w:t>
-      </w:r>
-      <w:proofErr w:type="gramStart"/>
-      <w:r>
-        <w:t>SUM(</w:t>
+        <w:t xml:space="preserve">       SUM(</w:t>
       </w:r>
       <w:proofErr w:type="spellStart"/>
       <w:r>
         <w:t>dv.cantidad</w:t>
       </w:r>
       <w:proofErr w:type="spellEnd"/>
-      <w:proofErr w:type="gramEnd"/>
       <w:r>
         <w:t xml:space="preserve"> * </w:t>
       </w:r>
       <w:proofErr w:type="spellStart"/>
-      <w:proofErr w:type="gramStart"/>
-      <w:r>
-        <w:t>dv.precio</w:t>
-      </w:r>
-      <w:proofErr w:type="gramEnd"/>
-      <w:r>
-        <w:t>_unitario</w:t>
+      <w:r>
+        <w:t>dv.precio_unitario</w:t>
       </w:r>
       <w:proofErr w:type="spellEnd"/>
       <w:r>
@@ -2334,41 +2158,29 @@
         <w:t xml:space="preserve">, </w:t>
       </w:r>
       <w:proofErr w:type="spellStart"/>
-      <w:proofErr w:type="gramStart"/>
       <w:r>
         <w:t>c.nombre</w:t>
       </w:r>
       <w:proofErr w:type="spellEnd"/>
-      <w:proofErr w:type="gramEnd"/>
       <w:r>
         <w:t>,</w:t>
       </w:r>
     </w:p>
     <w:p>
       <w:r>
-        <w:t xml:space="preserve">       </w:t>
-      </w:r>
-      <w:proofErr w:type="gramStart"/>
-      <w:r>
-        <w:t>SUM(</w:t>
+        <w:t xml:space="preserve">       SUM(</w:t>
       </w:r>
       <w:proofErr w:type="spellStart"/>
       <w:r>
         <w:t>dv.cantidad</w:t>
       </w:r>
       <w:proofErr w:type="spellEnd"/>
-      <w:proofErr w:type="gramEnd"/>
       <w:r>
         <w:t xml:space="preserve"> * </w:t>
       </w:r>
       <w:proofErr w:type="spellStart"/>
-      <w:proofErr w:type="gramStart"/>
-      <w:r>
-        <w:t>dv.precio</w:t>
-      </w:r>
-      <w:proofErr w:type="gramEnd"/>
-      <w:r>
-        <w:t>_unitario</w:t>
+      <w:r>
+        <w:t>dv.precio_unitario</w:t>
       </w:r>
       <w:proofErr w:type="spellEnd"/>
       <w:r>
@@ -2479,41 +2291,29 @@
         <w:t xml:space="preserve">, </w:t>
       </w:r>
       <w:proofErr w:type="spellStart"/>
-      <w:proofErr w:type="gramStart"/>
       <w:r>
         <w:t>c.nombre</w:t>
       </w:r>
       <w:proofErr w:type="spellEnd"/>
-      <w:proofErr w:type="gramEnd"/>
       <w:r>
         <w:t>,</w:t>
       </w:r>
     </w:p>
     <w:p>
       <w:r>
-        <w:t xml:space="preserve">       </w:t>
-      </w:r>
-      <w:proofErr w:type="gramStart"/>
-      <w:r>
-        <w:t>SUM(</w:t>
+        <w:t xml:space="preserve">       SUM(</w:t>
       </w:r>
       <w:proofErr w:type="spellStart"/>
       <w:r>
         <w:t>dv.cantidad</w:t>
       </w:r>
       <w:proofErr w:type="spellEnd"/>
-      <w:proofErr w:type="gramEnd"/>
       <w:r>
         <w:t xml:space="preserve"> * </w:t>
       </w:r>
       <w:proofErr w:type="spellStart"/>
-      <w:proofErr w:type="gramStart"/>
-      <w:r>
-        <w:t>dv.precio</w:t>
-      </w:r>
-      <w:proofErr w:type="gramEnd"/>
-      <w:r>
-        <w:t>_unitario</w:t>
+      <w:r>
+        <w:t>dv.precio_unitario</w:t>
       </w:r>
       <w:proofErr w:type="spellEnd"/>
       <w:r>
@@ -2649,30 +2449,23 @@
         <w:t xml:space="preserve">, </w:t>
       </w:r>
       <w:proofErr w:type="spellStart"/>
-      <w:proofErr w:type="gramStart"/>
       <w:r>
         <w:t>p.nombre</w:t>
       </w:r>
       <w:proofErr w:type="spellEnd"/>
-      <w:proofErr w:type="gramEnd"/>
       <w:r>
         <w:t>,</w:t>
       </w:r>
     </w:p>
     <w:p>
       <w:r>
-        <w:t xml:space="preserve">       </w:t>
-      </w:r>
-      <w:proofErr w:type="gramStart"/>
-      <w:r>
-        <w:t>SUM(</w:t>
+        <w:t xml:space="preserve">       SUM(</w:t>
       </w:r>
       <w:proofErr w:type="spellStart"/>
       <w:r>
         <w:t>dv.cantidad</w:t>
       </w:r>
       <w:proofErr w:type="spellEnd"/>
-      <w:proofErr w:type="gramEnd"/>
       <w:r>
         <w:t xml:space="preserve">) AS </w:t>
       </w:r>
@@ -2748,7 +2541,6 @@
         <w:t xml:space="preserve">, </w:t>
       </w:r>
       <w:proofErr w:type="spellStart"/>
-      <w:proofErr w:type="gramStart"/>
       <w:r>
         <w:rPr>
           <w:lang w:val="en-GB"/>
@@ -2756,7 +2548,6 @@
         <w:t>p.nombre</w:t>
       </w:r>
       <w:proofErr w:type="spellEnd"/>
-      <w:proofErr w:type="gramEnd"/>
     </w:p>
     <w:p>
       <w:r>
@@ -2787,41 +2578,29 @@
         <w:t xml:space="preserve">SELECT </w:t>
       </w:r>
       <w:proofErr w:type="spellStart"/>
-      <w:proofErr w:type="gramStart"/>
       <w:r>
         <w:t>v.fecha</w:t>
       </w:r>
       <w:proofErr w:type="spellEnd"/>
-      <w:proofErr w:type="gramEnd"/>
       <w:r>
         <w:t>,</w:t>
       </w:r>
     </w:p>
     <w:p>
       <w:r>
-        <w:t xml:space="preserve">       </w:t>
-      </w:r>
-      <w:proofErr w:type="gramStart"/>
-      <w:r>
-        <w:t>SUM(</w:t>
+        <w:t xml:space="preserve">       SUM(</w:t>
       </w:r>
       <w:proofErr w:type="spellStart"/>
       <w:r>
         <w:t>dv.cantidad</w:t>
       </w:r>
       <w:proofErr w:type="spellEnd"/>
-      <w:proofErr w:type="gramEnd"/>
       <w:r>
         <w:t xml:space="preserve"> * </w:t>
       </w:r>
       <w:proofErr w:type="spellStart"/>
-      <w:proofErr w:type="gramStart"/>
-      <w:r>
-        <w:t>dv.precio</w:t>
-      </w:r>
-      <w:proofErr w:type="gramEnd"/>
-      <w:r>
-        <w:t>_unitario</w:t>
+      <w:r>
+        <w:t>dv.precio_unitario</w:t>
       </w:r>
       <w:proofErr w:type="spellEnd"/>
       <w:r>
@@ -2896,8 +2675,205 @@
         <w:rPr>
           <w:lang w:val="en-GB"/>
         </w:rPr>
-        <w:t>ORDER BY v.fecha;</w:t>
-      </w:r>
+        <w:t xml:space="preserve">ORDER BY </w:t>
+      </w:r>
+      <w:proofErr w:type="spellStart"/>
+      <w:r>
+        <w:rPr>
+          <w:lang w:val="en-GB"/>
+        </w:rPr>
+        <w:t>v.fecha</w:t>
+      </w:r>
+      <w:proofErr w:type="spellEnd"/>
+      <w:r>
+        <w:rPr>
+          <w:lang w:val="en-GB"/>
+        </w:rPr>
+        <w:t>;</w:t>
+      </w:r>
+    </w:p>
+    <w:p>
+      <w:pPr>
+        <w:rPr>
+          <w:lang w:val="en-GB"/>
+        </w:rPr>
+      </w:pPr>
+      <w:r>
+        <w:rPr>
+          <w:lang w:val="en-GB"/>
+        </w:rPr>
+        <w:t>16.1 BORRAR DATOS</w:t>
+      </w:r>
+    </w:p>
+    <w:p>
+      <w:r>
+        <w:t xml:space="preserve">DELETE FROM  </w:t>
+      </w:r>
+      <w:proofErr w:type="spellStart"/>
+      <w:r>
+        <w:t>nombretable</w:t>
+      </w:r>
+      <w:proofErr w:type="spellEnd"/>
+      <w:r>
+        <w:t xml:space="preserve"> WHERE la </w:t>
+      </w:r>
+      <w:proofErr w:type="spellStart"/>
+      <w:r>
+        <w:t>condicion</w:t>
+      </w:r>
+      <w:proofErr w:type="spellEnd"/>
+    </w:p>
+    <w:p>
+      <w:r>
+        <w:t xml:space="preserve">EJEMPLO </w:t>
+      </w:r>
+    </w:p>
+    <w:p>
+      <w:pPr>
+        <w:rPr>
+          <w:lang w:val="en-GB"/>
+        </w:rPr>
+      </w:pPr>
+      <w:r>
+        <w:rPr>
+          <w:lang w:val="en-GB"/>
+        </w:rPr>
+        <w:t xml:space="preserve">DELETE FROM </w:t>
+      </w:r>
+    </w:p>
+    <w:p>
+      <w:pPr>
+        <w:rPr>
+          <w:lang w:val="en-GB"/>
+        </w:rPr>
+      </w:pPr>
+    </w:p>
+    <w:p>
+      <w:pPr>
+        <w:rPr>
+          <w:lang w:val="en-GB"/>
+        </w:rPr>
+      </w:pPr>
+      <w:r>
+        <w:rPr>
+          <w:lang w:val="en-GB"/>
+        </w:rPr>
+        <w:t>16.2 MODIFICAR DATOS</w:t>
+      </w:r>
+    </w:p>
+    <w:p>
+      <w:pPr>
+        <w:rPr>
+          <w:lang w:val="en-GB"/>
+        </w:rPr>
+      </w:pPr>
+      <w:r>
+        <w:rPr>
+          <w:lang w:val="en-GB"/>
+        </w:rPr>
+        <w:t>Update set where</w:t>
+      </w:r>
+    </w:p>
+    <w:p>
+      <w:pPr>
+        <w:rPr>
+          <w:lang w:val="en-GB"/>
+        </w:rPr>
+      </w:pPr>
+      <w:r>
+        <w:rPr>
+          <w:lang w:val="en-GB"/>
+        </w:rPr>
+        <w:t xml:space="preserve">Update </w:t>
+      </w:r>
+      <w:proofErr w:type="spellStart"/>
+      <w:r>
+        <w:rPr>
+          <w:lang w:val="en-GB"/>
+        </w:rPr>
+        <w:t>nombre</w:t>
+      </w:r>
+      <w:proofErr w:type="spellEnd"/>
+      <w:r>
+        <w:rPr>
+          <w:lang w:val="en-GB"/>
+        </w:rPr>
+        <w:t xml:space="preserve"> table set columna=</w:t>
+      </w:r>
+      <w:proofErr w:type="spellStart"/>
+      <w:r>
+        <w:rPr>
+          <w:lang w:val="en-GB"/>
+        </w:rPr>
+        <w:t>valor</w:t>
+      </w:r>
+      <w:proofErr w:type="spellEnd"/>
+      <w:r>
+        <w:rPr>
+          <w:lang w:val="en-GB"/>
+        </w:rPr>
+        <w:t xml:space="preserve"> where  </w:t>
+      </w:r>
+      <w:proofErr w:type="spellStart"/>
+      <w:r>
+        <w:rPr>
+          <w:lang w:val="en-GB"/>
+        </w:rPr>
+        <w:t>condicion</w:t>
+      </w:r>
+      <w:proofErr w:type="spellEnd"/>
+    </w:p>
+    <w:p>
+      <w:pPr>
+        <w:rPr>
+          <w:lang w:val="en-GB"/>
+        </w:rPr>
+      </w:pPr>
+    </w:p>
+    <w:p>
+      <w:r>
+        <w:t>Ejemplo</w:t>
+      </w:r>
+    </w:p>
+    <w:p>
+      <w:pPr>
+        <w:rPr>
+          <w:lang w:val="en-GB"/>
+        </w:rPr>
+      </w:pPr>
+      <w:r>
+        <w:rPr>
+          <w:lang w:val="en-GB"/>
+        </w:rPr>
+        <w:t xml:space="preserve">Update alumnus set </w:t>
+      </w:r>
+      <w:proofErr w:type="spellStart"/>
+      <w:r>
+        <w:rPr>
+          <w:lang w:val="en-GB"/>
+        </w:rPr>
+        <w:t>eda</w:t>
+      </w:r>
+      <w:proofErr w:type="spellEnd"/>
+      <w:r>
+        <w:rPr>
+          <w:lang w:val="en-GB"/>
+        </w:rPr>
+        <w:t>=21 w</w:t>
+      </w:r>
+      <w:r>
+        <w:rPr>
+          <w:lang w:val="en-GB"/>
+        </w:rPr>
+        <w:t>here id=4</w:t>
+      </w:r>
+    </w:p>
+    <w:p>
+      <w:pPr>
+        <w:rPr>
+          <w:lang w:val="en-GB"/>
+        </w:rPr>
+      </w:pPr>
     </w:p>
     <w:p>
       <w:r>
@@ -3108,6 +3084,7 @@
         <w:rPr>
           <w:lang w:val="en-GB"/>
         </w:rPr>
+        <w:lastRenderedPageBreak/>
         <w:t>WHERE id_cliente IN (SELECT id_cliente FROM ventas);</w:t>
       </w:r>
     </w:p>
@@ -3258,130 +3235,362 @@
         <w:rPr>
           <w:lang w:val="en-GB"/>
         </w:rPr>
+        <w:t>-- 20</w:t>
+      </w:r>
+    </w:p>
+    <w:p>
+      <w:pPr>
+        <w:shd w:val="clear" w:color="auto" w:fill="FAE2D5" w:themeFill="accent2" w:themeFillTint="33"/>
+        <w:rPr>
+          <w:lang w:val="en-GB"/>
+        </w:rPr>
+      </w:pPr>
+      <w:r>
+        <w:rPr>
+          <w:lang w:val="en-GB"/>
+        </w:rPr>
+        <w:t>SELECT *</w:t>
+      </w:r>
+    </w:p>
+    <w:p>
+      <w:pPr>
+        <w:shd w:val="clear" w:color="auto" w:fill="FAE2D5" w:themeFill="accent2" w:themeFillTint="33"/>
+        <w:rPr>
+          <w:lang w:val="en-GB"/>
+        </w:rPr>
+      </w:pPr>
+      <w:r>
+        <w:rPr>
+          <w:lang w:val="en-GB"/>
+        </w:rPr>
+        <w:t>FROM productos</w:t>
+      </w:r>
+    </w:p>
+    <w:p>
+      <w:pPr>
+        <w:shd w:val="clear" w:color="auto" w:fill="FAE2D5" w:themeFill="accent2" w:themeFillTint="33"/>
+        <w:rPr>
+          <w:lang w:val="en-GB"/>
+        </w:rPr>
+      </w:pPr>
+      <w:r>
+        <w:rPr>
+          <w:lang w:val="en-GB"/>
+        </w:rPr>
+        <w:t>WHERE id_producto NOT IN (SELECT id_producto FROM detalle_venta);</w:t>
+      </w:r>
+    </w:p>
+    <w:p>
+      <w:pPr>
+        <w:shd w:val="clear" w:color="auto" w:fill="FAE2D5" w:themeFill="accent2" w:themeFillTint="33"/>
+        <w:rPr>
+          <w:lang w:val="en-GB"/>
+        </w:rPr>
+      </w:pPr>
+    </w:p>
+    <w:p>
+      <w:pPr>
+        <w:shd w:val="clear" w:color="auto" w:fill="FAE2D5" w:themeFill="accent2" w:themeFillTint="33"/>
+        <w:rPr>
+          <w:lang w:val="en-GB"/>
+        </w:rPr>
+      </w:pPr>
+      <w:r>
+        <w:rPr>
+          <w:lang w:val="en-GB"/>
+        </w:rPr>
+        <w:t>-- 21</w:t>
+      </w:r>
+    </w:p>
+    <w:p>
+      <w:pPr>
+        <w:shd w:val="clear" w:color="auto" w:fill="FAE2D5" w:themeFill="accent2" w:themeFillTint="33"/>
+        <w:rPr>
+          <w:lang w:val="en-GB"/>
+        </w:rPr>
+      </w:pPr>
+      <w:r>
+        <w:rPr>
+          <w:lang w:val="en-GB"/>
+        </w:rPr>
+        <w:t>SELECT *</w:t>
+      </w:r>
+    </w:p>
+    <w:p>
+      <w:pPr>
+        <w:shd w:val="clear" w:color="auto" w:fill="FAE2D5" w:themeFill="accent2" w:themeFillTint="33"/>
+        <w:rPr>
+          <w:lang w:val="en-GB"/>
+        </w:rPr>
+      </w:pPr>
+      <w:r>
+        <w:rPr>
+          <w:lang w:val="en-GB"/>
+        </w:rPr>
+        <w:t>FROM productos</w:t>
+      </w:r>
+    </w:p>
+    <w:p>
+      <w:pPr>
+        <w:shd w:val="clear" w:color="auto" w:fill="FAE2D5" w:themeFill="accent2" w:themeFillTint="33"/>
+        <w:rPr>
+          <w:lang w:val="en-GB"/>
+        </w:rPr>
+      </w:pPr>
+      <w:r>
+        <w:rPr>
+          <w:lang w:val="en-GB"/>
+        </w:rPr>
+        <w:t>WHERE precio &gt; (SELECT AVG(precio) FROM productos);</w:t>
+      </w:r>
+    </w:p>
+    <w:p>
+      <w:pPr>
+        <w:shd w:val="clear" w:color="auto" w:fill="FAE2D5" w:themeFill="accent2" w:themeFillTint="33"/>
+        <w:rPr>
+          <w:lang w:val="en-GB"/>
+        </w:rPr>
+      </w:pPr>
+    </w:p>
+    <w:p>
+      <w:pPr>
+        <w:shd w:val="clear" w:color="auto" w:fill="FAE2D5" w:themeFill="accent2" w:themeFillTint="33"/>
+      </w:pPr>
+      <w:r>
+        <w:t>-- 22</w:t>
+      </w:r>
+    </w:p>
+    <w:p>
+      <w:pPr>
+        <w:shd w:val="clear" w:color="auto" w:fill="FAE2D5" w:themeFill="accent2" w:themeFillTint="33"/>
+      </w:pPr>
+      <w:r>
+        <w:t xml:space="preserve">SELECT </w:t>
+      </w:r>
+      <w:proofErr w:type="spellStart"/>
+      <w:r>
+        <w:t>t.id_venta</w:t>
+      </w:r>
+      <w:proofErr w:type="spellEnd"/>
+      <w:r>
+        <w:t xml:space="preserve">, </w:t>
+      </w:r>
+      <w:proofErr w:type="spellStart"/>
+      <w:r>
+        <w:t>t.total_venta</w:t>
+      </w:r>
+      <w:proofErr w:type="spellEnd"/>
+    </w:p>
+    <w:p>
+      <w:pPr>
+        <w:shd w:val="clear" w:color="auto" w:fill="FAE2D5" w:themeFill="accent2" w:themeFillTint="33"/>
+      </w:pPr>
+      <w:r>
+        <w:t>FROM (</w:t>
+      </w:r>
+    </w:p>
+    <w:p>
+      <w:pPr>
+        <w:shd w:val="clear" w:color="auto" w:fill="FAE2D5" w:themeFill="accent2" w:themeFillTint="33"/>
+      </w:pPr>
+      <w:r>
+        <w:t xml:space="preserve">  SELECT </w:t>
+      </w:r>
+      <w:proofErr w:type="spellStart"/>
+      <w:r>
+        <w:t>id_venta</w:t>
+      </w:r>
+      <w:proofErr w:type="spellEnd"/>
+      <w:r>
+        <w:t xml:space="preserve">, SUM(cantidad * </w:t>
+      </w:r>
+      <w:proofErr w:type="spellStart"/>
+      <w:r>
+        <w:t>precio_unitario</w:t>
+      </w:r>
+      <w:proofErr w:type="spellEnd"/>
+      <w:r>
+        <w:t xml:space="preserve">) AS </w:t>
+      </w:r>
+      <w:proofErr w:type="spellStart"/>
+      <w:r>
+        <w:t>total_venta</w:t>
+      </w:r>
+      <w:proofErr w:type="spellEnd"/>
+    </w:p>
+    <w:p>
+      <w:pPr>
+        <w:shd w:val="clear" w:color="auto" w:fill="FAE2D5" w:themeFill="accent2" w:themeFillTint="33"/>
+        <w:rPr>
+          <w:lang w:val="en-GB"/>
+        </w:rPr>
+      </w:pPr>
+      <w:r>
+        <w:t xml:space="preserve">  </w:t>
+      </w:r>
+      <w:r>
+        <w:rPr>
+          <w:lang w:val="en-GB"/>
+        </w:rPr>
+        <w:t>FROM detalle_venta</w:t>
+      </w:r>
+    </w:p>
+    <w:p>
+      <w:pPr>
+        <w:shd w:val="clear" w:color="auto" w:fill="FAE2D5" w:themeFill="accent2" w:themeFillTint="33"/>
+        <w:rPr>
+          <w:lang w:val="en-GB"/>
+        </w:rPr>
+      </w:pPr>
+      <w:r>
+        <w:rPr>
+          <w:lang w:val="en-GB"/>
+        </w:rPr>
+        <w:t xml:space="preserve">  GROUP BY id_venta</w:t>
+      </w:r>
+    </w:p>
+    <w:p>
+      <w:pPr>
+        <w:shd w:val="clear" w:color="auto" w:fill="FAE2D5" w:themeFill="accent2" w:themeFillTint="33"/>
+      </w:pPr>
+      <w:r>
         <w:lastRenderedPageBreak/>
-        <w:t>-- 20</w:t>
-      </w:r>
-    </w:p>
-    <w:p>
-      <w:pPr>
-        <w:shd w:val="clear" w:color="auto" w:fill="FAE2D5" w:themeFill="accent2" w:themeFillTint="33"/>
-        <w:rPr>
-          <w:lang w:val="en-GB"/>
-        </w:rPr>
-      </w:pPr>
-      <w:r>
-        <w:rPr>
-          <w:lang w:val="en-GB"/>
-        </w:rPr>
-        <w:t>SELECT *</w:t>
-      </w:r>
-    </w:p>
-    <w:p>
-      <w:pPr>
-        <w:shd w:val="clear" w:color="auto" w:fill="FAE2D5" w:themeFill="accent2" w:themeFillTint="33"/>
-        <w:rPr>
-          <w:lang w:val="en-GB"/>
-        </w:rPr>
-      </w:pPr>
-      <w:r>
-        <w:rPr>
-          <w:lang w:val="en-GB"/>
-        </w:rPr>
-        <w:t>FROM productos</w:t>
-      </w:r>
-    </w:p>
-    <w:p>
-      <w:pPr>
-        <w:shd w:val="clear" w:color="auto" w:fill="FAE2D5" w:themeFill="accent2" w:themeFillTint="33"/>
-        <w:rPr>
-          <w:lang w:val="en-GB"/>
-        </w:rPr>
-      </w:pPr>
-      <w:r>
-        <w:rPr>
-          <w:lang w:val="en-GB"/>
-        </w:rPr>
-        <w:t>WHERE id_producto NOT IN (SELECT id_producto FROM detalle_venta);</w:t>
-      </w:r>
-    </w:p>
-    <w:p>
-      <w:pPr>
-        <w:shd w:val="clear" w:color="auto" w:fill="FAE2D5" w:themeFill="accent2" w:themeFillTint="33"/>
-        <w:rPr>
-          <w:lang w:val="en-GB"/>
-        </w:rPr>
-      </w:pPr>
-    </w:p>
-    <w:p>
-      <w:pPr>
-        <w:shd w:val="clear" w:color="auto" w:fill="FAE2D5" w:themeFill="accent2" w:themeFillTint="33"/>
-        <w:rPr>
-          <w:lang w:val="en-GB"/>
-        </w:rPr>
-      </w:pPr>
-      <w:r>
-        <w:rPr>
-          <w:lang w:val="en-GB"/>
-        </w:rPr>
-        <w:t>-- 21</w:t>
-      </w:r>
-    </w:p>
-    <w:p>
-      <w:pPr>
-        <w:shd w:val="clear" w:color="auto" w:fill="FAE2D5" w:themeFill="accent2" w:themeFillTint="33"/>
-        <w:rPr>
-          <w:lang w:val="en-GB"/>
-        </w:rPr>
-      </w:pPr>
-      <w:r>
-        <w:rPr>
-          <w:lang w:val="en-GB"/>
-        </w:rPr>
-        <w:t>SELECT *</w:t>
-      </w:r>
-    </w:p>
-    <w:p>
-      <w:pPr>
-        <w:shd w:val="clear" w:color="auto" w:fill="FAE2D5" w:themeFill="accent2" w:themeFillTint="33"/>
-        <w:rPr>
-          <w:lang w:val="en-GB"/>
-        </w:rPr>
-      </w:pPr>
-      <w:r>
-        <w:rPr>
-          <w:lang w:val="en-GB"/>
-        </w:rPr>
-        <w:t>FROM productos</w:t>
-      </w:r>
-    </w:p>
-    <w:p>
-      <w:pPr>
-        <w:shd w:val="clear" w:color="auto" w:fill="FAE2D5" w:themeFill="accent2" w:themeFillTint="33"/>
-        <w:rPr>
-          <w:lang w:val="en-GB"/>
-        </w:rPr>
-      </w:pPr>
-      <w:r>
-        <w:rPr>
-          <w:lang w:val="en-GB"/>
-        </w:rPr>
-        <w:t>WHERE precio &gt; (SELECT AVG(precio) FROM productos);</w:t>
-      </w:r>
-    </w:p>
-    <w:p>
-      <w:pPr>
-        <w:shd w:val="clear" w:color="auto" w:fill="FAE2D5" w:themeFill="accent2" w:themeFillTint="33"/>
-        <w:rPr>
-          <w:lang w:val="en-GB"/>
-        </w:rPr>
-      </w:pPr>
-    </w:p>
-    <w:p>
-      <w:pPr>
-        <w:shd w:val="clear" w:color="auto" w:fill="FAE2D5" w:themeFill="accent2" w:themeFillTint="33"/>
-      </w:pPr>
-      <w:r>
-        <w:t>-- 22</w:t>
+        <w:t>) t</w:t>
+      </w:r>
+    </w:p>
+    <w:p>
+      <w:pPr>
+        <w:shd w:val="clear" w:color="auto" w:fill="FAE2D5" w:themeFill="accent2" w:themeFillTint="33"/>
+      </w:pPr>
+      <w:r>
+        <w:t xml:space="preserve">WHERE </w:t>
+      </w:r>
+      <w:proofErr w:type="spellStart"/>
+      <w:r>
+        <w:t>t.total_venta</w:t>
+      </w:r>
+      <w:proofErr w:type="spellEnd"/>
+      <w:r>
+        <w:t xml:space="preserve"> &gt; (</w:t>
+      </w:r>
+    </w:p>
+    <w:p>
+      <w:pPr>
+        <w:shd w:val="clear" w:color="auto" w:fill="FAE2D5" w:themeFill="accent2" w:themeFillTint="33"/>
+      </w:pPr>
+      <w:r>
+        <w:t xml:space="preserve">  SELECT AVG(</w:t>
+      </w:r>
+      <w:proofErr w:type="spellStart"/>
+      <w:r>
+        <w:t>x.total_venta</w:t>
+      </w:r>
+      <w:proofErr w:type="spellEnd"/>
+      <w:r>
+        <w:t>)</w:t>
+      </w:r>
+    </w:p>
+    <w:p>
+      <w:pPr>
+        <w:shd w:val="clear" w:color="auto" w:fill="FAE2D5" w:themeFill="accent2" w:themeFillTint="33"/>
+      </w:pPr>
+      <w:r>
+        <w:t xml:space="preserve">  FROM (</w:t>
+      </w:r>
+    </w:p>
+    <w:p>
+      <w:pPr>
+        <w:shd w:val="clear" w:color="auto" w:fill="FAE2D5" w:themeFill="accent2" w:themeFillTint="33"/>
+      </w:pPr>
+      <w:r>
+        <w:t xml:space="preserve">    SELECT </w:t>
+      </w:r>
+      <w:proofErr w:type="spellStart"/>
+      <w:r>
+        <w:t>id_venta</w:t>
+      </w:r>
+      <w:proofErr w:type="spellEnd"/>
+      <w:r>
+        <w:t xml:space="preserve">, SUM(cantidad * </w:t>
+      </w:r>
+      <w:proofErr w:type="spellStart"/>
+      <w:r>
+        <w:t>precio_unitario</w:t>
+      </w:r>
+      <w:proofErr w:type="spellEnd"/>
+      <w:r>
+        <w:t xml:space="preserve">) AS </w:t>
+      </w:r>
+      <w:proofErr w:type="spellStart"/>
+      <w:r>
+        <w:t>total_venta</w:t>
+      </w:r>
+      <w:proofErr w:type="spellEnd"/>
+    </w:p>
+    <w:p>
+      <w:pPr>
+        <w:shd w:val="clear" w:color="auto" w:fill="FAE2D5" w:themeFill="accent2" w:themeFillTint="33"/>
+        <w:rPr>
+          <w:lang w:val="en-GB"/>
+        </w:rPr>
+      </w:pPr>
+      <w:r>
+        <w:t xml:space="preserve">    </w:t>
+      </w:r>
+      <w:r>
+        <w:rPr>
+          <w:lang w:val="en-GB"/>
+        </w:rPr>
+        <w:t>FROM detalle_venta</w:t>
+      </w:r>
+    </w:p>
+    <w:p>
+      <w:pPr>
+        <w:shd w:val="clear" w:color="auto" w:fill="FAE2D5" w:themeFill="accent2" w:themeFillTint="33"/>
+        <w:rPr>
+          <w:lang w:val="en-GB"/>
+        </w:rPr>
+      </w:pPr>
+      <w:r>
+        <w:rPr>
+          <w:lang w:val="en-GB"/>
+        </w:rPr>
+        <w:t xml:space="preserve">    GROUP BY id_venta</w:t>
+      </w:r>
+    </w:p>
+    <w:p>
+      <w:pPr>
+        <w:shd w:val="clear" w:color="auto" w:fill="FAE2D5" w:themeFill="accent2" w:themeFillTint="33"/>
+      </w:pPr>
+      <w:r>
+        <w:rPr>
+          <w:lang w:val="en-GB"/>
+        </w:rPr>
+        <w:t xml:space="preserve">  </w:t>
+      </w:r>
+      <w:r>
+        <w:t>) x</w:t>
+      </w:r>
+    </w:p>
+    <w:p>
+      <w:pPr>
+        <w:shd w:val="clear" w:color="auto" w:fill="FAE2D5" w:themeFill="accent2" w:themeFillTint="33"/>
+      </w:pPr>
+      <w:r>
+        <w:t>);</w:t>
+      </w:r>
+    </w:p>
+    <w:p>
+      <w:pPr>
+        <w:shd w:val="clear" w:color="auto" w:fill="FAE2D5" w:themeFill="accent2" w:themeFillTint="33"/>
+      </w:pPr>
+    </w:p>
+    <w:p>
+      <w:pPr>
+        <w:shd w:val="clear" w:color="auto" w:fill="FAE2D5" w:themeFill="accent2" w:themeFillTint="33"/>
+      </w:pPr>
+      <w:r>
+        <w:t>-- 23 (cliente que más ha gastado)</w:t>
       </w:r>
     </w:p>
     <w:p>
@@ -3393,29 +3602,40 @@
       </w:r>
       <w:proofErr w:type="spellStart"/>
       <w:r>
-        <w:t>t.id_venta</w:t>
+        <w:t>c.id_cliente</w:t>
       </w:r>
       <w:proofErr w:type="spellEnd"/>
       <w:r>
         <w:t xml:space="preserve">, </w:t>
       </w:r>
       <w:proofErr w:type="spellStart"/>
-      <w:proofErr w:type="gramStart"/>
-      <w:r>
-        <w:t>t.total</w:t>
-      </w:r>
-      <w:proofErr w:type="gramEnd"/>
-      <w:r>
-        <w:t>_venta</w:t>
-      </w:r>
-      <w:proofErr w:type="spellEnd"/>
-    </w:p>
-    <w:p>
-      <w:pPr>
-        <w:shd w:val="clear" w:color="auto" w:fill="FAE2D5" w:themeFill="accent2" w:themeFillTint="33"/>
-      </w:pPr>
-      <w:r>
-        <w:t>FROM (</w:t>
+      <w:r>
+        <w:t>c.nombre</w:t>
+      </w:r>
+      <w:proofErr w:type="spellEnd"/>
+      <w:r>
+        <w:t xml:space="preserve">, </w:t>
+      </w:r>
+      <w:proofErr w:type="spellStart"/>
+      <w:r>
+        <w:t>tot.gasto_total</w:t>
+      </w:r>
+      <w:proofErr w:type="spellEnd"/>
+    </w:p>
+    <w:p>
+      <w:pPr>
+        <w:shd w:val="clear" w:color="auto" w:fill="FAE2D5" w:themeFill="accent2" w:themeFillTint="33"/>
+      </w:pPr>
+      <w:r>
+        <w:t>FROM clientes c</w:t>
+      </w:r>
+    </w:p>
+    <w:p>
+      <w:pPr>
+        <w:shd w:val="clear" w:color="auto" w:fill="FAE2D5" w:themeFill="accent2" w:themeFillTint="33"/>
+      </w:pPr>
+      <w:r>
+        <w:t>JOIN (</w:t>
       </w:r>
     </w:p>
     <w:p>
@@ -3427,23 +3647,23 @@
       </w:r>
       <w:proofErr w:type="spellStart"/>
       <w:r>
-        <w:t>id_venta</w:t>
-      </w:r>
-      <w:proofErr w:type="spellEnd"/>
-      <w:r>
-        <w:t xml:space="preserve">, </w:t>
-      </w:r>
-      <w:proofErr w:type="gramStart"/>
-      <w:r>
-        <w:t>SUM(</w:t>
-      </w:r>
-      <w:proofErr w:type="gramEnd"/>
-      <w:r>
-        <w:t xml:space="preserve">cantidad * </w:t>
-      </w:r>
-      <w:proofErr w:type="spellStart"/>
-      <w:r>
-        <w:t>precio_unitario</w:t>
+        <w:t>v.id_cliente</w:t>
+      </w:r>
+      <w:proofErr w:type="spellEnd"/>
+      <w:r>
+        <w:t>, SUM(</w:t>
+      </w:r>
+      <w:proofErr w:type="spellStart"/>
+      <w:r>
+        <w:t>dv.cantidad</w:t>
+      </w:r>
+      <w:proofErr w:type="spellEnd"/>
+      <w:r>
+        <w:t xml:space="preserve"> * </w:t>
+      </w:r>
+      <w:proofErr w:type="spellStart"/>
+      <w:r>
+        <w:t>dv.precio_unitario</w:t>
       </w:r>
       <w:proofErr w:type="spellEnd"/>
       <w:r>
@@ -3451,7 +3671,52 @@
       </w:r>
       <w:proofErr w:type="spellStart"/>
       <w:r>
-        <w:t>total_venta</w:t>
+        <w:t>gasto_total</w:t>
+      </w:r>
+      <w:proofErr w:type="spellEnd"/>
+    </w:p>
+    <w:p>
+      <w:pPr>
+        <w:shd w:val="clear" w:color="auto" w:fill="FAE2D5" w:themeFill="accent2" w:themeFillTint="33"/>
+      </w:pPr>
+      <w:r>
+        <w:t xml:space="preserve">  FROM ventas v</w:t>
+      </w:r>
+    </w:p>
+    <w:p>
+      <w:pPr>
+        <w:shd w:val="clear" w:color="auto" w:fill="FAE2D5" w:themeFill="accent2" w:themeFillTint="33"/>
+      </w:pPr>
+      <w:r>
+        <w:t xml:space="preserve">  JOIN </w:t>
+      </w:r>
+      <w:proofErr w:type="spellStart"/>
+      <w:r>
+        <w:t>detalle_venta</w:t>
+      </w:r>
+      <w:proofErr w:type="spellEnd"/>
+      <w:r>
+        <w:t xml:space="preserve"> </w:t>
+      </w:r>
+      <w:proofErr w:type="spellStart"/>
+      <w:r>
+        <w:t>dv</w:t>
+      </w:r>
+      <w:proofErr w:type="spellEnd"/>
+      <w:r>
+        <w:t xml:space="preserve"> ON </w:t>
+      </w:r>
+      <w:proofErr w:type="spellStart"/>
+      <w:r>
+        <w:t>v.id_venta</w:t>
+      </w:r>
+      <w:proofErr w:type="spellEnd"/>
+      <w:r>
+        <w:t xml:space="preserve"> = </w:t>
+      </w:r>
+      <w:proofErr w:type="spellStart"/>
+      <w:r>
+        <w:t>dv.id_venta</w:t>
       </w:r>
       <w:proofErr w:type="spellEnd"/>
     </w:p>
@@ -3469,217 +3734,108 @@
         <w:rPr>
           <w:lang w:val="en-GB"/>
         </w:rPr>
-        <w:t>FROM detalle_venta</w:t>
-      </w:r>
-    </w:p>
-    <w:p>
-      <w:pPr>
-        <w:shd w:val="clear" w:color="auto" w:fill="FAE2D5" w:themeFill="accent2" w:themeFillTint="33"/>
-        <w:rPr>
-          <w:lang w:val="en-GB"/>
-        </w:rPr>
-      </w:pPr>
-      <w:r>
-        <w:rPr>
-          <w:lang w:val="en-GB"/>
-        </w:rPr>
-        <w:t xml:space="preserve">  GROUP BY id_venta</w:t>
-      </w:r>
-    </w:p>
-    <w:p>
-      <w:pPr>
-        <w:shd w:val="clear" w:color="auto" w:fill="FAE2D5" w:themeFill="accent2" w:themeFillTint="33"/>
-      </w:pPr>
-      <w:r>
-        <w:t>) t</w:t>
-      </w:r>
-    </w:p>
-    <w:p>
-      <w:pPr>
-        <w:shd w:val="clear" w:color="auto" w:fill="FAE2D5" w:themeFill="accent2" w:themeFillTint="33"/>
-      </w:pPr>
-      <w:r>
-        <w:t xml:space="preserve">WHERE </w:t>
-      </w:r>
-      <w:proofErr w:type="spellStart"/>
-      <w:proofErr w:type="gramStart"/>
-      <w:r>
-        <w:t>t.total</w:t>
-      </w:r>
-      <w:proofErr w:type="gramEnd"/>
-      <w:r>
-        <w:t>_venta</w:t>
-      </w:r>
-      <w:proofErr w:type="spellEnd"/>
-      <w:r>
-        <w:t xml:space="preserve"> &gt; (</w:t>
-      </w:r>
-    </w:p>
-    <w:p>
-      <w:pPr>
-        <w:shd w:val="clear" w:color="auto" w:fill="FAE2D5" w:themeFill="accent2" w:themeFillTint="33"/>
-      </w:pPr>
-      <w:r>
-        <w:t xml:space="preserve">  SELECT AVG(</w:t>
-      </w:r>
-      <w:proofErr w:type="spellStart"/>
-      <w:proofErr w:type="gramStart"/>
-      <w:r>
-        <w:t>x.total</w:t>
-      </w:r>
-      <w:proofErr w:type="gramEnd"/>
-      <w:r>
-        <w:t>_venta</w:t>
-      </w:r>
-      <w:proofErr w:type="spellEnd"/>
-      <w:r>
-        <w:t>)</w:t>
-      </w:r>
-    </w:p>
-    <w:p>
-      <w:pPr>
-        <w:shd w:val="clear" w:color="auto" w:fill="FAE2D5" w:themeFill="accent2" w:themeFillTint="33"/>
-      </w:pPr>
-      <w:r>
-        <w:t xml:space="preserve">  FROM (</w:t>
-      </w:r>
-    </w:p>
-    <w:p>
-      <w:pPr>
-        <w:shd w:val="clear" w:color="auto" w:fill="FAE2D5" w:themeFill="accent2" w:themeFillTint="33"/>
-      </w:pPr>
-      <w:r>
-        <w:t xml:space="preserve">    SELECT </w:t>
-      </w:r>
-      <w:proofErr w:type="spellStart"/>
-      <w:r>
-        <w:t>id_venta</w:t>
-      </w:r>
-      <w:proofErr w:type="spellEnd"/>
-      <w:r>
-        <w:t xml:space="preserve">, </w:t>
-      </w:r>
-      <w:proofErr w:type="gramStart"/>
-      <w:r>
-        <w:t>SUM(</w:t>
-      </w:r>
-      <w:proofErr w:type="gramEnd"/>
-      <w:r>
-        <w:t xml:space="preserve">cantidad * </w:t>
-      </w:r>
-      <w:proofErr w:type="spellStart"/>
-      <w:r>
-        <w:t>precio_unitario</w:t>
-      </w:r>
-      <w:proofErr w:type="spellEnd"/>
-      <w:r>
-        <w:t xml:space="preserve">) AS </w:t>
-      </w:r>
-      <w:proofErr w:type="spellStart"/>
-      <w:r>
-        <w:t>total_venta</w:t>
-      </w:r>
-      <w:proofErr w:type="spellEnd"/>
-    </w:p>
-    <w:p>
-      <w:pPr>
-        <w:shd w:val="clear" w:color="auto" w:fill="FAE2D5" w:themeFill="accent2" w:themeFillTint="33"/>
-        <w:rPr>
-          <w:lang w:val="en-GB"/>
-        </w:rPr>
-      </w:pPr>
-      <w:r>
-        <w:t xml:space="preserve">    </w:t>
-      </w:r>
-      <w:r>
-        <w:rPr>
-          <w:lang w:val="en-GB"/>
-        </w:rPr>
-        <w:t>FROM detalle_venta</w:t>
-      </w:r>
-    </w:p>
-    <w:p>
-      <w:pPr>
-        <w:shd w:val="clear" w:color="auto" w:fill="FAE2D5" w:themeFill="accent2" w:themeFillTint="33"/>
-        <w:rPr>
-          <w:lang w:val="en-GB"/>
-        </w:rPr>
-      </w:pPr>
-      <w:r>
-        <w:rPr>
-          <w:lang w:val="en-GB"/>
-        </w:rPr>
-        <w:t xml:space="preserve">    GROUP BY id_venta</w:t>
-      </w:r>
-    </w:p>
-    <w:p>
-      <w:pPr>
-        <w:shd w:val="clear" w:color="auto" w:fill="FAE2D5" w:themeFill="accent2" w:themeFillTint="33"/>
-      </w:pPr>
-      <w:r>
-        <w:rPr>
-          <w:lang w:val="en-GB"/>
-        </w:rPr>
-        <w:t xml:space="preserve">  </w:t>
-      </w:r>
-      <w:r>
-        <w:t>) x</w:t>
-      </w:r>
-    </w:p>
-    <w:p>
-      <w:pPr>
-        <w:shd w:val="clear" w:color="auto" w:fill="FAE2D5" w:themeFill="accent2" w:themeFillTint="33"/>
-      </w:pPr>
-      <w:r>
-        <w:t>);</w:t>
-      </w:r>
-    </w:p>
-    <w:p>
-      <w:pPr>
-        <w:shd w:val="clear" w:color="auto" w:fill="FAE2D5" w:themeFill="accent2" w:themeFillTint="33"/>
-      </w:pPr>
-    </w:p>
-    <w:p>
-      <w:pPr>
-        <w:shd w:val="clear" w:color="auto" w:fill="FAE2D5" w:themeFill="accent2" w:themeFillTint="33"/>
-      </w:pPr>
-      <w:r>
-        <w:t>-- 23 (cliente que más ha gastado)</w:t>
-      </w:r>
-    </w:p>
-    <w:p>
-      <w:pPr>
-        <w:shd w:val="clear" w:color="auto" w:fill="FAE2D5" w:themeFill="accent2" w:themeFillTint="33"/>
-      </w:pPr>
-      <w:r>
-        <w:t xml:space="preserve">SELECT </w:t>
-      </w:r>
-      <w:proofErr w:type="spellStart"/>
-      <w:r>
-        <w:t>c.id_cliente</w:t>
-      </w:r>
-      <w:proofErr w:type="spellEnd"/>
-      <w:r>
-        <w:t xml:space="preserve">, </w:t>
-      </w:r>
-      <w:proofErr w:type="spellStart"/>
-      <w:proofErr w:type="gramStart"/>
-      <w:r>
-        <w:t>c.nombre</w:t>
-      </w:r>
-      <w:proofErr w:type="spellEnd"/>
-      <w:proofErr w:type="gramEnd"/>
-      <w:r>
-        <w:t xml:space="preserve">, </w:t>
-      </w:r>
-      <w:proofErr w:type="spellStart"/>
-      <w:proofErr w:type="gramStart"/>
-      <w:r>
-        <w:t>tot.gasto</w:t>
-      </w:r>
-      <w:proofErr w:type="gramEnd"/>
-      <w:r>
-        <w:t>_total</w:t>
+        <w:t>GROUP BY v.id_cliente</w:t>
+      </w:r>
+    </w:p>
+    <w:p>
+      <w:pPr>
+        <w:shd w:val="clear" w:color="auto" w:fill="FAE2D5" w:themeFill="accent2" w:themeFillTint="33"/>
+        <w:rPr>
+          <w:lang w:val="en-GB"/>
+        </w:rPr>
+      </w:pPr>
+      <w:r>
+        <w:rPr>
+          <w:lang w:val="en-GB"/>
+        </w:rPr>
+        <w:t>) tot ON c.id_cliente = tot.id_cliente</w:t>
+      </w:r>
+    </w:p>
+    <w:p>
+      <w:pPr>
+        <w:shd w:val="clear" w:color="auto" w:fill="FAE2D5" w:themeFill="accent2" w:themeFillTint="33"/>
+        <w:rPr>
+          <w:lang w:val="en-GB"/>
+        </w:rPr>
+      </w:pPr>
+      <w:r>
+        <w:rPr>
+          <w:lang w:val="en-GB"/>
+        </w:rPr>
+        <w:t>ORDER BY tot.gasto_total DESC</w:t>
+      </w:r>
+    </w:p>
+    <w:p>
+      <w:pPr>
+        <w:shd w:val="clear" w:color="auto" w:fill="FAE2D5" w:themeFill="accent2" w:themeFillTint="33"/>
+      </w:pPr>
+      <w:r>
+        <w:t>LIMIT 1;</w:t>
+      </w:r>
+    </w:p>
+    <w:p>
+      <w:pPr>
+        <w:shd w:val="clear" w:color="auto" w:fill="FAE2D5" w:themeFill="accent2" w:themeFillTint="33"/>
+      </w:pPr>
+    </w:p>
+    <w:p>
+      <w:pPr>
+        <w:shd w:val="clear" w:color="auto" w:fill="FAE2D5" w:themeFill="accent2" w:themeFillTint="33"/>
+      </w:pPr>
+      <w:r>
+        <w:t>-- 24 (productos vendidos en la misma venta que iPhone 13)</w:t>
+      </w:r>
+    </w:p>
+    <w:p>
+      <w:pPr>
+        <w:shd w:val="clear" w:color="auto" w:fill="FAE2D5" w:themeFill="accent2" w:themeFillTint="33"/>
+      </w:pPr>
+      <w:r>
+        <w:t>SELECT DISTINCT p2.nombre</w:t>
+      </w:r>
+    </w:p>
+    <w:p>
+      <w:pPr>
+        <w:shd w:val="clear" w:color="auto" w:fill="FAE2D5" w:themeFill="accent2" w:themeFillTint="33"/>
+      </w:pPr>
+      <w:r>
+        <w:t xml:space="preserve">FROM </w:t>
+      </w:r>
+      <w:proofErr w:type="spellStart"/>
+      <w:r>
+        <w:t>detalle_venta</w:t>
+      </w:r>
+      <w:proofErr w:type="spellEnd"/>
+      <w:r>
+        <w:t xml:space="preserve"> dv2</w:t>
+      </w:r>
+    </w:p>
+    <w:p>
+      <w:pPr>
+        <w:shd w:val="clear" w:color="auto" w:fill="FAE2D5" w:themeFill="accent2" w:themeFillTint="33"/>
+      </w:pPr>
+      <w:r>
+        <w:t>JOIN productos p2 ON dv2.id_producto = p2.id_producto</w:t>
+      </w:r>
+    </w:p>
+    <w:p>
+      <w:pPr>
+        <w:shd w:val="clear" w:color="auto" w:fill="FAE2D5" w:themeFill="accent2" w:themeFillTint="33"/>
+      </w:pPr>
+      <w:r>
+        <w:t>WHERE dv2.id_venta IN (</w:t>
+      </w:r>
+    </w:p>
+    <w:p>
+      <w:pPr>
+        <w:shd w:val="clear" w:color="auto" w:fill="FAE2D5" w:themeFill="accent2" w:themeFillTint="33"/>
+      </w:pPr>
+      <w:r>
+        <w:t xml:space="preserve">  SELECT </w:t>
+      </w:r>
+      <w:proofErr w:type="spellStart"/>
+      <w:r>
+        <w:t>dv.id_venta</w:t>
       </w:r>
       <w:proofErr w:type="spellEnd"/>
     </w:p>
@@ -3689,238 +3845,6 @@
       </w:pPr>
       <w:r>
         <w:lastRenderedPageBreak/>
-        <w:t>FROM clientes c</w:t>
-      </w:r>
-    </w:p>
-    <w:p>
-      <w:pPr>
-        <w:shd w:val="clear" w:color="auto" w:fill="FAE2D5" w:themeFill="accent2" w:themeFillTint="33"/>
-      </w:pPr>
-      <w:r>
-        <w:t>JOIN (</w:t>
-      </w:r>
-    </w:p>
-    <w:p>
-      <w:pPr>
-        <w:shd w:val="clear" w:color="auto" w:fill="FAE2D5" w:themeFill="accent2" w:themeFillTint="33"/>
-      </w:pPr>
-      <w:r>
-        <w:t xml:space="preserve">  SELECT </w:t>
-      </w:r>
-      <w:proofErr w:type="spellStart"/>
-      <w:r>
-        <w:t>v.id_cliente</w:t>
-      </w:r>
-      <w:proofErr w:type="spellEnd"/>
-      <w:r>
-        <w:t xml:space="preserve">, </w:t>
-      </w:r>
-      <w:proofErr w:type="gramStart"/>
-      <w:r>
-        <w:t>SUM(</w:t>
-      </w:r>
-      <w:proofErr w:type="spellStart"/>
-      <w:r>
-        <w:t>dv.cantidad</w:t>
-      </w:r>
-      <w:proofErr w:type="spellEnd"/>
-      <w:proofErr w:type="gramEnd"/>
-      <w:r>
-        <w:t xml:space="preserve"> * </w:t>
-      </w:r>
-      <w:proofErr w:type="spellStart"/>
-      <w:proofErr w:type="gramStart"/>
-      <w:r>
-        <w:t>dv.precio</w:t>
-      </w:r>
-      <w:proofErr w:type="gramEnd"/>
-      <w:r>
-        <w:t>_unitario</w:t>
-      </w:r>
-      <w:proofErr w:type="spellEnd"/>
-      <w:r>
-        <w:t xml:space="preserve">) AS </w:t>
-      </w:r>
-      <w:proofErr w:type="spellStart"/>
-      <w:r>
-        <w:t>gasto_total</w:t>
-      </w:r>
-      <w:proofErr w:type="spellEnd"/>
-    </w:p>
-    <w:p>
-      <w:pPr>
-        <w:shd w:val="clear" w:color="auto" w:fill="FAE2D5" w:themeFill="accent2" w:themeFillTint="33"/>
-      </w:pPr>
-      <w:r>
-        <w:t xml:space="preserve">  FROM ventas v</w:t>
-      </w:r>
-    </w:p>
-    <w:p>
-      <w:pPr>
-        <w:shd w:val="clear" w:color="auto" w:fill="FAE2D5" w:themeFill="accent2" w:themeFillTint="33"/>
-      </w:pPr>
-      <w:r>
-        <w:t xml:space="preserve">  JOIN </w:t>
-      </w:r>
-      <w:proofErr w:type="spellStart"/>
-      <w:r>
-        <w:t>detalle_venta</w:t>
-      </w:r>
-      <w:proofErr w:type="spellEnd"/>
-      <w:r>
-        <w:t xml:space="preserve"> </w:t>
-      </w:r>
-      <w:proofErr w:type="spellStart"/>
-      <w:r>
-        <w:t>dv</w:t>
-      </w:r>
-      <w:proofErr w:type="spellEnd"/>
-      <w:r>
-        <w:t xml:space="preserve"> ON </w:t>
-      </w:r>
-      <w:proofErr w:type="spellStart"/>
-      <w:r>
-        <w:t>v.id_venta</w:t>
-      </w:r>
-      <w:proofErr w:type="spellEnd"/>
-      <w:r>
-        <w:t xml:space="preserve"> = </w:t>
-      </w:r>
-      <w:proofErr w:type="spellStart"/>
-      <w:r>
-        <w:t>dv.id_venta</w:t>
-      </w:r>
-      <w:proofErr w:type="spellEnd"/>
-    </w:p>
-    <w:p>
-      <w:pPr>
-        <w:shd w:val="clear" w:color="auto" w:fill="FAE2D5" w:themeFill="accent2" w:themeFillTint="33"/>
-        <w:rPr>
-          <w:lang w:val="en-GB"/>
-        </w:rPr>
-      </w:pPr>
-      <w:r>
-        <w:t xml:space="preserve">  </w:t>
-      </w:r>
-      <w:r>
-        <w:rPr>
-          <w:lang w:val="en-GB"/>
-        </w:rPr>
-        <w:t>GROUP BY v.id_cliente</w:t>
-      </w:r>
-    </w:p>
-    <w:p>
-      <w:pPr>
-        <w:shd w:val="clear" w:color="auto" w:fill="FAE2D5" w:themeFill="accent2" w:themeFillTint="33"/>
-        <w:rPr>
-          <w:lang w:val="en-GB"/>
-        </w:rPr>
-      </w:pPr>
-      <w:r>
-        <w:rPr>
-          <w:lang w:val="en-GB"/>
-        </w:rPr>
-        <w:t>) tot ON c.id_cliente = tot.id_cliente</w:t>
-      </w:r>
-    </w:p>
-    <w:p>
-      <w:pPr>
-        <w:shd w:val="clear" w:color="auto" w:fill="FAE2D5" w:themeFill="accent2" w:themeFillTint="33"/>
-        <w:rPr>
-          <w:lang w:val="en-GB"/>
-        </w:rPr>
-      </w:pPr>
-      <w:r>
-        <w:rPr>
-          <w:lang w:val="en-GB"/>
-        </w:rPr>
-        <w:t>ORDER BY tot.gasto_total DESC</w:t>
-      </w:r>
-    </w:p>
-    <w:p>
-      <w:pPr>
-        <w:shd w:val="clear" w:color="auto" w:fill="FAE2D5" w:themeFill="accent2" w:themeFillTint="33"/>
-      </w:pPr>
-      <w:r>
-        <w:t>LIMIT 1;</w:t>
-      </w:r>
-    </w:p>
-    <w:p>
-      <w:pPr>
-        <w:shd w:val="clear" w:color="auto" w:fill="FAE2D5" w:themeFill="accent2" w:themeFillTint="33"/>
-      </w:pPr>
-    </w:p>
-    <w:p>
-      <w:pPr>
-        <w:shd w:val="clear" w:color="auto" w:fill="FAE2D5" w:themeFill="accent2" w:themeFillTint="33"/>
-      </w:pPr>
-      <w:r>
-        <w:t>-- 24 (productos vendidos en la misma venta que iPhone 13)</w:t>
-      </w:r>
-    </w:p>
-    <w:p>
-      <w:pPr>
-        <w:shd w:val="clear" w:color="auto" w:fill="FAE2D5" w:themeFill="accent2" w:themeFillTint="33"/>
-      </w:pPr>
-      <w:r>
-        <w:t>SELECT DISTINCT p</w:t>
-      </w:r>
-      <w:proofErr w:type="gramStart"/>
-      <w:r>
-        <w:t>2.nombre</w:t>
-      </w:r>
-      <w:proofErr w:type="gramEnd"/>
-    </w:p>
-    <w:p>
-      <w:pPr>
-        <w:shd w:val="clear" w:color="auto" w:fill="FAE2D5" w:themeFill="accent2" w:themeFillTint="33"/>
-      </w:pPr>
-      <w:r>
-        <w:t xml:space="preserve">FROM </w:t>
-      </w:r>
-      <w:proofErr w:type="spellStart"/>
-      <w:r>
-        <w:t>detalle_venta</w:t>
-      </w:r>
-      <w:proofErr w:type="spellEnd"/>
-      <w:r>
-        <w:t xml:space="preserve"> dv2</w:t>
-      </w:r>
-    </w:p>
-    <w:p>
-      <w:pPr>
-        <w:shd w:val="clear" w:color="auto" w:fill="FAE2D5" w:themeFill="accent2" w:themeFillTint="33"/>
-      </w:pPr>
-      <w:r>
-        <w:t>JOIN productos p2 ON dv2.id_producto = p2.id_producto</w:t>
-      </w:r>
-    </w:p>
-    <w:p>
-      <w:pPr>
-        <w:shd w:val="clear" w:color="auto" w:fill="FAE2D5" w:themeFill="accent2" w:themeFillTint="33"/>
-      </w:pPr>
-      <w:r>
-        <w:t>WHERE dv2.id_venta IN (</w:t>
-      </w:r>
-    </w:p>
-    <w:p>
-      <w:pPr>
-        <w:shd w:val="clear" w:color="auto" w:fill="FAE2D5" w:themeFill="accent2" w:themeFillTint="33"/>
-      </w:pPr>
-      <w:r>
-        <w:t xml:space="preserve">  SELECT </w:t>
-      </w:r>
-      <w:proofErr w:type="spellStart"/>
-      <w:r>
-        <w:t>dv.id_venta</w:t>
-      </w:r>
-      <w:proofErr w:type="spellEnd"/>
-    </w:p>
-    <w:p>
-      <w:pPr>
-        <w:shd w:val="clear" w:color="auto" w:fill="FAE2D5" w:themeFill="accent2" w:themeFillTint="33"/>
-      </w:pPr>
-      <w:r>
         <w:t xml:space="preserve">  FROM </w:t>
       </w:r>
       <w:proofErr w:type="spellStart"/>

--- a/MF0964_3 Desarrollo de elementos software para gestión de/SQL/Ejercicios Tienda FP teCHSTORE.docx
+++ b/MF0964_3 Desarrollo de elementos software para gestión de/SQL/Ejercicios Tienda FP teCHSTORE.docx
@@ -152,54 +152,86 @@
         <w:rPr>
           <w:lang w:val="en-GB"/>
         </w:rPr>
-        <w:t>DROP DATABASE IF EXISTS techstore_fp;</w:t>
-      </w:r>
-    </w:p>
-    <w:p>
-      <w:pPr>
-        <w:rPr>
-          <w:lang w:val="en-GB"/>
-        </w:rPr>
-      </w:pPr>
-      <w:r>
-        <w:rPr>
-          <w:lang w:val="en-GB"/>
-        </w:rPr>
-        <w:t>CREATE DATABASE techstore_fp CHARACTER SET utf8mb4 COLLATE utf8mb4_unicode_ci;</w:t>
-      </w:r>
-    </w:p>
-    <w:p>
-      <w:pPr>
-        <w:rPr>
-          <w:lang w:val="en-GB"/>
-        </w:rPr>
-      </w:pPr>
-      <w:r>
-        <w:rPr>
-          <w:lang w:val="en-GB"/>
-        </w:rPr>
-        <w:t>USE techstore_fp;</w:t>
-      </w:r>
-    </w:p>
-    <w:p>
-      <w:pPr>
-        <w:rPr>
-          <w:lang w:val="en-GB"/>
-        </w:rPr>
-      </w:pPr>
-    </w:p>
-    <w:p>
-      <w:pPr>
-        <w:rPr>
-          <w:lang w:val="en-GB"/>
-        </w:rPr>
-      </w:pPr>
-      <w:r>
-        <w:rPr>
-          <w:lang w:val="en-GB"/>
-        </w:rPr>
-        <w:t>SET FOREIGN_KEY_CHECKS=0;</w:t>
-      </w:r>
+        <w:t>DROP DATABASE IF EXISTS techstore_</w:t>
+      </w:r>
+      <w:proofErr w:type="gramStart"/>
+      <w:r>
+        <w:rPr>
+          <w:lang w:val="en-GB"/>
+        </w:rPr>
+        <w:t>fp;</w:t>
+      </w:r>
+      <w:proofErr w:type="gramEnd"/>
+    </w:p>
+    <w:p>
+      <w:pPr>
+        <w:rPr>
+          <w:lang w:val="en-GB"/>
+        </w:rPr>
+      </w:pPr>
+      <w:r>
+        <w:rPr>
+          <w:lang w:val="en-GB"/>
+        </w:rPr>
+        <w:t>CREATE DATABASE techstore_fp CHARACTER SET utf8mb4 COLLATE utf8mb4_unicode_</w:t>
+      </w:r>
+      <w:proofErr w:type="gramStart"/>
+      <w:r>
+        <w:rPr>
+          <w:lang w:val="en-GB"/>
+        </w:rPr>
+        <w:t>ci;</w:t>
+      </w:r>
+      <w:proofErr w:type="gramEnd"/>
+    </w:p>
+    <w:p>
+      <w:pPr>
+        <w:rPr>
+          <w:lang w:val="en-GB"/>
+        </w:rPr>
+      </w:pPr>
+      <w:r>
+        <w:rPr>
+          <w:lang w:val="en-GB"/>
+        </w:rPr>
+        <w:t>USE techstore_</w:t>
+      </w:r>
+      <w:proofErr w:type="gramStart"/>
+      <w:r>
+        <w:rPr>
+          <w:lang w:val="en-GB"/>
+        </w:rPr>
+        <w:t>fp;</w:t>
+      </w:r>
+      <w:proofErr w:type="gramEnd"/>
+    </w:p>
+    <w:p>
+      <w:pPr>
+        <w:rPr>
+          <w:lang w:val="en-GB"/>
+        </w:rPr>
+      </w:pPr>
+    </w:p>
+    <w:p>
+      <w:pPr>
+        <w:rPr>
+          <w:lang w:val="en-GB"/>
+        </w:rPr>
+      </w:pPr>
+      <w:r>
+        <w:rPr>
+          <w:lang w:val="en-GB"/>
+        </w:rPr>
+        <w:t>SET FOREIGN_KEY_CHECKS=</w:t>
+      </w:r>
+      <w:proofErr w:type="gramStart"/>
+      <w:r>
+        <w:rPr>
+          <w:lang w:val="en-GB"/>
+        </w:rPr>
+        <w:t>0;</w:t>
+      </w:r>
+      <w:proofErr w:type="gramEnd"/>
     </w:p>
     <w:p>
       <w:pPr>
@@ -231,60 +263,100 @@
         <w:rPr>
           <w:lang w:val="en-GB"/>
         </w:rPr>
-        <w:t>DROP TABLE IF EXISTS detalle_venta;</w:t>
-      </w:r>
-    </w:p>
-    <w:p>
-      <w:pPr>
-        <w:rPr>
-          <w:lang w:val="en-GB"/>
-        </w:rPr>
-      </w:pPr>
-      <w:r>
-        <w:rPr>
-          <w:lang w:val="en-GB"/>
-        </w:rPr>
-        <w:t>DROP TABLE IF EXISTS ventas;</w:t>
-      </w:r>
-    </w:p>
-    <w:p>
-      <w:pPr>
-        <w:rPr>
-          <w:lang w:val="en-GB"/>
-        </w:rPr>
-      </w:pPr>
-      <w:r>
-        <w:rPr>
-          <w:lang w:val="en-GB"/>
-        </w:rPr>
-        <w:t>DROP TABLE IF EXISTS productos;</w:t>
-      </w:r>
-    </w:p>
-    <w:p>
-      <w:pPr>
-        <w:rPr>
-          <w:lang w:val="en-GB"/>
-        </w:rPr>
-      </w:pPr>
-      <w:r>
-        <w:rPr>
-          <w:lang w:val="en-GB"/>
-        </w:rPr>
-        <w:t>DROP TABLE IF EXISTS categorias;</w:t>
-      </w:r>
-    </w:p>
-    <w:p>
-      <w:pPr>
-        <w:rPr>
-          <w:lang w:val="en-GB"/>
-        </w:rPr>
-      </w:pPr>
-      <w:r>
-        <w:rPr>
-          <w:lang w:val="en-GB"/>
-        </w:rPr>
-        <w:t>DROP TABLE IF EXISTS clientes;</w:t>
-      </w:r>
+        <w:t>DROP TABLE IF EXISTS detalle_</w:t>
+      </w:r>
+      <w:proofErr w:type="gramStart"/>
+      <w:r>
+        <w:rPr>
+          <w:lang w:val="en-GB"/>
+        </w:rPr>
+        <w:t>venta;</w:t>
+      </w:r>
+      <w:proofErr w:type="gramEnd"/>
+    </w:p>
+    <w:p>
+      <w:pPr>
+        <w:rPr>
+          <w:lang w:val="en-GB"/>
+        </w:rPr>
+      </w:pPr>
+      <w:r>
+        <w:rPr>
+          <w:lang w:val="en-GB"/>
+        </w:rPr>
+        <w:t xml:space="preserve">DROP TABLE IF EXISTS </w:t>
+      </w:r>
+      <w:proofErr w:type="gramStart"/>
+      <w:r>
+        <w:rPr>
+          <w:lang w:val="en-GB"/>
+        </w:rPr>
+        <w:t>ventas;</w:t>
+      </w:r>
+      <w:proofErr w:type="gramEnd"/>
+    </w:p>
+    <w:p>
+      <w:pPr>
+        <w:rPr>
+          <w:lang w:val="en-GB"/>
+        </w:rPr>
+      </w:pPr>
+      <w:r>
+        <w:rPr>
+          <w:lang w:val="en-GB"/>
+        </w:rPr>
+        <w:t xml:space="preserve">DROP TABLE IF EXISTS </w:t>
+      </w:r>
+      <w:proofErr w:type="gramStart"/>
+      <w:r>
+        <w:rPr>
+          <w:lang w:val="en-GB"/>
+        </w:rPr>
+        <w:t>productos;</w:t>
+      </w:r>
+      <w:proofErr w:type="gramEnd"/>
+    </w:p>
+    <w:p>
+      <w:pPr>
+        <w:rPr>
+          <w:lang w:val="en-GB"/>
+        </w:rPr>
+      </w:pPr>
+      <w:r>
+        <w:rPr>
+          <w:lang w:val="en-GB"/>
+        </w:rPr>
+        <w:t xml:space="preserve">DROP TABLE IF EXISTS </w:t>
+      </w:r>
+      <w:proofErr w:type="gramStart"/>
+      <w:r>
+        <w:rPr>
+          <w:lang w:val="en-GB"/>
+        </w:rPr>
+        <w:t>categorias;</w:t>
+      </w:r>
+      <w:proofErr w:type="gramEnd"/>
+    </w:p>
+    <w:p>
+      <w:pPr>
+        <w:rPr>
+          <w:lang w:val="en-GB"/>
+        </w:rPr>
+      </w:pPr>
+      <w:r>
+        <w:rPr>
+          <w:lang w:val="en-GB"/>
+        </w:rPr>
+        <w:t xml:space="preserve">DROP TABLE IF EXISTS </w:t>
+      </w:r>
+      <w:proofErr w:type="gramStart"/>
+      <w:r>
+        <w:rPr>
+          <w:lang w:val="en-GB"/>
+        </w:rPr>
+        <w:t>clientes;</w:t>
+      </w:r>
+      <w:proofErr w:type="gramEnd"/>
     </w:p>
     <w:p>
       <w:pPr>
@@ -327,12 +399,28 @@
         <w:t xml:space="preserve">  </w:t>
       </w:r>
       <w:r>
-        <w:t>nombre VARCHAR(60) NOT NULL,</w:t>
-      </w:r>
-    </w:p>
-    <w:p>
-      <w:r>
-        <w:t xml:space="preserve">  email VARCHAR(80),</w:t>
+        <w:t xml:space="preserve">nombre </w:t>
+      </w:r>
+      <w:proofErr w:type="gramStart"/>
+      <w:r>
+        <w:t>VARCHAR(</w:t>
+      </w:r>
+      <w:proofErr w:type="gramEnd"/>
+      <w:r>
+        <w:t>60) NOT NULL,</w:t>
+      </w:r>
+    </w:p>
+    <w:p>
+      <w:r>
+        <w:t xml:space="preserve">  email </w:t>
+      </w:r>
+      <w:proofErr w:type="gramStart"/>
+      <w:r>
+        <w:t>VARCHAR(</w:t>
+      </w:r>
+      <w:proofErr w:type="gramEnd"/>
+      <w:r>
+        <w:t>80),</w:t>
       </w:r>
     </w:p>
     <w:p>
@@ -346,12 +434,28 @@
       </w:r>
       <w:proofErr w:type="spellEnd"/>
       <w:r>
-        <w:t xml:space="preserve"> VARCHAR(15),</w:t>
-      </w:r>
-    </w:p>
-    <w:p>
-      <w:r>
-        <w:t xml:space="preserve">  ciudad VARCHAR(40),</w:t>
+        <w:t xml:space="preserve"> </w:t>
+      </w:r>
+      <w:proofErr w:type="gramStart"/>
+      <w:r>
+        <w:t>VARCHAR(</w:t>
+      </w:r>
+      <w:proofErr w:type="gramEnd"/>
+      <w:r>
+        <w:t>15),</w:t>
+      </w:r>
+    </w:p>
+    <w:p>
+      <w:r>
+        <w:t xml:space="preserve">  ciudad </w:t>
+      </w:r>
+      <w:proofErr w:type="gramStart"/>
+      <w:r>
+        <w:t>VARCHAR(</w:t>
+      </w:r>
+      <w:proofErr w:type="gramEnd"/>
+      <w:r>
+        <w:t>40),</w:t>
       </w:r>
     </w:p>
     <w:p>
@@ -373,12 +477,14 @@
           <w:lang w:val="en-GB"/>
         </w:rPr>
       </w:pPr>
+      <w:proofErr w:type="gramStart"/>
       <w:r>
         <w:rPr>
           <w:lang w:val="en-GB"/>
         </w:rPr>
         <w:t>);</w:t>
       </w:r>
+      <w:proofErr w:type="gramEnd"/>
     </w:p>
     <w:p>
       <w:pPr>
@@ -423,21 +529,37 @@
         <w:rPr>
           <w:lang w:val="en-GB"/>
         </w:rPr>
-        <w:t xml:space="preserve">  nombre VARCHAR(40) NOT NULL UNIQUE</w:t>
-      </w:r>
-    </w:p>
-    <w:p>
-      <w:pPr>
-        <w:rPr>
-          <w:lang w:val="en-GB"/>
-        </w:rPr>
-      </w:pPr>
+        <w:t xml:space="preserve">  nombre </w:t>
+      </w:r>
+      <w:proofErr w:type="gramStart"/>
+      <w:r>
+        <w:rPr>
+          <w:lang w:val="en-GB"/>
+        </w:rPr>
+        <w:t>VARCHAR(</w:t>
+      </w:r>
+      <w:proofErr w:type="gramEnd"/>
+      <w:r>
+        <w:rPr>
+          <w:lang w:val="en-GB"/>
+        </w:rPr>
+        <w:t>40) NOT NULL UNIQUE</w:t>
+      </w:r>
+    </w:p>
+    <w:p>
+      <w:pPr>
+        <w:rPr>
+          <w:lang w:val="en-GB"/>
+        </w:rPr>
+      </w:pPr>
+      <w:proofErr w:type="gramStart"/>
       <w:r>
         <w:rPr>
           <w:lang w:val="en-GB"/>
         </w:rPr>
         <w:t>);</w:t>
       </w:r>
+      <w:proofErr w:type="gramEnd"/>
     </w:p>
     <w:p>
       <w:pPr>
@@ -482,20 +604,48 @@
         <w:rPr>
           <w:lang w:val="en-GB"/>
         </w:rPr>
-        <w:t xml:space="preserve">  nombre VARCHAR(80) NOT NULL,</w:t>
-      </w:r>
-    </w:p>
-    <w:p>
-      <w:pPr>
-        <w:rPr>
-          <w:lang w:val="en-GB"/>
-        </w:rPr>
-      </w:pPr>
-      <w:r>
-        <w:rPr>
-          <w:lang w:val="en-GB"/>
-        </w:rPr>
-        <w:t xml:space="preserve">  precio DECIMAL(10,2) NOT NULL,</w:t>
+        <w:t xml:space="preserve">  nombre </w:t>
+      </w:r>
+      <w:proofErr w:type="gramStart"/>
+      <w:r>
+        <w:rPr>
+          <w:lang w:val="en-GB"/>
+        </w:rPr>
+        <w:t>VARCHAR(</w:t>
+      </w:r>
+      <w:proofErr w:type="gramEnd"/>
+      <w:r>
+        <w:rPr>
+          <w:lang w:val="en-GB"/>
+        </w:rPr>
+        <w:t>80) NOT NULL,</w:t>
+      </w:r>
+    </w:p>
+    <w:p>
+      <w:pPr>
+        <w:rPr>
+          <w:lang w:val="en-GB"/>
+        </w:rPr>
+      </w:pPr>
+      <w:r>
+        <w:rPr>
+          <w:lang w:val="en-GB"/>
+        </w:rPr>
+        <w:t xml:space="preserve">  precio </w:t>
+      </w:r>
+      <w:proofErr w:type="gramStart"/>
+      <w:r>
+        <w:rPr>
+          <w:lang w:val="en-GB"/>
+        </w:rPr>
+        <w:t>DECIMAL(</w:t>
+      </w:r>
+      <w:proofErr w:type="gramEnd"/>
+      <w:r>
+        <w:rPr>
+          <w:lang w:val="en-GB"/>
+        </w:rPr>
+        <w:t>10,2) NOT NULL,</w:t>
       </w:r>
     </w:p>
     <w:p>
@@ -543,12 +693,14 @@
           <w:lang w:val="en-GB"/>
         </w:rPr>
       </w:pPr>
+      <w:proofErr w:type="gramStart"/>
       <w:r>
         <w:rPr>
           <w:lang w:val="en-GB"/>
         </w:rPr>
         <w:t>);</w:t>
       </w:r>
+      <w:proofErr w:type="gramEnd"/>
     </w:p>
     <w:p>
       <w:pPr>
@@ -647,12 +799,14 @@
           <w:lang w:val="en-GB"/>
         </w:rPr>
       </w:pPr>
+      <w:proofErr w:type="gramStart"/>
       <w:r>
         <w:rPr>
           <w:lang w:val="en-GB"/>
         </w:rPr>
         <w:t>);</w:t>
       </w:r>
+      <w:proofErr w:type="gramEnd"/>
     </w:p>
     <w:p>
       <w:pPr>
@@ -727,7 +881,15 @@
       </w:r>
       <w:proofErr w:type="spellEnd"/>
       <w:r>
-        <w:t xml:space="preserve"> DECIMAL(10,2) NOT NULL,</w:t>
+        <w:t xml:space="preserve"> </w:t>
+      </w:r>
+      <w:proofErr w:type="gramStart"/>
+      <w:r>
+        <w:t>DECIMAL(</w:t>
+      </w:r>
+      <w:proofErr w:type="gramEnd"/>
+      <w:r>
+        <w:t>10,2) NOT NULL,</w:t>
       </w:r>
     </w:p>
     <w:p>
@@ -799,32 +961,221 @@
           <w:lang w:val="en-GB"/>
         </w:rPr>
       </w:pPr>
+      <w:proofErr w:type="gramStart"/>
       <w:r>
         <w:rPr>
           <w:lang w:val="en-GB"/>
         </w:rPr>
         <w:t>);</w:t>
       </w:r>
-    </w:p>
-    <w:p>
-      <w:pPr>
-        <w:rPr>
-          <w:lang w:val="en-GB"/>
-        </w:rPr>
-      </w:pPr>
-    </w:p>
-    <w:p>
-      <w:pPr>
-        <w:rPr>
-          <w:lang w:val="en-GB"/>
-        </w:rPr>
-      </w:pPr>
-      <w:r>
-        <w:rPr>
-          <w:lang w:val="en-GB"/>
-        </w:rPr>
-        <w:t>SET FOREIGN_KEY_CHECKS=1;</w:t>
-      </w:r>
+      <w:proofErr w:type="gramEnd"/>
+    </w:p>
+    <w:p>
+      <w:pPr>
+        <w:rPr>
+          <w:lang w:val="en-GB"/>
+        </w:rPr>
+      </w:pPr>
+    </w:p>
+    <w:p>
+      <w:pPr>
+        <w:rPr>
+          <w:lang w:val="en-GB"/>
+        </w:rPr>
+      </w:pPr>
+      <w:r>
+        <w:rPr>
+          <w:lang w:val="en-GB"/>
+        </w:rPr>
+        <w:t>SET FOREIGN_KEY_CHECKS=</w:t>
+      </w:r>
+      <w:proofErr w:type="gramStart"/>
+      <w:r>
+        <w:rPr>
+          <w:lang w:val="en-GB"/>
+        </w:rPr>
+        <w:t>1;</w:t>
+      </w:r>
+      <w:proofErr w:type="gramEnd"/>
+    </w:p>
+    <w:p>
+      <w:pPr>
+        <w:rPr>
+          <w:lang w:val="en-GB"/>
+        </w:rPr>
+      </w:pPr>
+    </w:p>
+    <w:p>
+      <w:pPr>
+        <w:rPr>
+          <w:lang w:val="en-GB"/>
+        </w:rPr>
+      </w:pPr>
+      <w:r>
+        <w:rPr>
+          <w:lang w:val="en-GB"/>
+        </w:rPr>
+        <w:t>MODIFICAR LAS RELACIONES</w:t>
+      </w:r>
+    </w:p>
+    <w:p>
+      <w:pPr>
+        <w:rPr>
+          <w:lang w:val="en-GB"/>
+        </w:rPr>
+      </w:pPr>
+      <w:r>
+        <w:rPr>
+          <w:lang w:val="en-GB"/>
+        </w:rPr>
+        <w:t xml:space="preserve">ALTER TABLE </w:t>
+      </w:r>
+      <w:proofErr w:type="spellStart"/>
+      <w:r>
+        <w:rPr>
+          <w:lang w:val="en-GB"/>
+        </w:rPr>
+        <w:t>Tabla</w:t>
+      </w:r>
+      <w:proofErr w:type="spellEnd"/>
+      <w:r>
+        <w:rPr>
+          <w:lang w:val="en-GB"/>
+        </w:rPr>
+        <w:t xml:space="preserve"> add const</w:t>
+      </w:r>
+      <w:r>
+        <w:rPr>
+          <w:lang w:val="en-GB"/>
+        </w:rPr>
+        <w:t>raint</w:t>
+      </w:r>
+    </w:p>
+    <w:p>
+      <w:pPr>
+        <w:rPr>
+          <w:lang w:val="en-GB"/>
+        </w:rPr>
+      </w:pPr>
+      <w:proofErr w:type="spellStart"/>
+      <w:r>
+        <w:rPr>
+          <w:lang w:val="en-GB"/>
+        </w:rPr>
+        <w:t>Nombre_</w:t>
+      </w:r>
+      <w:proofErr w:type="gramStart"/>
+      <w:r>
+        <w:rPr>
+          <w:lang w:val="en-GB"/>
+        </w:rPr>
+        <w:t>restriccion</w:t>
+      </w:r>
+      <w:proofErr w:type="spellEnd"/>
+      <w:r>
+        <w:rPr>
+          <w:lang w:val="en-GB"/>
+        </w:rPr>
+        <w:t>(</w:t>
+      </w:r>
+      <w:proofErr w:type="spellStart"/>
+      <w:proofErr w:type="gramEnd"/>
+      <w:r>
+        <w:rPr>
+          <w:lang w:val="en-GB"/>
+        </w:rPr>
+        <w:t>nombre</w:t>
+      </w:r>
+      <w:proofErr w:type="spellEnd"/>
+      <w:r>
+        <w:rPr>
+          <w:lang w:val="en-GB"/>
+        </w:rPr>
+        <w:t xml:space="preserve"> </w:t>
+      </w:r>
+      <w:proofErr w:type="spellStart"/>
+      <w:r>
+        <w:rPr>
+          <w:lang w:val="en-GB"/>
+        </w:rPr>
+        <w:t>inventado</w:t>
+      </w:r>
+      <w:proofErr w:type="spellEnd"/>
+      <w:r>
+        <w:rPr>
+          <w:lang w:val="en-GB"/>
+        </w:rPr>
+        <w:t>)</w:t>
+      </w:r>
+    </w:p>
+    <w:p>
+      <w:pPr>
+        <w:rPr>
+          <w:lang w:val="en-GB"/>
+        </w:rPr>
+      </w:pPr>
+      <w:r>
+        <w:rPr>
+          <w:lang w:val="en-GB"/>
+        </w:rPr>
+        <w:t xml:space="preserve">  FOREIGN KEY (</w:t>
+      </w:r>
+      <w:proofErr w:type="spellStart"/>
+      <w:r>
+        <w:rPr>
+          <w:lang w:val="en-GB"/>
+        </w:rPr>
+        <w:t>id_producto</w:t>
+      </w:r>
+      <w:proofErr w:type="spellEnd"/>
+      <w:r>
+        <w:rPr>
+          <w:lang w:val="en-GB"/>
+        </w:rPr>
+        <w:t xml:space="preserve">) REFERENCES </w:t>
+      </w:r>
+      <w:proofErr w:type="spellStart"/>
+      <w:r>
+        <w:rPr>
+          <w:lang w:val="en-GB"/>
+        </w:rPr>
+        <w:t>productos</w:t>
+      </w:r>
+      <w:proofErr w:type="spellEnd"/>
+      <w:r>
+        <w:rPr>
+          <w:lang w:val="en-GB"/>
+        </w:rPr>
+        <w:t>(</w:t>
+      </w:r>
+      <w:proofErr w:type="spellStart"/>
+      <w:r>
+        <w:rPr>
+          <w:lang w:val="en-GB"/>
+        </w:rPr>
+        <w:t>id_producto</w:t>
+      </w:r>
+      <w:proofErr w:type="spellEnd"/>
+      <w:r>
+        <w:rPr>
+          <w:lang w:val="en-GB"/>
+        </w:rPr>
+        <w:t>)</w:t>
+      </w:r>
+    </w:p>
+    <w:p>
+      <w:pPr>
+        <w:rPr>
+          <w:lang w:val="en-GB"/>
+        </w:rPr>
+      </w:pPr>
+    </w:p>
+    <w:p>
+      <w:pPr>
+        <w:rPr>
+          <w:lang w:val="en-GB"/>
+        </w:rPr>
+      </w:pPr>
     </w:p>
     <w:p>
       <w:pPr>
@@ -851,8 +1202,21 @@
         <w:t>INSERT INTO clientes (</w:t>
       </w:r>
       <w:proofErr w:type="spellStart"/>
-      <w:r>
-        <w:t>nombre,email,telefono,ciudad,fecha_alta</w:t>
+      <w:proofErr w:type="gramStart"/>
+      <w:r>
+        <w:t>nombre,email</w:t>
+      </w:r>
+      <w:proofErr w:type="gramEnd"/>
+      <w:r>
+        <w:t>,</w:t>
+      </w:r>
+      <w:proofErr w:type="gramStart"/>
+      <w:r>
+        <w:t>telefono,ciudad</w:t>
+      </w:r>
+      <w:proofErr w:type="gramEnd"/>
+      <w:r>
+        <w:t>,fecha_alta</w:t>
       </w:r>
       <w:proofErr w:type="spellEnd"/>
       <w:r>
@@ -861,27 +1225,67 @@
     </w:p>
     <w:p>
       <w:r>
-        <w:t>('Ana Ruiz','ana@correo.com','600111222','Málaga','2025-01-10'),</w:t>
-      </w:r>
-    </w:p>
-    <w:p>
-      <w:r>
-        <w:t>('Luis Pérez','luis@correo.com','600222333','Sevilla','2025-02-05'),</w:t>
-      </w:r>
-    </w:p>
-    <w:p>
-      <w:r>
-        <w:t>('María Díaz','maria@correo.com','600333444','Málaga','2025-03-12'),</w:t>
-      </w:r>
-    </w:p>
-    <w:p>
-      <w:r>
-        <w:t>('Javier Soto',NULL,'600444555','Granada','2025-03-20'),</w:t>
-      </w:r>
-    </w:p>
-    <w:p>
-      <w:r>
-        <w:t>('Carmen León','carmen@correo.com','600555666','Cádiz','2025-04-02');</w:t>
+        <w:t>('Ana Ruiz</w:t>
+      </w:r>
+      <w:proofErr w:type="gramStart"/>
+      <w:r>
+        <w:t>','ana@correo.com</w:t>
+      </w:r>
+      <w:proofErr w:type="gramEnd"/>
+      <w:r>
+        <w:t>','600111222','Málaga','2025-01-10'),</w:t>
+      </w:r>
+    </w:p>
+    <w:p>
+      <w:r>
+        <w:t>('Luis Pérez</w:t>
+      </w:r>
+      <w:proofErr w:type="gramStart"/>
+      <w:r>
+        <w:t>','luis@correo.com</w:t>
+      </w:r>
+      <w:proofErr w:type="gramEnd"/>
+      <w:r>
+        <w:t>','600222333','Sevilla','2025-02-05'),</w:t>
+      </w:r>
+    </w:p>
+    <w:p>
+      <w:r>
+        <w:t>('María Díaz</w:t>
+      </w:r>
+      <w:proofErr w:type="gramStart"/>
+      <w:r>
+        <w:t>','maria@correo.com</w:t>
+      </w:r>
+      <w:proofErr w:type="gramEnd"/>
+      <w:r>
+        <w:t>','600333444','Málaga','2025-03-12'),</w:t>
+      </w:r>
+    </w:p>
+    <w:p>
+      <w:r>
+        <w:t>('Javier Soto</w:t>
+      </w:r>
+      <w:proofErr w:type="gramStart"/>
+      <w:r>
+        <w:t>',NULL</w:t>
+      </w:r>
+      <w:proofErr w:type="gramEnd"/>
+      <w:r>
+        <w:t>,'600444555','Granada','2025-03-20'),</w:t>
+      </w:r>
+    </w:p>
+    <w:p>
+      <w:r>
+        <w:t>('Carmen León</w:t>
+      </w:r>
+      <w:proofErr w:type="gramStart"/>
+      <w:r>
+        <w:t>','carmen@correo.com</w:t>
+      </w:r>
+      <w:proofErr w:type="gramEnd"/>
+      <w:r>
+        <w:t>','600555666','Cádiz','2025-04-02');</w:t>
       </w:r>
     </w:p>
     <w:p/>
@@ -905,6 +1309,7 @@
     </w:p>
     <w:p>
       <w:r>
+        <w:lastRenderedPageBreak/>
         <w:t>('Portátiles'),</w:t>
       </w:r>
     </w:p>
@@ -924,8 +1329,21 @@
         <w:t>INSERT INTO productos (</w:t>
       </w:r>
       <w:proofErr w:type="spellStart"/>
-      <w:r>
-        <w:t>nombre,precio,stock,id_categoria</w:t>
+      <w:proofErr w:type="gramStart"/>
+      <w:r>
+        <w:t>nombre,precio</w:t>
+      </w:r>
+      <w:proofErr w:type="gramEnd"/>
+      <w:r>
+        <w:t>,</w:t>
+      </w:r>
+      <w:proofErr w:type="gramStart"/>
+      <w:r>
+        <w:t>stock,id</w:t>
+      </w:r>
+      <w:proofErr w:type="gramEnd"/>
+      <w:r>
+        <w:t>_categoria</w:t>
       </w:r>
       <w:proofErr w:type="spellEnd"/>
       <w:r>
@@ -944,160 +1362,173 @@
     </w:p>
     <w:p>
       <w:r>
+        <w:t>('Xiaomi Redmi Note 12',199.00,20,1),</w:t>
+      </w:r>
+    </w:p>
+    <w:p>
+      <w:r>
+        <w:t>('Portátil Lenovo i5',749.00,8,2),</w:t>
+      </w:r>
+    </w:p>
+    <w:p>
+      <w:pPr>
+        <w:rPr>
+          <w:lang w:val="en-GB"/>
+        </w:rPr>
+      </w:pPr>
+      <w:r>
+        <w:rPr>
+          <w:lang w:val="en-GB"/>
+        </w:rPr>
+        <w:t>('MacBook Air M1',899.00,5,2),</w:t>
+      </w:r>
+    </w:p>
+    <w:p>
+      <w:pPr>
+        <w:rPr>
+          <w:lang w:val="en-GB"/>
+        </w:rPr>
+      </w:pPr>
+      <w:r>
+        <w:rPr>
+          <w:lang w:val="en-GB"/>
+        </w:rPr>
+        <w:t>('Auriculares Bluetooth',49.90,50,3),</w:t>
+      </w:r>
+    </w:p>
+    <w:p>
+      <w:r>
+        <w:t>('Cargador USB-C 65W',29.90,40,3),</w:t>
+      </w:r>
+    </w:p>
+    <w:p>
+      <w:r>
+        <w:t>('SSD 1TB',89.90,30,4),</w:t>
+      </w:r>
+    </w:p>
+    <w:p>
+      <w:r>
+        <w:t>('RAM 16GB DDR4',59.90,25,4);</w:t>
+      </w:r>
+    </w:p>
+    <w:p/>
+    <w:p>
+      <w:r>
+        <w:t>INSERT INTO ventas (</w:t>
+      </w:r>
+      <w:proofErr w:type="spellStart"/>
+      <w:proofErr w:type="gramStart"/>
+      <w:r>
+        <w:t>fecha,id</w:t>
+      </w:r>
+      <w:proofErr w:type="gramEnd"/>
+      <w:r>
+        <w:t>_</w:t>
+      </w:r>
+      <w:proofErr w:type="gramStart"/>
+      <w:r>
+        <w:t>cliente,metodo</w:t>
+      </w:r>
+      <w:proofErr w:type="gramEnd"/>
+      <w:r>
+        <w:t>_pago</w:t>
+      </w:r>
+      <w:proofErr w:type="spellEnd"/>
+      <w:r>
+        <w:t>) VALUES</w:t>
+      </w:r>
+    </w:p>
+    <w:p>
+      <w:r>
+        <w:t>('2025-04-10',1,'TARJETA'),</w:t>
+      </w:r>
+    </w:p>
+    <w:p>
+      <w:r>
+        <w:t>('2025-04-10',2,'BIZUM'),</w:t>
+      </w:r>
+    </w:p>
+    <w:p>
+      <w:r>
+        <w:t>('2025-04-12',1,'EFECTIVO'),</w:t>
+      </w:r>
+    </w:p>
+    <w:p>
+      <w:r>
+        <w:t>('2025-04-15',3,'TARJETA'),</w:t>
+      </w:r>
+    </w:p>
+    <w:p>
+      <w:r>
+        <w:t>('2025-04-18',5,'TARJETA');</w:t>
+      </w:r>
+    </w:p>
+    <w:p/>
+    <w:p>
+      <w:r>
+        <w:t>-- detalle: (</w:t>
+      </w:r>
+      <w:proofErr w:type="spellStart"/>
+      <w:r>
+        <w:t>id_venta</w:t>
+      </w:r>
+      <w:proofErr w:type="spellEnd"/>
+      <w:r>
+        <w:t xml:space="preserve">, </w:t>
+      </w:r>
+      <w:proofErr w:type="spellStart"/>
+      <w:r>
+        <w:t>id_producto</w:t>
+      </w:r>
+      <w:proofErr w:type="spellEnd"/>
+      <w:r>
+        <w:t xml:space="preserve">, cantidad, </w:t>
+      </w:r>
+      <w:proofErr w:type="spellStart"/>
+      <w:r>
+        <w:t>precio_unitario</w:t>
+      </w:r>
+      <w:proofErr w:type="spellEnd"/>
+      <w:r>
+        <w:t>)</w:t>
+      </w:r>
+    </w:p>
+    <w:p>
+      <w:r>
+        <w:t xml:space="preserve">INSERT INTO </w:t>
+      </w:r>
+      <w:proofErr w:type="spellStart"/>
+      <w:r>
+        <w:t>detalle_venta</w:t>
+      </w:r>
+      <w:proofErr w:type="spellEnd"/>
+      <w:r>
+        <w:t xml:space="preserve"> VALUES</w:t>
+      </w:r>
+    </w:p>
+    <w:p>
+      <w:r>
+        <w:t>(1,1,1,599.00),</w:t>
+      </w:r>
+    </w:p>
+    <w:p>
+      <w:r>
+        <w:t>(1,6,2,49.90),</w:t>
+      </w:r>
+    </w:p>
+    <w:p>
+      <w:r>
+        <w:t>(2,3,1,199.00),</w:t>
+      </w:r>
+    </w:p>
+    <w:p>
+      <w:r>
+        <w:t>(2,7,1,29.90),</w:t>
+      </w:r>
+    </w:p>
+    <w:p>
+      <w:r>
         <w:lastRenderedPageBreak/>
-        <w:t>('Xiaomi Redmi Note 12',199.00,20,1),</w:t>
-      </w:r>
-    </w:p>
-    <w:p>
-      <w:r>
-        <w:t>('Portátil Lenovo i5',749.00,8,2),</w:t>
-      </w:r>
-    </w:p>
-    <w:p>
-      <w:pPr>
-        <w:rPr>
-          <w:lang w:val="en-GB"/>
-        </w:rPr>
-      </w:pPr>
-      <w:r>
-        <w:rPr>
-          <w:lang w:val="en-GB"/>
-        </w:rPr>
-        <w:t>('MacBook Air M1',899.00,5,2),</w:t>
-      </w:r>
-    </w:p>
-    <w:p>
-      <w:pPr>
-        <w:rPr>
-          <w:lang w:val="en-GB"/>
-        </w:rPr>
-      </w:pPr>
-      <w:r>
-        <w:rPr>
-          <w:lang w:val="en-GB"/>
-        </w:rPr>
-        <w:t>('Auriculares Bluetooth',49.90,50,3),</w:t>
-      </w:r>
-    </w:p>
-    <w:p>
-      <w:r>
-        <w:t>('Cargador USB-C 65W',29.90,40,3),</w:t>
-      </w:r>
-    </w:p>
-    <w:p>
-      <w:r>
-        <w:t>('SSD 1TB',89.90,30,4),</w:t>
-      </w:r>
-    </w:p>
-    <w:p>
-      <w:r>
-        <w:t>('RAM 16GB DDR4',59.90,25,4);</w:t>
-      </w:r>
-    </w:p>
-    <w:p/>
-    <w:p>
-      <w:r>
-        <w:t>INSERT INTO ventas (</w:t>
-      </w:r>
-      <w:proofErr w:type="spellStart"/>
-      <w:r>
-        <w:t>fecha,id_cliente,metodo_pago</w:t>
-      </w:r>
-      <w:proofErr w:type="spellEnd"/>
-      <w:r>
-        <w:t>) VALUES</w:t>
-      </w:r>
-    </w:p>
-    <w:p>
-      <w:r>
-        <w:t>('2025-04-10',1,'TARJETA'),</w:t>
-      </w:r>
-    </w:p>
-    <w:p>
-      <w:r>
-        <w:t>('2025-04-10',2,'BIZUM'),</w:t>
-      </w:r>
-    </w:p>
-    <w:p>
-      <w:r>
-        <w:t>('2025-04-12',1,'EFECTIVO'),</w:t>
-      </w:r>
-    </w:p>
-    <w:p>
-      <w:r>
-        <w:t>('2025-04-15',3,'TARJETA'),</w:t>
-      </w:r>
-    </w:p>
-    <w:p>
-      <w:r>
-        <w:t>('2025-04-18',5,'TARJETA');</w:t>
-      </w:r>
-    </w:p>
-    <w:p/>
-    <w:p>
-      <w:r>
-        <w:t>-- detalle: (</w:t>
-      </w:r>
-      <w:proofErr w:type="spellStart"/>
-      <w:r>
-        <w:t>id_venta</w:t>
-      </w:r>
-      <w:proofErr w:type="spellEnd"/>
-      <w:r>
-        <w:t xml:space="preserve">, </w:t>
-      </w:r>
-      <w:proofErr w:type="spellStart"/>
-      <w:r>
-        <w:t>id_producto</w:t>
-      </w:r>
-      <w:proofErr w:type="spellEnd"/>
-      <w:r>
-        <w:t xml:space="preserve">, cantidad, </w:t>
-      </w:r>
-      <w:proofErr w:type="spellStart"/>
-      <w:r>
-        <w:t>precio_unitario</w:t>
-      </w:r>
-      <w:proofErr w:type="spellEnd"/>
-      <w:r>
-        <w:t>)</w:t>
-      </w:r>
-    </w:p>
-    <w:p>
-      <w:r>
-        <w:t xml:space="preserve">INSERT INTO </w:t>
-      </w:r>
-      <w:proofErr w:type="spellStart"/>
-      <w:r>
-        <w:t>detalle_venta</w:t>
-      </w:r>
-      <w:proofErr w:type="spellEnd"/>
-      <w:r>
-        <w:t xml:space="preserve"> VALUES</w:t>
-      </w:r>
-    </w:p>
-    <w:p>
-      <w:r>
-        <w:t>(1,1,1,599.00),</w:t>
-      </w:r>
-    </w:p>
-    <w:p>
-      <w:r>
-        <w:t>(1,6,2,49.90),</w:t>
-      </w:r>
-    </w:p>
-    <w:p>
-      <w:r>
-        <w:t>(2,3,1,199.00),</w:t>
-      </w:r>
-    </w:p>
-    <w:p>
-      <w:r>
-        <w:t>(2,7,1,29.90),</w:t>
-      </w:r>
-    </w:p>
-    <w:p>
-      <w:r>
         <w:t>(3,2,1,329.00),</w:t>
       </w:r>
     </w:p>
@@ -1380,6 +1811,7 @@
     </w:p>
     <w:p>
       <w:r>
+        <w:lastRenderedPageBreak/>
         <w:t>SELECT * FROM clientes;</w:t>
       </w:r>
     </w:p>
@@ -1418,8 +1850,16 @@
         <w:rPr>
           <w:lang w:val="en-GB"/>
         </w:rPr>
-        <w:t>SELECT * FROM productos WHERE precio &gt; 300 ORDER BY precio DESC;</w:t>
-      </w:r>
+        <w:t xml:space="preserve">SELECT * FROM productos WHERE precio &gt; 300 ORDER BY precio </w:t>
+      </w:r>
+      <w:proofErr w:type="gramStart"/>
+      <w:r>
+        <w:rPr>
+          <w:lang w:val="en-GB"/>
+        </w:rPr>
+        <w:t>DESC;</w:t>
+      </w:r>
+      <w:proofErr w:type="gramEnd"/>
     </w:p>
     <w:p>
       <w:pPr>
@@ -1451,8 +1891,16 @@
         <w:rPr>
           <w:lang w:val="en-GB"/>
         </w:rPr>
-        <w:t>SELECT * FROM productos ORDER BY precio ASC LIMIT 3;</w:t>
-      </w:r>
+        <w:t xml:space="preserve">SELECT * FROM productos ORDER BY precio ASC LIMIT </w:t>
+      </w:r>
+      <w:proofErr w:type="gramStart"/>
+      <w:r>
+        <w:rPr>
+          <w:lang w:val="en-GB"/>
+        </w:rPr>
+        <w:t>3;</w:t>
+      </w:r>
+      <w:proofErr w:type="gramEnd"/>
     </w:p>
     <w:p>
       <w:pPr>
@@ -1484,7 +1932,35 @@
         <w:rPr>
           <w:lang w:val="en-GB"/>
         </w:rPr>
-        <w:t>SELECT c.nombre, COUNT(*) AS num_productos</w:t>
+        <w:t xml:space="preserve">SELECT </w:t>
+      </w:r>
+      <w:proofErr w:type="gramStart"/>
+      <w:r>
+        <w:rPr>
+          <w:lang w:val="en-GB"/>
+        </w:rPr>
+        <w:t>c.nombre</w:t>
+      </w:r>
+      <w:proofErr w:type="gramEnd"/>
+      <w:r>
+        <w:rPr>
+          <w:lang w:val="en-GB"/>
+        </w:rPr>
+        <w:t xml:space="preserve">, </w:t>
+      </w:r>
+      <w:proofErr w:type="gramStart"/>
+      <w:r>
+        <w:rPr>
+          <w:lang w:val="en-GB"/>
+        </w:rPr>
+        <w:t>COUNT(</w:t>
+      </w:r>
+      <w:proofErr w:type="gramEnd"/>
+      <w:r>
+        <w:rPr>
+          <w:lang w:val="en-GB"/>
+        </w:rPr>
+        <w:t>*) AS num_productos</w:t>
       </w:r>
     </w:p>
     <w:p>
@@ -1523,7 +1999,21 @@
         <w:rPr>
           <w:lang w:val="en-GB"/>
         </w:rPr>
-        <w:t>GROUP BY c.nombre;</w:t>
+        <w:t xml:space="preserve">GROUP BY </w:t>
+      </w:r>
+      <w:proofErr w:type="gramStart"/>
+      <w:r>
+        <w:rPr>
+          <w:lang w:val="en-GB"/>
+        </w:rPr>
+        <w:t>c.nombre</w:t>
+      </w:r>
+      <w:proofErr w:type="gramEnd"/>
+      <w:r>
+        <w:rPr>
+          <w:lang w:val="en-GB"/>
+        </w:rPr>
+        <w:t>;</w:t>
       </w:r>
     </w:p>
     <w:p>
@@ -1556,8 +2046,30 @@
         <w:rPr>
           <w:lang w:val="en-GB"/>
         </w:rPr>
-        <w:t>SELECT SUM(stock) AS stock_total FROM productos;</w:t>
-      </w:r>
+        <w:t xml:space="preserve">SELECT </w:t>
+      </w:r>
+      <w:proofErr w:type="gramStart"/>
+      <w:r>
+        <w:rPr>
+          <w:lang w:val="en-GB"/>
+        </w:rPr>
+        <w:t>SUM(</w:t>
+      </w:r>
+      <w:proofErr w:type="gramEnd"/>
+      <w:r>
+        <w:rPr>
+          <w:lang w:val="en-GB"/>
+        </w:rPr>
+        <w:t xml:space="preserve">stock) AS stock_total FROM </w:t>
+      </w:r>
+      <w:proofErr w:type="gramStart"/>
+      <w:r>
+        <w:rPr>
+          <w:lang w:val="en-GB"/>
+        </w:rPr>
+        <w:t>productos;</w:t>
+      </w:r>
+      <w:proofErr w:type="gramEnd"/>
     </w:p>
     <w:p>
       <w:pPr>
@@ -1589,8 +2101,16 @@
         <w:rPr>
           <w:lang w:val="en-GB"/>
         </w:rPr>
-        <w:t>SELECT * FROM productos WHERE nombre LIKE '%USB%';</w:t>
-      </w:r>
+        <w:t>SELECT * FROM productos WHERE nombre LIKE '%USB%</w:t>
+      </w:r>
+      <w:proofErr w:type="gramStart"/>
+      <w:r>
+        <w:rPr>
+          <w:lang w:val="en-GB"/>
+        </w:rPr>
+        <w:t>';</w:t>
+      </w:r>
+      <w:proofErr w:type="gramEnd"/>
     </w:p>
     <w:p>
       <w:pPr>
@@ -1622,8 +2142,16 @@
         <w:rPr>
           <w:lang w:val="en-GB"/>
         </w:rPr>
-        <w:t>SELECT * FROM clientes WHERE email IS NULL;</w:t>
-      </w:r>
+        <w:t xml:space="preserve">SELECT * FROM clientes WHERE email IS </w:t>
+      </w:r>
+      <w:proofErr w:type="gramStart"/>
+      <w:r>
+        <w:rPr>
+          <w:lang w:val="en-GB"/>
+        </w:rPr>
+        <w:t>NULL;</w:t>
+      </w:r>
+      <w:proofErr w:type="gramEnd"/>
     </w:p>
     <w:p>
       <w:r>
@@ -1682,6 +2210,7 @@
         </w:numPr>
       </w:pPr>
       <w:r>
+        <w:lastRenderedPageBreak/>
         <w:t xml:space="preserve">Saca el detalle de una venta: </w:t>
       </w:r>
       <w:proofErr w:type="spellStart"/>
@@ -1788,7 +2317,6 @@
           <w:b/>
           <w:bCs/>
         </w:rPr>
-        <w:lastRenderedPageBreak/>
         <w:t>✅</w:t>
       </w:r>
       <w:r>
@@ -1817,24 +2345,33 @@
         <w:t xml:space="preserve">, </w:t>
       </w:r>
       <w:proofErr w:type="spellStart"/>
+      <w:proofErr w:type="gramStart"/>
       <w:r>
         <w:t>v.fecha</w:t>
       </w:r>
       <w:proofErr w:type="spellEnd"/>
+      <w:proofErr w:type="gramEnd"/>
       <w:r>
         <w:t xml:space="preserve">, </w:t>
       </w:r>
       <w:proofErr w:type="spellStart"/>
+      <w:proofErr w:type="gramStart"/>
       <w:r>
         <w:t>c.nombre</w:t>
       </w:r>
       <w:proofErr w:type="spellEnd"/>
+      <w:proofErr w:type="gramEnd"/>
       <w:r>
         <w:t xml:space="preserve"> AS cliente, </w:t>
       </w:r>
       <w:proofErr w:type="spellStart"/>
-      <w:r>
-        <w:t>v.metodo_pago</w:t>
+      <w:proofErr w:type="gramStart"/>
+      <w:r>
+        <w:t>v.metodo</w:t>
+      </w:r>
+      <w:proofErr w:type="gramEnd"/>
+      <w:r>
+        <w:t>_pago</w:t>
       </w:r>
       <w:proofErr w:type="spellEnd"/>
     </w:p>
@@ -1861,8 +2398,16 @@
         <w:rPr>
           <w:lang w:val="en-GB"/>
         </w:rPr>
-        <w:t>JOIN clientes c ON v.id_cliente = c.id_cliente;</w:t>
-      </w:r>
+        <w:t>JOIN clientes c ON v.id_cliente = c.id_</w:t>
+      </w:r>
+      <w:proofErr w:type="gramStart"/>
+      <w:r>
+        <w:rPr>
+          <w:lang w:val="en-GB"/>
+        </w:rPr>
+        <w:t>cliente;</w:t>
+      </w:r>
+      <w:proofErr w:type="gramEnd"/>
     </w:p>
     <w:p>
       <w:pPr>
@@ -1889,24 +2434,33 @@
         <w:t xml:space="preserve">, </w:t>
       </w:r>
       <w:proofErr w:type="spellStart"/>
+      <w:proofErr w:type="gramStart"/>
       <w:r>
         <w:t>p.nombre</w:t>
       </w:r>
       <w:proofErr w:type="spellEnd"/>
+      <w:proofErr w:type="gramEnd"/>
       <w:r>
         <w:t xml:space="preserve"> AS producto, </w:t>
       </w:r>
       <w:proofErr w:type="spellStart"/>
+      <w:proofErr w:type="gramStart"/>
       <w:r>
         <w:t>dv.cantidad</w:t>
       </w:r>
       <w:proofErr w:type="spellEnd"/>
+      <w:proofErr w:type="gramEnd"/>
       <w:r>
         <w:t xml:space="preserve">, </w:t>
       </w:r>
       <w:proofErr w:type="spellStart"/>
-      <w:r>
-        <w:t>dv.precio_unitario</w:t>
+      <w:proofErr w:type="gramStart"/>
+      <w:r>
+        <w:t>dv.precio</w:t>
+      </w:r>
+      <w:proofErr w:type="gramEnd"/>
+      <w:r>
+        <w:t>_unitario</w:t>
       </w:r>
       <w:proofErr w:type="spellEnd"/>
     </w:p>
@@ -1968,10 +2522,12 @@
         <w:t xml:space="preserve">, </w:t>
       </w:r>
       <w:proofErr w:type="spellStart"/>
+      <w:proofErr w:type="gramStart"/>
       <w:r>
         <w:t>p.nombre</w:t>
       </w:r>
       <w:proofErr w:type="spellEnd"/>
+      <w:proofErr w:type="gramEnd"/>
       <w:r>
         <w:t xml:space="preserve"> AS producto,</w:t>
       </w:r>
@@ -1989,8 +2545,13 @@
         <w:t xml:space="preserve">, </w:t>
       </w:r>
       <w:proofErr w:type="spellStart"/>
-      <w:r>
-        <w:t>dv.precio_unitario</w:t>
+      <w:proofErr w:type="gramStart"/>
+      <w:r>
+        <w:t>dv.precio</w:t>
+      </w:r>
+      <w:proofErr w:type="gramEnd"/>
+      <w:r>
+        <w:t>_unitario</w:t>
       </w:r>
       <w:proofErr w:type="spellEnd"/>
       <w:r>
@@ -2010,8 +2571,13 @@
         <w:t xml:space="preserve"> * </w:t>
       </w:r>
       <w:proofErr w:type="spellStart"/>
-      <w:r>
-        <w:t>dv.precio_unitario</w:t>
+      <w:proofErr w:type="gramStart"/>
+      <w:r>
+        <w:t>dv.precio</w:t>
+      </w:r>
+      <w:proofErr w:type="gramEnd"/>
+      <w:r>
+        <w:t>_unitario</w:t>
       </w:r>
       <w:proofErr w:type="spellEnd"/>
       <w:r>
@@ -2083,19 +2649,29 @@
     </w:p>
     <w:p>
       <w:r>
-        <w:t xml:space="preserve">       SUM(</w:t>
+        <w:t xml:space="preserve">       </w:t>
+      </w:r>
+      <w:proofErr w:type="gramStart"/>
+      <w:r>
+        <w:t>SUM(</w:t>
       </w:r>
       <w:proofErr w:type="spellStart"/>
       <w:r>
         <w:t>dv.cantidad</w:t>
       </w:r>
       <w:proofErr w:type="spellEnd"/>
+      <w:proofErr w:type="gramEnd"/>
       <w:r>
         <w:t xml:space="preserve"> * </w:t>
       </w:r>
       <w:proofErr w:type="spellStart"/>
-      <w:r>
-        <w:t>dv.precio_unitario</w:t>
+      <w:proofErr w:type="gramStart"/>
+      <w:r>
+        <w:t>dv.precio</w:t>
+      </w:r>
+      <w:proofErr w:type="gramEnd"/>
+      <w:r>
+        <w:t>_unitario</w:t>
       </w:r>
       <w:proofErr w:type="spellEnd"/>
       <w:r>
@@ -2117,6 +2693,7 @@
         <w:rPr>
           <w:lang w:val="en-GB"/>
         </w:rPr>
+        <w:lastRenderedPageBreak/>
         <w:t>FROM detalle_venta dv</w:t>
       </w:r>
     </w:p>
@@ -2130,8 +2707,16 @@
         <w:rPr>
           <w:lang w:val="en-GB"/>
         </w:rPr>
-        <w:t>GROUP BY dv.id_venta;</w:t>
-      </w:r>
+        <w:t>GROUP BY dv.id_</w:t>
+      </w:r>
+      <w:proofErr w:type="gramStart"/>
+      <w:r>
+        <w:rPr>
+          <w:lang w:val="en-GB"/>
+        </w:rPr>
+        <w:t>venta;</w:t>
+      </w:r>
+      <w:proofErr w:type="gramEnd"/>
     </w:p>
     <w:p>
       <w:pPr>
@@ -2158,29 +2743,41 @@
         <w:t xml:space="preserve">, </w:t>
       </w:r>
       <w:proofErr w:type="spellStart"/>
+      <w:proofErr w:type="gramStart"/>
       <w:r>
         <w:t>c.nombre</w:t>
       </w:r>
       <w:proofErr w:type="spellEnd"/>
+      <w:proofErr w:type="gramEnd"/>
       <w:r>
         <w:t>,</w:t>
       </w:r>
     </w:p>
     <w:p>
       <w:r>
-        <w:t xml:space="preserve">       SUM(</w:t>
+        <w:t xml:space="preserve">       </w:t>
+      </w:r>
+      <w:proofErr w:type="gramStart"/>
+      <w:r>
+        <w:t>SUM(</w:t>
       </w:r>
       <w:proofErr w:type="spellStart"/>
       <w:r>
         <w:t>dv.cantidad</w:t>
       </w:r>
       <w:proofErr w:type="spellEnd"/>
+      <w:proofErr w:type="gramEnd"/>
       <w:r>
         <w:t xml:space="preserve"> * </w:t>
       </w:r>
       <w:proofErr w:type="spellStart"/>
-      <w:r>
-        <w:t>dv.precio_unitario</w:t>
+      <w:proofErr w:type="gramStart"/>
+      <w:r>
+        <w:t>dv.precio</w:t>
+      </w:r>
+      <w:proofErr w:type="gramEnd"/>
+      <w:r>
+        <w:t>_unitario</w:t>
       </w:r>
       <w:proofErr w:type="spellEnd"/>
       <w:r>
@@ -2215,8 +2812,452 @@
         <w:rPr>
           <w:lang w:val="en-GB"/>
         </w:rPr>
+        <w:t>JOIN ventas v ON c.id_cliente = v.id_cliente</w:t>
+      </w:r>
+    </w:p>
+    <w:p>
+      <w:r>
+        <w:t xml:space="preserve">JOIN </w:t>
+      </w:r>
+      <w:proofErr w:type="spellStart"/>
+      <w:r>
+        <w:t>detalle_venta</w:t>
+      </w:r>
+      <w:proofErr w:type="spellEnd"/>
+      <w:r>
+        <w:t xml:space="preserve"> </w:t>
+      </w:r>
+      <w:proofErr w:type="spellStart"/>
+      <w:r>
+        <w:t>dv</w:t>
+      </w:r>
+      <w:proofErr w:type="spellEnd"/>
+      <w:r>
+        <w:t xml:space="preserve"> ON </w:t>
+      </w:r>
+      <w:proofErr w:type="spellStart"/>
+      <w:r>
+        <w:t>v.id_venta</w:t>
+      </w:r>
+      <w:proofErr w:type="spellEnd"/>
+      <w:r>
+        <w:t xml:space="preserve"> = </w:t>
+      </w:r>
+      <w:proofErr w:type="spellStart"/>
+      <w:r>
+        <w:t>dv.id_venta</w:t>
+      </w:r>
+      <w:proofErr w:type="spellEnd"/>
+    </w:p>
+    <w:p>
+      <w:pPr>
+        <w:rPr>
+          <w:lang w:val="en-GB"/>
+        </w:rPr>
+      </w:pPr>
+      <w:r>
+        <w:rPr>
+          <w:lang w:val="en-GB"/>
+        </w:rPr>
+        <w:t xml:space="preserve">GROUP BY c.id_cliente, </w:t>
+      </w:r>
+      <w:proofErr w:type="gramStart"/>
+      <w:r>
+        <w:rPr>
+          <w:lang w:val="en-GB"/>
+        </w:rPr>
+        <w:t>c.nombre</w:t>
+      </w:r>
+      <w:proofErr w:type="gramEnd"/>
+      <w:r>
+        <w:rPr>
+          <w:lang w:val="en-GB"/>
+        </w:rPr>
+        <w:t>;</w:t>
+      </w:r>
+    </w:p>
+    <w:p>
+      <w:pPr>
+        <w:rPr>
+          <w:lang w:val="en-GB"/>
+        </w:rPr>
+      </w:pPr>
+    </w:p>
+    <w:p>
+      <w:r>
+        <w:t>-- 14</w:t>
+      </w:r>
+    </w:p>
+    <w:p>
+      <w:r>
+        <w:t xml:space="preserve">SELECT </w:t>
+      </w:r>
+      <w:proofErr w:type="spellStart"/>
+      <w:r>
+        <w:t>c.id_cliente</w:t>
+      </w:r>
+      <w:proofErr w:type="spellEnd"/>
+      <w:r>
+        <w:t xml:space="preserve">, </w:t>
+      </w:r>
+      <w:proofErr w:type="spellStart"/>
+      <w:proofErr w:type="gramStart"/>
+      <w:r>
+        <w:t>c.nombre</w:t>
+      </w:r>
+      <w:proofErr w:type="spellEnd"/>
+      <w:proofErr w:type="gramEnd"/>
+      <w:r>
+        <w:t>,</w:t>
+      </w:r>
+    </w:p>
+    <w:p>
+      <w:r>
+        <w:t xml:space="preserve">       </w:t>
+      </w:r>
+      <w:proofErr w:type="gramStart"/>
+      <w:r>
+        <w:t>SUM(</w:t>
+      </w:r>
+      <w:proofErr w:type="spellStart"/>
+      <w:r>
+        <w:t>dv.cantidad</w:t>
+      </w:r>
+      <w:proofErr w:type="spellEnd"/>
+      <w:proofErr w:type="gramEnd"/>
+      <w:r>
+        <w:t xml:space="preserve"> * </w:t>
+      </w:r>
+      <w:proofErr w:type="spellStart"/>
+      <w:proofErr w:type="gramStart"/>
+      <w:r>
+        <w:t>dv.precio</w:t>
+      </w:r>
+      <w:proofErr w:type="gramEnd"/>
+      <w:r>
+        <w:t>_unitario</w:t>
+      </w:r>
+      <w:proofErr w:type="spellEnd"/>
+      <w:r>
+        <w:t xml:space="preserve">) AS </w:t>
+      </w:r>
+      <w:proofErr w:type="spellStart"/>
+      <w:r>
+        <w:t>gasto_total</w:t>
+      </w:r>
+      <w:proofErr w:type="spellEnd"/>
+    </w:p>
+    <w:p>
+      <w:pPr>
+        <w:rPr>
+          <w:lang w:val="en-GB"/>
+        </w:rPr>
+      </w:pPr>
+      <w:r>
+        <w:rPr>
+          <w:lang w:val="en-GB"/>
+        </w:rPr>
+        <w:t>FROM clientes c</w:t>
+      </w:r>
+    </w:p>
+    <w:p>
+      <w:pPr>
+        <w:rPr>
+          <w:lang w:val="en-GB"/>
+        </w:rPr>
+      </w:pPr>
+      <w:r>
+        <w:rPr>
+          <w:lang w:val="en-GB"/>
+        </w:rPr>
+        <w:t>JOIN ventas v ON c.id_cliente = v.id_cliente</w:t>
+      </w:r>
+    </w:p>
+    <w:p>
+      <w:r>
+        <w:t xml:space="preserve">JOIN </w:t>
+      </w:r>
+      <w:proofErr w:type="spellStart"/>
+      <w:r>
+        <w:t>detalle_venta</w:t>
+      </w:r>
+      <w:proofErr w:type="spellEnd"/>
+      <w:r>
+        <w:t xml:space="preserve"> </w:t>
+      </w:r>
+      <w:proofErr w:type="spellStart"/>
+      <w:r>
+        <w:t>dv</w:t>
+      </w:r>
+      <w:proofErr w:type="spellEnd"/>
+      <w:r>
+        <w:t xml:space="preserve"> ON </w:t>
+      </w:r>
+      <w:proofErr w:type="spellStart"/>
+      <w:r>
+        <w:t>v.id_venta</w:t>
+      </w:r>
+      <w:proofErr w:type="spellEnd"/>
+      <w:r>
+        <w:t xml:space="preserve"> = </w:t>
+      </w:r>
+      <w:proofErr w:type="spellStart"/>
+      <w:r>
+        <w:t>dv.id_venta</w:t>
+      </w:r>
+      <w:proofErr w:type="spellEnd"/>
+    </w:p>
+    <w:p>
+      <w:pPr>
+        <w:rPr>
+          <w:lang w:val="en-GB"/>
+        </w:rPr>
+      </w:pPr>
+      <w:r>
+        <w:rPr>
+          <w:lang w:val="en-GB"/>
+        </w:rPr>
+        <w:t xml:space="preserve">GROUP BY c.id_cliente, </w:t>
+      </w:r>
+      <w:proofErr w:type="gramStart"/>
+      <w:r>
+        <w:rPr>
+          <w:lang w:val="en-GB"/>
+        </w:rPr>
+        <w:t>c.nombre</w:t>
+      </w:r>
+      <w:proofErr w:type="gramEnd"/>
+    </w:p>
+    <w:p>
+      <w:pPr>
+        <w:rPr>
+          <w:lang w:val="en-GB"/>
+        </w:rPr>
+      </w:pPr>
+      <w:r>
+        <w:rPr>
+          <w:lang w:val="en-GB"/>
+        </w:rPr>
+        <w:t>ORDER BY gasto_total DESC</w:t>
+      </w:r>
+    </w:p>
+    <w:p>
+      <w:pPr>
+        <w:rPr>
+          <w:lang w:val="en-GB"/>
+        </w:rPr>
+      </w:pPr>
+      <w:r>
+        <w:rPr>
+          <w:lang w:val="en-GB"/>
+        </w:rPr>
+        <w:t xml:space="preserve">LIMIT </w:t>
+      </w:r>
+      <w:proofErr w:type="gramStart"/>
+      <w:r>
+        <w:rPr>
+          <w:lang w:val="en-GB"/>
+        </w:rPr>
+        <w:t>3;</w:t>
+      </w:r>
+      <w:proofErr w:type="gramEnd"/>
+    </w:p>
+    <w:p>
+      <w:pPr>
+        <w:rPr>
+          <w:lang w:val="en-GB"/>
+        </w:rPr>
+      </w:pPr>
+    </w:p>
+    <w:p>
+      <w:r>
+        <w:t>-- 15</w:t>
+      </w:r>
+    </w:p>
+    <w:p>
+      <w:r>
+        <w:t xml:space="preserve">SELECT </w:t>
+      </w:r>
+      <w:proofErr w:type="spellStart"/>
+      <w:r>
+        <w:t>p.id_producto</w:t>
+      </w:r>
+      <w:proofErr w:type="spellEnd"/>
+      <w:r>
+        <w:t xml:space="preserve">, </w:t>
+      </w:r>
+      <w:proofErr w:type="spellStart"/>
+      <w:proofErr w:type="gramStart"/>
+      <w:r>
+        <w:t>p.nombre</w:t>
+      </w:r>
+      <w:proofErr w:type="spellEnd"/>
+      <w:proofErr w:type="gramEnd"/>
+      <w:r>
+        <w:t>,</w:t>
+      </w:r>
+    </w:p>
+    <w:p>
+      <w:r>
+        <w:t xml:space="preserve">       </w:t>
+      </w:r>
+      <w:proofErr w:type="gramStart"/>
+      <w:r>
+        <w:t>SUM(</w:t>
+      </w:r>
+      <w:proofErr w:type="spellStart"/>
+      <w:r>
+        <w:t>dv.cantidad</w:t>
+      </w:r>
+      <w:proofErr w:type="spellEnd"/>
+      <w:proofErr w:type="gramEnd"/>
+      <w:r>
+        <w:t xml:space="preserve">) AS </w:t>
+      </w:r>
+      <w:proofErr w:type="spellStart"/>
+      <w:r>
+        <w:t>unidades_vendidas</w:t>
+      </w:r>
+      <w:proofErr w:type="spellEnd"/>
+    </w:p>
+    <w:p>
+      <w:r>
+        <w:t>FROM productos p</w:t>
+      </w:r>
+    </w:p>
+    <w:p>
+      <w:r>
+        <w:t xml:space="preserve">JOIN </w:t>
+      </w:r>
+      <w:proofErr w:type="spellStart"/>
+      <w:r>
+        <w:t>detalle_venta</w:t>
+      </w:r>
+      <w:proofErr w:type="spellEnd"/>
+      <w:r>
+        <w:t xml:space="preserve"> </w:t>
+      </w:r>
+      <w:proofErr w:type="spellStart"/>
+      <w:r>
+        <w:t>dv</w:t>
+      </w:r>
+      <w:proofErr w:type="spellEnd"/>
+      <w:r>
+        <w:t xml:space="preserve"> ON </w:t>
+      </w:r>
+      <w:proofErr w:type="spellStart"/>
+      <w:r>
+        <w:t>p.id_producto</w:t>
+      </w:r>
+      <w:proofErr w:type="spellEnd"/>
+      <w:r>
+        <w:t xml:space="preserve"> = </w:t>
+      </w:r>
+      <w:proofErr w:type="spellStart"/>
+      <w:r>
+        <w:t>dv.id_producto</w:t>
+      </w:r>
+      <w:proofErr w:type="spellEnd"/>
+    </w:p>
+    <w:p>
+      <w:r>
+        <w:t xml:space="preserve">GROUP BY </w:t>
+      </w:r>
+      <w:proofErr w:type="spellStart"/>
+      <w:r>
+        <w:t>p.id_producto</w:t>
+      </w:r>
+      <w:proofErr w:type="spellEnd"/>
+      <w:r>
+        <w:t xml:space="preserve">, </w:t>
+      </w:r>
+      <w:proofErr w:type="spellStart"/>
+      <w:proofErr w:type="gramStart"/>
+      <w:r>
+        <w:t>p.nombre</w:t>
+      </w:r>
+      <w:proofErr w:type="spellEnd"/>
+      <w:proofErr w:type="gramEnd"/>
+    </w:p>
+    <w:p>
+      <w:r>
+        <w:t xml:space="preserve">ORDER BY </w:t>
+      </w:r>
+      <w:proofErr w:type="spellStart"/>
+      <w:r>
+        <w:t>unidades_vendidas</w:t>
+      </w:r>
+      <w:proofErr w:type="spellEnd"/>
+      <w:r>
+        <w:t xml:space="preserve"> DESC</w:t>
+      </w:r>
+    </w:p>
+    <w:p>
+      <w:r>
         <w:lastRenderedPageBreak/>
-        <w:t>JOIN ventas v ON c.id_cliente = v.id_cliente</w:t>
+        <w:t>LIMIT 3;</w:t>
+      </w:r>
+    </w:p>
+    <w:p/>
+    <w:p>
+      <w:r>
+        <w:t>-- 16</w:t>
+      </w:r>
+    </w:p>
+    <w:p>
+      <w:r>
+        <w:t xml:space="preserve">SELECT </w:t>
+      </w:r>
+      <w:proofErr w:type="spellStart"/>
+      <w:proofErr w:type="gramStart"/>
+      <w:r>
+        <w:t>v.fecha</w:t>
+      </w:r>
+      <w:proofErr w:type="spellEnd"/>
+      <w:proofErr w:type="gramEnd"/>
+      <w:r>
+        <w:t>,</w:t>
+      </w:r>
+    </w:p>
+    <w:p>
+      <w:r>
+        <w:t xml:space="preserve">       </w:t>
+      </w:r>
+      <w:proofErr w:type="gramStart"/>
+      <w:r>
+        <w:t>SUM(</w:t>
+      </w:r>
+      <w:proofErr w:type="spellStart"/>
+      <w:r>
+        <w:t>dv.cantidad</w:t>
+      </w:r>
+      <w:proofErr w:type="spellEnd"/>
+      <w:proofErr w:type="gramEnd"/>
+      <w:r>
+        <w:t xml:space="preserve"> * </w:t>
+      </w:r>
+      <w:proofErr w:type="spellStart"/>
+      <w:proofErr w:type="gramStart"/>
+      <w:r>
+        <w:t>dv.precio</w:t>
+      </w:r>
+      <w:proofErr w:type="gramEnd"/>
+      <w:r>
+        <w:t>_unitario</w:t>
+      </w:r>
+      <w:proofErr w:type="spellEnd"/>
+      <w:r>
+        <w:t xml:space="preserve">) AS </w:t>
+      </w:r>
+      <w:proofErr w:type="spellStart"/>
+      <w:r>
+        <w:t>facturacion_dia</w:t>
+      </w:r>
+      <w:proofErr w:type="spellEnd"/>
+    </w:p>
+    <w:p>
+      <w:r>
+        <w:t>FROM ventas v</w:t>
       </w:r>
     </w:p>
     <w:p>
@@ -2263,565 +3304,201 @@
         <w:rPr>
           <w:lang w:val="en-GB"/>
         </w:rPr>
-        <w:t>GROUP BY c.id_cliente, c.nombre;</w:t>
-      </w:r>
-    </w:p>
-    <w:p>
-      <w:pPr>
-        <w:rPr>
-          <w:lang w:val="en-GB"/>
-        </w:rPr>
-      </w:pPr>
-    </w:p>
-    <w:p>
-      <w:r>
-        <w:t>-- 14</w:t>
-      </w:r>
-    </w:p>
-    <w:p>
-      <w:r>
-        <w:t xml:space="preserve">SELECT </w:t>
-      </w:r>
-      <w:proofErr w:type="spellStart"/>
-      <w:r>
-        <w:t>c.id_cliente</w:t>
-      </w:r>
-      <w:proofErr w:type="spellEnd"/>
-      <w:r>
-        <w:t xml:space="preserve">, </w:t>
-      </w:r>
-      <w:proofErr w:type="spellStart"/>
-      <w:r>
-        <w:t>c.nombre</w:t>
-      </w:r>
-      <w:proofErr w:type="spellEnd"/>
-      <w:r>
-        <w:t>,</w:t>
-      </w:r>
-    </w:p>
-    <w:p>
-      <w:r>
-        <w:t xml:space="preserve">       SUM(</w:t>
-      </w:r>
-      <w:proofErr w:type="spellStart"/>
-      <w:r>
-        <w:t>dv.cantidad</w:t>
-      </w:r>
-      <w:proofErr w:type="spellEnd"/>
-      <w:r>
-        <w:t xml:space="preserve"> * </w:t>
-      </w:r>
-      <w:proofErr w:type="spellStart"/>
-      <w:r>
-        <w:t>dv.precio_unitario</w:t>
-      </w:r>
-      <w:proofErr w:type="spellEnd"/>
-      <w:r>
-        <w:t xml:space="preserve">) AS </w:t>
-      </w:r>
-      <w:proofErr w:type="spellStart"/>
-      <w:r>
-        <w:t>gasto_total</w:t>
-      </w:r>
-      <w:proofErr w:type="spellEnd"/>
-    </w:p>
-    <w:p>
-      <w:pPr>
-        <w:rPr>
-          <w:lang w:val="en-GB"/>
-        </w:rPr>
-      </w:pPr>
-      <w:r>
-        <w:rPr>
-          <w:lang w:val="en-GB"/>
-        </w:rPr>
-        <w:t>FROM clientes c</w:t>
-      </w:r>
-    </w:p>
-    <w:p>
-      <w:pPr>
-        <w:rPr>
-          <w:lang w:val="en-GB"/>
-        </w:rPr>
-      </w:pPr>
-      <w:r>
-        <w:rPr>
-          <w:lang w:val="en-GB"/>
-        </w:rPr>
-        <w:t>JOIN ventas v ON c.id_cliente = v.id_cliente</w:t>
-      </w:r>
-    </w:p>
-    <w:p>
-      <w:r>
-        <w:t xml:space="preserve">JOIN </w:t>
-      </w:r>
-      <w:proofErr w:type="spellStart"/>
-      <w:r>
-        <w:t>detalle_venta</w:t>
-      </w:r>
-      <w:proofErr w:type="spellEnd"/>
-      <w:r>
+        <w:t xml:space="preserve">GROUP BY </w:t>
+      </w:r>
+      <w:proofErr w:type="gramStart"/>
+      <w:r>
+        <w:rPr>
+          <w:lang w:val="en-GB"/>
+        </w:rPr>
+        <w:t>v.fecha</w:t>
+      </w:r>
+      <w:proofErr w:type="gramEnd"/>
+    </w:p>
+    <w:p>
+      <w:pPr>
+        <w:rPr>
+          <w:lang w:val="en-GB"/>
+        </w:rPr>
+      </w:pPr>
+      <w:r>
+        <w:rPr>
+          <w:lang w:val="en-GB"/>
+        </w:rPr>
+        <w:t xml:space="preserve">ORDER BY </w:t>
+      </w:r>
+      <w:proofErr w:type="spellStart"/>
+      <w:proofErr w:type="gramStart"/>
+      <w:r>
+        <w:rPr>
+          <w:lang w:val="en-GB"/>
+        </w:rPr>
+        <w:t>v.fecha</w:t>
+      </w:r>
+      <w:proofErr w:type="spellEnd"/>
+      <w:proofErr w:type="gramEnd"/>
+      <w:r>
+        <w:rPr>
+          <w:lang w:val="en-GB"/>
+        </w:rPr>
+        <w:t>;</w:t>
+      </w:r>
+    </w:p>
+    <w:p>
+      <w:pPr>
+        <w:shd w:val="clear" w:color="auto" w:fill="E97132" w:themeFill="accent2"/>
+      </w:pPr>
+      <w:r>
+        <w:t>16.1 BORRAR DATOS</w:t>
+      </w:r>
+    </w:p>
+    <w:p>
+      <w:r>
+        <w:t xml:space="preserve">DELETE </w:t>
+      </w:r>
+      <w:proofErr w:type="gramStart"/>
+      <w:r>
+        <w:t xml:space="preserve">FROM  </w:t>
+      </w:r>
+      <w:proofErr w:type="spellStart"/>
+      <w:r>
+        <w:t>nombretable</w:t>
+      </w:r>
+      <w:proofErr w:type="spellEnd"/>
+      <w:proofErr w:type="gramEnd"/>
+      <w:r>
+        <w:t xml:space="preserve"> WHERE la </w:t>
+      </w:r>
+      <w:proofErr w:type="spellStart"/>
+      <w:r>
+        <w:t>condicion</w:t>
+      </w:r>
+      <w:proofErr w:type="spellEnd"/>
+    </w:p>
+    <w:p>
+      <w:pPr>
+        <w:rPr>
+          <w:lang w:val="en-GB"/>
+        </w:rPr>
+      </w:pPr>
+      <w:r>
+        <w:rPr>
+          <w:lang w:val="en-GB"/>
+        </w:rPr>
+        <w:t xml:space="preserve">EJEMPLO </w:t>
+      </w:r>
+    </w:p>
+    <w:p>
+      <w:pPr>
+        <w:rPr>
+          <w:lang w:val="en-GB"/>
+        </w:rPr>
+      </w:pPr>
+      <w:r>
+        <w:rPr>
+          <w:lang w:val="en-GB"/>
+        </w:rPr>
+        <w:t xml:space="preserve">DELETE FROM </w:t>
+      </w:r>
+    </w:p>
+    <w:p>
+      <w:pPr>
+        <w:rPr>
+          <w:lang w:val="en-GB"/>
+        </w:rPr>
+      </w:pPr>
+    </w:p>
+    <w:p>
+      <w:pPr>
+        <w:shd w:val="clear" w:color="auto" w:fill="E97132" w:themeFill="accent2"/>
+        <w:rPr>
+          <w:lang w:val="en-GB"/>
+        </w:rPr>
+      </w:pPr>
+      <w:r>
+        <w:rPr>
+          <w:lang w:val="en-GB"/>
+        </w:rPr>
+        <w:t>16.2 MODIFICAR DATOS</w:t>
+      </w:r>
+    </w:p>
+    <w:p>
+      <w:pPr>
+        <w:rPr>
+          <w:lang w:val="en-GB"/>
+        </w:rPr>
+      </w:pPr>
+      <w:r>
+        <w:rPr>
+          <w:lang w:val="en-GB"/>
+        </w:rPr>
+        <w:t xml:space="preserve">Update set </w:t>
+      </w:r>
+      <w:proofErr w:type="gramStart"/>
+      <w:r>
+        <w:rPr>
+          <w:lang w:val="en-GB"/>
+        </w:rPr>
+        <w:t>where</w:t>
+      </w:r>
+      <w:proofErr w:type="gramEnd"/>
+    </w:p>
+    <w:p>
+      <w:pPr>
+        <w:rPr>
+          <w:lang w:val="en-GB"/>
+        </w:rPr>
+      </w:pPr>
+      <w:r>
+        <w:rPr>
+          <w:lang w:val="en-GB"/>
+        </w:rPr>
+        <w:t xml:space="preserve">Update </w:t>
+      </w:r>
+      <w:proofErr w:type="spellStart"/>
+      <w:r>
+        <w:rPr>
+          <w:lang w:val="en-GB"/>
+        </w:rPr>
+        <w:t>nombre</w:t>
+      </w:r>
+      <w:proofErr w:type="spellEnd"/>
+      <w:r>
+        <w:rPr>
+          <w:lang w:val="en-GB"/>
+        </w:rPr>
+        <w:t xml:space="preserve"> table set columna=</w:t>
+      </w:r>
+      <w:proofErr w:type="spellStart"/>
+      <w:r>
+        <w:rPr>
+          <w:lang w:val="en-GB"/>
+        </w:rPr>
+        <w:t>valor</w:t>
+      </w:r>
+      <w:proofErr w:type="spellEnd"/>
+      <w:r>
+        <w:rPr>
+          <w:lang w:val="en-GB"/>
+        </w:rPr>
         <w:t xml:space="preserve"> </w:t>
       </w:r>
-      <w:proofErr w:type="spellStart"/>
-      <w:r>
-        <w:t>dv</w:t>
-      </w:r>
-      <w:proofErr w:type="spellEnd"/>
-      <w:r>
-        <w:t xml:space="preserve"> ON </w:t>
-      </w:r>
-      <w:proofErr w:type="spellStart"/>
-      <w:r>
-        <w:t>v.id_venta</w:t>
-      </w:r>
-      <w:proofErr w:type="spellEnd"/>
-      <w:r>
-        <w:t xml:space="preserve"> = </w:t>
-      </w:r>
-      <w:proofErr w:type="spellStart"/>
-      <w:r>
-        <w:t>dv.id_venta</w:t>
-      </w:r>
-      <w:proofErr w:type="spellEnd"/>
-    </w:p>
-    <w:p>
-      <w:pPr>
-        <w:rPr>
-          <w:lang w:val="en-GB"/>
-        </w:rPr>
-      </w:pPr>
-      <w:r>
-        <w:rPr>
-          <w:lang w:val="en-GB"/>
-        </w:rPr>
-        <w:t>GROUP BY c.id_cliente, c.nombre</w:t>
-      </w:r>
-    </w:p>
-    <w:p>
-      <w:pPr>
-        <w:rPr>
-          <w:lang w:val="en-GB"/>
-        </w:rPr>
-      </w:pPr>
-      <w:r>
-        <w:rPr>
-          <w:lang w:val="en-GB"/>
-        </w:rPr>
-        <w:t>ORDER BY gasto_total DESC</w:t>
-      </w:r>
-    </w:p>
-    <w:p>
-      <w:pPr>
-        <w:rPr>
-          <w:lang w:val="en-GB"/>
-        </w:rPr>
-      </w:pPr>
-      <w:r>
-        <w:rPr>
-          <w:lang w:val="en-GB"/>
-        </w:rPr>
-        <w:t>LIMIT 3;</w:t>
-      </w:r>
-    </w:p>
-    <w:p>
-      <w:pPr>
-        <w:rPr>
-          <w:lang w:val="en-GB"/>
-        </w:rPr>
-      </w:pPr>
-    </w:p>
-    <w:p>
-      <w:r>
-        <w:t>-- 15</w:t>
-      </w:r>
-    </w:p>
-    <w:p>
-      <w:r>
-        <w:t xml:space="preserve">SELECT </w:t>
-      </w:r>
-      <w:proofErr w:type="spellStart"/>
-      <w:r>
-        <w:t>p.id_producto</w:t>
-      </w:r>
-      <w:proofErr w:type="spellEnd"/>
-      <w:r>
-        <w:t xml:space="preserve">, </w:t>
-      </w:r>
-      <w:proofErr w:type="spellStart"/>
-      <w:r>
-        <w:t>p.nombre</w:t>
-      </w:r>
-      <w:proofErr w:type="spellEnd"/>
-      <w:r>
-        <w:t>,</w:t>
-      </w:r>
-    </w:p>
-    <w:p>
-      <w:r>
-        <w:t xml:space="preserve">       SUM(</w:t>
-      </w:r>
-      <w:proofErr w:type="spellStart"/>
-      <w:r>
-        <w:t>dv.cantidad</w:t>
-      </w:r>
-      <w:proofErr w:type="spellEnd"/>
-      <w:r>
-        <w:t xml:space="preserve">) AS </w:t>
-      </w:r>
-      <w:proofErr w:type="spellStart"/>
-      <w:r>
-        <w:t>unidades_vendidas</w:t>
-      </w:r>
-      <w:proofErr w:type="spellEnd"/>
-    </w:p>
-    <w:p>
-      <w:r>
-        <w:t>FROM productos p</w:t>
-      </w:r>
-    </w:p>
-    <w:p>
-      <w:r>
-        <w:t xml:space="preserve">JOIN </w:t>
-      </w:r>
-      <w:proofErr w:type="spellStart"/>
-      <w:r>
-        <w:t>detalle_venta</w:t>
-      </w:r>
-      <w:proofErr w:type="spellEnd"/>
-      <w:r>
-        <w:t xml:space="preserve"> </w:t>
-      </w:r>
-      <w:proofErr w:type="spellStart"/>
-      <w:r>
-        <w:t>dv</w:t>
-      </w:r>
-      <w:proofErr w:type="spellEnd"/>
-      <w:r>
-        <w:t xml:space="preserve"> ON </w:t>
-      </w:r>
-      <w:proofErr w:type="spellStart"/>
-      <w:r>
-        <w:t>p.id_producto</w:t>
-      </w:r>
-      <w:proofErr w:type="spellEnd"/>
-      <w:r>
-        <w:t xml:space="preserve"> = </w:t>
-      </w:r>
-      <w:proofErr w:type="spellStart"/>
-      <w:r>
-        <w:t>dv.id_producto</w:t>
-      </w:r>
-      <w:proofErr w:type="spellEnd"/>
-    </w:p>
-    <w:p>
-      <w:pPr>
-        <w:rPr>
-          <w:lang w:val="en-GB"/>
-        </w:rPr>
-      </w:pPr>
-      <w:r>
-        <w:rPr>
-          <w:lang w:val="en-GB"/>
-        </w:rPr>
-        <w:t xml:space="preserve">GROUP BY </w:t>
-      </w:r>
-      <w:proofErr w:type="spellStart"/>
-      <w:r>
-        <w:rPr>
-          <w:lang w:val="en-GB"/>
-        </w:rPr>
-        <w:t>p.id_producto</w:t>
-      </w:r>
-      <w:proofErr w:type="spellEnd"/>
-      <w:r>
-        <w:rPr>
-          <w:lang w:val="en-GB"/>
-        </w:rPr>
-        <w:t xml:space="preserve">, </w:t>
-      </w:r>
-      <w:proofErr w:type="spellStart"/>
-      <w:r>
-        <w:rPr>
-          <w:lang w:val="en-GB"/>
-        </w:rPr>
-        <w:t>p.nombre</w:t>
-      </w:r>
-      <w:proofErr w:type="spellEnd"/>
-    </w:p>
-    <w:p>
-      <w:r>
-        <w:t xml:space="preserve">ORDER BY </w:t>
-      </w:r>
-      <w:proofErr w:type="spellStart"/>
-      <w:r>
-        <w:t>unidades_vendidas</w:t>
-      </w:r>
-      <w:proofErr w:type="spellEnd"/>
-      <w:r>
-        <w:t xml:space="preserve"> DESC</w:t>
-      </w:r>
-    </w:p>
-    <w:p>
-      <w:r>
-        <w:t>LIMIT 3;</w:t>
-      </w:r>
-    </w:p>
-    <w:p/>
-    <w:p>
-      <w:r>
-        <w:t>-- 16</w:t>
-      </w:r>
-    </w:p>
-    <w:p>
-      <w:r>
-        <w:t xml:space="preserve">SELECT </w:t>
-      </w:r>
-      <w:proofErr w:type="spellStart"/>
-      <w:r>
-        <w:t>v.fecha</w:t>
-      </w:r>
-      <w:proofErr w:type="spellEnd"/>
-      <w:r>
-        <w:t>,</w:t>
-      </w:r>
-    </w:p>
-    <w:p>
-      <w:r>
-        <w:t xml:space="preserve">       SUM(</w:t>
-      </w:r>
-      <w:proofErr w:type="spellStart"/>
-      <w:r>
-        <w:t>dv.cantidad</w:t>
-      </w:r>
-      <w:proofErr w:type="spellEnd"/>
-      <w:r>
-        <w:t xml:space="preserve"> * </w:t>
-      </w:r>
-      <w:proofErr w:type="spellStart"/>
-      <w:r>
-        <w:t>dv.precio_unitario</w:t>
-      </w:r>
-      <w:proofErr w:type="spellEnd"/>
-      <w:r>
-        <w:t xml:space="preserve">) AS </w:t>
-      </w:r>
-      <w:proofErr w:type="spellStart"/>
-      <w:r>
-        <w:t>facturacion_dia</w:t>
-      </w:r>
-      <w:proofErr w:type="spellEnd"/>
-    </w:p>
-    <w:p>
-      <w:r>
-        <w:t>FROM ventas v</w:t>
-      </w:r>
-    </w:p>
-    <w:p>
-      <w:r>
-        <w:t xml:space="preserve">JOIN </w:t>
-      </w:r>
-      <w:proofErr w:type="spellStart"/>
-      <w:r>
-        <w:t>detalle_venta</w:t>
-      </w:r>
-      <w:proofErr w:type="spellEnd"/>
-      <w:r>
-        <w:t xml:space="preserve"> </w:t>
-      </w:r>
-      <w:proofErr w:type="spellStart"/>
-      <w:r>
-        <w:t>dv</w:t>
-      </w:r>
-      <w:proofErr w:type="spellEnd"/>
-      <w:r>
-        <w:t xml:space="preserve"> ON </w:t>
-      </w:r>
-      <w:proofErr w:type="spellStart"/>
-      <w:r>
-        <w:t>v.id_venta</w:t>
-      </w:r>
-      <w:proofErr w:type="spellEnd"/>
-      <w:r>
-        <w:t xml:space="preserve"> = </w:t>
-      </w:r>
-      <w:proofErr w:type="spellStart"/>
-      <w:r>
-        <w:t>dv.id_venta</w:t>
-      </w:r>
-      <w:proofErr w:type="spellEnd"/>
-    </w:p>
-    <w:p>
-      <w:pPr>
-        <w:rPr>
-          <w:lang w:val="en-GB"/>
-        </w:rPr>
-      </w:pPr>
-      <w:r>
-        <w:rPr>
-          <w:lang w:val="en-GB"/>
-        </w:rPr>
-        <w:lastRenderedPageBreak/>
-        <w:t>GROUP BY v.fecha</w:t>
-      </w:r>
-    </w:p>
-    <w:p>
-      <w:pPr>
-        <w:rPr>
-          <w:lang w:val="en-GB"/>
-        </w:rPr>
-      </w:pPr>
-      <w:r>
-        <w:rPr>
-          <w:lang w:val="en-GB"/>
-        </w:rPr>
-        <w:t xml:space="preserve">ORDER BY </w:t>
-      </w:r>
-      <w:proofErr w:type="spellStart"/>
-      <w:r>
-        <w:rPr>
-          <w:lang w:val="en-GB"/>
-        </w:rPr>
-        <w:t>v.fecha</w:t>
-      </w:r>
-      <w:proofErr w:type="spellEnd"/>
-      <w:r>
-        <w:rPr>
-          <w:lang w:val="en-GB"/>
-        </w:rPr>
-        <w:t>;</w:t>
-      </w:r>
-    </w:p>
-    <w:p>
-      <w:pPr>
-        <w:rPr>
-          <w:lang w:val="en-GB"/>
-        </w:rPr>
-      </w:pPr>
-      <w:r>
-        <w:rPr>
-          <w:lang w:val="en-GB"/>
-        </w:rPr>
-        <w:t>16.1 BORRAR DATOS</w:t>
-      </w:r>
-    </w:p>
-    <w:p>
-      <w:r>
-        <w:t xml:space="preserve">DELETE FROM  </w:t>
-      </w:r>
-      <w:proofErr w:type="spellStart"/>
-      <w:r>
-        <w:t>nombretable</w:t>
-      </w:r>
-      <w:proofErr w:type="spellEnd"/>
-      <w:r>
-        <w:t xml:space="preserve"> WHERE la </w:t>
-      </w:r>
-      <w:proofErr w:type="spellStart"/>
-      <w:r>
+      <w:proofErr w:type="gramStart"/>
+      <w:r>
+        <w:rPr>
+          <w:lang w:val="en-GB"/>
+        </w:rPr>
+        <w:t xml:space="preserve">where  </w:t>
+      </w:r>
+      <w:proofErr w:type="spellStart"/>
+      <w:r>
+        <w:rPr>
+          <w:lang w:val="en-GB"/>
+        </w:rPr>
         <w:t>condicion</w:t>
       </w:r>
       <w:proofErr w:type="spellEnd"/>
-    </w:p>
-    <w:p>
-      <w:r>
-        <w:t xml:space="preserve">EJEMPLO </w:t>
-      </w:r>
-    </w:p>
-    <w:p>
-      <w:pPr>
-        <w:rPr>
-          <w:lang w:val="en-GB"/>
-        </w:rPr>
-      </w:pPr>
-      <w:r>
-        <w:rPr>
-          <w:lang w:val="en-GB"/>
-        </w:rPr>
-        <w:t xml:space="preserve">DELETE FROM </w:t>
-      </w:r>
-    </w:p>
-    <w:p>
-      <w:pPr>
-        <w:rPr>
-          <w:lang w:val="en-GB"/>
-        </w:rPr>
-      </w:pPr>
-    </w:p>
-    <w:p>
-      <w:pPr>
-        <w:rPr>
-          <w:lang w:val="en-GB"/>
-        </w:rPr>
-      </w:pPr>
-      <w:r>
-        <w:rPr>
-          <w:lang w:val="en-GB"/>
-        </w:rPr>
-        <w:t>16.2 MODIFICAR DATOS</w:t>
-      </w:r>
-    </w:p>
-    <w:p>
-      <w:pPr>
-        <w:rPr>
-          <w:lang w:val="en-GB"/>
-        </w:rPr>
-      </w:pPr>
-      <w:r>
-        <w:rPr>
-          <w:lang w:val="en-GB"/>
-        </w:rPr>
-        <w:t>Update set where</w:t>
-      </w:r>
-    </w:p>
-    <w:p>
-      <w:pPr>
-        <w:rPr>
-          <w:lang w:val="en-GB"/>
-        </w:rPr>
-      </w:pPr>
-      <w:r>
-        <w:rPr>
-          <w:lang w:val="en-GB"/>
-        </w:rPr>
-        <w:t xml:space="preserve">Update </w:t>
-      </w:r>
-      <w:proofErr w:type="spellStart"/>
-      <w:r>
-        <w:rPr>
-          <w:lang w:val="en-GB"/>
-        </w:rPr>
-        <w:t>nombre</w:t>
-      </w:r>
-      <w:proofErr w:type="spellEnd"/>
-      <w:r>
-        <w:rPr>
-          <w:lang w:val="en-GB"/>
-        </w:rPr>
-        <w:t xml:space="preserve"> table set columna=</w:t>
-      </w:r>
-      <w:proofErr w:type="spellStart"/>
-      <w:r>
-        <w:rPr>
-          <w:lang w:val="en-GB"/>
-        </w:rPr>
-        <w:t>valor</w:t>
-      </w:r>
-      <w:proofErr w:type="spellEnd"/>
-      <w:r>
-        <w:rPr>
-          <w:lang w:val="en-GB"/>
-        </w:rPr>
-        <w:t xml:space="preserve"> where  </w:t>
-      </w:r>
-      <w:proofErr w:type="spellStart"/>
-      <w:r>
-        <w:rPr>
-          <w:lang w:val="en-GB"/>
-        </w:rPr>
-        <w:t>condicion</w:t>
-      </w:r>
-      <w:proofErr w:type="spellEnd"/>
+      <w:proofErr w:type="gramEnd"/>
     </w:p>
     <w:p>
       <w:pPr>
@@ -2977,6 +3654,7 @@
         <w:shd w:val="clear" w:color="auto" w:fill="FAE2D5" w:themeFill="accent2" w:themeFillTint="33"/>
       </w:pPr>
       <w:r>
+        <w:lastRenderedPageBreak/>
         <w:t>Ventas cuyo total sea superior a la media de ventas.</w:t>
       </w:r>
     </w:p>
@@ -3084,9 +3762,16 @@
         <w:rPr>
           <w:lang w:val="en-GB"/>
         </w:rPr>
-        <w:lastRenderedPageBreak/>
-        <w:t>WHERE id_cliente IN (SELECT id_cliente FROM ventas);</w:t>
-      </w:r>
+        <w:t>WHERE id_cliente IN (SELECT id_cliente FROM ventas</w:t>
+      </w:r>
+      <w:proofErr w:type="gramStart"/>
+      <w:r>
+        <w:rPr>
+          <w:lang w:val="en-GB"/>
+        </w:rPr>
+        <w:t>);</w:t>
+      </w:r>
+      <w:proofErr w:type="gramEnd"/>
     </w:p>
     <w:p>
       <w:pPr>
@@ -3149,8 +3834,16 @@
         <w:rPr>
           <w:lang w:val="en-GB"/>
         </w:rPr>
-        <w:t>WHERE id_cliente NOT IN (SELECT id_cliente FROM ventas);</w:t>
-      </w:r>
+        <w:t>WHERE id_cliente NOT IN (SELECT id_cliente FROM ventas</w:t>
+      </w:r>
+      <w:proofErr w:type="gramStart"/>
+      <w:r>
+        <w:rPr>
+          <w:lang w:val="en-GB"/>
+        </w:rPr>
+        <w:t>);</w:t>
+      </w:r>
+      <w:proofErr w:type="gramEnd"/>
     </w:p>
     <w:p>
       <w:pPr>
@@ -3213,8 +3906,16 @@
         <w:rPr>
           <w:lang w:val="en-GB"/>
         </w:rPr>
-        <w:t>WHERE id_producto IN (SELECT id_producto FROM detalle_venta);</w:t>
-      </w:r>
+        <w:t>WHERE id_producto IN (SELECT id_producto FROM detalle_venta</w:t>
+      </w:r>
+      <w:proofErr w:type="gramStart"/>
+      <w:r>
+        <w:rPr>
+          <w:lang w:val="en-GB"/>
+        </w:rPr>
+        <w:t>);</w:t>
+      </w:r>
+      <w:proofErr w:type="gramEnd"/>
     </w:p>
     <w:p>
       <w:pPr>
@@ -3277,8 +3978,16 @@
         <w:rPr>
           <w:lang w:val="en-GB"/>
         </w:rPr>
-        <w:t>WHERE id_producto NOT IN (SELECT id_producto FROM detalle_venta);</w:t>
-      </w:r>
+        <w:t>WHERE id_producto NOT IN (SELECT id_producto FROM detalle_venta</w:t>
+      </w:r>
+      <w:proofErr w:type="gramStart"/>
+      <w:r>
+        <w:rPr>
+          <w:lang w:val="en-GB"/>
+        </w:rPr>
+        <w:t>);</w:t>
+      </w:r>
+      <w:proofErr w:type="gramEnd"/>
     </w:p>
     <w:p>
       <w:pPr>
@@ -3341,8 +4050,30 @@
         <w:rPr>
           <w:lang w:val="en-GB"/>
         </w:rPr>
-        <w:t>WHERE precio &gt; (SELECT AVG(precio) FROM productos);</w:t>
-      </w:r>
+        <w:t xml:space="preserve">WHERE precio &gt; (SELECT </w:t>
+      </w:r>
+      <w:proofErr w:type="gramStart"/>
+      <w:r>
+        <w:rPr>
+          <w:lang w:val="en-GB"/>
+        </w:rPr>
+        <w:t>AVG(</w:t>
+      </w:r>
+      <w:proofErr w:type="gramEnd"/>
+      <w:r>
+        <w:rPr>
+          <w:lang w:val="en-GB"/>
+        </w:rPr>
+        <w:t>precio) FROM productos</w:t>
+      </w:r>
+      <w:proofErr w:type="gramStart"/>
+      <w:r>
+        <w:rPr>
+          <w:lang w:val="en-GB"/>
+        </w:rPr>
+        <w:t>);</w:t>
+      </w:r>
+      <w:proofErr w:type="gramEnd"/>
     </w:p>
     <w:p>
       <w:pPr>
@@ -3376,8 +4107,13 @@
         <w:t xml:space="preserve">, </w:t>
       </w:r>
       <w:proofErr w:type="spellStart"/>
-      <w:r>
-        <w:t>t.total_venta</w:t>
+      <w:proofErr w:type="gramStart"/>
+      <w:r>
+        <w:t>t.total</w:t>
+      </w:r>
+      <w:proofErr w:type="gramEnd"/>
+      <w:r>
+        <w:t>_venta</w:t>
       </w:r>
       <w:proofErr w:type="spellEnd"/>
     </w:p>
@@ -3402,7 +4138,15 @@
       </w:r>
       <w:proofErr w:type="spellEnd"/>
       <w:r>
-        <w:t xml:space="preserve">, SUM(cantidad * </w:t>
+        <w:t xml:space="preserve">, </w:t>
+      </w:r>
+      <w:proofErr w:type="gramStart"/>
+      <w:r>
+        <w:t>SUM(</w:t>
+      </w:r>
+      <w:proofErr w:type="gramEnd"/>
+      <w:r>
+        <w:t xml:space="preserve">cantidad * </w:t>
       </w:r>
       <w:proofErr w:type="spellStart"/>
       <w:r>
@@ -3454,7 +4198,6 @@
         <w:shd w:val="clear" w:color="auto" w:fill="FAE2D5" w:themeFill="accent2" w:themeFillTint="33"/>
       </w:pPr>
       <w:r>
-        <w:lastRenderedPageBreak/>
         <w:t>) t</w:t>
       </w:r>
     </w:p>
@@ -3466,8 +4209,13 @@
         <w:t xml:space="preserve">WHERE </w:t>
       </w:r>
       <w:proofErr w:type="spellStart"/>
-      <w:r>
-        <w:t>t.total_venta</w:t>
+      <w:proofErr w:type="gramStart"/>
+      <w:r>
+        <w:t>t.total</w:t>
+      </w:r>
+      <w:proofErr w:type="gramEnd"/>
+      <w:r>
+        <w:t>_venta</w:t>
       </w:r>
       <w:proofErr w:type="spellEnd"/>
       <w:r>
@@ -3482,8 +4230,13 @@
         <w:t xml:space="preserve">  SELECT AVG(</w:t>
       </w:r>
       <w:proofErr w:type="spellStart"/>
-      <w:r>
-        <w:t>x.total_venta</w:t>
+      <w:proofErr w:type="gramStart"/>
+      <w:r>
+        <w:t>x.total</w:t>
+      </w:r>
+      <w:proofErr w:type="gramEnd"/>
+      <w:r>
+        <w:t>_venta</w:t>
       </w:r>
       <w:proofErr w:type="spellEnd"/>
       <w:r>
@@ -3511,7 +4264,15 @@
       </w:r>
       <w:proofErr w:type="spellEnd"/>
       <w:r>
-        <w:t xml:space="preserve">, SUM(cantidad * </w:t>
+        <w:t xml:space="preserve">, </w:t>
+      </w:r>
+      <w:proofErr w:type="gramStart"/>
+      <w:r>
+        <w:t>SUM(</w:t>
+      </w:r>
+      <w:proofErr w:type="gramEnd"/>
+      <w:r>
+        <w:t xml:space="preserve">cantidad * </w:t>
       </w:r>
       <w:proofErr w:type="spellStart"/>
       <w:r>
@@ -3609,16 +4370,23 @@
         <w:t xml:space="preserve">, </w:t>
       </w:r>
       <w:proofErr w:type="spellStart"/>
+      <w:proofErr w:type="gramStart"/>
       <w:r>
         <w:t>c.nombre</w:t>
       </w:r>
       <w:proofErr w:type="spellEnd"/>
+      <w:proofErr w:type="gramEnd"/>
       <w:r>
         <w:t xml:space="preserve">, </w:t>
       </w:r>
       <w:proofErr w:type="spellStart"/>
-      <w:r>
-        <w:t>tot.gasto_total</w:t>
+      <w:proofErr w:type="gramStart"/>
+      <w:r>
+        <w:t>tot.gasto</w:t>
+      </w:r>
+      <w:proofErr w:type="gramEnd"/>
+      <w:r>
+        <w:t>_total</w:t>
       </w:r>
       <w:proofErr w:type="spellEnd"/>
     </w:p>
@@ -3651,19 +4419,29 @@
       </w:r>
       <w:proofErr w:type="spellEnd"/>
       <w:r>
-        <w:t>, SUM(</w:t>
+        <w:t xml:space="preserve">, </w:t>
+      </w:r>
+      <w:proofErr w:type="gramStart"/>
+      <w:r>
+        <w:t>SUM(</w:t>
       </w:r>
       <w:proofErr w:type="spellStart"/>
       <w:r>
         <w:t>dv.cantidad</w:t>
       </w:r>
       <w:proofErr w:type="spellEnd"/>
+      <w:proofErr w:type="gramEnd"/>
       <w:r>
         <w:t xml:space="preserve"> * </w:t>
       </w:r>
       <w:proofErr w:type="spellStart"/>
-      <w:r>
-        <w:t>dv.precio_unitario</w:t>
+      <w:proofErr w:type="gramStart"/>
+      <w:r>
+        <w:t>dv.precio</w:t>
+      </w:r>
+      <w:proofErr w:type="gramEnd"/>
+      <w:r>
+        <w:t>_unitario</w:t>
       </w:r>
       <w:proofErr w:type="spellEnd"/>
       <w:r>
@@ -3748,21 +4526,49 @@
         <w:rPr>
           <w:lang w:val="en-GB"/>
         </w:rPr>
-        <w:t>) tot ON c.id_cliente = tot.id_cliente</w:t>
-      </w:r>
-    </w:p>
-    <w:p>
-      <w:pPr>
-        <w:shd w:val="clear" w:color="auto" w:fill="FAE2D5" w:themeFill="accent2" w:themeFillTint="33"/>
-        <w:rPr>
-          <w:lang w:val="en-GB"/>
-        </w:rPr>
-      </w:pPr>
-      <w:r>
-        <w:rPr>
-          <w:lang w:val="en-GB"/>
-        </w:rPr>
-        <w:t>ORDER BY tot.gasto_total DESC</w:t>
+        <w:t xml:space="preserve">) </w:t>
+      </w:r>
+      <w:proofErr w:type="gramStart"/>
+      <w:r>
+        <w:rPr>
+          <w:lang w:val="en-GB"/>
+        </w:rPr>
+        <w:t>tot</w:t>
+      </w:r>
+      <w:proofErr w:type="gramEnd"/>
+      <w:r>
+        <w:rPr>
+          <w:lang w:val="en-GB"/>
+        </w:rPr>
+        <w:t xml:space="preserve"> ON c.id_cliente = tot.id_cliente</w:t>
+      </w:r>
+    </w:p>
+    <w:p>
+      <w:pPr>
+        <w:shd w:val="clear" w:color="auto" w:fill="FAE2D5" w:themeFill="accent2" w:themeFillTint="33"/>
+        <w:rPr>
+          <w:lang w:val="en-GB"/>
+        </w:rPr>
+      </w:pPr>
+      <w:r>
+        <w:rPr>
+          <w:lang w:val="en-GB"/>
+        </w:rPr>
+        <w:t xml:space="preserve">ORDER BY </w:t>
+      </w:r>
+      <w:proofErr w:type="gramStart"/>
+      <w:r>
+        <w:rPr>
+          <w:lang w:val="en-GB"/>
+        </w:rPr>
+        <w:t>tot.gasto</w:t>
+      </w:r>
+      <w:proofErr w:type="gramEnd"/>
+      <w:r>
+        <w:rPr>
+          <w:lang w:val="en-GB"/>
+        </w:rPr>
+        <w:t>_total DESC</w:t>
       </w:r>
     </w:p>
     <w:p>
@@ -3791,8 +4597,13 @@
         <w:shd w:val="clear" w:color="auto" w:fill="FAE2D5" w:themeFill="accent2" w:themeFillTint="33"/>
       </w:pPr>
       <w:r>
-        <w:t>SELECT DISTINCT p2.nombre</w:t>
-      </w:r>
+        <w:t>SELECT DISTINCT p</w:t>
+      </w:r>
+      <w:proofErr w:type="gramStart"/>
+      <w:r>
+        <w:t>2.nombre</w:t>
+      </w:r>
+      <w:proofErr w:type="gramEnd"/>
     </w:p>
     <w:p>
       <w:pPr>
@@ -3844,7 +4655,6 @@
         <w:shd w:val="clear" w:color="auto" w:fill="FAE2D5" w:themeFill="accent2" w:themeFillTint="33"/>
       </w:pPr>
       <w:r>
-        <w:lastRenderedPageBreak/>
         <w:t xml:space="preserve">  FROM </w:t>
       </w:r>
       <w:proofErr w:type="spellStart"/>
@@ -3889,7 +4699,21 @@
         <w:rPr>
           <w:lang w:val="en-GB"/>
         </w:rPr>
-        <w:t xml:space="preserve">  WHERE p.nombre = 'iPhone 13'</w:t>
+        <w:t xml:space="preserve">  WHERE </w:t>
+      </w:r>
+      <w:proofErr w:type="gramStart"/>
+      <w:r>
+        <w:rPr>
+          <w:lang w:val="en-GB"/>
+        </w:rPr>
+        <w:t>p.nombre</w:t>
+      </w:r>
+      <w:proofErr w:type="gramEnd"/>
+      <w:r>
+        <w:rPr>
+          <w:lang w:val="en-GB"/>
+        </w:rPr>
+        <w:t xml:space="preserve"> = 'iPhone 13'</w:t>
       </w:r>
     </w:p>
     <w:p>

--- a/MF0964_3 Desarrollo de elementos software para gestión de/SQL/Ejercicios Tienda FP teCHSTORE.docx
+++ b/MF0964_3 Desarrollo de elementos software para gestión de/SQL/Ejercicios Tienda FP teCHSTORE.docx
@@ -152,54 +152,86 @@
         <w:rPr>
           <w:lang w:val="en-GB"/>
         </w:rPr>
-        <w:t>DROP DATABASE IF EXISTS techstore_fp;</w:t>
-      </w:r>
-    </w:p>
-    <w:p>
-      <w:pPr>
-        <w:rPr>
-          <w:lang w:val="en-GB"/>
-        </w:rPr>
-      </w:pPr>
-      <w:r>
-        <w:rPr>
-          <w:lang w:val="en-GB"/>
-        </w:rPr>
-        <w:t>CREATE DATABASE techstore_fp CHARACTER SET utf8mb4 COLLATE utf8mb4_unicode_ci;</w:t>
-      </w:r>
-    </w:p>
-    <w:p>
-      <w:pPr>
-        <w:rPr>
-          <w:lang w:val="en-GB"/>
-        </w:rPr>
-      </w:pPr>
-      <w:r>
-        <w:rPr>
-          <w:lang w:val="en-GB"/>
-        </w:rPr>
-        <w:t>USE techstore_fp;</w:t>
-      </w:r>
-    </w:p>
-    <w:p>
-      <w:pPr>
-        <w:rPr>
-          <w:lang w:val="en-GB"/>
-        </w:rPr>
-      </w:pPr>
-    </w:p>
-    <w:p>
-      <w:pPr>
-        <w:rPr>
-          <w:lang w:val="en-GB"/>
-        </w:rPr>
-      </w:pPr>
-      <w:r>
-        <w:rPr>
-          <w:lang w:val="en-GB"/>
-        </w:rPr>
-        <w:t>SET FOREIGN_KEY_CHECKS=0;</w:t>
-      </w:r>
+        <w:t>DROP DATABASE IF EXISTS techstore_</w:t>
+      </w:r>
+      <w:proofErr w:type="gramStart"/>
+      <w:r>
+        <w:rPr>
+          <w:lang w:val="en-GB"/>
+        </w:rPr>
+        <w:t>fp;</w:t>
+      </w:r>
+      <w:proofErr w:type="gramEnd"/>
+    </w:p>
+    <w:p>
+      <w:pPr>
+        <w:rPr>
+          <w:lang w:val="en-GB"/>
+        </w:rPr>
+      </w:pPr>
+      <w:r>
+        <w:rPr>
+          <w:lang w:val="en-GB"/>
+        </w:rPr>
+        <w:t>CREATE DATABASE techstore_fp CHARACTER SET utf8mb4 COLLATE utf8mb4_unicode_</w:t>
+      </w:r>
+      <w:proofErr w:type="gramStart"/>
+      <w:r>
+        <w:rPr>
+          <w:lang w:val="en-GB"/>
+        </w:rPr>
+        <w:t>ci;</w:t>
+      </w:r>
+      <w:proofErr w:type="gramEnd"/>
+    </w:p>
+    <w:p>
+      <w:pPr>
+        <w:rPr>
+          <w:lang w:val="en-GB"/>
+        </w:rPr>
+      </w:pPr>
+      <w:r>
+        <w:rPr>
+          <w:lang w:val="en-GB"/>
+        </w:rPr>
+        <w:t>USE techstore_</w:t>
+      </w:r>
+      <w:proofErr w:type="gramStart"/>
+      <w:r>
+        <w:rPr>
+          <w:lang w:val="en-GB"/>
+        </w:rPr>
+        <w:t>fp;</w:t>
+      </w:r>
+      <w:proofErr w:type="gramEnd"/>
+    </w:p>
+    <w:p>
+      <w:pPr>
+        <w:rPr>
+          <w:lang w:val="en-GB"/>
+        </w:rPr>
+      </w:pPr>
+    </w:p>
+    <w:p>
+      <w:pPr>
+        <w:rPr>
+          <w:lang w:val="en-GB"/>
+        </w:rPr>
+      </w:pPr>
+      <w:r>
+        <w:rPr>
+          <w:lang w:val="en-GB"/>
+        </w:rPr>
+        <w:t>SET FOREIGN_KEY_CHECKS=</w:t>
+      </w:r>
+      <w:proofErr w:type="gramStart"/>
+      <w:r>
+        <w:rPr>
+          <w:lang w:val="en-GB"/>
+        </w:rPr>
+        <w:t>0;</w:t>
+      </w:r>
+      <w:proofErr w:type="gramEnd"/>
     </w:p>
     <w:p>
       <w:pPr>
@@ -231,60 +263,100 @@
         <w:rPr>
           <w:lang w:val="en-GB"/>
         </w:rPr>
-        <w:t>DROP TABLE IF EXISTS detalle_venta;</w:t>
-      </w:r>
-    </w:p>
-    <w:p>
-      <w:pPr>
-        <w:rPr>
-          <w:lang w:val="en-GB"/>
-        </w:rPr>
-      </w:pPr>
-      <w:r>
-        <w:rPr>
-          <w:lang w:val="en-GB"/>
-        </w:rPr>
-        <w:t>DROP TABLE IF EXISTS ventas;</w:t>
-      </w:r>
-    </w:p>
-    <w:p>
-      <w:pPr>
-        <w:rPr>
-          <w:lang w:val="en-GB"/>
-        </w:rPr>
-      </w:pPr>
-      <w:r>
-        <w:rPr>
-          <w:lang w:val="en-GB"/>
-        </w:rPr>
-        <w:t>DROP TABLE IF EXISTS productos;</w:t>
-      </w:r>
-    </w:p>
-    <w:p>
-      <w:pPr>
-        <w:rPr>
-          <w:lang w:val="en-GB"/>
-        </w:rPr>
-      </w:pPr>
-      <w:r>
-        <w:rPr>
-          <w:lang w:val="en-GB"/>
-        </w:rPr>
-        <w:t>DROP TABLE IF EXISTS categorias;</w:t>
-      </w:r>
-    </w:p>
-    <w:p>
-      <w:pPr>
-        <w:rPr>
-          <w:lang w:val="en-GB"/>
-        </w:rPr>
-      </w:pPr>
-      <w:r>
-        <w:rPr>
-          <w:lang w:val="en-GB"/>
-        </w:rPr>
-        <w:t>DROP TABLE IF EXISTS clientes;</w:t>
-      </w:r>
+        <w:t>DROP TABLE IF EXISTS detalle_</w:t>
+      </w:r>
+      <w:proofErr w:type="gramStart"/>
+      <w:r>
+        <w:rPr>
+          <w:lang w:val="en-GB"/>
+        </w:rPr>
+        <w:t>venta;</w:t>
+      </w:r>
+      <w:proofErr w:type="gramEnd"/>
+    </w:p>
+    <w:p>
+      <w:pPr>
+        <w:rPr>
+          <w:lang w:val="en-GB"/>
+        </w:rPr>
+      </w:pPr>
+      <w:r>
+        <w:rPr>
+          <w:lang w:val="en-GB"/>
+        </w:rPr>
+        <w:t xml:space="preserve">DROP TABLE IF EXISTS </w:t>
+      </w:r>
+      <w:proofErr w:type="gramStart"/>
+      <w:r>
+        <w:rPr>
+          <w:lang w:val="en-GB"/>
+        </w:rPr>
+        <w:t>ventas;</w:t>
+      </w:r>
+      <w:proofErr w:type="gramEnd"/>
+    </w:p>
+    <w:p>
+      <w:pPr>
+        <w:rPr>
+          <w:lang w:val="en-GB"/>
+        </w:rPr>
+      </w:pPr>
+      <w:r>
+        <w:rPr>
+          <w:lang w:val="en-GB"/>
+        </w:rPr>
+        <w:t xml:space="preserve">DROP TABLE IF EXISTS </w:t>
+      </w:r>
+      <w:proofErr w:type="gramStart"/>
+      <w:r>
+        <w:rPr>
+          <w:lang w:val="en-GB"/>
+        </w:rPr>
+        <w:t>productos;</w:t>
+      </w:r>
+      <w:proofErr w:type="gramEnd"/>
+    </w:p>
+    <w:p>
+      <w:pPr>
+        <w:rPr>
+          <w:lang w:val="en-GB"/>
+        </w:rPr>
+      </w:pPr>
+      <w:r>
+        <w:rPr>
+          <w:lang w:val="en-GB"/>
+        </w:rPr>
+        <w:t xml:space="preserve">DROP TABLE IF EXISTS </w:t>
+      </w:r>
+      <w:proofErr w:type="gramStart"/>
+      <w:r>
+        <w:rPr>
+          <w:lang w:val="en-GB"/>
+        </w:rPr>
+        <w:t>categorias;</w:t>
+      </w:r>
+      <w:proofErr w:type="gramEnd"/>
+    </w:p>
+    <w:p>
+      <w:pPr>
+        <w:rPr>
+          <w:lang w:val="en-GB"/>
+        </w:rPr>
+      </w:pPr>
+      <w:r>
+        <w:rPr>
+          <w:lang w:val="en-GB"/>
+        </w:rPr>
+        <w:t xml:space="preserve">DROP TABLE IF EXISTS </w:t>
+      </w:r>
+      <w:proofErr w:type="gramStart"/>
+      <w:r>
+        <w:rPr>
+          <w:lang w:val="en-GB"/>
+        </w:rPr>
+        <w:t>clientes;</w:t>
+      </w:r>
+      <w:proofErr w:type="gramEnd"/>
     </w:p>
     <w:p>
       <w:pPr>
@@ -327,12 +399,28 @@
         <w:t xml:space="preserve">  </w:t>
       </w:r>
       <w:r>
-        <w:t>nombre VARCHAR(60) NOT NULL,</w:t>
-      </w:r>
-    </w:p>
-    <w:p>
-      <w:r>
-        <w:t xml:space="preserve">  email VARCHAR(80),</w:t>
+        <w:t xml:space="preserve">nombre </w:t>
+      </w:r>
+      <w:proofErr w:type="gramStart"/>
+      <w:r>
+        <w:t>VARCHAR(</w:t>
+      </w:r>
+      <w:proofErr w:type="gramEnd"/>
+      <w:r>
+        <w:t>60) NOT NULL,</w:t>
+      </w:r>
+    </w:p>
+    <w:p>
+      <w:r>
+        <w:t xml:space="preserve">  email </w:t>
+      </w:r>
+      <w:proofErr w:type="gramStart"/>
+      <w:r>
+        <w:t>VARCHAR(</w:t>
+      </w:r>
+      <w:proofErr w:type="gramEnd"/>
+      <w:r>
+        <w:t>80),</w:t>
       </w:r>
     </w:p>
     <w:p>
@@ -346,12 +434,28 @@
       </w:r>
       <w:proofErr w:type="spellEnd"/>
       <w:r>
-        <w:t xml:space="preserve"> VARCHAR(15),</w:t>
-      </w:r>
-    </w:p>
-    <w:p>
-      <w:r>
-        <w:t xml:space="preserve">  ciudad VARCHAR(40),</w:t>
+        <w:t xml:space="preserve"> </w:t>
+      </w:r>
+      <w:proofErr w:type="gramStart"/>
+      <w:r>
+        <w:t>VARCHAR(</w:t>
+      </w:r>
+      <w:proofErr w:type="gramEnd"/>
+      <w:r>
+        <w:t>15),</w:t>
+      </w:r>
+    </w:p>
+    <w:p>
+      <w:r>
+        <w:t xml:space="preserve">  ciudad </w:t>
+      </w:r>
+      <w:proofErr w:type="gramStart"/>
+      <w:r>
+        <w:t>VARCHAR(</w:t>
+      </w:r>
+      <w:proofErr w:type="gramEnd"/>
+      <w:r>
+        <w:t>40),</w:t>
       </w:r>
     </w:p>
     <w:p>
@@ -373,12 +477,14 @@
           <w:lang w:val="en-GB"/>
         </w:rPr>
       </w:pPr>
+      <w:proofErr w:type="gramStart"/>
       <w:r>
         <w:rPr>
           <w:lang w:val="en-GB"/>
         </w:rPr>
         <w:t>);</w:t>
       </w:r>
+      <w:proofErr w:type="gramEnd"/>
     </w:p>
     <w:p>
       <w:pPr>
@@ -423,21 +529,37 @@
         <w:rPr>
           <w:lang w:val="en-GB"/>
         </w:rPr>
-        <w:t xml:space="preserve">  nombre VARCHAR(40) NOT NULL UNIQUE</w:t>
-      </w:r>
-    </w:p>
-    <w:p>
-      <w:pPr>
-        <w:rPr>
-          <w:lang w:val="en-GB"/>
-        </w:rPr>
-      </w:pPr>
+        <w:t xml:space="preserve">  nombre </w:t>
+      </w:r>
+      <w:proofErr w:type="gramStart"/>
+      <w:r>
+        <w:rPr>
+          <w:lang w:val="en-GB"/>
+        </w:rPr>
+        <w:t>VARCHAR(</w:t>
+      </w:r>
+      <w:proofErr w:type="gramEnd"/>
+      <w:r>
+        <w:rPr>
+          <w:lang w:val="en-GB"/>
+        </w:rPr>
+        <w:t>40) NOT NULL UNIQUE</w:t>
+      </w:r>
+    </w:p>
+    <w:p>
+      <w:pPr>
+        <w:rPr>
+          <w:lang w:val="en-GB"/>
+        </w:rPr>
+      </w:pPr>
+      <w:proofErr w:type="gramStart"/>
       <w:r>
         <w:rPr>
           <w:lang w:val="en-GB"/>
         </w:rPr>
         <w:t>);</w:t>
       </w:r>
+      <w:proofErr w:type="gramEnd"/>
     </w:p>
     <w:p>
       <w:pPr>
@@ -482,20 +604,48 @@
         <w:rPr>
           <w:lang w:val="en-GB"/>
         </w:rPr>
-        <w:t xml:space="preserve">  nombre VARCHAR(80) NOT NULL,</w:t>
-      </w:r>
-    </w:p>
-    <w:p>
-      <w:pPr>
-        <w:rPr>
-          <w:lang w:val="en-GB"/>
-        </w:rPr>
-      </w:pPr>
-      <w:r>
-        <w:rPr>
-          <w:lang w:val="en-GB"/>
-        </w:rPr>
-        <w:t xml:space="preserve">  precio DECIMAL(10,2) NOT NULL,</w:t>
+        <w:t xml:space="preserve">  nombre </w:t>
+      </w:r>
+      <w:proofErr w:type="gramStart"/>
+      <w:r>
+        <w:rPr>
+          <w:lang w:val="en-GB"/>
+        </w:rPr>
+        <w:t>VARCHAR(</w:t>
+      </w:r>
+      <w:proofErr w:type="gramEnd"/>
+      <w:r>
+        <w:rPr>
+          <w:lang w:val="en-GB"/>
+        </w:rPr>
+        <w:t>80) NOT NULL,</w:t>
+      </w:r>
+    </w:p>
+    <w:p>
+      <w:pPr>
+        <w:rPr>
+          <w:lang w:val="en-GB"/>
+        </w:rPr>
+      </w:pPr>
+      <w:r>
+        <w:rPr>
+          <w:lang w:val="en-GB"/>
+        </w:rPr>
+        <w:t xml:space="preserve">  precio </w:t>
+      </w:r>
+      <w:proofErr w:type="gramStart"/>
+      <w:r>
+        <w:rPr>
+          <w:lang w:val="en-GB"/>
+        </w:rPr>
+        <w:t>DECIMAL(</w:t>
+      </w:r>
+      <w:proofErr w:type="gramEnd"/>
+      <w:r>
+        <w:rPr>
+          <w:lang w:val="en-GB"/>
+        </w:rPr>
+        <w:t>10,2) NOT NULL,</w:t>
       </w:r>
     </w:p>
     <w:p>
@@ -543,12 +693,14 @@
           <w:lang w:val="en-GB"/>
         </w:rPr>
       </w:pPr>
+      <w:proofErr w:type="gramStart"/>
       <w:r>
         <w:rPr>
           <w:lang w:val="en-GB"/>
         </w:rPr>
         <w:t>);</w:t>
       </w:r>
+      <w:proofErr w:type="gramEnd"/>
     </w:p>
     <w:p>
       <w:pPr>
@@ -647,12 +799,14 @@
           <w:lang w:val="en-GB"/>
         </w:rPr>
       </w:pPr>
+      <w:proofErr w:type="gramStart"/>
       <w:r>
         <w:rPr>
           <w:lang w:val="en-GB"/>
         </w:rPr>
         <w:t>);</w:t>
       </w:r>
+      <w:proofErr w:type="gramEnd"/>
     </w:p>
     <w:p>
       <w:pPr>
@@ -727,7 +881,15 @@
       </w:r>
       <w:proofErr w:type="spellEnd"/>
       <w:r>
-        <w:t xml:space="preserve"> DECIMAL(10,2) NOT NULL,</w:t>
+        <w:t xml:space="preserve"> </w:t>
+      </w:r>
+      <w:proofErr w:type="gramStart"/>
+      <w:r>
+        <w:t>DECIMAL(</w:t>
+      </w:r>
+      <w:proofErr w:type="gramEnd"/>
+      <w:r>
+        <w:t>10,2) NOT NULL,</w:t>
       </w:r>
     </w:p>
     <w:p>
@@ -799,32 +961,42 @@
           <w:lang w:val="en-GB"/>
         </w:rPr>
       </w:pPr>
+      <w:proofErr w:type="gramStart"/>
       <w:r>
         <w:rPr>
           <w:lang w:val="en-GB"/>
         </w:rPr>
         <w:t>);</w:t>
       </w:r>
-    </w:p>
-    <w:p>
-      <w:pPr>
-        <w:rPr>
-          <w:lang w:val="en-GB"/>
-        </w:rPr>
-      </w:pPr>
-    </w:p>
-    <w:p>
-      <w:pPr>
-        <w:rPr>
-          <w:lang w:val="en-GB"/>
-        </w:rPr>
-      </w:pPr>
-      <w:r>
-        <w:rPr>
-          <w:lang w:val="en-GB"/>
-        </w:rPr>
-        <w:t>SET FOREIGN_KEY_CHECKS=1;</w:t>
-      </w:r>
+      <w:proofErr w:type="gramEnd"/>
+    </w:p>
+    <w:p>
+      <w:pPr>
+        <w:rPr>
+          <w:lang w:val="en-GB"/>
+        </w:rPr>
+      </w:pPr>
+    </w:p>
+    <w:p>
+      <w:pPr>
+        <w:rPr>
+          <w:lang w:val="en-GB"/>
+        </w:rPr>
+      </w:pPr>
+      <w:r>
+        <w:rPr>
+          <w:lang w:val="en-GB"/>
+        </w:rPr>
+        <w:t>SET FOREIGN_KEY_CHECKS=</w:t>
+      </w:r>
+      <w:proofErr w:type="gramStart"/>
+      <w:r>
+        <w:rPr>
+          <w:lang w:val="en-GB"/>
+        </w:rPr>
+        <w:t>1;</w:t>
+      </w:r>
+      <w:proofErr w:type="gramEnd"/>
     </w:p>
     <w:p>
       <w:pPr>
@@ -851,8 +1023,21 @@
         <w:t>INSERT INTO clientes (</w:t>
       </w:r>
       <w:proofErr w:type="spellStart"/>
-      <w:r>
-        <w:t>nombre,email,telefono,ciudad,fecha_alta</w:t>
+      <w:proofErr w:type="gramStart"/>
+      <w:r>
+        <w:t>nombre,email</w:t>
+      </w:r>
+      <w:proofErr w:type="gramEnd"/>
+      <w:r>
+        <w:t>,</w:t>
+      </w:r>
+      <w:proofErr w:type="gramStart"/>
+      <w:r>
+        <w:t>telefono,ciudad</w:t>
+      </w:r>
+      <w:proofErr w:type="gramEnd"/>
+      <w:r>
+        <w:t>,fecha_alta</w:t>
       </w:r>
       <w:proofErr w:type="spellEnd"/>
       <w:r>
@@ -861,27 +1046,67 @@
     </w:p>
     <w:p>
       <w:r>
-        <w:t>('Ana Ruiz','ana@correo.com','600111222','Málaga','2025-01-10'),</w:t>
-      </w:r>
-    </w:p>
-    <w:p>
-      <w:r>
-        <w:t>('Luis Pérez','luis@correo.com','600222333','Sevilla','2025-02-05'),</w:t>
-      </w:r>
-    </w:p>
-    <w:p>
-      <w:r>
-        <w:t>('María Díaz','maria@correo.com','600333444','Málaga','2025-03-12'),</w:t>
-      </w:r>
-    </w:p>
-    <w:p>
-      <w:r>
-        <w:t>('Javier Soto',NULL,'600444555','Granada','2025-03-20'),</w:t>
-      </w:r>
-    </w:p>
-    <w:p>
-      <w:r>
-        <w:t>('Carmen León','carmen@correo.com','600555666','Cádiz','2025-04-02');</w:t>
+        <w:t>('Ana Ruiz</w:t>
+      </w:r>
+      <w:proofErr w:type="gramStart"/>
+      <w:r>
+        <w:t>','ana@correo.com</w:t>
+      </w:r>
+      <w:proofErr w:type="gramEnd"/>
+      <w:r>
+        <w:t>','600111222','Málaga','2025-01-10'),</w:t>
+      </w:r>
+    </w:p>
+    <w:p>
+      <w:r>
+        <w:t>('Luis Pérez</w:t>
+      </w:r>
+      <w:proofErr w:type="gramStart"/>
+      <w:r>
+        <w:t>','luis@correo.com</w:t>
+      </w:r>
+      <w:proofErr w:type="gramEnd"/>
+      <w:r>
+        <w:t>','600222333','Sevilla','2025-02-05'),</w:t>
+      </w:r>
+    </w:p>
+    <w:p>
+      <w:r>
+        <w:t>('María Díaz</w:t>
+      </w:r>
+      <w:proofErr w:type="gramStart"/>
+      <w:r>
+        <w:t>','maria@correo.com</w:t>
+      </w:r>
+      <w:proofErr w:type="gramEnd"/>
+      <w:r>
+        <w:t>','600333444','Málaga','2025-03-12'),</w:t>
+      </w:r>
+    </w:p>
+    <w:p>
+      <w:r>
+        <w:t>('Javier Soto</w:t>
+      </w:r>
+      <w:proofErr w:type="gramStart"/>
+      <w:r>
+        <w:t>',NULL</w:t>
+      </w:r>
+      <w:proofErr w:type="gramEnd"/>
+      <w:r>
+        <w:t>,'600444555','Granada','2025-03-20'),</w:t>
+      </w:r>
+    </w:p>
+    <w:p>
+      <w:r>
+        <w:t>('Carmen León</w:t>
+      </w:r>
+      <w:proofErr w:type="gramStart"/>
+      <w:r>
+        <w:t>','carmen@correo.com</w:t>
+      </w:r>
+      <w:proofErr w:type="gramEnd"/>
+      <w:r>
+        <w:t>','600555666','Cádiz','2025-04-02');</w:t>
       </w:r>
     </w:p>
     <w:p/>
@@ -924,8 +1149,21 @@
         <w:t>INSERT INTO productos (</w:t>
       </w:r>
       <w:proofErr w:type="spellStart"/>
-      <w:r>
-        <w:t>nombre,precio,stock,id_categoria</w:t>
+      <w:proofErr w:type="gramStart"/>
+      <w:r>
+        <w:t>nombre,precio</w:t>
+      </w:r>
+      <w:proofErr w:type="gramEnd"/>
+      <w:r>
+        <w:t>,</w:t>
+      </w:r>
+      <w:proofErr w:type="gramStart"/>
+      <w:r>
+        <w:t>stock,id</w:t>
+      </w:r>
+      <w:proofErr w:type="gramEnd"/>
+      <w:r>
+        <w:t>_categoria</w:t>
       </w:r>
       <w:proofErr w:type="spellEnd"/>
       <w:r>
@@ -1000,8 +1238,21 @@
         <w:t>INSERT INTO ventas (</w:t>
       </w:r>
       <w:proofErr w:type="spellStart"/>
-      <w:r>
-        <w:t>fecha,id_cliente,metodo_pago</w:t>
+      <w:proofErr w:type="gramStart"/>
+      <w:r>
+        <w:t>fecha,id</w:t>
+      </w:r>
+      <w:proofErr w:type="gramEnd"/>
+      <w:r>
+        <w:t>_</w:t>
+      </w:r>
+      <w:proofErr w:type="gramStart"/>
+      <w:r>
+        <w:t>cliente,metodo</w:t>
+      </w:r>
+      <w:proofErr w:type="gramEnd"/>
+      <w:r>
+        <w:t>_pago</w:t>
       </w:r>
       <w:proofErr w:type="spellEnd"/>
       <w:r>
@@ -1328,8 +1579,16 @@
         <w:rPr>
           <w:lang w:val="en-GB"/>
         </w:rPr>
-        <w:t>SELECT * FROM productos WHERE precio &gt; 300 ORDER BY precio DESC;</w:t>
-      </w:r>
+        <w:t xml:space="preserve">SELECT * FROM productos WHERE precio &gt; 300 ORDER BY precio </w:t>
+      </w:r>
+      <w:proofErr w:type="gramStart"/>
+      <w:r>
+        <w:rPr>
+          <w:lang w:val="en-GB"/>
+        </w:rPr>
+        <w:t>DESC;</w:t>
+      </w:r>
+      <w:proofErr w:type="gramEnd"/>
     </w:p>
     <w:p>
       <w:pPr>
@@ -1361,8 +1620,16 @@
         <w:rPr>
           <w:lang w:val="en-GB"/>
         </w:rPr>
-        <w:t>SELECT * FROM productos ORDER BY precio ASC LIMIT 3;</w:t>
-      </w:r>
+        <w:t xml:space="preserve">SELECT * FROM productos ORDER BY precio ASC LIMIT </w:t>
+      </w:r>
+      <w:proofErr w:type="gramStart"/>
+      <w:r>
+        <w:rPr>
+          <w:lang w:val="en-GB"/>
+        </w:rPr>
+        <w:t>3;</w:t>
+      </w:r>
+      <w:proofErr w:type="gramEnd"/>
     </w:p>
     <w:p>
       <w:pPr>
@@ -1394,7 +1661,35 @@
         <w:rPr>
           <w:lang w:val="en-GB"/>
         </w:rPr>
-        <w:t>SELECT c.nombre, COUNT(*) AS num_productos</w:t>
+        <w:t xml:space="preserve">SELECT </w:t>
+      </w:r>
+      <w:proofErr w:type="gramStart"/>
+      <w:r>
+        <w:rPr>
+          <w:lang w:val="en-GB"/>
+        </w:rPr>
+        <w:t>c.nombre</w:t>
+      </w:r>
+      <w:proofErr w:type="gramEnd"/>
+      <w:r>
+        <w:rPr>
+          <w:lang w:val="en-GB"/>
+        </w:rPr>
+        <w:t xml:space="preserve">, </w:t>
+      </w:r>
+      <w:proofErr w:type="gramStart"/>
+      <w:r>
+        <w:rPr>
+          <w:lang w:val="en-GB"/>
+        </w:rPr>
+        <w:t>COUNT(</w:t>
+      </w:r>
+      <w:proofErr w:type="gramEnd"/>
+      <w:r>
+        <w:rPr>
+          <w:lang w:val="en-GB"/>
+        </w:rPr>
+        <w:t>*) AS num_productos</w:t>
       </w:r>
     </w:p>
     <w:p>
@@ -1433,7 +1728,21 @@
         <w:rPr>
           <w:lang w:val="en-GB"/>
         </w:rPr>
-        <w:t>GROUP BY c.nombre;</w:t>
+        <w:t xml:space="preserve">GROUP BY </w:t>
+      </w:r>
+      <w:proofErr w:type="gramStart"/>
+      <w:r>
+        <w:rPr>
+          <w:lang w:val="en-GB"/>
+        </w:rPr>
+        <w:t>c.nombre</w:t>
+      </w:r>
+      <w:proofErr w:type="gramEnd"/>
+      <w:r>
+        <w:rPr>
+          <w:lang w:val="en-GB"/>
+        </w:rPr>
+        <w:t>;</w:t>
       </w:r>
     </w:p>
     <w:p>
@@ -1466,8 +1775,30 @@
         <w:rPr>
           <w:lang w:val="en-GB"/>
         </w:rPr>
-        <w:t>SELECT SUM(stock) AS stock_total FROM productos;</w:t>
-      </w:r>
+        <w:t xml:space="preserve">SELECT </w:t>
+      </w:r>
+      <w:proofErr w:type="gramStart"/>
+      <w:r>
+        <w:rPr>
+          <w:lang w:val="en-GB"/>
+        </w:rPr>
+        <w:t>SUM(</w:t>
+      </w:r>
+      <w:proofErr w:type="gramEnd"/>
+      <w:r>
+        <w:rPr>
+          <w:lang w:val="en-GB"/>
+        </w:rPr>
+        <w:t xml:space="preserve">stock) AS stock_total FROM </w:t>
+      </w:r>
+      <w:proofErr w:type="gramStart"/>
+      <w:r>
+        <w:rPr>
+          <w:lang w:val="en-GB"/>
+        </w:rPr>
+        <w:t>productos;</w:t>
+      </w:r>
+      <w:proofErr w:type="gramEnd"/>
     </w:p>
     <w:p>
       <w:pPr>
@@ -1499,8 +1830,16 @@
         <w:rPr>
           <w:lang w:val="en-GB"/>
         </w:rPr>
-        <w:t>SELECT * FROM productos WHERE nombre LIKE '%USB%';</w:t>
-      </w:r>
+        <w:t>SELECT * FROM productos WHERE nombre LIKE '%USB%</w:t>
+      </w:r>
+      <w:proofErr w:type="gramStart"/>
+      <w:r>
+        <w:rPr>
+          <w:lang w:val="en-GB"/>
+        </w:rPr>
+        <w:t>';</w:t>
+      </w:r>
+      <w:proofErr w:type="gramEnd"/>
     </w:p>
     <w:p>
       <w:pPr>
@@ -1532,8 +1871,16 @@
         <w:rPr>
           <w:lang w:val="en-GB"/>
         </w:rPr>
-        <w:t>SELECT * FROM clientes WHERE email IS NULL;</w:t>
-      </w:r>
+        <w:t xml:space="preserve">SELECT * FROM clientes WHERE email IS </w:t>
+      </w:r>
+      <w:proofErr w:type="gramStart"/>
+      <w:r>
+        <w:rPr>
+          <w:lang w:val="en-GB"/>
+        </w:rPr>
+        <w:t>NULL;</w:t>
+      </w:r>
+      <w:proofErr w:type="gramEnd"/>
     </w:p>
     <w:p>
       <w:r>
@@ -1726,24 +2073,33 @@
         <w:t xml:space="preserve">, </w:t>
       </w:r>
       <w:proofErr w:type="spellStart"/>
+      <w:proofErr w:type="gramStart"/>
       <w:r>
         <w:t>v.fecha</w:t>
       </w:r>
       <w:proofErr w:type="spellEnd"/>
+      <w:proofErr w:type="gramEnd"/>
       <w:r>
         <w:t xml:space="preserve">, </w:t>
       </w:r>
       <w:proofErr w:type="spellStart"/>
+      <w:proofErr w:type="gramStart"/>
       <w:r>
         <w:t>c.nombre</w:t>
       </w:r>
       <w:proofErr w:type="spellEnd"/>
+      <w:proofErr w:type="gramEnd"/>
       <w:r>
         <w:t xml:space="preserve"> AS cliente, </w:t>
       </w:r>
       <w:proofErr w:type="spellStart"/>
-      <w:r>
-        <w:t>v.metodo_pago</w:t>
+      <w:proofErr w:type="gramStart"/>
+      <w:r>
+        <w:t>v.metodo</w:t>
+      </w:r>
+      <w:proofErr w:type="gramEnd"/>
+      <w:r>
+        <w:t>_pago</w:t>
       </w:r>
       <w:proofErr w:type="spellEnd"/>
     </w:p>
@@ -1770,8 +2126,16 @@
         <w:rPr>
           <w:lang w:val="en-GB"/>
         </w:rPr>
-        <w:t>JOIN clientes c ON v.id_cliente = c.id_cliente;</w:t>
-      </w:r>
+        <w:t>JOIN clientes c ON v.id_cliente = c.id_</w:t>
+      </w:r>
+      <w:proofErr w:type="gramStart"/>
+      <w:r>
+        <w:rPr>
+          <w:lang w:val="en-GB"/>
+        </w:rPr>
+        <w:t>cliente;</w:t>
+      </w:r>
+      <w:proofErr w:type="gramEnd"/>
     </w:p>
     <w:p>
       <w:pPr>
@@ -1798,24 +2162,33 @@
         <w:t xml:space="preserve">, </w:t>
       </w:r>
       <w:proofErr w:type="spellStart"/>
+      <w:proofErr w:type="gramStart"/>
       <w:r>
         <w:t>p.nombre</w:t>
       </w:r>
       <w:proofErr w:type="spellEnd"/>
+      <w:proofErr w:type="gramEnd"/>
       <w:r>
         <w:t xml:space="preserve"> AS producto, </w:t>
       </w:r>
       <w:proofErr w:type="spellStart"/>
+      <w:proofErr w:type="gramStart"/>
       <w:r>
         <w:t>dv.cantidad</w:t>
       </w:r>
       <w:proofErr w:type="spellEnd"/>
+      <w:proofErr w:type="gramEnd"/>
       <w:r>
         <w:t xml:space="preserve">, </w:t>
       </w:r>
       <w:proofErr w:type="spellStart"/>
-      <w:r>
-        <w:t>dv.precio_unitario</w:t>
+      <w:proofErr w:type="gramStart"/>
+      <w:r>
+        <w:t>dv.precio</w:t>
+      </w:r>
+      <w:proofErr w:type="gramEnd"/>
+      <w:r>
+        <w:t>_unitario</w:t>
       </w:r>
       <w:proofErr w:type="spellEnd"/>
     </w:p>
@@ -1878,10 +2251,12 @@
         <w:t xml:space="preserve">, </w:t>
       </w:r>
       <w:proofErr w:type="spellStart"/>
+      <w:proofErr w:type="gramStart"/>
       <w:r>
         <w:t>p.nombre</w:t>
       </w:r>
       <w:proofErr w:type="spellEnd"/>
+      <w:proofErr w:type="gramEnd"/>
       <w:r>
         <w:t xml:space="preserve"> AS producto,</w:t>
       </w:r>
@@ -1899,8 +2274,13 @@
         <w:t xml:space="preserve">, </w:t>
       </w:r>
       <w:proofErr w:type="spellStart"/>
-      <w:r>
-        <w:t>dv.precio_unitario</w:t>
+      <w:proofErr w:type="gramStart"/>
+      <w:r>
+        <w:t>dv.precio</w:t>
+      </w:r>
+      <w:proofErr w:type="gramEnd"/>
+      <w:r>
+        <w:t>_unitario</w:t>
       </w:r>
       <w:proofErr w:type="spellEnd"/>
       <w:r>
@@ -1920,8 +2300,13 @@
         <w:t xml:space="preserve"> * </w:t>
       </w:r>
       <w:proofErr w:type="spellStart"/>
-      <w:r>
-        <w:t>dv.precio_unitario</w:t>
+      <w:proofErr w:type="gramStart"/>
+      <w:r>
+        <w:t>dv.precio</w:t>
+      </w:r>
+      <w:proofErr w:type="gramEnd"/>
+      <w:r>
+        <w:t>_unitario</w:t>
       </w:r>
       <w:proofErr w:type="spellEnd"/>
       <w:r>
@@ -1993,19 +2378,29 @@
     </w:p>
     <w:p>
       <w:r>
-        <w:t xml:space="preserve">       SUM(</w:t>
+        <w:t xml:space="preserve">       </w:t>
+      </w:r>
+      <w:proofErr w:type="gramStart"/>
+      <w:r>
+        <w:t>SUM(</w:t>
       </w:r>
       <w:proofErr w:type="spellStart"/>
       <w:r>
         <w:t>dv.cantidad</w:t>
       </w:r>
       <w:proofErr w:type="spellEnd"/>
+      <w:proofErr w:type="gramEnd"/>
       <w:r>
         <w:t xml:space="preserve"> * </w:t>
       </w:r>
       <w:proofErr w:type="spellStart"/>
-      <w:r>
-        <w:t>dv.precio_unitario</w:t>
+      <w:proofErr w:type="gramStart"/>
+      <w:r>
+        <w:t>dv.precio</w:t>
+      </w:r>
+      <w:proofErr w:type="gramEnd"/>
+      <w:r>
+        <w:t>_unitario</w:t>
       </w:r>
       <w:proofErr w:type="spellEnd"/>
       <w:r>
@@ -2040,8 +2435,16 @@
         <w:rPr>
           <w:lang w:val="en-GB"/>
         </w:rPr>
-        <w:t>GROUP BY dv.id_venta;</w:t>
-      </w:r>
+        <w:t>GROUP BY dv.id_</w:t>
+      </w:r>
+      <w:proofErr w:type="gramStart"/>
+      <w:r>
+        <w:rPr>
+          <w:lang w:val="en-GB"/>
+        </w:rPr>
+        <w:t>venta;</w:t>
+      </w:r>
+      <w:proofErr w:type="gramEnd"/>
     </w:p>
     <w:p>
       <w:pPr>
@@ -2068,29 +2471,41 @@
         <w:t xml:space="preserve">, </w:t>
       </w:r>
       <w:proofErr w:type="spellStart"/>
+      <w:proofErr w:type="gramStart"/>
       <w:r>
         <w:t>c.nombre</w:t>
       </w:r>
       <w:proofErr w:type="spellEnd"/>
+      <w:proofErr w:type="gramEnd"/>
       <w:r>
         <w:t>,</w:t>
       </w:r>
     </w:p>
     <w:p>
       <w:r>
-        <w:t xml:space="preserve">       SUM(</w:t>
+        <w:t xml:space="preserve">       </w:t>
+      </w:r>
+      <w:proofErr w:type="gramStart"/>
+      <w:r>
+        <w:t>SUM(</w:t>
       </w:r>
       <w:proofErr w:type="spellStart"/>
       <w:r>
         <w:t>dv.cantidad</w:t>
       </w:r>
       <w:proofErr w:type="spellEnd"/>
+      <w:proofErr w:type="gramEnd"/>
       <w:r>
         <w:t xml:space="preserve"> * </w:t>
       </w:r>
       <w:proofErr w:type="spellStart"/>
-      <w:r>
-        <w:t>dv.precio_unitario</w:t>
+      <w:proofErr w:type="gramStart"/>
+      <w:r>
+        <w:t>dv.precio</w:t>
+      </w:r>
+      <w:proofErr w:type="gramEnd"/>
+      <w:r>
+        <w:t>_unitario</w:t>
       </w:r>
       <w:proofErr w:type="spellEnd"/>
       <w:r>
@@ -2172,7 +2587,21 @@
         <w:rPr>
           <w:lang w:val="en-GB"/>
         </w:rPr>
-        <w:t>GROUP BY c.id_cliente, c.nombre;</w:t>
+        <w:t xml:space="preserve">GROUP BY c.id_cliente, </w:t>
+      </w:r>
+      <w:proofErr w:type="gramStart"/>
+      <w:r>
+        <w:rPr>
+          <w:lang w:val="en-GB"/>
+        </w:rPr>
+        <w:t>c.nombre</w:t>
+      </w:r>
+      <w:proofErr w:type="gramEnd"/>
+      <w:r>
+        <w:rPr>
+          <w:lang w:val="en-GB"/>
+        </w:rPr>
+        <w:t>;</w:t>
       </w:r>
     </w:p>
     <w:p>
@@ -2200,29 +2629,41 @@
         <w:t xml:space="preserve">, </w:t>
       </w:r>
       <w:proofErr w:type="spellStart"/>
+      <w:proofErr w:type="gramStart"/>
       <w:r>
         <w:t>c.nombre</w:t>
       </w:r>
       <w:proofErr w:type="spellEnd"/>
+      <w:proofErr w:type="gramEnd"/>
       <w:r>
         <w:t>,</w:t>
       </w:r>
     </w:p>
     <w:p>
       <w:r>
-        <w:t xml:space="preserve">       SUM(</w:t>
+        <w:t xml:space="preserve">       </w:t>
+      </w:r>
+      <w:proofErr w:type="gramStart"/>
+      <w:r>
+        <w:t>SUM(</w:t>
       </w:r>
       <w:proofErr w:type="spellStart"/>
       <w:r>
         <w:t>dv.cantidad</w:t>
       </w:r>
       <w:proofErr w:type="spellEnd"/>
+      <w:proofErr w:type="gramEnd"/>
       <w:r>
         <w:t xml:space="preserve"> * </w:t>
       </w:r>
       <w:proofErr w:type="spellStart"/>
-      <w:r>
-        <w:t>dv.precio_unitario</w:t>
+      <w:proofErr w:type="gramStart"/>
+      <w:r>
+        <w:t>dv.precio</w:t>
+      </w:r>
+      <w:proofErr w:type="gramEnd"/>
+      <w:r>
+        <w:t>_unitario</w:t>
       </w:r>
       <w:proofErr w:type="spellEnd"/>
       <w:r>
@@ -2305,8 +2746,16 @@
         <w:rPr>
           <w:lang w:val="en-GB"/>
         </w:rPr>
-        <w:t>GROUP BY c.id_cliente, c.nombre</w:t>
-      </w:r>
+        <w:t xml:space="preserve">GROUP BY c.id_cliente, </w:t>
+      </w:r>
+      <w:proofErr w:type="gramStart"/>
+      <w:r>
+        <w:rPr>
+          <w:lang w:val="en-GB"/>
+        </w:rPr>
+        <w:t>c.nombre</w:t>
+      </w:r>
+      <w:proofErr w:type="gramEnd"/>
     </w:p>
     <w:p>
       <w:pPr>
@@ -2331,19 +2780,156 @@
         <w:rPr>
           <w:lang w:val="en-GB"/>
         </w:rPr>
+        <w:t xml:space="preserve">LIMIT </w:t>
+      </w:r>
+      <w:proofErr w:type="gramStart"/>
+      <w:r>
+        <w:rPr>
+          <w:lang w:val="en-GB"/>
+        </w:rPr>
+        <w:t>3;</w:t>
+      </w:r>
+      <w:proofErr w:type="gramEnd"/>
+    </w:p>
+    <w:p>
+      <w:pPr>
+        <w:rPr>
+          <w:lang w:val="en-GB"/>
+        </w:rPr>
+      </w:pPr>
+    </w:p>
+    <w:p>
+      <w:r>
+        <w:t>-- 15</w:t>
+      </w:r>
+    </w:p>
+    <w:p>
+      <w:r>
+        <w:t xml:space="preserve">SELECT </w:t>
+      </w:r>
+      <w:proofErr w:type="spellStart"/>
+      <w:r>
+        <w:t>p.id_producto</w:t>
+      </w:r>
+      <w:proofErr w:type="spellEnd"/>
+      <w:r>
+        <w:t xml:space="preserve">, </w:t>
+      </w:r>
+      <w:proofErr w:type="spellStart"/>
+      <w:proofErr w:type="gramStart"/>
+      <w:r>
+        <w:t>p.nombre</w:t>
+      </w:r>
+      <w:proofErr w:type="spellEnd"/>
+      <w:proofErr w:type="gramEnd"/>
+      <w:r>
+        <w:t>,</w:t>
+      </w:r>
+    </w:p>
+    <w:p>
+      <w:r>
+        <w:t xml:space="preserve">       </w:t>
+      </w:r>
+      <w:proofErr w:type="gramStart"/>
+      <w:r>
+        <w:t>SUM(</w:t>
+      </w:r>
+      <w:proofErr w:type="spellStart"/>
+      <w:r>
+        <w:t>dv.cantidad</w:t>
+      </w:r>
+      <w:proofErr w:type="spellEnd"/>
+      <w:proofErr w:type="gramEnd"/>
+      <w:r>
+        <w:t xml:space="preserve">) AS </w:t>
+      </w:r>
+      <w:proofErr w:type="spellStart"/>
+      <w:r>
+        <w:t>unidades_vendidas</w:t>
+      </w:r>
+      <w:proofErr w:type="spellEnd"/>
+    </w:p>
+    <w:p>
+      <w:r>
+        <w:t>FROM productos p</w:t>
+      </w:r>
+    </w:p>
+    <w:p>
+      <w:r>
+        <w:t xml:space="preserve">JOIN </w:t>
+      </w:r>
+      <w:proofErr w:type="spellStart"/>
+      <w:r>
+        <w:t>detalle_venta</w:t>
+      </w:r>
+      <w:proofErr w:type="spellEnd"/>
+      <w:r>
+        <w:t xml:space="preserve"> </w:t>
+      </w:r>
+      <w:proofErr w:type="spellStart"/>
+      <w:r>
+        <w:t>dv</w:t>
+      </w:r>
+      <w:proofErr w:type="spellEnd"/>
+      <w:r>
+        <w:t xml:space="preserve"> ON </w:t>
+      </w:r>
+      <w:proofErr w:type="spellStart"/>
+      <w:r>
+        <w:t>p.id_producto</w:t>
+      </w:r>
+      <w:proofErr w:type="spellEnd"/>
+      <w:r>
+        <w:t xml:space="preserve"> = </w:t>
+      </w:r>
+      <w:proofErr w:type="spellStart"/>
+      <w:r>
+        <w:t>dv.id_producto</w:t>
+      </w:r>
+      <w:proofErr w:type="spellEnd"/>
+    </w:p>
+    <w:p>
+      <w:r>
+        <w:t xml:space="preserve">GROUP BY </w:t>
+      </w:r>
+      <w:proofErr w:type="spellStart"/>
+      <w:r>
+        <w:t>p.id_producto</w:t>
+      </w:r>
+      <w:proofErr w:type="spellEnd"/>
+      <w:r>
+        <w:t xml:space="preserve">, </w:t>
+      </w:r>
+      <w:proofErr w:type="spellStart"/>
+      <w:proofErr w:type="gramStart"/>
+      <w:r>
+        <w:t>p.nombre</w:t>
+      </w:r>
+      <w:proofErr w:type="spellEnd"/>
+      <w:proofErr w:type="gramEnd"/>
+    </w:p>
+    <w:p>
+      <w:r>
+        <w:t xml:space="preserve">ORDER BY </w:t>
+      </w:r>
+      <w:proofErr w:type="spellStart"/>
+      <w:r>
+        <w:t>unidades_vendidas</w:t>
+      </w:r>
+      <w:proofErr w:type="spellEnd"/>
+      <w:r>
+        <w:t xml:space="preserve"> DESC</w:t>
+      </w:r>
+    </w:p>
+    <w:p>
+      <w:r>
         <w:t>LIMIT 3;</w:t>
       </w:r>
     </w:p>
-    <w:p>
-      <w:pPr>
-        <w:rPr>
-          <w:lang w:val="en-GB"/>
-        </w:rPr>
-      </w:pPr>
-    </w:p>
-    <w:p>
-      <w:r>
-        <w:t>-- 15</w:t>
+    <w:p/>
+    <w:p>
+      <w:r>
+        <w:t>-- 16</w:t>
       </w:r>
     </w:p>
     <w:p>
@@ -2351,43 +2937,55 @@
         <w:t xml:space="preserve">SELECT </w:t>
       </w:r>
       <w:proofErr w:type="spellStart"/>
-      <w:r>
-        <w:t>p.id_producto</w:t>
-      </w:r>
-      <w:proofErr w:type="spellEnd"/>
-      <w:r>
-        <w:t xml:space="preserve">, </w:t>
-      </w:r>
-      <w:proofErr w:type="spellStart"/>
-      <w:r>
-        <w:t>p.nombre</w:t>
-      </w:r>
-      <w:proofErr w:type="spellEnd"/>
+      <w:proofErr w:type="gramStart"/>
+      <w:r>
+        <w:t>v.fecha</w:t>
+      </w:r>
+      <w:proofErr w:type="spellEnd"/>
+      <w:proofErr w:type="gramEnd"/>
       <w:r>
         <w:t>,</w:t>
       </w:r>
     </w:p>
     <w:p>
       <w:r>
-        <w:t xml:space="preserve">       SUM(</w:t>
+        <w:t xml:space="preserve">       </w:t>
+      </w:r>
+      <w:proofErr w:type="gramStart"/>
+      <w:r>
+        <w:t>SUM(</w:t>
       </w:r>
       <w:proofErr w:type="spellStart"/>
       <w:r>
         <w:t>dv.cantidad</w:t>
       </w:r>
       <w:proofErr w:type="spellEnd"/>
+      <w:proofErr w:type="gramEnd"/>
+      <w:r>
+        <w:t xml:space="preserve"> * </w:t>
+      </w:r>
+      <w:proofErr w:type="spellStart"/>
+      <w:proofErr w:type="gramStart"/>
+      <w:r>
+        <w:t>dv.precio</w:t>
+      </w:r>
+      <w:proofErr w:type="gramEnd"/>
+      <w:r>
+        <w:t>_unitario</w:t>
+      </w:r>
+      <w:proofErr w:type="spellEnd"/>
       <w:r>
         <w:t xml:space="preserve">) AS </w:t>
       </w:r>
       <w:proofErr w:type="spellStart"/>
       <w:r>
-        <w:t>unidades_vendidas</w:t>
-      </w:r>
-      <w:proofErr w:type="spellEnd"/>
-    </w:p>
-    <w:p>
-      <w:r>
-        <w:t>FROM productos p</w:t>
+        <w:t>facturacion_dia</w:t>
+      </w:r>
+      <w:proofErr w:type="spellEnd"/>
+    </w:p>
+    <w:p>
+      <w:r>
+        <w:t>FROM ventas v</w:t>
       </w:r>
     </w:p>
     <w:p>
@@ -2412,7 +3010,7 @@
       </w:r>
       <w:proofErr w:type="spellStart"/>
       <w:r>
-        <w:t>p.id_producto</w:t>
+        <w:t>v.id_venta</w:t>
       </w:r>
       <w:proofErr w:type="spellEnd"/>
       <w:r>
@@ -2420,155 +3018,205 @@
       </w:r>
       <w:proofErr w:type="spellStart"/>
       <w:r>
-        <w:t>dv.id_producto</w:t>
-      </w:r>
-      <w:proofErr w:type="spellEnd"/>
-    </w:p>
-    <w:p>
-      <w:r>
+        <w:t>dv.id_venta</w:t>
+      </w:r>
+      <w:proofErr w:type="spellEnd"/>
+    </w:p>
+    <w:p>
+      <w:pPr>
+        <w:rPr>
+          <w:lang w:val="en-GB"/>
+        </w:rPr>
+      </w:pPr>
+      <w:r>
+        <w:rPr>
+          <w:lang w:val="en-GB"/>
+        </w:rPr>
         <w:t xml:space="preserve">GROUP BY </w:t>
       </w:r>
-      <w:proofErr w:type="spellStart"/>
-      <w:r>
-        <w:t>p.id_producto</w:t>
-      </w:r>
-      <w:proofErr w:type="spellEnd"/>
-      <w:r>
-        <w:t xml:space="preserve">, </w:t>
-      </w:r>
-      <w:proofErr w:type="spellStart"/>
-      <w:r>
-        <w:t>p.nombre</w:t>
-      </w:r>
-      <w:proofErr w:type="spellEnd"/>
-    </w:p>
-    <w:p>
-      <w:r>
+      <w:proofErr w:type="gramStart"/>
+      <w:r>
+        <w:rPr>
+          <w:lang w:val="en-GB"/>
+        </w:rPr>
+        <w:t>v.fecha</w:t>
+      </w:r>
+      <w:proofErr w:type="gramEnd"/>
+    </w:p>
+    <w:p>
+      <w:pPr>
+        <w:rPr>
+          <w:lang w:val="en-GB"/>
+        </w:rPr>
+      </w:pPr>
+      <w:r>
+        <w:rPr>
+          <w:lang w:val="en-GB"/>
+        </w:rPr>
         <w:t xml:space="preserve">ORDER BY </w:t>
       </w:r>
       <w:proofErr w:type="spellStart"/>
-      <w:r>
-        <w:t>unidades_vendidas</w:t>
-      </w:r>
-      <w:proofErr w:type="spellEnd"/>
-      <w:r>
-        <w:t xml:space="preserve"> DESC</w:t>
-      </w:r>
-    </w:p>
-    <w:p>
-      <w:r>
-        <w:t>LIMIT 3;</w:t>
-      </w:r>
-    </w:p>
-    <w:p/>
-    <w:p>
-      <w:r>
-        <w:t>-- 16</w:t>
-      </w:r>
-    </w:p>
-    <w:p>
-      <w:r>
-        <w:t xml:space="preserve">SELECT </w:t>
-      </w:r>
-      <w:proofErr w:type="spellStart"/>
-      <w:r>
+      <w:proofErr w:type="gramStart"/>
+      <w:r>
+        <w:rPr>
+          <w:lang w:val="en-GB"/>
+        </w:rPr>
         <w:t>v.fecha</w:t>
       </w:r>
       <w:proofErr w:type="spellEnd"/>
-      <w:r>
-        <w:t>,</w:t>
-      </w:r>
-    </w:p>
-    <w:p>
-      <w:r>
-        <w:t xml:space="preserve">       SUM(</w:t>
-      </w:r>
-      <w:proofErr w:type="spellStart"/>
-      <w:r>
-        <w:t>dv.cantidad</w:t>
-      </w:r>
-      <w:proofErr w:type="spellEnd"/>
-      <w:r>
-        <w:t xml:space="preserve"> * </w:t>
-      </w:r>
-      <w:proofErr w:type="spellStart"/>
-      <w:r>
-        <w:t>dv.precio_unitario</w:t>
-      </w:r>
-      <w:proofErr w:type="spellEnd"/>
-      <w:r>
-        <w:t xml:space="preserve">) AS </w:t>
-      </w:r>
-      <w:proofErr w:type="spellStart"/>
-      <w:r>
-        <w:t>facturacion_dia</w:t>
-      </w:r>
-      <w:proofErr w:type="spellEnd"/>
-    </w:p>
-    <w:p>
-      <w:r>
-        <w:t>FROM ventas v</w:t>
-      </w:r>
-    </w:p>
-    <w:p>
-      <w:r>
-        <w:t xml:space="preserve">JOIN </w:t>
-      </w:r>
-      <w:proofErr w:type="spellStart"/>
-      <w:r>
-        <w:t>detalle_venta</w:t>
-      </w:r>
-      <w:proofErr w:type="spellEnd"/>
-      <w:r>
-        <w:t xml:space="preserve"> </w:t>
-      </w:r>
-      <w:proofErr w:type="spellStart"/>
-      <w:r>
-        <w:t>dv</w:t>
-      </w:r>
-      <w:proofErr w:type="spellEnd"/>
-      <w:r>
-        <w:t xml:space="preserve"> ON </w:t>
-      </w:r>
-      <w:proofErr w:type="spellStart"/>
-      <w:r>
-        <w:t>v.id_venta</w:t>
-      </w:r>
-      <w:proofErr w:type="spellEnd"/>
-      <w:r>
-        <w:t xml:space="preserve"> = </w:t>
-      </w:r>
-      <w:proofErr w:type="spellStart"/>
-      <w:r>
-        <w:t>dv.id_venta</w:t>
-      </w:r>
-      <w:proofErr w:type="spellEnd"/>
-    </w:p>
-    <w:p>
-      <w:pPr>
-        <w:rPr>
-          <w:lang w:val="en-GB"/>
-        </w:rPr>
-      </w:pPr>
-      <w:r>
-        <w:rPr>
-          <w:lang w:val="en-GB"/>
-        </w:rPr>
-        <w:t>GROUP BY v.fecha</w:t>
-      </w:r>
-    </w:p>
-    <w:p>
-      <w:pPr>
-        <w:rPr>
-          <w:lang w:val="en-GB"/>
-        </w:rPr>
-      </w:pPr>
-      <w:r>
-        <w:rPr>
-          <w:lang w:val="en-GB"/>
-        </w:rPr>
-        <w:t>ORDER BY v.fecha;</w:t>
-      </w:r>
+      <w:proofErr w:type="gramEnd"/>
+      <w:r>
+        <w:rPr>
+          <w:lang w:val="en-GB"/>
+        </w:rPr>
+        <w:t>;</w:t>
+      </w:r>
+    </w:p>
+    <w:p>
+      <w:pPr>
+        <w:rPr>
+          <w:lang w:val="en-GB"/>
+        </w:rPr>
+      </w:pPr>
+    </w:p>
+    <w:p>
+      <w:pPr>
+        <w:shd w:val="clear" w:color="auto" w:fill="E97132" w:themeFill="accent2"/>
+        <w:rPr>
+          <w:lang w:val="en-GB"/>
+        </w:rPr>
+      </w:pPr>
+      <w:r>
+        <w:rPr>
+          <w:lang w:val="en-GB"/>
+        </w:rPr>
+        <w:t>16.1 delete</w:t>
+      </w:r>
+    </w:p>
+    <w:p>
+      <w:pPr>
+        <w:rPr>
+          <w:lang w:val="en-GB"/>
+        </w:rPr>
+      </w:pPr>
+      <w:r>
+        <w:rPr>
+          <w:lang w:val="en-GB"/>
+        </w:rPr>
+        <w:t xml:space="preserve">Delete from </w:t>
+      </w:r>
+      <w:proofErr w:type="gramStart"/>
+      <w:r>
+        <w:rPr>
+          <w:lang w:val="en-GB"/>
+        </w:rPr>
+        <w:t>where</w:t>
+      </w:r>
+      <w:proofErr w:type="gramEnd"/>
+    </w:p>
+    <w:p>
+      <w:pPr>
+        <w:shd w:val="clear" w:color="auto" w:fill="E97132" w:themeFill="accent2"/>
+        <w:rPr>
+          <w:lang w:val="en-GB"/>
+        </w:rPr>
+      </w:pPr>
+      <w:r>
+        <w:rPr>
+          <w:lang w:val="en-GB"/>
+        </w:rPr>
+        <w:t>16.2 update</w:t>
+      </w:r>
+    </w:p>
+    <w:p>
+      <w:pPr>
+        <w:rPr>
+          <w:lang w:val="en-GB"/>
+        </w:rPr>
+      </w:pPr>
+      <w:r>
+        <w:rPr>
+          <w:lang w:val="en-GB"/>
+        </w:rPr>
+        <w:t xml:space="preserve">Update </w:t>
+      </w:r>
+      <w:proofErr w:type="spellStart"/>
+      <w:r>
+        <w:rPr>
+          <w:lang w:val="en-GB"/>
+        </w:rPr>
+        <w:t>nombre_table</w:t>
+      </w:r>
+      <w:proofErr w:type="spellEnd"/>
+      <w:r>
+        <w:rPr>
+          <w:lang w:val="en-GB"/>
+        </w:rPr>
+        <w:t xml:space="preserve"> set columna </w:t>
+      </w:r>
+      <w:proofErr w:type="gramStart"/>
+      <w:r>
+        <w:rPr>
+          <w:lang w:val="en-GB"/>
+        </w:rPr>
+        <w:t>where</w:t>
+      </w:r>
+      <w:proofErr w:type="gramEnd"/>
+    </w:p>
+    <w:p>
+      <w:pPr>
+        <w:rPr>
+          <w:lang w:val="en-GB"/>
+        </w:rPr>
+      </w:pPr>
+      <w:r>
+        <w:rPr>
+          <w:lang w:val="en-GB"/>
+        </w:rPr>
+        <w:t xml:space="preserve">Update </w:t>
+      </w:r>
+      <w:proofErr w:type="spellStart"/>
+      <w:r>
+        <w:rPr>
+          <w:lang w:val="en-GB"/>
+        </w:rPr>
+        <w:t>alumnos</w:t>
+      </w:r>
+      <w:proofErr w:type="spellEnd"/>
+      <w:r>
+        <w:rPr>
+          <w:lang w:val="en-GB"/>
+        </w:rPr>
+        <w:t xml:space="preserve"> set </w:t>
+      </w:r>
+      <w:proofErr w:type="spellStart"/>
+      <w:r>
+        <w:rPr>
+          <w:lang w:val="en-GB"/>
+        </w:rPr>
+        <w:t>edad</w:t>
+      </w:r>
+      <w:proofErr w:type="spellEnd"/>
+      <w:r>
+        <w:rPr>
+          <w:lang w:val="en-GB"/>
+        </w:rPr>
+        <w:t>=21 where id=12</w:t>
+      </w:r>
+    </w:p>
+    <w:p>
+      <w:pPr>
+        <w:rPr>
+          <w:lang w:val="en-GB"/>
+        </w:rPr>
+      </w:pPr>
+    </w:p>
+    <w:p>
+      <w:pPr>
+        <w:rPr>
+          <w:lang w:val="en-GB"/>
+        </w:rPr>
+      </w:pPr>
     </w:p>
     <w:p>
       <w:r>
@@ -2665,7 +3313,6 @@
         </w:numPr>
       </w:pPr>
       <w:r>
-        <w:lastRenderedPageBreak/>
         <w:t>Ventas cuyo total sea superior a la media de ventas.</w:t>
       </w:r>
     </w:p>
@@ -2766,8 +3413,16 @@
         <w:rPr>
           <w:lang w:val="en-GB"/>
         </w:rPr>
-        <w:t>WHERE id_cliente IN (SELECT id_cliente FROM ventas);</w:t>
-      </w:r>
+        <w:t>WHERE id_cliente IN (SELECT id_cliente FROM ventas</w:t>
+      </w:r>
+      <w:proofErr w:type="gramStart"/>
+      <w:r>
+        <w:rPr>
+          <w:lang w:val="en-GB"/>
+        </w:rPr>
+        <w:t>);</w:t>
+      </w:r>
+      <w:proofErr w:type="gramEnd"/>
     </w:p>
     <w:p>
       <w:pPr>
@@ -2825,8 +3480,16 @@
         <w:rPr>
           <w:lang w:val="en-GB"/>
         </w:rPr>
-        <w:t>WHERE id_cliente NOT IN (SELECT id_cliente FROM ventas);</w:t>
-      </w:r>
+        <w:t>WHERE id_cliente NOT IN (SELECT id_cliente FROM ventas</w:t>
+      </w:r>
+      <w:proofErr w:type="gramStart"/>
+      <w:r>
+        <w:rPr>
+          <w:lang w:val="en-GB"/>
+        </w:rPr>
+        <w:t>);</w:t>
+      </w:r>
+      <w:proofErr w:type="gramEnd"/>
     </w:p>
     <w:p>
       <w:pPr>
@@ -2884,8 +3547,16 @@
         <w:rPr>
           <w:lang w:val="en-GB"/>
         </w:rPr>
-        <w:t>WHERE id_producto IN (SELECT id_producto FROM detalle_venta);</w:t>
-      </w:r>
+        <w:t>WHERE id_producto IN (SELECT id_producto FROM detalle_venta</w:t>
+      </w:r>
+      <w:proofErr w:type="gramStart"/>
+      <w:r>
+        <w:rPr>
+          <w:lang w:val="en-GB"/>
+        </w:rPr>
+        <w:t>);</w:t>
+      </w:r>
+      <w:proofErr w:type="gramEnd"/>
     </w:p>
     <w:p>
       <w:pPr>
@@ -2917,6 +3588,7 @@
         <w:rPr>
           <w:lang w:val="en-GB"/>
         </w:rPr>
+        <w:lastRenderedPageBreak/>
         <w:t>SELECT *</w:t>
       </w:r>
     </w:p>
@@ -2943,8 +3615,16 @@
         <w:rPr>
           <w:lang w:val="en-GB"/>
         </w:rPr>
-        <w:t>WHERE id_producto NOT IN (SELECT id_producto FROM detalle_venta);</w:t>
-      </w:r>
+        <w:t>WHERE id_producto NOT IN (SELECT id_producto FROM detalle_venta</w:t>
+      </w:r>
+      <w:proofErr w:type="gramStart"/>
+      <w:r>
+        <w:rPr>
+          <w:lang w:val="en-GB"/>
+        </w:rPr>
+        <w:t>);</w:t>
+      </w:r>
+      <w:proofErr w:type="gramEnd"/>
     </w:p>
     <w:p>
       <w:pPr>
@@ -3002,8 +3682,30 @@
         <w:rPr>
           <w:lang w:val="en-GB"/>
         </w:rPr>
-        <w:t>WHERE precio &gt; (SELECT AVG(precio) FROM productos);</w:t>
-      </w:r>
+        <w:t xml:space="preserve">WHERE precio &gt; (SELECT </w:t>
+      </w:r>
+      <w:proofErr w:type="gramStart"/>
+      <w:r>
+        <w:rPr>
+          <w:lang w:val="en-GB"/>
+        </w:rPr>
+        <w:t>AVG(</w:t>
+      </w:r>
+      <w:proofErr w:type="gramEnd"/>
+      <w:r>
+        <w:rPr>
+          <w:lang w:val="en-GB"/>
+        </w:rPr>
+        <w:t>precio) FROM productos</w:t>
+      </w:r>
+      <w:proofErr w:type="gramStart"/>
+      <w:r>
+        <w:rPr>
+          <w:lang w:val="en-GB"/>
+        </w:rPr>
+        <w:t>);</w:t>
+      </w:r>
+      <w:proofErr w:type="gramEnd"/>
     </w:p>
     <w:p>
       <w:pPr>
@@ -3030,8 +3732,13 @@
         <w:t xml:space="preserve">, </w:t>
       </w:r>
       <w:proofErr w:type="spellStart"/>
-      <w:r>
-        <w:t>t.total_venta</w:t>
+      <w:proofErr w:type="gramStart"/>
+      <w:r>
+        <w:t>t.total</w:t>
+      </w:r>
+      <w:proofErr w:type="gramEnd"/>
+      <w:r>
+        <w:t>_venta</w:t>
       </w:r>
       <w:proofErr w:type="spellEnd"/>
     </w:p>
@@ -3050,7 +3757,15 @@
       </w:r>
       <w:proofErr w:type="spellEnd"/>
       <w:r>
-        <w:t xml:space="preserve">, SUM(cantidad * </w:t>
+        <w:t xml:space="preserve">, </w:t>
+      </w:r>
+      <w:proofErr w:type="gramStart"/>
+      <w:r>
+        <w:t>SUM(</w:t>
+      </w:r>
+      <w:proofErr w:type="gramEnd"/>
+      <w:r>
+        <w:t xml:space="preserve">cantidad * </w:t>
       </w:r>
       <w:proofErr w:type="spellStart"/>
       <w:r>
@@ -3105,8 +3820,13 @@
         <w:t xml:space="preserve">WHERE </w:t>
       </w:r>
       <w:proofErr w:type="spellStart"/>
-      <w:r>
-        <w:t>t.total_venta</w:t>
+      <w:proofErr w:type="gramStart"/>
+      <w:r>
+        <w:t>t.total</w:t>
+      </w:r>
+      <w:proofErr w:type="gramEnd"/>
+      <w:r>
+        <w:t>_venta</w:t>
       </w:r>
       <w:proofErr w:type="spellEnd"/>
       <w:r>
@@ -3118,8 +3838,13 @@
         <w:t xml:space="preserve">  SELECT AVG(</w:t>
       </w:r>
       <w:proofErr w:type="spellStart"/>
-      <w:r>
-        <w:t>x.total_venta</w:t>
+      <w:proofErr w:type="gramStart"/>
+      <w:r>
+        <w:t>x.total</w:t>
+      </w:r>
+      <w:proofErr w:type="gramEnd"/>
+      <w:r>
+        <w:t>_venta</w:t>
       </w:r>
       <w:proofErr w:type="spellEnd"/>
       <w:r>
@@ -3141,7 +3866,15 @@
       </w:r>
       <w:proofErr w:type="spellEnd"/>
       <w:r>
-        <w:t xml:space="preserve">, SUM(cantidad * </w:t>
+        <w:t xml:space="preserve">, </w:t>
+      </w:r>
+      <w:proofErr w:type="gramStart"/>
+      <w:r>
+        <w:t>SUM(</w:t>
+      </w:r>
+      <w:proofErr w:type="gramEnd"/>
+      <w:r>
+        <w:t xml:space="preserve">cantidad * </w:t>
       </w:r>
       <w:proofErr w:type="spellStart"/>
       <w:r>
@@ -3221,16 +3954,23 @@
         <w:t xml:space="preserve">, </w:t>
       </w:r>
       <w:proofErr w:type="spellStart"/>
+      <w:proofErr w:type="gramStart"/>
       <w:r>
         <w:t>c.nombre</w:t>
       </w:r>
       <w:proofErr w:type="spellEnd"/>
+      <w:proofErr w:type="gramEnd"/>
       <w:r>
         <w:t xml:space="preserve">, </w:t>
       </w:r>
       <w:proofErr w:type="spellStart"/>
-      <w:r>
-        <w:t>tot.gasto_total</w:t>
+      <w:proofErr w:type="gramStart"/>
+      <w:r>
+        <w:t>tot.gasto</w:t>
+      </w:r>
+      <w:proofErr w:type="gramEnd"/>
+      <w:r>
+        <w:t>_total</w:t>
       </w:r>
       <w:proofErr w:type="spellEnd"/>
     </w:p>
@@ -3241,6 +3981,7 @@
     </w:p>
     <w:p>
       <w:r>
+        <w:lastRenderedPageBreak/>
         <w:t>JOIN (</w:t>
       </w:r>
     </w:p>
@@ -3254,19 +3995,29 @@
       </w:r>
       <w:proofErr w:type="spellEnd"/>
       <w:r>
-        <w:t>, SUM(</w:t>
+        <w:t xml:space="preserve">, </w:t>
+      </w:r>
+      <w:proofErr w:type="gramStart"/>
+      <w:r>
+        <w:t>SUM(</w:t>
       </w:r>
       <w:proofErr w:type="spellStart"/>
       <w:r>
         <w:t>dv.cantidad</w:t>
       </w:r>
       <w:proofErr w:type="spellEnd"/>
+      <w:proofErr w:type="gramEnd"/>
       <w:r>
         <w:t xml:space="preserve"> * </w:t>
       </w:r>
       <w:proofErr w:type="spellStart"/>
-      <w:r>
-        <w:t>dv.precio_unitario</w:t>
+      <w:proofErr w:type="gramStart"/>
+      <w:r>
+        <w:t>dv.precio</w:t>
+      </w:r>
+      <w:proofErr w:type="gramEnd"/>
+      <w:r>
+        <w:t>_unitario</w:t>
       </w:r>
       <w:proofErr w:type="spellEnd"/>
       <w:r>
@@ -3343,20 +4094,48 @@
         <w:rPr>
           <w:lang w:val="en-GB"/>
         </w:rPr>
-        <w:t>) tot ON c.id_cliente = tot.id_cliente</w:t>
-      </w:r>
-    </w:p>
-    <w:p>
-      <w:pPr>
-        <w:rPr>
-          <w:lang w:val="en-GB"/>
-        </w:rPr>
-      </w:pPr>
-      <w:r>
-        <w:rPr>
-          <w:lang w:val="en-GB"/>
-        </w:rPr>
-        <w:t>ORDER BY tot.gasto_total DESC</w:t>
+        <w:t xml:space="preserve">) </w:t>
+      </w:r>
+      <w:proofErr w:type="gramStart"/>
+      <w:r>
+        <w:rPr>
+          <w:lang w:val="en-GB"/>
+        </w:rPr>
+        <w:t>tot</w:t>
+      </w:r>
+      <w:proofErr w:type="gramEnd"/>
+      <w:r>
+        <w:rPr>
+          <w:lang w:val="en-GB"/>
+        </w:rPr>
+        <w:t xml:space="preserve"> ON c.id_cliente = tot.id_cliente</w:t>
+      </w:r>
+    </w:p>
+    <w:p>
+      <w:pPr>
+        <w:rPr>
+          <w:lang w:val="en-GB"/>
+        </w:rPr>
+      </w:pPr>
+      <w:r>
+        <w:rPr>
+          <w:lang w:val="en-GB"/>
+        </w:rPr>
+        <w:t xml:space="preserve">ORDER BY </w:t>
+      </w:r>
+      <w:proofErr w:type="gramStart"/>
+      <w:r>
+        <w:rPr>
+          <w:lang w:val="en-GB"/>
+        </w:rPr>
+        <w:t>tot.gasto</w:t>
+      </w:r>
+      <w:proofErr w:type="gramEnd"/>
+      <w:r>
+        <w:rPr>
+          <w:lang w:val="en-GB"/>
+        </w:rPr>
+        <w:t>_total DESC</w:t>
       </w:r>
     </w:p>
     <w:p>
@@ -3372,8 +4151,13 @@
     </w:p>
     <w:p>
       <w:r>
-        <w:t>SELECT DISTINCT p2.nombre</w:t>
-      </w:r>
+        <w:t>SELECT DISTINCT p</w:t>
+      </w:r>
+      <w:proofErr w:type="gramStart"/>
+      <w:r>
+        <w:t>2.nombre</w:t>
+      </w:r>
+      <w:proofErr w:type="gramEnd"/>
     </w:p>
     <w:p>
       <w:r>
@@ -3452,7 +4236,21 @@
         <w:rPr>
           <w:lang w:val="en-GB"/>
         </w:rPr>
-        <w:t xml:space="preserve">  WHERE p.nombre = 'iPhone 13'</w:t>
+        <w:t xml:space="preserve">  WHERE </w:t>
+      </w:r>
+      <w:proofErr w:type="gramStart"/>
+      <w:r>
+        <w:rPr>
+          <w:lang w:val="en-GB"/>
+        </w:rPr>
+        <w:t>p.nombre</w:t>
+      </w:r>
+      <w:proofErr w:type="gramEnd"/>
+      <w:r>
+        <w:rPr>
+          <w:lang w:val="en-GB"/>
+        </w:rPr>
+        <w:t xml:space="preserve"> = 'iPhone 13'</w:t>
       </w:r>
     </w:p>
     <w:p>
@@ -3505,6 +4303,7 @@
     </w:p>
     <w:p>
       <w:r>
+        <w:lastRenderedPageBreak/>
         <w:t>SELECT nombre, ciudad FROM clientes WHERE ciudad = 'Málaga';</w:t>
       </w:r>
     </w:p>
@@ -3515,135 +4314,335 @@
       </w:r>
     </w:p>
     <w:p>
-      <w:r>
-        <w:t>SELECT * FROM productos WHERE precio &gt; 300 ORDER BY precio DESC;</w:t>
+      <w:pPr>
+        <w:rPr>
+          <w:lang w:val="en-GB"/>
+        </w:rPr>
+      </w:pPr>
+      <w:r>
+        <w:rPr>
+          <w:lang w:val="en-GB"/>
+        </w:rPr>
+        <w:t xml:space="preserve">SELECT * FROM </w:t>
+      </w:r>
+      <w:proofErr w:type="spellStart"/>
+      <w:r>
+        <w:rPr>
+          <w:lang w:val="en-GB"/>
+        </w:rPr>
+        <w:t>productos</w:t>
+      </w:r>
+      <w:proofErr w:type="spellEnd"/>
+      <w:r>
+        <w:rPr>
+          <w:lang w:val="en-GB"/>
+        </w:rPr>
+        <w:t xml:space="preserve"> WHERE </w:t>
+      </w:r>
+      <w:proofErr w:type="spellStart"/>
+      <w:r>
+        <w:rPr>
+          <w:lang w:val="en-GB"/>
+        </w:rPr>
+        <w:t>precio</w:t>
+      </w:r>
+      <w:proofErr w:type="spellEnd"/>
+      <w:r>
+        <w:rPr>
+          <w:lang w:val="en-GB"/>
+        </w:rPr>
+        <w:t xml:space="preserve"> &gt; 300 ORDER BY </w:t>
+      </w:r>
+      <w:proofErr w:type="spellStart"/>
+      <w:r>
+        <w:rPr>
+          <w:lang w:val="en-GB"/>
+        </w:rPr>
+        <w:t>precio</w:t>
+      </w:r>
+      <w:proofErr w:type="spellEnd"/>
+      <w:r>
+        <w:rPr>
+          <w:lang w:val="en-GB"/>
+        </w:rPr>
+        <w:t xml:space="preserve"> </w:t>
+      </w:r>
+      <w:proofErr w:type="gramStart"/>
+      <w:r>
+        <w:rPr>
+          <w:lang w:val="en-GB"/>
+        </w:rPr>
+        <w:t>DESC;</w:t>
+      </w:r>
+      <w:proofErr w:type="gramEnd"/>
+    </w:p>
+    <w:p>
+      <w:pPr>
+        <w:rPr>
+          <w:lang w:val="en-GB"/>
+        </w:rPr>
+      </w:pPr>
+    </w:p>
+    <w:p>
+      <w:r>
+        <w:t>-- 4. Los 3 productos más baratos</w:t>
+      </w:r>
+    </w:p>
+    <w:p>
+      <w:r>
+        <w:t>SELECT * FROM productos ORDER BY precio ASC LIMIT 3;</w:t>
       </w:r>
     </w:p>
     <w:p/>
     <w:p>
       <w:r>
-        <w:t>-- 4. Los 3 productos más baratos</w:t>
-      </w:r>
-    </w:p>
-    <w:p>
-      <w:r>
-        <w:t>SELECT * FROM productos ORDER BY precio ASC LIMIT 3;</w:t>
+        <w:t>-- 5. Cantidad de productos por categoría</w:t>
+      </w:r>
+    </w:p>
+    <w:p>
+      <w:r>
+        <w:t xml:space="preserve">SELECT </w:t>
+      </w:r>
+      <w:proofErr w:type="spellStart"/>
+      <w:proofErr w:type="gramStart"/>
+      <w:r>
+        <w:t>c.nombre</w:t>
+      </w:r>
+      <w:proofErr w:type="spellEnd"/>
+      <w:proofErr w:type="gramEnd"/>
+      <w:r>
+        <w:t xml:space="preserve">, </w:t>
+      </w:r>
+      <w:proofErr w:type="gramStart"/>
+      <w:r>
+        <w:t>COUNT(</w:t>
+      </w:r>
+      <w:proofErr w:type="gramEnd"/>
+      <w:r>
+        <w:t xml:space="preserve">*) AS </w:t>
+      </w:r>
+      <w:proofErr w:type="spellStart"/>
+      <w:r>
+        <w:t>num_productos</w:t>
+      </w:r>
+      <w:proofErr w:type="spellEnd"/>
+    </w:p>
+    <w:p>
+      <w:pPr>
+        <w:rPr>
+          <w:lang w:val="en-GB"/>
+        </w:rPr>
+      </w:pPr>
+      <w:r>
+        <w:rPr>
+          <w:lang w:val="en-GB"/>
+        </w:rPr>
+        <w:t xml:space="preserve">FROM </w:t>
+      </w:r>
+      <w:proofErr w:type="spellStart"/>
+      <w:r>
+        <w:rPr>
+          <w:lang w:val="en-GB"/>
+        </w:rPr>
+        <w:t>categorias</w:t>
+      </w:r>
+      <w:proofErr w:type="spellEnd"/>
+      <w:r>
+        <w:rPr>
+          <w:lang w:val="en-GB"/>
+        </w:rPr>
+        <w:t xml:space="preserve"> c</w:t>
+      </w:r>
+    </w:p>
+    <w:p>
+      <w:pPr>
+        <w:rPr>
+          <w:lang w:val="en-GB"/>
+        </w:rPr>
+      </w:pPr>
+      <w:r>
+        <w:rPr>
+          <w:lang w:val="en-GB"/>
+        </w:rPr>
+        <w:t xml:space="preserve">JOIN </w:t>
+      </w:r>
+      <w:proofErr w:type="spellStart"/>
+      <w:r>
+        <w:rPr>
+          <w:lang w:val="en-GB"/>
+        </w:rPr>
+        <w:t>productos</w:t>
+      </w:r>
+      <w:proofErr w:type="spellEnd"/>
+      <w:r>
+        <w:rPr>
+          <w:lang w:val="en-GB"/>
+        </w:rPr>
+        <w:t xml:space="preserve"> p ON </w:t>
+      </w:r>
+      <w:proofErr w:type="spellStart"/>
+      <w:r>
+        <w:rPr>
+          <w:lang w:val="en-GB"/>
+        </w:rPr>
+        <w:t>c.id_categoria</w:t>
+      </w:r>
+      <w:proofErr w:type="spellEnd"/>
+      <w:r>
+        <w:rPr>
+          <w:lang w:val="en-GB"/>
+        </w:rPr>
+        <w:t xml:space="preserve"> = </w:t>
+      </w:r>
+      <w:proofErr w:type="spellStart"/>
+      <w:r>
+        <w:rPr>
+          <w:lang w:val="en-GB"/>
+        </w:rPr>
+        <w:t>p.id_categoria</w:t>
+      </w:r>
+      <w:proofErr w:type="spellEnd"/>
+    </w:p>
+    <w:p>
+      <w:r>
+        <w:t xml:space="preserve">GROUP BY </w:t>
+      </w:r>
+      <w:proofErr w:type="spellStart"/>
+      <w:proofErr w:type="gramStart"/>
+      <w:r>
+        <w:t>c.nombre</w:t>
+      </w:r>
+      <w:proofErr w:type="spellEnd"/>
+      <w:proofErr w:type="gramEnd"/>
+      <w:r>
+        <w:t>;</w:t>
       </w:r>
     </w:p>
     <w:p/>
     <w:p>
       <w:r>
-        <w:lastRenderedPageBreak/>
-        <w:t>-- 5. Cantidad de productos por categoría</w:t>
-      </w:r>
-    </w:p>
-    <w:p>
-      <w:r>
+        <w:t>-- 6. Stock total de todos los productos</w:t>
+      </w:r>
+    </w:p>
+    <w:p>
+      <w:pPr>
+        <w:rPr>
+          <w:lang w:val="en-GB"/>
+        </w:rPr>
+      </w:pPr>
+      <w:r>
+        <w:rPr>
+          <w:lang w:val="en-GB"/>
+        </w:rPr>
         <w:t xml:space="preserve">SELECT </w:t>
       </w:r>
-      <w:proofErr w:type="spellStart"/>
-      <w:r>
-        <w:t>c.nombre</w:t>
-      </w:r>
-      <w:proofErr w:type="spellEnd"/>
-      <w:r>
-        <w:t xml:space="preserve">, COUNT(*) AS </w:t>
-      </w:r>
-      <w:proofErr w:type="spellStart"/>
-      <w:r>
-        <w:t>num_productos</w:t>
-      </w:r>
-      <w:proofErr w:type="spellEnd"/>
-    </w:p>
-    <w:p>
-      <w:r>
-        <w:t xml:space="preserve">FROM </w:t>
-      </w:r>
-      <w:proofErr w:type="spellStart"/>
-      <w:r>
-        <w:t>categorias</w:t>
-      </w:r>
-      <w:proofErr w:type="spellEnd"/>
-      <w:r>
-        <w:t xml:space="preserve"> c</w:t>
-      </w:r>
-    </w:p>
-    <w:p>
-      <w:r>
-        <w:t xml:space="preserve">JOIN productos p ON </w:t>
-      </w:r>
-      <w:proofErr w:type="spellStart"/>
-      <w:r>
-        <w:t>c.id_categoria</w:t>
-      </w:r>
-      <w:proofErr w:type="spellEnd"/>
-      <w:r>
-        <w:t xml:space="preserve"> = </w:t>
-      </w:r>
-      <w:proofErr w:type="spellStart"/>
-      <w:r>
-        <w:t>p.id_categoria</w:t>
-      </w:r>
-      <w:proofErr w:type="spellEnd"/>
-    </w:p>
-    <w:p>
-      <w:r>
-        <w:t xml:space="preserve">GROUP BY </w:t>
-      </w:r>
-      <w:proofErr w:type="spellStart"/>
-      <w:r>
-        <w:t>c.nombre</w:t>
-      </w:r>
-      <w:proofErr w:type="spellEnd"/>
-      <w:r>
+      <w:proofErr w:type="gramStart"/>
+      <w:r>
+        <w:rPr>
+          <w:lang w:val="en-GB"/>
+        </w:rPr>
+        <w:t>SUM(</w:t>
+      </w:r>
+      <w:proofErr w:type="gramEnd"/>
+      <w:r>
+        <w:rPr>
+          <w:lang w:val="en-GB"/>
+        </w:rPr>
+        <w:t xml:space="preserve">stock) AS </w:t>
+      </w:r>
+      <w:proofErr w:type="spellStart"/>
+      <w:r>
+        <w:rPr>
+          <w:lang w:val="en-GB"/>
+        </w:rPr>
+        <w:t>stock_total</w:t>
+      </w:r>
+      <w:proofErr w:type="spellEnd"/>
+      <w:r>
+        <w:rPr>
+          <w:lang w:val="en-GB"/>
+        </w:rPr>
+        <w:t xml:space="preserve"> FROM </w:t>
+      </w:r>
+      <w:proofErr w:type="spellStart"/>
+      <w:proofErr w:type="gramStart"/>
+      <w:r>
+        <w:rPr>
+          <w:lang w:val="en-GB"/>
+        </w:rPr>
+        <w:t>productos</w:t>
+      </w:r>
+      <w:proofErr w:type="spellEnd"/>
+      <w:r>
+        <w:rPr>
+          <w:lang w:val="en-GB"/>
+        </w:rPr>
         <w:t>;</w:t>
       </w:r>
+      <w:proofErr w:type="gramEnd"/>
+    </w:p>
+    <w:p>
+      <w:pPr>
+        <w:rPr>
+          <w:lang w:val="en-GB"/>
+        </w:rPr>
+      </w:pPr>
+    </w:p>
+    <w:p>
+      <w:r>
+        <w:t>-- 7. Productos que contengan “USB”</w:t>
+      </w:r>
+    </w:p>
+    <w:p>
+      <w:r>
+        <w:t>SELECT * FROM productos WHERE nombre LIKE '%USB%';</w:t>
+      </w:r>
     </w:p>
     <w:p/>
     <w:p>
       <w:r>
-        <w:t>-- 6. Stock total de todos los productos</w:t>
-      </w:r>
-    </w:p>
-    <w:p>
-      <w:r>
-        <w:t xml:space="preserve">SELECT SUM(stock) AS </w:t>
-      </w:r>
-      <w:proofErr w:type="spellStart"/>
-      <w:r>
-        <w:t>stock_total</w:t>
-      </w:r>
-      <w:proofErr w:type="spellEnd"/>
-      <w:r>
-        <w:t xml:space="preserve"> FROM productos;</w:t>
-      </w:r>
-    </w:p>
-    <w:p/>
-    <w:p>
-      <w:r>
-        <w:t>-- 7. Productos que contengan “USB”</w:t>
-      </w:r>
-    </w:p>
-    <w:p>
-      <w:r>
-        <w:t>SELECT * FROM productos WHERE nombre LIKE '%USB%';</w:t>
-      </w:r>
-    </w:p>
-    <w:p/>
-    <w:p>
-      <w:r>
         <w:t>-- 8. Clientes con email NULL</w:t>
       </w:r>
     </w:p>
     <w:p>
-      <w:r>
-        <w:t>SELECT * FROM clientes WHERE email IS NULL;</w:t>
-      </w:r>
+      <w:pPr>
+        <w:rPr>
+          <w:lang w:val="en-GB"/>
+        </w:rPr>
+      </w:pPr>
+      <w:r>
+        <w:rPr>
+          <w:lang w:val="en-GB"/>
+        </w:rPr>
+        <w:t xml:space="preserve">SELECT * FROM </w:t>
+      </w:r>
+      <w:proofErr w:type="spellStart"/>
+      <w:r>
+        <w:rPr>
+          <w:lang w:val="en-GB"/>
+        </w:rPr>
+        <w:t>clientes</w:t>
+      </w:r>
+      <w:proofErr w:type="spellEnd"/>
+      <w:r>
+        <w:rPr>
+          <w:lang w:val="en-GB"/>
+        </w:rPr>
+        <w:t xml:space="preserve"> WHERE email IS </w:t>
+      </w:r>
+      <w:proofErr w:type="gramStart"/>
+      <w:r>
+        <w:rPr>
+          <w:lang w:val="en-GB"/>
+        </w:rPr>
+        <w:t>NULL;</w:t>
+      </w:r>
+      <w:proofErr w:type="gramEnd"/>
     </w:p>
     <w:p>
       <w:r>
         <w:pict w14:anchorId="77A892DB">
-          <v:rect id="_x0000_i1041" style="width:0;height:1.5pt" o:hralign="center" o:hrstd="t" o:hr="t" fillcolor="#a0a0a0" stroked="f"/>
+          <v:rect id="_x0000_i1029" style="width:0;height:1.5pt" o:hralign="center" o:hrstd="t" o:hr="t" fillcolor="#a0a0a0" stroked="f"/>
         </w:pict>
       </w:r>
     </w:p>
@@ -3693,24 +4692,1131 @@
         <w:t xml:space="preserve">, </w:t>
       </w:r>
       <w:proofErr w:type="spellStart"/>
+      <w:proofErr w:type="gramStart"/>
       <w:r>
         <w:t>v.fecha</w:t>
       </w:r>
       <w:proofErr w:type="spellEnd"/>
+      <w:proofErr w:type="gramEnd"/>
       <w:r>
         <w:t xml:space="preserve">, </w:t>
       </w:r>
       <w:proofErr w:type="spellStart"/>
+      <w:proofErr w:type="gramStart"/>
       <w:r>
         <w:t>c.nombre</w:t>
       </w:r>
       <w:proofErr w:type="spellEnd"/>
+      <w:proofErr w:type="gramEnd"/>
       <w:r>
         <w:t xml:space="preserve"> AS cliente, </w:t>
       </w:r>
       <w:proofErr w:type="spellStart"/>
-      <w:r>
-        <w:t>v.metodo_pago</w:t>
+      <w:proofErr w:type="gramStart"/>
+      <w:r>
+        <w:t>v.metodo</w:t>
+      </w:r>
+      <w:proofErr w:type="gramEnd"/>
+      <w:r>
+        <w:t>_pago</w:t>
+      </w:r>
+      <w:proofErr w:type="spellEnd"/>
+    </w:p>
+    <w:p>
+      <w:pPr>
+        <w:rPr>
+          <w:lang w:val="en-GB"/>
+        </w:rPr>
+      </w:pPr>
+      <w:r>
+        <w:rPr>
+          <w:lang w:val="en-GB"/>
+        </w:rPr>
+        <w:t xml:space="preserve">FROM </w:t>
+      </w:r>
+      <w:proofErr w:type="spellStart"/>
+      <w:r>
+        <w:rPr>
+          <w:lang w:val="en-GB"/>
+        </w:rPr>
+        <w:t>ventas</w:t>
+      </w:r>
+      <w:proofErr w:type="spellEnd"/>
+      <w:r>
+        <w:rPr>
+          <w:lang w:val="en-GB"/>
+        </w:rPr>
+        <w:t xml:space="preserve"> v</w:t>
+      </w:r>
+    </w:p>
+    <w:p>
+      <w:pPr>
+        <w:rPr>
+          <w:lang w:val="en-GB"/>
+        </w:rPr>
+      </w:pPr>
+      <w:r>
+        <w:rPr>
+          <w:lang w:val="en-GB"/>
+        </w:rPr>
+        <w:lastRenderedPageBreak/>
+        <w:t xml:space="preserve">JOIN </w:t>
+      </w:r>
+      <w:proofErr w:type="spellStart"/>
+      <w:r>
+        <w:rPr>
+          <w:lang w:val="en-GB"/>
+        </w:rPr>
+        <w:t>clientes</w:t>
+      </w:r>
+      <w:proofErr w:type="spellEnd"/>
+      <w:r>
+        <w:rPr>
+          <w:lang w:val="en-GB"/>
+        </w:rPr>
+        <w:t xml:space="preserve"> c ON </w:t>
+      </w:r>
+      <w:proofErr w:type="spellStart"/>
+      <w:r>
+        <w:rPr>
+          <w:lang w:val="en-GB"/>
+        </w:rPr>
+        <w:t>v.id_cliente</w:t>
+      </w:r>
+      <w:proofErr w:type="spellEnd"/>
+      <w:r>
+        <w:rPr>
+          <w:lang w:val="en-GB"/>
+        </w:rPr>
+        <w:t xml:space="preserve"> = </w:t>
+      </w:r>
+      <w:proofErr w:type="spellStart"/>
+      <w:r>
+        <w:rPr>
+          <w:lang w:val="en-GB"/>
+        </w:rPr>
+        <w:t>c.id_</w:t>
+      </w:r>
+      <w:proofErr w:type="gramStart"/>
+      <w:r>
+        <w:rPr>
+          <w:lang w:val="en-GB"/>
+        </w:rPr>
+        <w:t>cliente</w:t>
+      </w:r>
+      <w:proofErr w:type="spellEnd"/>
+      <w:r>
+        <w:rPr>
+          <w:lang w:val="en-GB"/>
+        </w:rPr>
+        <w:t>;</w:t>
+      </w:r>
+      <w:proofErr w:type="gramEnd"/>
+    </w:p>
+    <w:p>
+      <w:pPr>
+        <w:rPr>
+          <w:lang w:val="en-GB"/>
+        </w:rPr>
+      </w:pPr>
+    </w:p>
+    <w:p>
+      <w:r>
+        <w:t>-- 10. Detalle de venta: id, producto, cantidad y precio</w:t>
+      </w:r>
+    </w:p>
+    <w:p>
+      <w:r>
+        <w:t xml:space="preserve">SELECT </w:t>
+      </w:r>
+      <w:proofErr w:type="spellStart"/>
+      <w:r>
+        <w:t>dv.id_venta</w:t>
+      </w:r>
+      <w:proofErr w:type="spellEnd"/>
+      <w:r>
+        <w:t xml:space="preserve">, </w:t>
+      </w:r>
+      <w:proofErr w:type="spellStart"/>
+      <w:proofErr w:type="gramStart"/>
+      <w:r>
+        <w:t>p.nombre</w:t>
+      </w:r>
+      <w:proofErr w:type="spellEnd"/>
+      <w:proofErr w:type="gramEnd"/>
+      <w:r>
+        <w:t xml:space="preserve"> AS producto, </w:t>
+      </w:r>
+      <w:proofErr w:type="spellStart"/>
+      <w:proofErr w:type="gramStart"/>
+      <w:r>
+        <w:t>dv.cantidad</w:t>
+      </w:r>
+      <w:proofErr w:type="spellEnd"/>
+      <w:proofErr w:type="gramEnd"/>
+      <w:r>
+        <w:t xml:space="preserve">, </w:t>
+      </w:r>
+      <w:proofErr w:type="spellStart"/>
+      <w:proofErr w:type="gramStart"/>
+      <w:r>
+        <w:t>dv.precio</w:t>
+      </w:r>
+      <w:proofErr w:type="gramEnd"/>
+      <w:r>
+        <w:t>_unitario</w:t>
+      </w:r>
+      <w:proofErr w:type="spellEnd"/>
+    </w:p>
+    <w:p>
+      <w:r>
+        <w:t xml:space="preserve">FROM </w:t>
+      </w:r>
+      <w:proofErr w:type="spellStart"/>
+      <w:r>
+        <w:t>detalle_venta</w:t>
+      </w:r>
+      <w:proofErr w:type="spellEnd"/>
+      <w:r>
+        <w:t xml:space="preserve"> </w:t>
+      </w:r>
+      <w:proofErr w:type="spellStart"/>
+      <w:r>
+        <w:t>dv</w:t>
+      </w:r>
+      <w:proofErr w:type="spellEnd"/>
+    </w:p>
+    <w:p>
+      <w:r>
+        <w:t xml:space="preserve">JOIN productos p ON </w:t>
+      </w:r>
+      <w:proofErr w:type="spellStart"/>
+      <w:r>
+        <w:t>dv.id_producto</w:t>
+      </w:r>
+      <w:proofErr w:type="spellEnd"/>
+      <w:r>
+        <w:t xml:space="preserve"> = </w:t>
+      </w:r>
+      <w:proofErr w:type="spellStart"/>
+      <w:r>
+        <w:t>p.id_producto</w:t>
+      </w:r>
+      <w:proofErr w:type="spellEnd"/>
+      <w:r>
+        <w:t>;</w:t>
+      </w:r>
+    </w:p>
+    <w:p/>
+    <w:p>
+      <w:r>
+        <w:t>-- 11. Importe por línea (subtotal)</w:t>
+      </w:r>
+    </w:p>
+    <w:p>
+      <w:r>
+        <w:t xml:space="preserve">SELECT </w:t>
+      </w:r>
+      <w:proofErr w:type="spellStart"/>
+      <w:r>
+        <w:t>dv.id_venta</w:t>
+      </w:r>
+      <w:proofErr w:type="spellEnd"/>
+      <w:r>
+        <w:t xml:space="preserve">, </w:t>
+      </w:r>
+      <w:proofErr w:type="spellStart"/>
+      <w:proofErr w:type="gramStart"/>
+      <w:r>
+        <w:t>p.nombre</w:t>
+      </w:r>
+      <w:proofErr w:type="spellEnd"/>
+      <w:proofErr w:type="gramEnd"/>
+      <w:r>
+        <w:t xml:space="preserve"> AS producto, </w:t>
+      </w:r>
+      <w:proofErr w:type="spellStart"/>
+      <w:proofErr w:type="gramStart"/>
+      <w:r>
+        <w:t>dv.cantidad</w:t>
+      </w:r>
+      <w:proofErr w:type="spellEnd"/>
+      <w:proofErr w:type="gramEnd"/>
+      <w:r>
+        <w:t xml:space="preserve">, </w:t>
+      </w:r>
+      <w:proofErr w:type="spellStart"/>
+      <w:proofErr w:type="gramStart"/>
+      <w:r>
+        <w:t>dv.precio</w:t>
+      </w:r>
+      <w:proofErr w:type="gramEnd"/>
+      <w:r>
+        <w:t>_unitario</w:t>
+      </w:r>
+      <w:proofErr w:type="spellEnd"/>
+      <w:r>
+        <w:t>,</w:t>
+      </w:r>
+    </w:p>
+    <w:p>
+      <w:r>
+        <w:t xml:space="preserve">       </w:t>
+      </w:r>
+      <w:proofErr w:type="spellStart"/>
+      <w:r>
+        <w:t>dv.cantidad</w:t>
+      </w:r>
+      <w:proofErr w:type="spellEnd"/>
+      <w:r>
+        <w:t xml:space="preserve"> * </w:t>
+      </w:r>
+      <w:proofErr w:type="spellStart"/>
+      <w:proofErr w:type="gramStart"/>
+      <w:r>
+        <w:t>dv.precio</w:t>
+      </w:r>
+      <w:proofErr w:type="gramEnd"/>
+      <w:r>
+        <w:t>_unitario</w:t>
+      </w:r>
+      <w:proofErr w:type="spellEnd"/>
+      <w:r>
+        <w:t xml:space="preserve"> AS </w:t>
+      </w:r>
+      <w:proofErr w:type="spellStart"/>
+      <w:r>
+        <w:t>importe_linea</w:t>
+      </w:r>
+      <w:proofErr w:type="spellEnd"/>
+    </w:p>
+    <w:p>
+      <w:r>
+        <w:t xml:space="preserve">FROM </w:t>
+      </w:r>
+      <w:proofErr w:type="spellStart"/>
+      <w:r>
+        <w:t>detalle_venta</w:t>
+      </w:r>
+      <w:proofErr w:type="spellEnd"/>
+      <w:r>
+        <w:t xml:space="preserve"> </w:t>
+      </w:r>
+      <w:proofErr w:type="spellStart"/>
+      <w:r>
+        <w:t>dv</w:t>
+      </w:r>
+      <w:proofErr w:type="spellEnd"/>
+    </w:p>
+    <w:p>
+      <w:r>
+        <w:t xml:space="preserve">JOIN productos p ON </w:t>
+      </w:r>
+      <w:proofErr w:type="spellStart"/>
+      <w:r>
+        <w:t>dv.id_producto</w:t>
+      </w:r>
+      <w:proofErr w:type="spellEnd"/>
+      <w:r>
+        <w:t xml:space="preserve"> = </w:t>
+      </w:r>
+      <w:proofErr w:type="spellStart"/>
+      <w:r>
+        <w:t>p.id_producto</w:t>
+      </w:r>
+      <w:proofErr w:type="spellEnd"/>
+      <w:r>
+        <w:t>;</w:t>
+      </w:r>
+    </w:p>
+    <w:p/>
+    <w:p>
+      <w:r>
+        <w:t xml:space="preserve">-- 12. </w:t>
+      </w:r>
+      <w:proofErr w:type="gramStart"/>
+      <w:r>
+        <w:t>Total</w:t>
+      </w:r>
+      <w:proofErr w:type="gramEnd"/>
+      <w:r>
+        <w:t xml:space="preserve"> de cada venta</w:t>
+      </w:r>
+    </w:p>
+    <w:p>
+      <w:r>
+        <w:t xml:space="preserve">SELECT </w:t>
+      </w:r>
+      <w:proofErr w:type="spellStart"/>
+      <w:r>
+        <w:t>dv.id_venta</w:t>
+      </w:r>
+      <w:proofErr w:type="spellEnd"/>
+      <w:r>
+        <w:t xml:space="preserve">, </w:t>
+      </w:r>
+      <w:proofErr w:type="gramStart"/>
+      <w:r>
+        <w:t>SUM(</w:t>
+      </w:r>
+      <w:proofErr w:type="spellStart"/>
+      <w:r>
+        <w:t>dv.cantidad</w:t>
+      </w:r>
+      <w:proofErr w:type="spellEnd"/>
+      <w:proofErr w:type="gramEnd"/>
+      <w:r>
+        <w:t xml:space="preserve"> * </w:t>
+      </w:r>
+      <w:proofErr w:type="spellStart"/>
+      <w:proofErr w:type="gramStart"/>
+      <w:r>
+        <w:t>dv.precio</w:t>
+      </w:r>
+      <w:proofErr w:type="gramEnd"/>
+      <w:r>
+        <w:t>_unitario</w:t>
+      </w:r>
+      <w:proofErr w:type="spellEnd"/>
+      <w:r>
+        <w:t xml:space="preserve">) AS </w:t>
+      </w:r>
+      <w:proofErr w:type="spellStart"/>
+      <w:r>
+        <w:t>total_venta</w:t>
+      </w:r>
+      <w:proofErr w:type="spellEnd"/>
+    </w:p>
+    <w:p>
+      <w:pPr>
+        <w:rPr>
+          <w:lang w:val="en-GB"/>
+        </w:rPr>
+      </w:pPr>
+      <w:r>
+        <w:rPr>
+          <w:lang w:val="en-GB"/>
+        </w:rPr>
+        <w:t xml:space="preserve">FROM </w:t>
+      </w:r>
+      <w:proofErr w:type="spellStart"/>
+      <w:r>
+        <w:rPr>
+          <w:lang w:val="en-GB"/>
+        </w:rPr>
+        <w:t>detalle_venta</w:t>
+      </w:r>
+      <w:proofErr w:type="spellEnd"/>
+      <w:r>
+        <w:rPr>
+          <w:lang w:val="en-GB"/>
+        </w:rPr>
+        <w:t xml:space="preserve"> dv</w:t>
+      </w:r>
+    </w:p>
+    <w:p>
+      <w:pPr>
+        <w:rPr>
+          <w:lang w:val="en-GB"/>
+        </w:rPr>
+      </w:pPr>
+      <w:r>
+        <w:rPr>
+          <w:lang w:val="en-GB"/>
+        </w:rPr>
+        <w:t xml:space="preserve">GROUP BY </w:t>
+      </w:r>
+      <w:proofErr w:type="spellStart"/>
+      <w:r>
+        <w:rPr>
+          <w:lang w:val="en-GB"/>
+        </w:rPr>
+        <w:t>dv.id_</w:t>
+      </w:r>
+      <w:proofErr w:type="gramStart"/>
+      <w:r>
+        <w:rPr>
+          <w:lang w:val="en-GB"/>
+        </w:rPr>
+        <w:t>venta</w:t>
+      </w:r>
+      <w:proofErr w:type="spellEnd"/>
+      <w:r>
+        <w:rPr>
+          <w:lang w:val="en-GB"/>
+        </w:rPr>
+        <w:t>;</w:t>
+      </w:r>
+      <w:proofErr w:type="gramEnd"/>
+    </w:p>
+    <w:p>
+      <w:pPr>
+        <w:rPr>
+          <w:lang w:val="en-GB"/>
+        </w:rPr>
+      </w:pPr>
+    </w:p>
+    <w:p>
+      <w:r>
+        <w:t xml:space="preserve">-- 13. </w:t>
+      </w:r>
+      <w:proofErr w:type="gramStart"/>
+      <w:r>
+        <w:t>Total</w:t>
+      </w:r>
+      <w:proofErr w:type="gramEnd"/>
+      <w:r>
+        <w:t xml:space="preserve"> gastado por cada cliente</w:t>
+      </w:r>
+    </w:p>
+    <w:p>
+      <w:r>
+        <w:t xml:space="preserve">SELECT </w:t>
+      </w:r>
+      <w:proofErr w:type="spellStart"/>
+      <w:r>
+        <w:t>c.id_cliente</w:t>
+      </w:r>
+      <w:proofErr w:type="spellEnd"/>
+      <w:r>
+        <w:t xml:space="preserve">, </w:t>
+      </w:r>
+      <w:proofErr w:type="spellStart"/>
+      <w:proofErr w:type="gramStart"/>
+      <w:r>
+        <w:t>c.nombre</w:t>
+      </w:r>
+      <w:proofErr w:type="spellEnd"/>
+      <w:proofErr w:type="gramEnd"/>
+      <w:r>
+        <w:t xml:space="preserve">, </w:t>
+      </w:r>
+      <w:proofErr w:type="gramStart"/>
+      <w:r>
+        <w:t>SUM(</w:t>
+      </w:r>
+      <w:proofErr w:type="spellStart"/>
+      <w:r>
+        <w:t>dv.cantidad</w:t>
+      </w:r>
+      <w:proofErr w:type="spellEnd"/>
+      <w:proofErr w:type="gramEnd"/>
+      <w:r>
+        <w:t xml:space="preserve"> * </w:t>
+      </w:r>
+      <w:proofErr w:type="spellStart"/>
+      <w:proofErr w:type="gramStart"/>
+      <w:r>
+        <w:t>dv.precio</w:t>
+      </w:r>
+      <w:proofErr w:type="gramEnd"/>
+      <w:r>
+        <w:t>_unitario</w:t>
+      </w:r>
+      <w:proofErr w:type="spellEnd"/>
+      <w:r>
+        <w:t xml:space="preserve">) AS </w:t>
+      </w:r>
+      <w:proofErr w:type="spellStart"/>
+      <w:r>
+        <w:t>gasto_total</w:t>
+      </w:r>
+      <w:proofErr w:type="spellEnd"/>
+    </w:p>
+    <w:p>
+      <w:pPr>
+        <w:rPr>
+          <w:lang w:val="en-GB"/>
+        </w:rPr>
+      </w:pPr>
+      <w:r>
+        <w:rPr>
+          <w:lang w:val="en-GB"/>
+        </w:rPr>
+        <w:t xml:space="preserve">FROM </w:t>
+      </w:r>
+      <w:proofErr w:type="spellStart"/>
+      <w:r>
+        <w:rPr>
+          <w:lang w:val="en-GB"/>
+        </w:rPr>
+        <w:t>clientes</w:t>
+      </w:r>
+      <w:proofErr w:type="spellEnd"/>
+      <w:r>
+        <w:rPr>
+          <w:lang w:val="en-GB"/>
+        </w:rPr>
+        <w:t xml:space="preserve"> c</w:t>
+      </w:r>
+    </w:p>
+    <w:p>
+      <w:pPr>
+        <w:rPr>
+          <w:lang w:val="en-GB"/>
+        </w:rPr>
+      </w:pPr>
+      <w:r>
+        <w:rPr>
+          <w:lang w:val="en-GB"/>
+        </w:rPr>
+        <w:t xml:space="preserve">JOIN </w:t>
+      </w:r>
+      <w:proofErr w:type="spellStart"/>
+      <w:r>
+        <w:rPr>
+          <w:lang w:val="en-GB"/>
+        </w:rPr>
+        <w:t>ventas</w:t>
+      </w:r>
+      <w:proofErr w:type="spellEnd"/>
+      <w:r>
+        <w:rPr>
+          <w:lang w:val="en-GB"/>
+        </w:rPr>
+        <w:t xml:space="preserve"> v ON </w:t>
+      </w:r>
+      <w:proofErr w:type="spellStart"/>
+      <w:r>
+        <w:rPr>
+          <w:lang w:val="en-GB"/>
+        </w:rPr>
+        <w:t>c.id_cliente</w:t>
+      </w:r>
+      <w:proofErr w:type="spellEnd"/>
+      <w:r>
+        <w:rPr>
+          <w:lang w:val="en-GB"/>
+        </w:rPr>
+        <w:t xml:space="preserve"> = </w:t>
+      </w:r>
+      <w:proofErr w:type="spellStart"/>
+      <w:r>
+        <w:rPr>
+          <w:lang w:val="en-GB"/>
+        </w:rPr>
+        <w:t>v.id_cliente</w:t>
+      </w:r>
+      <w:proofErr w:type="spellEnd"/>
+    </w:p>
+    <w:p>
+      <w:r>
+        <w:t xml:space="preserve">JOIN </w:t>
+      </w:r>
+      <w:proofErr w:type="spellStart"/>
+      <w:r>
+        <w:t>detalle_venta</w:t>
+      </w:r>
+      <w:proofErr w:type="spellEnd"/>
+      <w:r>
+        <w:t xml:space="preserve"> </w:t>
+      </w:r>
+      <w:proofErr w:type="spellStart"/>
+      <w:r>
+        <w:t>dv</w:t>
+      </w:r>
+      <w:proofErr w:type="spellEnd"/>
+      <w:r>
+        <w:t xml:space="preserve"> ON </w:t>
+      </w:r>
+      <w:proofErr w:type="spellStart"/>
+      <w:r>
+        <w:t>v.id_venta</w:t>
+      </w:r>
+      <w:proofErr w:type="spellEnd"/>
+      <w:r>
+        <w:t xml:space="preserve"> = </w:t>
+      </w:r>
+      <w:proofErr w:type="spellStart"/>
+      <w:r>
+        <w:t>dv.id_venta</w:t>
+      </w:r>
+      <w:proofErr w:type="spellEnd"/>
+    </w:p>
+    <w:p>
+      <w:pPr>
+        <w:rPr>
+          <w:lang w:val="en-GB"/>
+        </w:rPr>
+      </w:pPr>
+      <w:r>
+        <w:rPr>
+          <w:lang w:val="en-GB"/>
+        </w:rPr>
+        <w:t xml:space="preserve">GROUP BY </w:t>
+      </w:r>
+      <w:proofErr w:type="spellStart"/>
+      <w:r>
+        <w:rPr>
+          <w:lang w:val="en-GB"/>
+        </w:rPr>
+        <w:t>c.id_cliente</w:t>
+      </w:r>
+      <w:proofErr w:type="spellEnd"/>
+      <w:r>
+        <w:rPr>
+          <w:lang w:val="en-GB"/>
+        </w:rPr>
+        <w:t xml:space="preserve">, </w:t>
+      </w:r>
+      <w:proofErr w:type="spellStart"/>
+      <w:proofErr w:type="gramStart"/>
+      <w:r>
+        <w:rPr>
+          <w:lang w:val="en-GB"/>
+        </w:rPr>
+        <w:t>c.nombre</w:t>
+      </w:r>
+      <w:proofErr w:type="spellEnd"/>
+      <w:proofErr w:type="gramEnd"/>
+      <w:r>
+        <w:rPr>
+          <w:lang w:val="en-GB"/>
+        </w:rPr>
+        <w:t>;</w:t>
+      </w:r>
+    </w:p>
+    <w:p>
+      <w:pPr>
+        <w:rPr>
+          <w:lang w:val="en-GB"/>
+        </w:rPr>
+      </w:pPr>
+    </w:p>
+    <w:p>
+      <w:r>
+        <w:t>-- 14. TOP 3 clientes que más han gastado</w:t>
+      </w:r>
+    </w:p>
+    <w:p>
+      <w:r>
+        <w:t xml:space="preserve">SELECT </w:t>
+      </w:r>
+      <w:proofErr w:type="spellStart"/>
+      <w:r>
+        <w:t>c.id_cliente</w:t>
+      </w:r>
+      <w:proofErr w:type="spellEnd"/>
+      <w:r>
+        <w:t xml:space="preserve">, </w:t>
+      </w:r>
+      <w:proofErr w:type="spellStart"/>
+      <w:proofErr w:type="gramStart"/>
+      <w:r>
+        <w:t>c.nombre</w:t>
+      </w:r>
+      <w:proofErr w:type="spellEnd"/>
+      <w:proofErr w:type="gramEnd"/>
+      <w:r>
+        <w:t xml:space="preserve">, </w:t>
+      </w:r>
+      <w:proofErr w:type="gramStart"/>
+      <w:r>
+        <w:t>SUM(</w:t>
+      </w:r>
+      <w:proofErr w:type="spellStart"/>
+      <w:r>
+        <w:t>dv.cantidad</w:t>
+      </w:r>
+      <w:proofErr w:type="spellEnd"/>
+      <w:proofErr w:type="gramEnd"/>
+      <w:r>
+        <w:t xml:space="preserve"> * </w:t>
+      </w:r>
+      <w:proofErr w:type="spellStart"/>
+      <w:proofErr w:type="gramStart"/>
+      <w:r>
+        <w:t>dv.precio</w:t>
+      </w:r>
+      <w:proofErr w:type="gramEnd"/>
+      <w:r>
+        <w:t>_unitario</w:t>
+      </w:r>
+      <w:proofErr w:type="spellEnd"/>
+      <w:r>
+        <w:t xml:space="preserve">) AS </w:t>
+      </w:r>
+      <w:proofErr w:type="spellStart"/>
+      <w:r>
+        <w:t>gasto_total</w:t>
+      </w:r>
+      <w:proofErr w:type="spellEnd"/>
+    </w:p>
+    <w:p>
+      <w:pPr>
+        <w:rPr>
+          <w:lang w:val="en-GB"/>
+        </w:rPr>
+      </w:pPr>
+      <w:r>
+        <w:rPr>
+          <w:lang w:val="en-GB"/>
+        </w:rPr>
+        <w:lastRenderedPageBreak/>
+        <w:t xml:space="preserve">FROM </w:t>
+      </w:r>
+      <w:proofErr w:type="spellStart"/>
+      <w:r>
+        <w:rPr>
+          <w:lang w:val="en-GB"/>
+        </w:rPr>
+        <w:t>clientes</w:t>
+      </w:r>
+      <w:proofErr w:type="spellEnd"/>
+      <w:r>
+        <w:rPr>
+          <w:lang w:val="en-GB"/>
+        </w:rPr>
+        <w:t xml:space="preserve"> c</w:t>
+      </w:r>
+    </w:p>
+    <w:p>
+      <w:pPr>
+        <w:rPr>
+          <w:lang w:val="en-GB"/>
+        </w:rPr>
+      </w:pPr>
+      <w:r>
+        <w:rPr>
+          <w:lang w:val="en-GB"/>
+        </w:rPr>
+        <w:t xml:space="preserve">JOIN </w:t>
+      </w:r>
+      <w:proofErr w:type="spellStart"/>
+      <w:r>
+        <w:rPr>
+          <w:lang w:val="en-GB"/>
+        </w:rPr>
+        <w:t>ventas</w:t>
+      </w:r>
+      <w:proofErr w:type="spellEnd"/>
+      <w:r>
+        <w:rPr>
+          <w:lang w:val="en-GB"/>
+        </w:rPr>
+        <w:t xml:space="preserve"> v ON </w:t>
+      </w:r>
+      <w:proofErr w:type="spellStart"/>
+      <w:r>
+        <w:rPr>
+          <w:lang w:val="en-GB"/>
+        </w:rPr>
+        <w:t>c.id_cliente</w:t>
+      </w:r>
+      <w:proofErr w:type="spellEnd"/>
+      <w:r>
+        <w:rPr>
+          <w:lang w:val="en-GB"/>
+        </w:rPr>
+        <w:t xml:space="preserve"> = </w:t>
+      </w:r>
+      <w:proofErr w:type="spellStart"/>
+      <w:r>
+        <w:rPr>
+          <w:lang w:val="en-GB"/>
+        </w:rPr>
+        <w:t>v.id_cliente</w:t>
+      </w:r>
+      <w:proofErr w:type="spellEnd"/>
+    </w:p>
+    <w:p>
+      <w:r>
+        <w:t xml:space="preserve">JOIN </w:t>
+      </w:r>
+      <w:proofErr w:type="spellStart"/>
+      <w:r>
+        <w:t>detalle_venta</w:t>
+      </w:r>
+      <w:proofErr w:type="spellEnd"/>
+      <w:r>
+        <w:t xml:space="preserve"> </w:t>
+      </w:r>
+      <w:proofErr w:type="spellStart"/>
+      <w:r>
+        <w:t>dv</w:t>
+      </w:r>
+      <w:proofErr w:type="spellEnd"/>
+      <w:r>
+        <w:t xml:space="preserve"> ON </w:t>
+      </w:r>
+      <w:proofErr w:type="spellStart"/>
+      <w:r>
+        <w:t>v.id_venta</w:t>
+      </w:r>
+      <w:proofErr w:type="spellEnd"/>
+      <w:r>
+        <w:t xml:space="preserve"> = </w:t>
+      </w:r>
+      <w:proofErr w:type="spellStart"/>
+      <w:r>
+        <w:t>dv.id_venta</w:t>
+      </w:r>
+      <w:proofErr w:type="spellEnd"/>
+    </w:p>
+    <w:p>
+      <w:pPr>
+        <w:rPr>
+          <w:lang w:val="en-GB"/>
+        </w:rPr>
+      </w:pPr>
+      <w:r>
+        <w:rPr>
+          <w:lang w:val="en-GB"/>
+        </w:rPr>
+        <w:t xml:space="preserve">GROUP BY </w:t>
+      </w:r>
+      <w:proofErr w:type="spellStart"/>
+      <w:r>
+        <w:rPr>
+          <w:lang w:val="en-GB"/>
+        </w:rPr>
+        <w:t>c.id_cliente</w:t>
+      </w:r>
+      <w:proofErr w:type="spellEnd"/>
+      <w:r>
+        <w:rPr>
+          <w:lang w:val="en-GB"/>
+        </w:rPr>
+        <w:t xml:space="preserve">, </w:t>
+      </w:r>
+      <w:proofErr w:type="spellStart"/>
+      <w:proofErr w:type="gramStart"/>
+      <w:r>
+        <w:rPr>
+          <w:lang w:val="en-GB"/>
+        </w:rPr>
+        <w:t>c.nombre</w:t>
+      </w:r>
+      <w:proofErr w:type="spellEnd"/>
+      <w:proofErr w:type="gramEnd"/>
+    </w:p>
+    <w:p>
+      <w:pPr>
+        <w:rPr>
+          <w:lang w:val="en-GB"/>
+        </w:rPr>
+      </w:pPr>
+      <w:r>
+        <w:rPr>
+          <w:lang w:val="en-GB"/>
+        </w:rPr>
+        <w:t xml:space="preserve">ORDER BY </w:t>
+      </w:r>
+      <w:proofErr w:type="spellStart"/>
+      <w:r>
+        <w:rPr>
+          <w:lang w:val="en-GB"/>
+        </w:rPr>
+        <w:t>gasto_total</w:t>
+      </w:r>
+      <w:proofErr w:type="spellEnd"/>
+      <w:r>
+        <w:rPr>
+          <w:lang w:val="en-GB"/>
+        </w:rPr>
+        <w:t xml:space="preserve"> DESC</w:t>
+      </w:r>
+    </w:p>
+    <w:p>
+      <w:pPr>
+        <w:rPr>
+          <w:lang w:val="en-GB"/>
+        </w:rPr>
+      </w:pPr>
+      <w:r>
+        <w:rPr>
+          <w:lang w:val="en-GB"/>
+        </w:rPr>
+        <w:t xml:space="preserve">LIMIT </w:t>
+      </w:r>
+      <w:proofErr w:type="gramStart"/>
+      <w:r>
+        <w:rPr>
+          <w:lang w:val="en-GB"/>
+        </w:rPr>
+        <w:t>3;</w:t>
+      </w:r>
+      <w:proofErr w:type="gramEnd"/>
+    </w:p>
+    <w:p>
+      <w:pPr>
+        <w:rPr>
+          <w:lang w:val="en-GB"/>
+        </w:rPr>
+      </w:pPr>
+    </w:p>
+    <w:p>
+      <w:r>
+        <w:t>-- 15. TOP 3 productos más vendidos (por unidades)</w:t>
+      </w:r>
+    </w:p>
+    <w:p>
+      <w:r>
+        <w:t xml:space="preserve">SELECT </w:t>
+      </w:r>
+      <w:proofErr w:type="spellStart"/>
+      <w:r>
+        <w:t>p.id_producto</w:t>
+      </w:r>
+      <w:proofErr w:type="spellEnd"/>
+      <w:r>
+        <w:t xml:space="preserve">, </w:t>
+      </w:r>
+      <w:proofErr w:type="spellStart"/>
+      <w:proofErr w:type="gramStart"/>
+      <w:r>
+        <w:t>p.nombre</w:t>
+      </w:r>
+      <w:proofErr w:type="spellEnd"/>
+      <w:proofErr w:type="gramEnd"/>
+      <w:r>
+        <w:t xml:space="preserve">, </w:t>
+      </w:r>
+      <w:proofErr w:type="gramStart"/>
+      <w:r>
+        <w:t>SUM(</w:t>
+      </w:r>
+      <w:proofErr w:type="spellStart"/>
+      <w:r>
+        <w:t>dv.cantidad</w:t>
+      </w:r>
+      <w:proofErr w:type="spellEnd"/>
+      <w:proofErr w:type="gramEnd"/>
+      <w:r>
+        <w:t xml:space="preserve">) AS </w:t>
+      </w:r>
+      <w:proofErr w:type="spellStart"/>
+      <w:r>
+        <w:t>unidades_vendidas</w:t>
+      </w:r>
+      <w:proofErr w:type="spellEnd"/>
+    </w:p>
+    <w:p>
+      <w:r>
+        <w:t>FROM productos p</w:t>
+      </w:r>
+    </w:p>
+    <w:p>
+      <w:r>
+        <w:t xml:space="preserve">JOIN </w:t>
+      </w:r>
+      <w:proofErr w:type="spellStart"/>
+      <w:r>
+        <w:t>detalle_venta</w:t>
+      </w:r>
+      <w:proofErr w:type="spellEnd"/>
+      <w:r>
+        <w:t xml:space="preserve"> </w:t>
+      </w:r>
+      <w:proofErr w:type="spellStart"/>
+      <w:r>
+        <w:t>dv</w:t>
+      </w:r>
+      <w:proofErr w:type="spellEnd"/>
+      <w:r>
+        <w:t xml:space="preserve"> ON </w:t>
+      </w:r>
+      <w:proofErr w:type="spellStart"/>
+      <w:r>
+        <w:t>p.id_producto</w:t>
+      </w:r>
+      <w:proofErr w:type="spellEnd"/>
+      <w:r>
+        <w:t xml:space="preserve"> = </w:t>
+      </w:r>
+      <w:proofErr w:type="spellStart"/>
+      <w:r>
+        <w:t>dv.id_producto</w:t>
+      </w:r>
+      <w:proofErr w:type="spellEnd"/>
+    </w:p>
+    <w:p>
+      <w:r>
+        <w:t xml:space="preserve">GROUP BY </w:t>
+      </w:r>
+      <w:proofErr w:type="spellStart"/>
+      <w:r>
+        <w:t>p.id_producto</w:t>
+      </w:r>
+      <w:proofErr w:type="spellEnd"/>
+      <w:r>
+        <w:t xml:space="preserve">, </w:t>
+      </w:r>
+      <w:proofErr w:type="spellStart"/>
+      <w:proofErr w:type="gramStart"/>
+      <w:r>
+        <w:t>p.nombre</w:t>
+      </w:r>
+      <w:proofErr w:type="spellEnd"/>
+      <w:proofErr w:type="gramEnd"/>
+    </w:p>
+    <w:p>
+      <w:r>
+        <w:t xml:space="preserve">ORDER BY </w:t>
+      </w:r>
+      <w:proofErr w:type="spellStart"/>
+      <w:r>
+        <w:t>unidades_vendidas</w:t>
+      </w:r>
+      <w:proofErr w:type="spellEnd"/>
+      <w:r>
+        <w:t xml:space="preserve"> DESC</w:t>
+      </w:r>
+    </w:p>
+    <w:p>
+      <w:r>
+        <w:t>LIMIT 3;</w:t>
+      </w:r>
+    </w:p>
+    <w:p/>
+    <w:p>
+      <w:r>
+        <w:t>-- 16. Facturación por día</w:t>
+      </w:r>
+    </w:p>
+    <w:p>
+      <w:r>
+        <w:t xml:space="preserve">SELECT </w:t>
+      </w:r>
+      <w:proofErr w:type="spellStart"/>
+      <w:proofErr w:type="gramStart"/>
+      <w:r>
+        <w:t>v.fecha</w:t>
+      </w:r>
+      <w:proofErr w:type="spellEnd"/>
+      <w:proofErr w:type="gramEnd"/>
+      <w:r>
+        <w:t xml:space="preserve">, </w:t>
+      </w:r>
+      <w:proofErr w:type="gramStart"/>
+      <w:r>
+        <w:t>SUM(</w:t>
+      </w:r>
+      <w:proofErr w:type="spellStart"/>
+      <w:r>
+        <w:t>dv.cantidad</w:t>
+      </w:r>
+      <w:proofErr w:type="spellEnd"/>
+      <w:proofErr w:type="gramEnd"/>
+      <w:r>
+        <w:t xml:space="preserve"> * </w:t>
+      </w:r>
+      <w:proofErr w:type="spellStart"/>
+      <w:proofErr w:type="gramStart"/>
+      <w:r>
+        <w:t>dv.precio</w:t>
+      </w:r>
+      <w:proofErr w:type="gramEnd"/>
+      <w:r>
+        <w:t>_unitario</w:t>
+      </w:r>
+      <w:proofErr w:type="spellEnd"/>
+      <w:r>
+        <w:t xml:space="preserve">) AS </w:t>
+      </w:r>
+      <w:proofErr w:type="spellStart"/>
+      <w:r>
+        <w:t>facturacion_dia</w:t>
       </w:r>
       <w:proofErr w:type="spellEnd"/>
     </w:p>
@@ -3721,11 +5827,27 @@
     </w:p>
     <w:p>
       <w:r>
-        <w:t xml:space="preserve">JOIN clientes c ON </w:t>
-      </w:r>
-      <w:proofErr w:type="spellStart"/>
-      <w:r>
-        <w:t>v.id_cliente</w:t>
+        <w:t xml:space="preserve">JOIN </w:t>
+      </w:r>
+      <w:proofErr w:type="spellStart"/>
+      <w:r>
+        <w:t>detalle_venta</w:t>
+      </w:r>
+      <w:proofErr w:type="spellEnd"/>
+      <w:r>
+        <w:t xml:space="preserve"> </w:t>
+      </w:r>
+      <w:proofErr w:type="spellStart"/>
+      <w:r>
+        <w:t>dv</w:t>
+      </w:r>
+      <w:proofErr w:type="spellEnd"/>
+      <w:r>
+        <w:t xml:space="preserve"> ON </w:t>
+      </w:r>
+      <w:proofErr w:type="spellStart"/>
+      <w:r>
+        <w:t>v.id_venta</w:t>
       </w:r>
       <w:proofErr w:type="spellEnd"/>
       <w:r>
@@ -3733,761 +5855,66 @@
       </w:r>
       <w:proofErr w:type="spellStart"/>
       <w:r>
-        <w:t>c.id_cliente</w:t>
-      </w:r>
-      <w:proofErr w:type="spellEnd"/>
-      <w:r>
+        <w:t>dv.id_venta</w:t>
+      </w:r>
+      <w:proofErr w:type="spellEnd"/>
+    </w:p>
+    <w:p>
+      <w:pPr>
+        <w:rPr>
+          <w:lang w:val="en-GB"/>
+        </w:rPr>
+      </w:pPr>
+      <w:r>
+        <w:rPr>
+          <w:lang w:val="en-GB"/>
+        </w:rPr>
+        <w:t xml:space="preserve">GROUP BY </w:t>
+      </w:r>
+      <w:proofErr w:type="spellStart"/>
+      <w:proofErr w:type="gramStart"/>
+      <w:r>
+        <w:rPr>
+          <w:lang w:val="en-GB"/>
+        </w:rPr>
+        <w:t>v.fecha</w:t>
+      </w:r>
+      <w:proofErr w:type="spellEnd"/>
+      <w:proofErr w:type="gramEnd"/>
+    </w:p>
+    <w:p>
+      <w:pPr>
+        <w:rPr>
+          <w:lang w:val="en-GB"/>
+        </w:rPr>
+      </w:pPr>
+      <w:r>
+        <w:rPr>
+          <w:lang w:val="en-GB"/>
+        </w:rPr>
+        <w:t xml:space="preserve">ORDER BY </w:t>
+      </w:r>
+      <w:proofErr w:type="spellStart"/>
+      <w:proofErr w:type="gramStart"/>
+      <w:r>
+        <w:rPr>
+          <w:lang w:val="en-GB"/>
+        </w:rPr>
+        <w:t>v.fecha</w:t>
+      </w:r>
+      <w:proofErr w:type="spellEnd"/>
+      <w:proofErr w:type="gramEnd"/>
+      <w:r>
+        <w:rPr>
+          <w:lang w:val="en-GB"/>
+        </w:rPr>
         <w:t>;</w:t>
       </w:r>
     </w:p>
-    <w:p/>
-    <w:p>
-      <w:r>
-        <w:t>-- 10. Detalle de venta: id, producto, cantidad y precio</w:t>
-      </w:r>
-    </w:p>
-    <w:p>
-      <w:r>
-        <w:t xml:space="preserve">SELECT </w:t>
-      </w:r>
-      <w:proofErr w:type="spellStart"/>
-      <w:r>
-        <w:t>dv.id_venta</w:t>
-      </w:r>
-      <w:proofErr w:type="spellEnd"/>
-      <w:r>
-        <w:t xml:space="preserve">, </w:t>
-      </w:r>
-      <w:proofErr w:type="spellStart"/>
-      <w:r>
-        <w:t>p.nombre</w:t>
-      </w:r>
-      <w:proofErr w:type="spellEnd"/>
-      <w:r>
-        <w:t xml:space="preserve"> AS producto, </w:t>
-      </w:r>
-      <w:proofErr w:type="spellStart"/>
-      <w:r>
-        <w:t>dv.cantidad</w:t>
-      </w:r>
-      <w:proofErr w:type="spellEnd"/>
-      <w:r>
-        <w:t xml:space="preserve">, </w:t>
-      </w:r>
-      <w:proofErr w:type="spellStart"/>
-      <w:r>
-        <w:t>dv.precio_unitario</w:t>
-      </w:r>
-      <w:proofErr w:type="spellEnd"/>
-    </w:p>
-    <w:p>
-      <w:r>
-        <w:t xml:space="preserve">FROM </w:t>
-      </w:r>
-      <w:proofErr w:type="spellStart"/>
-      <w:r>
-        <w:t>detalle_venta</w:t>
-      </w:r>
-      <w:proofErr w:type="spellEnd"/>
-      <w:r>
-        <w:t xml:space="preserve"> </w:t>
-      </w:r>
-      <w:proofErr w:type="spellStart"/>
-      <w:r>
-        <w:t>dv</w:t>
-      </w:r>
-      <w:proofErr w:type="spellEnd"/>
-    </w:p>
-    <w:p>
-      <w:r>
-        <w:t xml:space="preserve">JOIN productos p ON </w:t>
-      </w:r>
-      <w:proofErr w:type="spellStart"/>
-      <w:r>
-        <w:t>dv.id_producto</w:t>
-      </w:r>
-      <w:proofErr w:type="spellEnd"/>
-      <w:r>
-        <w:t xml:space="preserve"> = </w:t>
-      </w:r>
-      <w:proofErr w:type="spellStart"/>
-      <w:r>
-        <w:t>p.id_producto</w:t>
-      </w:r>
-      <w:proofErr w:type="spellEnd"/>
-      <w:r>
-        <w:t>;</w:t>
-      </w:r>
-    </w:p>
-    <w:p/>
-    <w:p>
-      <w:r>
-        <w:t>-- 11. Importe por línea (subtotal)</w:t>
-      </w:r>
-    </w:p>
-    <w:p>
-      <w:r>
-        <w:lastRenderedPageBreak/>
-        <w:t xml:space="preserve">SELECT </w:t>
-      </w:r>
-      <w:proofErr w:type="spellStart"/>
-      <w:r>
-        <w:t>dv.id_venta</w:t>
-      </w:r>
-      <w:proofErr w:type="spellEnd"/>
-      <w:r>
-        <w:t xml:space="preserve">, </w:t>
-      </w:r>
-      <w:proofErr w:type="spellStart"/>
-      <w:r>
-        <w:t>p.nombre</w:t>
-      </w:r>
-      <w:proofErr w:type="spellEnd"/>
-      <w:r>
-        <w:t xml:space="preserve"> AS producto, </w:t>
-      </w:r>
-      <w:proofErr w:type="spellStart"/>
-      <w:r>
-        <w:t>dv.cantidad</w:t>
-      </w:r>
-      <w:proofErr w:type="spellEnd"/>
-      <w:r>
-        <w:t xml:space="preserve">, </w:t>
-      </w:r>
-      <w:proofErr w:type="spellStart"/>
-      <w:r>
-        <w:t>dv.precio_unitario</w:t>
-      </w:r>
-      <w:proofErr w:type="spellEnd"/>
-      <w:r>
-        <w:t>,</w:t>
-      </w:r>
-    </w:p>
-    <w:p>
-      <w:r>
-        <w:t xml:space="preserve">       </w:t>
-      </w:r>
-      <w:proofErr w:type="spellStart"/>
-      <w:r>
-        <w:t>dv.cantidad</w:t>
-      </w:r>
-      <w:proofErr w:type="spellEnd"/>
-      <w:r>
-        <w:t xml:space="preserve"> * </w:t>
-      </w:r>
-      <w:proofErr w:type="spellStart"/>
-      <w:r>
-        <w:t>dv.precio_unitario</w:t>
-      </w:r>
-      <w:proofErr w:type="spellEnd"/>
-      <w:r>
-        <w:t xml:space="preserve"> AS </w:t>
-      </w:r>
-      <w:proofErr w:type="spellStart"/>
-      <w:r>
-        <w:t>importe_linea</w:t>
-      </w:r>
-      <w:proofErr w:type="spellEnd"/>
-    </w:p>
-    <w:p>
-      <w:r>
-        <w:t xml:space="preserve">FROM </w:t>
-      </w:r>
-      <w:proofErr w:type="spellStart"/>
-      <w:r>
-        <w:t>detalle_venta</w:t>
-      </w:r>
-      <w:proofErr w:type="spellEnd"/>
-      <w:r>
-        <w:t xml:space="preserve"> </w:t>
-      </w:r>
-      <w:proofErr w:type="spellStart"/>
-      <w:r>
-        <w:t>dv</w:t>
-      </w:r>
-      <w:proofErr w:type="spellEnd"/>
-    </w:p>
-    <w:p>
-      <w:r>
-        <w:t xml:space="preserve">JOIN productos p ON </w:t>
-      </w:r>
-      <w:proofErr w:type="spellStart"/>
-      <w:r>
-        <w:t>dv.id_producto</w:t>
-      </w:r>
-      <w:proofErr w:type="spellEnd"/>
-      <w:r>
-        <w:t xml:space="preserve"> = </w:t>
-      </w:r>
-      <w:proofErr w:type="spellStart"/>
-      <w:r>
-        <w:t>p.id_producto</w:t>
-      </w:r>
-      <w:proofErr w:type="spellEnd"/>
-      <w:r>
-        <w:t>;</w:t>
-      </w:r>
-    </w:p>
-    <w:p/>
-    <w:p>
-      <w:r>
-        <w:t>-- 12. Total de cada venta</w:t>
-      </w:r>
-    </w:p>
-    <w:p>
-      <w:r>
-        <w:t xml:space="preserve">SELECT </w:t>
-      </w:r>
-      <w:proofErr w:type="spellStart"/>
-      <w:r>
-        <w:t>dv.id_venta</w:t>
-      </w:r>
-      <w:proofErr w:type="spellEnd"/>
-      <w:r>
-        <w:t>, SUM(</w:t>
-      </w:r>
-      <w:proofErr w:type="spellStart"/>
-      <w:r>
-        <w:t>dv.cantidad</w:t>
-      </w:r>
-      <w:proofErr w:type="spellEnd"/>
-      <w:r>
-        <w:t xml:space="preserve"> * </w:t>
-      </w:r>
-      <w:proofErr w:type="spellStart"/>
-      <w:r>
-        <w:t>dv.precio_unitario</w:t>
-      </w:r>
-      <w:proofErr w:type="spellEnd"/>
-      <w:r>
-        <w:t xml:space="preserve">) AS </w:t>
-      </w:r>
-      <w:proofErr w:type="spellStart"/>
-      <w:r>
-        <w:t>total_venta</w:t>
-      </w:r>
-      <w:proofErr w:type="spellEnd"/>
-    </w:p>
-    <w:p>
-      <w:r>
-        <w:t xml:space="preserve">FROM </w:t>
-      </w:r>
-      <w:proofErr w:type="spellStart"/>
-      <w:r>
-        <w:t>detalle_venta</w:t>
-      </w:r>
-      <w:proofErr w:type="spellEnd"/>
-      <w:r>
-        <w:t xml:space="preserve"> </w:t>
-      </w:r>
-      <w:proofErr w:type="spellStart"/>
-      <w:r>
-        <w:t>dv</w:t>
-      </w:r>
-      <w:proofErr w:type="spellEnd"/>
-    </w:p>
-    <w:p>
-      <w:r>
-        <w:t xml:space="preserve">GROUP BY </w:t>
-      </w:r>
-      <w:proofErr w:type="spellStart"/>
-      <w:r>
-        <w:t>dv.id_venta</w:t>
-      </w:r>
-      <w:proofErr w:type="spellEnd"/>
-      <w:r>
-        <w:t>;</w:t>
-      </w:r>
-    </w:p>
-    <w:p/>
-    <w:p>
-      <w:r>
-        <w:t>-- 13. Total gastado por cada cliente</w:t>
-      </w:r>
-    </w:p>
-    <w:p>
-      <w:r>
-        <w:t xml:space="preserve">SELECT </w:t>
-      </w:r>
-      <w:proofErr w:type="spellStart"/>
-      <w:r>
-        <w:t>c.id_cliente</w:t>
-      </w:r>
-      <w:proofErr w:type="spellEnd"/>
-      <w:r>
-        <w:t xml:space="preserve">, </w:t>
-      </w:r>
-      <w:proofErr w:type="spellStart"/>
-      <w:r>
-        <w:t>c.nombre</w:t>
-      </w:r>
-      <w:proofErr w:type="spellEnd"/>
-      <w:r>
-        <w:t>, SUM(</w:t>
-      </w:r>
-      <w:proofErr w:type="spellStart"/>
-      <w:r>
-        <w:t>dv.cantidad</w:t>
-      </w:r>
-      <w:proofErr w:type="spellEnd"/>
-      <w:r>
-        <w:t xml:space="preserve"> * </w:t>
-      </w:r>
-      <w:proofErr w:type="spellStart"/>
-      <w:r>
-        <w:t>dv.precio_unitario</w:t>
-      </w:r>
-      <w:proofErr w:type="spellEnd"/>
-      <w:r>
-        <w:t xml:space="preserve">) AS </w:t>
-      </w:r>
-      <w:proofErr w:type="spellStart"/>
-      <w:r>
-        <w:t>gasto_total</w:t>
-      </w:r>
-      <w:proofErr w:type="spellEnd"/>
-    </w:p>
-    <w:p>
-      <w:r>
-        <w:t>FROM clientes c</w:t>
-      </w:r>
-    </w:p>
-    <w:p>
-      <w:r>
-        <w:t xml:space="preserve">JOIN ventas v ON </w:t>
-      </w:r>
-      <w:proofErr w:type="spellStart"/>
-      <w:r>
-        <w:t>c.id_cliente</w:t>
-      </w:r>
-      <w:proofErr w:type="spellEnd"/>
-      <w:r>
-        <w:t xml:space="preserve"> = </w:t>
-      </w:r>
-      <w:proofErr w:type="spellStart"/>
-      <w:r>
-        <w:t>v.id_cliente</w:t>
-      </w:r>
-      <w:proofErr w:type="spellEnd"/>
-    </w:p>
-    <w:p>
-      <w:r>
-        <w:t xml:space="preserve">JOIN </w:t>
-      </w:r>
-      <w:proofErr w:type="spellStart"/>
-      <w:r>
-        <w:t>detalle_venta</w:t>
-      </w:r>
-      <w:proofErr w:type="spellEnd"/>
-      <w:r>
-        <w:t xml:space="preserve"> </w:t>
-      </w:r>
-      <w:proofErr w:type="spellStart"/>
-      <w:r>
-        <w:t>dv</w:t>
-      </w:r>
-      <w:proofErr w:type="spellEnd"/>
-      <w:r>
-        <w:t xml:space="preserve"> ON </w:t>
-      </w:r>
-      <w:proofErr w:type="spellStart"/>
-      <w:r>
-        <w:t>v.id_venta</w:t>
-      </w:r>
-      <w:proofErr w:type="spellEnd"/>
-      <w:r>
-        <w:t xml:space="preserve"> = </w:t>
-      </w:r>
-      <w:proofErr w:type="spellStart"/>
-      <w:r>
-        <w:t>dv.id_venta</w:t>
-      </w:r>
-      <w:proofErr w:type="spellEnd"/>
-    </w:p>
-    <w:p>
-      <w:r>
-        <w:t xml:space="preserve">GROUP BY </w:t>
-      </w:r>
-      <w:proofErr w:type="spellStart"/>
-      <w:r>
-        <w:t>c.id_cliente</w:t>
-      </w:r>
-      <w:proofErr w:type="spellEnd"/>
-      <w:r>
-        <w:t xml:space="preserve">, </w:t>
-      </w:r>
-      <w:proofErr w:type="spellStart"/>
-      <w:r>
-        <w:t>c.nombre</w:t>
-      </w:r>
-      <w:proofErr w:type="spellEnd"/>
-      <w:r>
-        <w:t>;</w:t>
-      </w:r>
-    </w:p>
-    <w:p/>
-    <w:p>
-      <w:r>
-        <w:t>-- 14. TOP 3 clientes que más han gastado</w:t>
-      </w:r>
-    </w:p>
-    <w:p>
-      <w:r>
-        <w:t xml:space="preserve">SELECT </w:t>
-      </w:r>
-      <w:proofErr w:type="spellStart"/>
-      <w:r>
-        <w:t>c.id_cliente</w:t>
-      </w:r>
-      <w:proofErr w:type="spellEnd"/>
-      <w:r>
-        <w:t xml:space="preserve">, </w:t>
-      </w:r>
-      <w:proofErr w:type="spellStart"/>
-      <w:r>
-        <w:t>c.nombre</w:t>
-      </w:r>
-      <w:proofErr w:type="spellEnd"/>
-      <w:r>
-        <w:t>, SUM(</w:t>
-      </w:r>
-      <w:proofErr w:type="spellStart"/>
-      <w:r>
-        <w:t>dv.cantidad</w:t>
-      </w:r>
-      <w:proofErr w:type="spellEnd"/>
-      <w:r>
-        <w:t xml:space="preserve"> * </w:t>
-      </w:r>
-      <w:proofErr w:type="spellStart"/>
-      <w:r>
-        <w:t>dv.precio_unitario</w:t>
-      </w:r>
-      <w:proofErr w:type="spellEnd"/>
-      <w:r>
-        <w:t xml:space="preserve">) AS </w:t>
-      </w:r>
-      <w:proofErr w:type="spellStart"/>
-      <w:r>
-        <w:t>gasto_total</w:t>
-      </w:r>
-      <w:proofErr w:type="spellEnd"/>
-    </w:p>
-    <w:p>
-      <w:r>
-        <w:t>FROM clientes c</w:t>
-      </w:r>
-    </w:p>
-    <w:p>
-      <w:r>
-        <w:t xml:space="preserve">JOIN ventas v ON </w:t>
-      </w:r>
-      <w:proofErr w:type="spellStart"/>
-      <w:r>
-        <w:t>c.id_cliente</w:t>
-      </w:r>
-      <w:proofErr w:type="spellEnd"/>
-      <w:r>
-        <w:t xml:space="preserve"> = </w:t>
-      </w:r>
-      <w:proofErr w:type="spellStart"/>
-      <w:r>
-        <w:t>v.id_cliente</w:t>
-      </w:r>
-      <w:proofErr w:type="spellEnd"/>
-    </w:p>
-    <w:p>
-      <w:r>
-        <w:t xml:space="preserve">JOIN </w:t>
-      </w:r>
-      <w:proofErr w:type="spellStart"/>
-      <w:r>
-        <w:t>detalle_venta</w:t>
-      </w:r>
-      <w:proofErr w:type="spellEnd"/>
-      <w:r>
-        <w:t xml:space="preserve"> </w:t>
-      </w:r>
-      <w:proofErr w:type="spellStart"/>
-      <w:r>
-        <w:t>dv</w:t>
-      </w:r>
-      <w:proofErr w:type="spellEnd"/>
-      <w:r>
-        <w:t xml:space="preserve"> ON </w:t>
-      </w:r>
-      <w:proofErr w:type="spellStart"/>
-      <w:r>
-        <w:t>v.id_venta</w:t>
-      </w:r>
-      <w:proofErr w:type="spellEnd"/>
-      <w:r>
-        <w:t xml:space="preserve"> = </w:t>
-      </w:r>
-      <w:proofErr w:type="spellStart"/>
-      <w:r>
-        <w:t>dv.id_venta</w:t>
-      </w:r>
-      <w:proofErr w:type="spellEnd"/>
-    </w:p>
-    <w:p>
-      <w:r>
-        <w:t xml:space="preserve">GROUP BY </w:t>
-      </w:r>
-      <w:proofErr w:type="spellStart"/>
-      <w:r>
-        <w:t>c.id_cliente</w:t>
-      </w:r>
-      <w:proofErr w:type="spellEnd"/>
-      <w:r>
-        <w:t xml:space="preserve">, </w:t>
-      </w:r>
-      <w:proofErr w:type="spellStart"/>
-      <w:r>
-        <w:t>c.nombre</w:t>
-      </w:r>
-      <w:proofErr w:type="spellEnd"/>
-    </w:p>
-    <w:p>
-      <w:r>
-        <w:t xml:space="preserve">ORDER BY </w:t>
-      </w:r>
-      <w:proofErr w:type="spellStart"/>
-      <w:r>
-        <w:t>gasto_total</w:t>
-      </w:r>
-      <w:proofErr w:type="spellEnd"/>
-      <w:r>
-        <w:t xml:space="preserve"> DESC</w:t>
-      </w:r>
-    </w:p>
-    <w:p>
-      <w:r>
-        <w:t>LIMIT 3;</w:t>
-      </w:r>
-    </w:p>
-    <w:p/>
-    <w:p>
-      <w:r>
-        <w:t>-- 15. TOP 3 productos más vendidos (por unidades)</w:t>
-      </w:r>
-    </w:p>
-    <w:p>
-      <w:r>
-        <w:lastRenderedPageBreak/>
-        <w:t xml:space="preserve">SELECT </w:t>
-      </w:r>
-      <w:proofErr w:type="spellStart"/>
-      <w:r>
-        <w:t>p.id_producto</w:t>
-      </w:r>
-      <w:proofErr w:type="spellEnd"/>
-      <w:r>
-        <w:t xml:space="preserve">, </w:t>
-      </w:r>
-      <w:proofErr w:type="spellStart"/>
-      <w:r>
-        <w:t>p.nombre</w:t>
-      </w:r>
-      <w:proofErr w:type="spellEnd"/>
-      <w:r>
-        <w:t>, SUM(</w:t>
-      </w:r>
-      <w:proofErr w:type="spellStart"/>
-      <w:r>
-        <w:t>dv.cantidad</w:t>
-      </w:r>
-      <w:proofErr w:type="spellEnd"/>
-      <w:r>
-        <w:t xml:space="preserve">) AS </w:t>
-      </w:r>
-      <w:proofErr w:type="spellStart"/>
-      <w:r>
-        <w:t>unidades_vendidas</w:t>
-      </w:r>
-      <w:proofErr w:type="spellEnd"/>
-    </w:p>
-    <w:p>
-      <w:r>
-        <w:t>FROM productos p</w:t>
-      </w:r>
-    </w:p>
-    <w:p>
-      <w:r>
-        <w:t xml:space="preserve">JOIN </w:t>
-      </w:r>
-      <w:proofErr w:type="spellStart"/>
-      <w:r>
-        <w:t>detalle_venta</w:t>
-      </w:r>
-      <w:proofErr w:type="spellEnd"/>
-      <w:r>
-        <w:t xml:space="preserve"> </w:t>
-      </w:r>
-      <w:proofErr w:type="spellStart"/>
-      <w:r>
-        <w:t>dv</w:t>
-      </w:r>
-      <w:proofErr w:type="spellEnd"/>
-      <w:r>
-        <w:t xml:space="preserve"> ON </w:t>
-      </w:r>
-      <w:proofErr w:type="spellStart"/>
-      <w:r>
-        <w:t>p.id_producto</w:t>
-      </w:r>
-      <w:proofErr w:type="spellEnd"/>
-      <w:r>
-        <w:t xml:space="preserve"> = </w:t>
-      </w:r>
-      <w:proofErr w:type="spellStart"/>
-      <w:r>
-        <w:t>dv.id_producto</w:t>
-      </w:r>
-      <w:proofErr w:type="spellEnd"/>
-    </w:p>
-    <w:p>
-      <w:r>
-        <w:t xml:space="preserve">GROUP BY </w:t>
-      </w:r>
-      <w:proofErr w:type="spellStart"/>
-      <w:r>
-        <w:t>p.id_producto</w:t>
-      </w:r>
-      <w:proofErr w:type="spellEnd"/>
-      <w:r>
-        <w:t xml:space="preserve">, </w:t>
-      </w:r>
-      <w:proofErr w:type="spellStart"/>
-      <w:r>
-        <w:t>p.nombre</w:t>
-      </w:r>
-      <w:proofErr w:type="spellEnd"/>
-    </w:p>
-    <w:p>
-      <w:r>
-        <w:t xml:space="preserve">ORDER BY </w:t>
-      </w:r>
-      <w:proofErr w:type="spellStart"/>
-      <w:r>
-        <w:t>unidades_vendidas</w:t>
-      </w:r>
-      <w:proofErr w:type="spellEnd"/>
-      <w:r>
-        <w:t xml:space="preserve"> DESC</w:t>
-      </w:r>
-    </w:p>
-    <w:p>
-      <w:r>
-        <w:t>LIMIT 3;</w:t>
-      </w:r>
-    </w:p>
-    <w:p/>
-    <w:p>
-      <w:r>
-        <w:t>-- 16. Facturación por día</w:t>
-      </w:r>
-    </w:p>
-    <w:p>
-      <w:r>
-        <w:t xml:space="preserve">SELECT </w:t>
-      </w:r>
-      <w:proofErr w:type="spellStart"/>
-      <w:r>
-        <w:t>v.fecha</w:t>
-      </w:r>
-      <w:proofErr w:type="spellEnd"/>
-      <w:r>
-        <w:t>, SUM(</w:t>
-      </w:r>
-      <w:proofErr w:type="spellStart"/>
-      <w:r>
-        <w:t>dv.cantidad</w:t>
-      </w:r>
-      <w:proofErr w:type="spellEnd"/>
-      <w:r>
-        <w:t xml:space="preserve"> * </w:t>
-      </w:r>
-      <w:proofErr w:type="spellStart"/>
-      <w:r>
-        <w:t>dv.precio_unitario</w:t>
-      </w:r>
-      <w:proofErr w:type="spellEnd"/>
-      <w:r>
-        <w:t xml:space="preserve">) AS </w:t>
-      </w:r>
-      <w:proofErr w:type="spellStart"/>
-      <w:r>
-        <w:t>facturacion_dia</w:t>
-      </w:r>
-      <w:proofErr w:type="spellEnd"/>
-    </w:p>
-    <w:p>
-      <w:r>
-        <w:t>FROM ventas v</w:t>
-      </w:r>
-    </w:p>
-    <w:p>
-      <w:r>
-        <w:t xml:space="preserve">JOIN </w:t>
-      </w:r>
-      <w:proofErr w:type="spellStart"/>
-      <w:r>
-        <w:t>detalle_venta</w:t>
-      </w:r>
-      <w:proofErr w:type="spellEnd"/>
-      <w:r>
-        <w:t xml:space="preserve"> </w:t>
-      </w:r>
-      <w:proofErr w:type="spellStart"/>
-      <w:r>
-        <w:t>dv</w:t>
-      </w:r>
-      <w:proofErr w:type="spellEnd"/>
-      <w:r>
-        <w:t xml:space="preserve"> ON </w:t>
-      </w:r>
-      <w:proofErr w:type="spellStart"/>
-      <w:r>
-        <w:t>v.id_venta</w:t>
-      </w:r>
-      <w:proofErr w:type="spellEnd"/>
-      <w:r>
-        <w:t xml:space="preserve"> = </w:t>
-      </w:r>
-      <w:proofErr w:type="spellStart"/>
-      <w:r>
-        <w:t>dv.id_venta</w:t>
-      </w:r>
-      <w:proofErr w:type="spellEnd"/>
-    </w:p>
-    <w:p>
-      <w:r>
-        <w:t xml:space="preserve">GROUP BY </w:t>
-      </w:r>
-      <w:proofErr w:type="spellStart"/>
-      <w:r>
-        <w:t>v.fecha</w:t>
-      </w:r>
-      <w:proofErr w:type="spellEnd"/>
-    </w:p>
-    <w:p>
-      <w:r>
-        <w:t xml:space="preserve">ORDER BY </w:t>
-      </w:r>
-      <w:proofErr w:type="spellStart"/>
-      <w:r>
-        <w:t>v.fecha</w:t>
-      </w:r>
-      <w:proofErr w:type="spellEnd"/>
-      <w:r>
-        <w:t>;</w:t>
-      </w:r>
-    </w:p>
     <w:p>
       <w:r>
         <w:pict w14:anchorId="1916DED6">
-          <v:rect id="_x0000_i1042" style="width:0;height:1.5pt" o:hralign="center" o:hrstd="t" o:hr="t" fillcolor="#a0a0a0" stroked="f"/>
+          <v:rect id="_x0000_i1030" style="width:0;height:1.5pt" o:hralign="center" o:hrstd="t" o:hr="t" fillcolor="#a0a0a0" stroked="f"/>
         </w:pict>
       </w:r>
     </w:p>
@@ -4525,93 +5952,977 @@
       </w:r>
     </w:p>
     <w:p>
-      <w:r>
-        <w:t>SELECT * FROM clientes</w:t>
-      </w:r>
-    </w:p>
-    <w:p>
-      <w:r>
+      <w:pPr>
+        <w:rPr>
+          <w:lang w:val="en-GB"/>
+        </w:rPr>
+      </w:pPr>
+      <w:r>
+        <w:rPr>
+          <w:lang w:val="en-GB"/>
+        </w:rPr>
+        <w:t xml:space="preserve">SELECT * FROM </w:t>
+      </w:r>
+      <w:proofErr w:type="spellStart"/>
+      <w:r>
+        <w:rPr>
+          <w:lang w:val="en-GB"/>
+        </w:rPr>
+        <w:t>clientes</w:t>
+      </w:r>
+      <w:proofErr w:type="spellEnd"/>
+    </w:p>
+    <w:p>
+      <w:pPr>
+        <w:rPr>
+          <w:lang w:val="en-GB"/>
+        </w:rPr>
+      </w:pPr>
+      <w:r>
+        <w:rPr>
+          <w:lang w:val="en-GB"/>
+        </w:rPr>
         <w:t xml:space="preserve">WHERE </w:t>
       </w:r>
       <w:proofErr w:type="spellStart"/>
       <w:r>
+        <w:rPr>
+          <w:lang w:val="en-GB"/>
+        </w:rPr>
         <w:t>id_cliente</w:t>
       </w:r>
       <w:proofErr w:type="spellEnd"/>
       <w:r>
+        <w:rPr>
+          <w:lang w:val="en-GB"/>
+        </w:rPr>
         <w:t xml:space="preserve"> IN (SELECT </w:t>
       </w:r>
       <w:proofErr w:type="spellStart"/>
       <w:r>
+        <w:rPr>
+          <w:lang w:val="en-GB"/>
+        </w:rPr>
         <w:t>id_cliente</w:t>
       </w:r>
       <w:proofErr w:type="spellEnd"/>
       <w:r>
-        <w:t xml:space="preserve"> FROM ventas);</w:t>
+        <w:rPr>
+          <w:lang w:val="en-GB"/>
+        </w:rPr>
+        <w:t xml:space="preserve"> FROM </w:t>
+      </w:r>
+      <w:proofErr w:type="spellStart"/>
+      <w:r>
+        <w:rPr>
+          <w:lang w:val="en-GB"/>
+        </w:rPr>
+        <w:t>ventas</w:t>
+      </w:r>
+      <w:proofErr w:type="spellEnd"/>
+      <w:proofErr w:type="gramStart"/>
+      <w:r>
+        <w:rPr>
+          <w:lang w:val="en-GB"/>
+        </w:rPr>
+        <w:t>);</w:t>
+      </w:r>
+      <w:proofErr w:type="gramEnd"/>
+    </w:p>
+    <w:p>
+      <w:pPr>
+        <w:rPr>
+          <w:lang w:val="en-GB"/>
+        </w:rPr>
+      </w:pPr>
+    </w:p>
+    <w:p>
+      <w:r>
+        <w:lastRenderedPageBreak/>
+        <w:t>-- 18. Clientes que NO han comprado nunca</w:t>
+      </w:r>
+    </w:p>
+    <w:p>
+      <w:pPr>
+        <w:rPr>
+          <w:lang w:val="en-GB"/>
+        </w:rPr>
+      </w:pPr>
+      <w:r>
+        <w:rPr>
+          <w:lang w:val="en-GB"/>
+        </w:rPr>
+        <w:t xml:space="preserve">SELECT * FROM </w:t>
+      </w:r>
+      <w:proofErr w:type="spellStart"/>
+      <w:r>
+        <w:rPr>
+          <w:lang w:val="en-GB"/>
+        </w:rPr>
+        <w:t>clientes</w:t>
+      </w:r>
+      <w:proofErr w:type="spellEnd"/>
+    </w:p>
+    <w:p>
+      <w:pPr>
+        <w:rPr>
+          <w:lang w:val="en-GB"/>
+        </w:rPr>
+      </w:pPr>
+      <w:r>
+        <w:rPr>
+          <w:lang w:val="en-GB"/>
+        </w:rPr>
+        <w:t xml:space="preserve">WHERE </w:t>
+      </w:r>
+      <w:proofErr w:type="spellStart"/>
+      <w:r>
+        <w:rPr>
+          <w:lang w:val="en-GB"/>
+        </w:rPr>
+        <w:t>id_cliente</w:t>
+      </w:r>
+      <w:proofErr w:type="spellEnd"/>
+      <w:r>
+        <w:rPr>
+          <w:lang w:val="en-GB"/>
+        </w:rPr>
+        <w:t xml:space="preserve"> NOT IN (SELECT </w:t>
+      </w:r>
+      <w:proofErr w:type="spellStart"/>
+      <w:r>
+        <w:rPr>
+          <w:lang w:val="en-GB"/>
+        </w:rPr>
+        <w:t>id_cliente</w:t>
+      </w:r>
+      <w:proofErr w:type="spellEnd"/>
+      <w:r>
+        <w:rPr>
+          <w:lang w:val="en-GB"/>
+        </w:rPr>
+        <w:t xml:space="preserve"> FROM </w:t>
+      </w:r>
+      <w:proofErr w:type="spellStart"/>
+      <w:r>
+        <w:rPr>
+          <w:lang w:val="en-GB"/>
+        </w:rPr>
+        <w:t>ventas</w:t>
+      </w:r>
+      <w:proofErr w:type="spellEnd"/>
+      <w:proofErr w:type="gramStart"/>
+      <w:r>
+        <w:rPr>
+          <w:lang w:val="en-GB"/>
+        </w:rPr>
+        <w:t>);</w:t>
+      </w:r>
+      <w:proofErr w:type="gramEnd"/>
+    </w:p>
+    <w:p>
+      <w:pPr>
+        <w:rPr>
+          <w:lang w:val="en-GB"/>
+        </w:rPr>
+      </w:pPr>
+    </w:p>
+    <w:p>
+      <w:r>
+        <w:t>-- 19. Productos que se han vendido alguna vez</w:t>
+      </w:r>
+    </w:p>
+    <w:p>
+      <w:pPr>
+        <w:rPr>
+          <w:lang w:val="en-GB"/>
+        </w:rPr>
+      </w:pPr>
+      <w:r>
+        <w:rPr>
+          <w:lang w:val="en-GB"/>
+        </w:rPr>
+        <w:t xml:space="preserve">SELECT * FROM </w:t>
+      </w:r>
+      <w:proofErr w:type="spellStart"/>
+      <w:r>
+        <w:rPr>
+          <w:lang w:val="en-GB"/>
+        </w:rPr>
+        <w:t>productos</w:t>
+      </w:r>
+      <w:proofErr w:type="spellEnd"/>
+    </w:p>
+    <w:p>
+      <w:pPr>
+        <w:rPr>
+          <w:lang w:val="en-GB"/>
+        </w:rPr>
+      </w:pPr>
+      <w:r>
+        <w:rPr>
+          <w:lang w:val="en-GB"/>
+        </w:rPr>
+        <w:t xml:space="preserve">WHERE </w:t>
+      </w:r>
+      <w:proofErr w:type="spellStart"/>
+      <w:r>
+        <w:rPr>
+          <w:lang w:val="en-GB"/>
+        </w:rPr>
+        <w:t>id_producto</w:t>
+      </w:r>
+      <w:proofErr w:type="spellEnd"/>
+      <w:r>
+        <w:rPr>
+          <w:lang w:val="en-GB"/>
+        </w:rPr>
+        <w:t xml:space="preserve"> IN (SELECT </w:t>
+      </w:r>
+      <w:proofErr w:type="spellStart"/>
+      <w:r>
+        <w:rPr>
+          <w:lang w:val="en-GB"/>
+        </w:rPr>
+        <w:t>id_producto</w:t>
+      </w:r>
+      <w:proofErr w:type="spellEnd"/>
+      <w:r>
+        <w:rPr>
+          <w:lang w:val="en-GB"/>
+        </w:rPr>
+        <w:t xml:space="preserve"> FROM </w:t>
+      </w:r>
+      <w:proofErr w:type="spellStart"/>
+      <w:r>
+        <w:rPr>
+          <w:lang w:val="en-GB"/>
+        </w:rPr>
+        <w:t>detalle_venta</w:t>
+      </w:r>
+      <w:proofErr w:type="spellEnd"/>
+      <w:proofErr w:type="gramStart"/>
+      <w:r>
+        <w:rPr>
+          <w:lang w:val="en-GB"/>
+        </w:rPr>
+        <w:t>);</w:t>
+      </w:r>
+      <w:proofErr w:type="gramEnd"/>
+    </w:p>
+    <w:p>
+      <w:pPr>
+        <w:rPr>
+          <w:lang w:val="en-GB"/>
+        </w:rPr>
+      </w:pPr>
+    </w:p>
+    <w:p>
+      <w:r>
+        <w:t>-- 20. Productos que NO se han vendido nunca</w:t>
+      </w:r>
+    </w:p>
+    <w:p>
+      <w:pPr>
+        <w:rPr>
+          <w:lang w:val="en-GB"/>
+        </w:rPr>
+      </w:pPr>
+      <w:r>
+        <w:rPr>
+          <w:lang w:val="en-GB"/>
+        </w:rPr>
+        <w:t xml:space="preserve">SELECT * FROM </w:t>
+      </w:r>
+      <w:proofErr w:type="spellStart"/>
+      <w:r>
+        <w:rPr>
+          <w:lang w:val="en-GB"/>
+        </w:rPr>
+        <w:t>productos</w:t>
+      </w:r>
+      <w:proofErr w:type="spellEnd"/>
+    </w:p>
+    <w:p>
+      <w:pPr>
+        <w:rPr>
+          <w:lang w:val="en-GB"/>
+        </w:rPr>
+      </w:pPr>
+      <w:r>
+        <w:rPr>
+          <w:lang w:val="en-GB"/>
+        </w:rPr>
+        <w:t xml:space="preserve">WHERE </w:t>
+      </w:r>
+      <w:proofErr w:type="spellStart"/>
+      <w:r>
+        <w:rPr>
+          <w:lang w:val="en-GB"/>
+        </w:rPr>
+        <w:t>id_producto</w:t>
+      </w:r>
+      <w:proofErr w:type="spellEnd"/>
+      <w:r>
+        <w:rPr>
+          <w:lang w:val="en-GB"/>
+        </w:rPr>
+        <w:t xml:space="preserve"> NOT IN (SELECT </w:t>
+      </w:r>
+      <w:proofErr w:type="spellStart"/>
+      <w:r>
+        <w:rPr>
+          <w:lang w:val="en-GB"/>
+        </w:rPr>
+        <w:t>id_producto</w:t>
+      </w:r>
+      <w:proofErr w:type="spellEnd"/>
+      <w:r>
+        <w:rPr>
+          <w:lang w:val="en-GB"/>
+        </w:rPr>
+        <w:t xml:space="preserve"> FROM </w:t>
+      </w:r>
+      <w:proofErr w:type="spellStart"/>
+      <w:r>
+        <w:rPr>
+          <w:lang w:val="en-GB"/>
+        </w:rPr>
+        <w:t>detalle_venta</w:t>
+      </w:r>
+      <w:proofErr w:type="spellEnd"/>
+      <w:proofErr w:type="gramStart"/>
+      <w:r>
+        <w:rPr>
+          <w:lang w:val="en-GB"/>
+        </w:rPr>
+        <w:t>);</w:t>
+      </w:r>
+      <w:proofErr w:type="gramEnd"/>
+    </w:p>
+    <w:p>
+      <w:pPr>
+        <w:rPr>
+          <w:lang w:val="en-GB"/>
+        </w:rPr>
+      </w:pPr>
+    </w:p>
+    <w:p>
+      <w:r>
+        <w:t>-- 21. Productos con precio superior al precio medio</w:t>
+      </w:r>
+    </w:p>
+    <w:p>
+      <w:pPr>
+        <w:rPr>
+          <w:lang w:val="en-GB"/>
+        </w:rPr>
+      </w:pPr>
+      <w:r>
+        <w:rPr>
+          <w:lang w:val="en-GB"/>
+        </w:rPr>
+        <w:t xml:space="preserve">SELECT * FROM </w:t>
+      </w:r>
+      <w:proofErr w:type="spellStart"/>
+      <w:r>
+        <w:rPr>
+          <w:lang w:val="en-GB"/>
+        </w:rPr>
+        <w:t>productos</w:t>
+      </w:r>
+      <w:proofErr w:type="spellEnd"/>
+    </w:p>
+    <w:p>
+      <w:pPr>
+        <w:rPr>
+          <w:lang w:val="en-GB"/>
+        </w:rPr>
+      </w:pPr>
+      <w:r>
+        <w:rPr>
+          <w:lang w:val="en-GB"/>
+        </w:rPr>
+        <w:t xml:space="preserve">WHERE </w:t>
+      </w:r>
+      <w:proofErr w:type="spellStart"/>
+      <w:r>
+        <w:rPr>
+          <w:lang w:val="en-GB"/>
+        </w:rPr>
+        <w:t>precio</w:t>
+      </w:r>
+      <w:proofErr w:type="spellEnd"/>
+      <w:r>
+        <w:rPr>
+          <w:lang w:val="en-GB"/>
+        </w:rPr>
+        <w:t xml:space="preserve"> &gt; (SELECT </w:t>
+      </w:r>
+      <w:proofErr w:type="gramStart"/>
+      <w:r>
+        <w:rPr>
+          <w:lang w:val="en-GB"/>
+        </w:rPr>
+        <w:t>AVG(</w:t>
+      </w:r>
+      <w:proofErr w:type="spellStart"/>
+      <w:proofErr w:type="gramEnd"/>
+      <w:r>
+        <w:rPr>
+          <w:lang w:val="en-GB"/>
+        </w:rPr>
+        <w:t>precio</w:t>
+      </w:r>
+      <w:proofErr w:type="spellEnd"/>
+      <w:r>
+        <w:rPr>
+          <w:lang w:val="en-GB"/>
+        </w:rPr>
+        <w:t xml:space="preserve">) FROM </w:t>
+      </w:r>
+      <w:proofErr w:type="spellStart"/>
+      <w:r>
+        <w:rPr>
+          <w:lang w:val="en-GB"/>
+        </w:rPr>
+        <w:t>productos</w:t>
+      </w:r>
+      <w:proofErr w:type="spellEnd"/>
+      <w:proofErr w:type="gramStart"/>
+      <w:r>
+        <w:rPr>
+          <w:lang w:val="en-GB"/>
+        </w:rPr>
+        <w:t>);</w:t>
+      </w:r>
+      <w:proofErr w:type="gramEnd"/>
+    </w:p>
+    <w:p>
+      <w:pPr>
+        <w:rPr>
+          <w:lang w:val="en-GB"/>
+        </w:rPr>
+      </w:pPr>
+    </w:p>
+    <w:p>
+      <w:r>
+        <w:t>-- 22. Ventas con total superior a la media de todas las ventas</w:t>
+      </w:r>
+    </w:p>
+    <w:p>
+      <w:r>
+        <w:t xml:space="preserve">SELECT </w:t>
+      </w:r>
+      <w:proofErr w:type="spellStart"/>
+      <w:r>
+        <w:t>t.id_venta</w:t>
+      </w:r>
+      <w:proofErr w:type="spellEnd"/>
+      <w:r>
+        <w:t xml:space="preserve">, </w:t>
+      </w:r>
+      <w:proofErr w:type="spellStart"/>
+      <w:proofErr w:type="gramStart"/>
+      <w:r>
+        <w:t>t.total</w:t>
+      </w:r>
+      <w:proofErr w:type="gramEnd"/>
+      <w:r>
+        <w:t>_venta</w:t>
+      </w:r>
+      <w:proofErr w:type="spellEnd"/>
+    </w:p>
+    <w:p>
+      <w:r>
+        <w:t>FROM (</w:t>
+      </w:r>
+    </w:p>
+    <w:p>
+      <w:r>
+        <w:t xml:space="preserve">  SELECT </w:t>
+      </w:r>
+      <w:proofErr w:type="spellStart"/>
+      <w:r>
+        <w:t>id_venta</w:t>
+      </w:r>
+      <w:proofErr w:type="spellEnd"/>
+      <w:r>
+        <w:t xml:space="preserve">, </w:t>
+      </w:r>
+      <w:proofErr w:type="gramStart"/>
+      <w:r>
+        <w:t>SUM(</w:t>
+      </w:r>
+      <w:proofErr w:type="gramEnd"/>
+      <w:r>
+        <w:t xml:space="preserve">cantidad * </w:t>
+      </w:r>
+      <w:proofErr w:type="spellStart"/>
+      <w:r>
+        <w:t>precio_unitario</w:t>
+      </w:r>
+      <w:proofErr w:type="spellEnd"/>
+      <w:r>
+        <w:t xml:space="preserve">) AS </w:t>
+      </w:r>
+      <w:proofErr w:type="spellStart"/>
+      <w:r>
+        <w:t>total_venta</w:t>
+      </w:r>
+      <w:proofErr w:type="spellEnd"/>
+    </w:p>
+    <w:p>
+      <w:pPr>
+        <w:rPr>
+          <w:lang w:val="en-GB"/>
+        </w:rPr>
+      </w:pPr>
+      <w:r>
+        <w:t xml:space="preserve">  </w:t>
+      </w:r>
+      <w:r>
+        <w:rPr>
+          <w:lang w:val="en-GB"/>
+        </w:rPr>
+        <w:t xml:space="preserve">FROM </w:t>
+      </w:r>
+      <w:proofErr w:type="spellStart"/>
+      <w:r>
+        <w:rPr>
+          <w:lang w:val="en-GB"/>
+        </w:rPr>
+        <w:t>detalle_venta</w:t>
+      </w:r>
+      <w:proofErr w:type="spellEnd"/>
+    </w:p>
+    <w:p>
+      <w:pPr>
+        <w:rPr>
+          <w:lang w:val="en-GB"/>
+        </w:rPr>
+      </w:pPr>
+      <w:r>
+        <w:rPr>
+          <w:lang w:val="en-GB"/>
+        </w:rPr>
+        <w:t xml:space="preserve">  GROUP BY </w:t>
+      </w:r>
+      <w:proofErr w:type="spellStart"/>
+      <w:r>
+        <w:rPr>
+          <w:lang w:val="en-GB"/>
+        </w:rPr>
+        <w:t>id_venta</w:t>
+      </w:r>
+      <w:proofErr w:type="spellEnd"/>
+    </w:p>
+    <w:p>
+      <w:r>
+        <w:t>) t</w:t>
+      </w:r>
+    </w:p>
+    <w:p>
+      <w:r>
+        <w:t xml:space="preserve">WHERE </w:t>
+      </w:r>
+      <w:proofErr w:type="spellStart"/>
+      <w:proofErr w:type="gramStart"/>
+      <w:r>
+        <w:t>t.total</w:t>
+      </w:r>
+      <w:proofErr w:type="gramEnd"/>
+      <w:r>
+        <w:t>_venta</w:t>
+      </w:r>
+      <w:proofErr w:type="spellEnd"/>
+      <w:r>
+        <w:t xml:space="preserve"> &gt; (</w:t>
+      </w:r>
+    </w:p>
+    <w:p>
+      <w:r>
+        <w:t xml:space="preserve">  SELECT AVG(</w:t>
+      </w:r>
+      <w:proofErr w:type="spellStart"/>
+      <w:proofErr w:type="gramStart"/>
+      <w:r>
+        <w:t>x.total</w:t>
+      </w:r>
+      <w:proofErr w:type="gramEnd"/>
+      <w:r>
+        <w:t>_venta</w:t>
+      </w:r>
+      <w:proofErr w:type="spellEnd"/>
+      <w:r>
+        <w:t>)</w:t>
+      </w:r>
+    </w:p>
+    <w:p>
+      <w:r>
+        <w:t xml:space="preserve">  FROM (</w:t>
+      </w:r>
+    </w:p>
+    <w:p>
+      <w:r>
+        <w:t xml:space="preserve">    SELECT </w:t>
+      </w:r>
+      <w:proofErr w:type="spellStart"/>
+      <w:r>
+        <w:t>id_venta</w:t>
+      </w:r>
+      <w:proofErr w:type="spellEnd"/>
+      <w:r>
+        <w:t xml:space="preserve">, </w:t>
+      </w:r>
+      <w:proofErr w:type="gramStart"/>
+      <w:r>
+        <w:t>SUM(</w:t>
+      </w:r>
+      <w:proofErr w:type="gramEnd"/>
+      <w:r>
+        <w:t xml:space="preserve">cantidad * </w:t>
+      </w:r>
+      <w:proofErr w:type="spellStart"/>
+      <w:r>
+        <w:t>precio_unitario</w:t>
+      </w:r>
+      <w:proofErr w:type="spellEnd"/>
+      <w:r>
+        <w:t xml:space="preserve">) AS </w:t>
+      </w:r>
+      <w:proofErr w:type="spellStart"/>
+      <w:r>
+        <w:t>total_venta</w:t>
+      </w:r>
+      <w:proofErr w:type="spellEnd"/>
+    </w:p>
+    <w:p>
+      <w:pPr>
+        <w:rPr>
+          <w:lang w:val="en-GB"/>
+        </w:rPr>
+      </w:pPr>
+      <w:r>
+        <w:t xml:space="preserve">    </w:t>
+      </w:r>
+      <w:r>
+        <w:rPr>
+          <w:lang w:val="en-GB"/>
+        </w:rPr>
+        <w:t xml:space="preserve">FROM </w:t>
+      </w:r>
+      <w:proofErr w:type="spellStart"/>
+      <w:r>
+        <w:rPr>
+          <w:lang w:val="en-GB"/>
+        </w:rPr>
+        <w:t>detalle_venta</w:t>
+      </w:r>
+      <w:proofErr w:type="spellEnd"/>
+    </w:p>
+    <w:p>
+      <w:pPr>
+        <w:rPr>
+          <w:lang w:val="en-GB"/>
+        </w:rPr>
+      </w:pPr>
+      <w:r>
+        <w:rPr>
+          <w:lang w:val="en-GB"/>
+        </w:rPr>
+        <w:lastRenderedPageBreak/>
+        <w:t xml:space="preserve">    GROUP BY </w:t>
+      </w:r>
+      <w:proofErr w:type="spellStart"/>
+      <w:r>
+        <w:rPr>
+          <w:lang w:val="en-GB"/>
+        </w:rPr>
+        <w:t>id_venta</w:t>
+      </w:r>
+      <w:proofErr w:type="spellEnd"/>
+    </w:p>
+    <w:p>
+      <w:r>
+        <w:rPr>
+          <w:lang w:val="en-GB"/>
+        </w:rPr>
+        <w:t xml:space="preserve">  </w:t>
+      </w:r>
+      <w:r>
+        <w:t>) x</w:t>
+      </w:r>
+    </w:p>
+    <w:p>
+      <w:r>
+        <w:t>);</w:t>
       </w:r>
     </w:p>
     <w:p/>
     <w:p>
       <w:r>
-        <w:t>-- 18. Clientes que NO han comprado nunca</w:t>
-      </w:r>
-    </w:p>
-    <w:p>
-      <w:r>
-        <w:t>SELECT * FROM clientes</w:t>
-      </w:r>
-    </w:p>
-    <w:p>
-      <w:r>
-        <w:t xml:space="preserve">WHERE </w:t>
-      </w:r>
-      <w:proofErr w:type="spellStart"/>
-      <w:r>
-        <w:t>id_cliente</w:t>
-      </w:r>
-      <w:proofErr w:type="spellEnd"/>
-      <w:r>
-        <w:t xml:space="preserve"> NOT IN (SELECT </w:t>
-      </w:r>
-      <w:proofErr w:type="spellStart"/>
-      <w:r>
-        <w:t>id_cliente</w:t>
-      </w:r>
-      <w:proofErr w:type="spellEnd"/>
-      <w:r>
-        <w:t xml:space="preserve"> FROM ventas);</w:t>
+        <w:t>-- 23. Cliente que más ha gastado (una sola fila)</w:t>
+      </w:r>
+    </w:p>
+    <w:p>
+      <w:r>
+        <w:t xml:space="preserve">SELECT </w:t>
+      </w:r>
+      <w:proofErr w:type="spellStart"/>
+      <w:r>
+        <w:t>c.id_cliente</w:t>
+      </w:r>
+      <w:proofErr w:type="spellEnd"/>
+      <w:r>
+        <w:t xml:space="preserve">, </w:t>
+      </w:r>
+      <w:proofErr w:type="spellStart"/>
+      <w:proofErr w:type="gramStart"/>
+      <w:r>
+        <w:t>c.nombre</w:t>
+      </w:r>
+      <w:proofErr w:type="spellEnd"/>
+      <w:proofErr w:type="gramEnd"/>
+      <w:r>
+        <w:t xml:space="preserve">, </w:t>
+      </w:r>
+      <w:proofErr w:type="spellStart"/>
+      <w:proofErr w:type="gramStart"/>
+      <w:r>
+        <w:t>tot.gasto</w:t>
+      </w:r>
+      <w:proofErr w:type="gramEnd"/>
+      <w:r>
+        <w:t>_total</w:t>
+      </w:r>
+      <w:proofErr w:type="spellEnd"/>
+    </w:p>
+    <w:p>
+      <w:r>
+        <w:t>FROM clientes c</w:t>
+      </w:r>
+    </w:p>
+    <w:p>
+      <w:r>
+        <w:t>JOIN (</w:t>
+      </w:r>
+    </w:p>
+    <w:p>
+      <w:r>
+        <w:t xml:space="preserve">  SELECT </w:t>
+      </w:r>
+      <w:proofErr w:type="spellStart"/>
+      <w:r>
+        <w:t>v.id_cliente</w:t>
+      </w:r>
+      <w:proofErr w:type="spellEnd"/>
+      <w:r>
+        <w:t xml:space="preserve">, </w:t>
+      </w:r>
+      <w:proofErr w:type="gramStart"/>
+      <w:r>
+        <w:t>SUM(</w:t>
+      </w:r>
+      <w:proofErr w:type="spellStart"/>
+      <w:r>
+        <w:t>dv.cantidad</w:t>
+      </w:r>
+      <w:proofErr w:type="spellEnd"/>
+      <w:proofErr w:type="gramEnd"/>
+      <w:r>
+        <w:t xml:space="preserve"> * </w:t>
+      </w:r>
+      <w:proofErr w:type="spellStart"/>
+      <w:proofErr w:type="gramStart"/>
+      <w:r>
+        <w:t>dv.precio</w:t>
+      </w:r>
+      <w:proofErr w:type="gramEnd"/>
+      <w:r>
+        <w:t>_unitario</w:t>
+      </w:r>
+      <w:proofErr w:type="spellEnd"/>
+      <w:r>
+        <w:t xml:space="preserve">) AS </w:t>
+      </w:r>
+      <w:proofErr w:type="spellStart"/>
+      <w:r>
+        <w:t>gasto_total</w:t>
+      </w:r>
+      <w:proofErr w:type="spellEnd"/>
+    </w:p>
+    <w:p>
+      <w:r>
+        <w:t xml:space="preserve">  FROM ventas v</w:t>
+      </w:r>
+    </w:p>
+    <w:p>
+      <w:r>
+        <w:t xml:space="preserve">  JOIN </w:t>
+      </w:r>
+      <w:proofErr w:type="spellStart"/>
+      <w:r>
+        <w:t>detalle_venta</w:t>
+      </w:r>
+      <w:proofErr w:type="spellEnd"/>
+      <w:r>
+        <w:t xml:space="preserve"> </w:t>
+      </w:r>
+      <w:proofErr w:type="spellStart"/>
+      <w:r>
+        <w:t>dv</w:t>
+      </w:r>
+      <w:proofErr w:type="spellEnd"/>
+      <w:r>
+        <w:t xml:space="preserve"> ON </w:t>
+      </w:r>
+      <w:proofErr w:type="spellStart"/>
+      <w:r>
+        <w:t>v.id_venta</w:t>
+      </w:r>
+      <w:proofErr w:type="spellEnd"/>
+      <w:r>
+        <w:t xml:space="preserve"> = </w:t>
+      </w:r>
+      <w:proofErr w:type="spellStart"/>
+      <w:r>
+        <w:t>dv.id_venta</w:t>
+      </w:r>
+      <w:proofErr w:type="spellEnd"/>
+    </w:p>
+    <w:p>
+      <w:pPr>
+        <w:rPr>
+          <w:lang w:val="en-GB"/>
+        </w:rPr>
+      </w:pPr>
+      <w:r>
+        <w:t xml:space="preserve">  </w:t>
+      </w:r>
+      <w:r>
+        <w:rPr>
+          <w:lang w:val="en-GB"/>
+        </w:rPr>
+        <w:t xml:space="preserve">GROUP BY </w:t>
+      </w:r>
+      <w:proofErr w:type="spellStart"/>
+      <w:r>
+        <w:rPr>
+          <w:lang w:val="en-GB"/>
+        </w:rPr>
+        <w:t>v.id_cliente</w:t>
+      </w:r>
+      <w:proofErr w:type="spellEnd"/>
+    </w:p>
+    <w:p>
+      <w:pPr>
+        <w:rPr>
+          <w:lang w:val="en-GB"/>
+        </w:rPr>
+      </w:pPr>
+      <w:r>
+        <w:rPr>
+          <w:lang w:val="en-GB"/>
+        </w:rPr>
+        <w:t xml:space="preserve">) </w:t>
+      </w:r>
+      <w:proofErr w:type="gramStart"/>
+      <w:r>
+        <w:rPr>
+          <w:lang w:val="en-GB"/>
+        </w:rPr>
+        <w:t>tot</w:t>
+      </w:r>
+      <w:proofErr w:type="gramEnd"/>
+      <w:r>
+        <w:rPr>
+          <w:lang w:val="en-GB"/>
+        </w:rPr>
+        <w:t xml:space="preserve"> ON </w:t>
+      </w:r>
+      <w:proofErr w:type="spellStart"/>
+      <w:r>
+        <w:rPr>
+          <w:lang w:val="en-GB"/>
+        </w:rPr>
+        <w:t>c.id_cliente</w:t>
+      </w:r>
+      <w:proofErr w:type="spellEnd"/>
+      <w:r>
+        <w:rPr>
+          <w:lang w:val="en-GB"/>
+        </w:rPr>
+        <w:t xml:space="preserve"> = </w:t>
+      </w:r>
+      <w:proofErr w:type="spellStart"/>
+      <w:r>
+        <w:rPr>
+          <w:lang w:val="en-GB"/>
+        </w:rPr>
+        <w:t>tot.id_cliente</w:t>
+      </w:r>
+      <w:proofErr w:type="spellEnd"/>
+    </w:p>
+    <w:p>
+      <w:pPr>
+        <w:rPr>
+          <w:lang w:val="en-GB"/>
+        </w:rPr>
+      </w:pPr>
+      <w:r>
+        <w:rPr>
+          <w:lang w:val="en-GB"/>
+        </w:rPr>
+        <w:t xml:space="preserve">ORDER BY </w:t>
+      </w:r>
+      <w:proofErr w:type="spellStart"/>
+      <w:proofErr w:type="gramStart"/>
+      <w:r>
+        <w:rPr>
+          <w:lang w:val="en-GB"/>
+        </w:rPr>
+        <w:t>tot.gasto</w:t>
+      </w:r>
+      <w:proofErr w:type="gramEnd"/>
+      <w:r>
+        <w:rPr>
+          <w:lang w:val="en-GB"/>
+        </w:rPr>
+        <w:t>_total</w:t>
+      </w:r>
+      <w:proofErr w:type="spellEnd"/>
+      <w:r>
+        <w:rPr>
+          <w:lang w:val="en-GB"/>
+        </w:rPr>
+        <w:t xml:space="preserve"> DESC</w:t>
+      </w:r>
+    </w:p>
+    <w:p>
+      <w:r>
+        <w:t>LIMIT 1;</w:t>
       </w:r>
     </w:p>
     <w:p/>
     <w:p>
       <w:r>
-        <w:t>-- 19. Productos que se han vendido alguna vez</w:t>
-      </w:r>
-    </w:p>
-    <w:p>
-      <w:r>
-        <w:t>SELECT * FROM productos</w:t>
-      </w:r>
-    </w:p>
-    <w:p>
-      <w:r>
-        <w:t xml:space="preserve">WHERE </w:t>
-      </w:r>
-      <w:proofErr w:type="spellStart"/>
-      <w:r>
-        <w:t>id_producto</w:t>
-      </w:r>
-      <w:proofErr w:type="spellEnd"/>
-      <w:r>
-        <w:t xml:space="preserve"> IN (SELECT </w:t>
-      </w:r>
-      <w:proofErr w:type="spellStart"/>
-      <w:r>
-        <w:t>id_producto</w:t>
-      </w:r>
-      <w:proofErr w:type="spellEnd"/>
-      <w:r>
-        <w:t xml:space="preserve"> FROM </w:t>
+        <w:t>-- 24. Productos vendidos en la misma venta que el “iPhone 13”</w:t>
+      </w:r>
+    </w:p>
+    <w:p>
+      <w:r>
+        <w:t>SELECT DISTINCT p</w:t>
+      </w:r>
+      <w:proofErr w:type="gramStart"/>
+      <w:r>
+        <w:t>2.nombre</w:t>
+      </w:r>
+      <w:proofErr w:type="gramEnd"/>
+    </w:p>
+    <w:p>
+      <w:r>
+        <w:t xml:space="preserve">FROM </w:t>
       </w:r>
       <w:proofErr w:type="spellStart"/>
       <w:r>
@@ -4619,40 +6930,32 @@
       </w:r>
       <w:proofErr w:type="spellEnd"/>
       <w:r>
-        <w:t>);</w:t>
-      </w:r>
-    </w:p>
-    <w:p/>
-    <w:p>
-      <w:r>
-        <w:lastRenderedPageBreak/>
-        <w:t>-- 20. Productos que NO se han vendido nunca</w:t>
-      </w:r>
-    </w:p>
-    <w:p>
-      <w:r>
-        <w:t>SELECT * FROM productos</w:t>
-      </w:r>
-    </w:p>
-    <w:p>
-      <w:r>
-        <w:t xml:space="preserve">WHERE </w:t>
-      </w:r>
-      <w:proofErr w:type="spellStart"/>
-      <w:r>
-        <w:t>id_producto</w:t>
-      </w:r>
-      <w:proofErr w:type="spellEnd"/>
-      <w:r>
-        <w:t xml:space="preserve"> NOT IN (SELECT </w:t>
-      </w:r>
-      <w:proofErr w:type="spellStart"/>
-      <w:r>
-        <w:t>id_producto</w:t>
-      </w:r>
-      <w:proofErr w:type="spellEnd"/>
-      <w:r>
-        <w:t xml:space="preserve"> FROM </w:t>
+        <w:t xml:space="preserve"> dv2</w:t>
+      </w:r>
+    </w:p>
+    <w:p>
+      <w:r>
+        <w:t>JOIN productos p2 ON dv2.id_producto = p2.id_producto</w:t>
+      </w:r>
+    </w:p>
+    <w:p>
+      <w:r>
+        <w:t>WHERE dv2.id_venta IN (</w:t>
+      </w:r>
+    </w:p>
+    <w:p>
+      <w:r>
+        <w:t xml:space="preserve">  SELECT </w:t>
+      </w:r>
+      <w:proofErr w:type="spellStart"/>
+      <w:r>
+        <w:t>dv.id_venta</w:t>
+      </w:r>
+      <w:proofErr w:type="spellEnd"/>
+    </w:p>
+    <w:p>
+      <w:r>
+        <w:t xml:space="preserve">  FROM </w:t>
       </w:r>
       <w:proofErr w:type="spellStart"/>
       <w:r>
@@ -4660,284 +6963,6 @@
       </w:r>
       <w:proofErr w:type="spellEnd"/>
       <w:r>
-        <w:t>);</w:t>
-      </w:r>
-    </w:p>
-    <w:p/>
-    <w:p>
-      <w:r>
-        <w:t>-- 21. Productos con precio superior al precio medio</w:t>
-      </w:r>
-    </w:p>
-    <w:p>
-      <w:r>
-        <w:t>SELECT * FROM productos</w:t>
-      </w:r>
-    </w:p>
-    <w:p>
-      <w:r>
-        <w:t>WHERE precio &gt; (SELECT AVG(precio) FROM productos);</w:t>
-      </w:r>
-    </w:p>
-    <w:p/>
-    <w:p>
-      <w:r>
-        <w:t>-- 22. Ventas con total superior a la media de todas las ventas</w:t>
-      </w:r>
-    </w:p>
-    <w:p>
-      <w:r>
-        <w:t xml:space="preserve">SELECT </w:t>
-      </w:r>
-      <w:proofErr w:type="spellStart"/>
-      <w:r>
-        <w:t>t.id_venta</w:t>
-      </w:r>
-      <w:proofErr w:type="spellEnd"/>
-      <w:r>
-        <w:t xml:space="preserve">, </w:t>
-      </w:r>
-      <w:proofErr w:type="spellStart"/>
-      <w:r>
-        <w:t>t.total_venta</w:t>
-      </w:r>
-      <w:proofErr w:type="spellEnd"/>
-    </w:p>
-    <w:p>
-      <w:r>
-        <w:t>FROM (</w:t>
-      </w:r>
-    </w:p>
-    <w:p>
-      <w:r>
-        <w:t xml:space="preserve">  SELECT </w:t>
-      </w:r>
-      <w:proofErr w:type="spellStart"/>
-      <w:r>
-        <w:t>id_venta</w:t>
-      </w:r>
-      <w:proofErr w:type="spellEnd"/>
-      <w:r>
-        <w:t xml:space="preserve">, SUM(cantidad * </w:t>
-      </w:r>
-      <w:proofErr w:type="spellStart"/>
-      <w:r>
-        <w:t>precio_unitario</w:t>
-      </w:r>
-      <w:proofErr w:type="spellEnd"/>
-      <w:r>
-        <w:t xml:space="preserve">) AS </w:t>
-      </w:r>
-      <w:proofErr w:type="spellStart"/>
-      <w:r>
-        <w:t>total_venta</w:t>
-      </w:r>
-      <w:proofErr w:type="spellEnd"/>
-    </w:p>
-    <w:p>
-      <w:r>
-        <w:t xml:space="preserve">  FROM </w:t>
-      </w:r>
-      <w:proofErr w:type="spellStart"/>
-      <w:r>
-        <w:t>detalle_venta</w:t>
-      </w:r>
-      <w:proofErr w:type="spellEnd"/>
-    </w:p>
-    <w:p>
-      <w:r>
-        <w:t xml:space="preserve">  GROUP BY </w:t>
-      </w:r>
-      <w:proofErr w:type="spellStart"/>
-      <w:r>
-        <w:t>id_venta</w:t>
-      </w:r>
-      <w:proofErr w:type="spellEnd"/>
-    </w:p>
-    <w:p>
-      <w:r>
-        <w:t>) t</w:t>
-      </w:r>
-    </w:p>
-    <w:p>
-      <w:r>
-        <w:t xml:space="preserve">WHERE </w:t>
-      </w:r>
-      <w:proofErr w:type="spellStart"/>
-      <w:r>
-        <w:t>t.total_venta</w:t>
-      </w:r>
-      <w:proofErr w:type="spellEnd"/>
-      <w:r>
-        <w:t xml:space="preserve"> &gt; (</w:t>
-      </w:r>
-    </w:p>
-    <w:p>
-      <w:r>
-        <w:t xml:space="preserve">  SELECT AVG(</w:t>
-      </w:r>
-      <w:proofErr w:type="spellStart"/>
-      <w:r>
-        <w:t>x.total_venta</w:t>
-      </w:r>
-      <w:proofErr w:type="spellEnd"/>
-      <w:r>
-        <w:t>)</w:t>
-      </w:r>
-    </w:p>
-    <w:p>
-      <w:r>
-        <w:t xml:space="preserve">  FROM (</w:t>
-      </w:r>
-    </w:p>
-    <w:p>
-      <w:r>
-        <w:t xml:space="preserve">    SELECT </w:t>
-      </w:r>
-      <w:proofErr w:type="spellStart"/>
-      <w:r>
-        <w:t>id_venta</w:t>
-      </w:r>
-      <w:proofErr w:type="spellEnd"/>
-      <w:r>
-        <w:t xml:space="preserve">, SUM(cantidad * </w:t>
-      </w:r>
-      <w:proofErr w:type="spellStart"/>
-      <w:r>
-        <w:t>precio_unitario</w:t>
-      </w:r>
-      <w:proofErr w:type="spellEnd"/>
-      <w:r>
-        <w:t xml:space="preserve">) AS </w:t>
-      </w:r>
-      <w:proofErr w:type="spellStart"/>
-      <w:r>
-        <w:t>total_venta</w:t>
-      </w:r>
-      <w:proofErr w:type="spellEnd"/>
-    </w:p>
-    <w:p>
-      <w:r>
-        <w:t xml:space="preserve">    FROM </w:t>
-      </w:r>
-      <w:proofErr w:type="spellStart"/>
-      <w:r>
-        <w:t>detalle_venta</w:t>
-      </w:r>
-      <w:proofErr w:type="spellEnd"/>
-    </w:p>
-    <w:p>
-      <w:r>
-        <w:t xml:space="preserve">    GROUP BY </w:t>
-      </w:r>
-      <w:proofErr w:type="spellStart"/>
-      <w:r>
-        <w:t>id_venta</w:t>
-      </w:r>
-      <w:proofErr w:type="spellEnd"/>
-    </w:p>
-    <w:p>
-      <w:r>
-        <w:t xml:space="preserve">  ) x</w:t>
-      </w:r>
-    </w:p>
-    <w:p>
-      <w:r>
-        <w:t>);</w:t>
-      </w:r>
-    </w:p>
-    <w:p/>
-    <w:p>
-      <w:r>
-        <w:t>-- 23. Cliente que más ha gastado (una sola fila)</w:t>
-      </w:r>
-    </w:p>
-    <w:p>
-      <w:r>
-        <w:t xml:space="preserve">SELECT </w:t>
-      </w:r>
-      <w:proofErr w:type="spellStart"/>
-      <w:r>
-        <w:t>c.id_cliente</w:t>
-      </w:r>
-      <w:proofErr w:type="spellEnd"/>
-      <w:r>
-        <w:t xml:space="preserve">, </w:t>
-      </w:r>
-      <w:proofErr w:type="spellStart"/>
-      <w:r>
-        <w:t>c.nombre</w:t>
-      </w:r>
-      <w:proofErr w:type="spellEnd"/>
-      <w:r>
-        <w:t xml:space="preserve">, </w:t>
-      </w:r>
-      <w:proofErr w:type="spellStart"/>
-      <w:r>
-        <w:t>tot.gasto_total</w:t>
-      </w:r>
-      <w:proofErr w:type="spellEnd"/>
-    </w:p>
-    <w:p>
-      <w:r>
-        <w:t>FROM clientes c</w:t>
-      </w:r>
-    </w:p>
-    <w:p>
-      <w:r>
-        <w:t>JOIN (</w:t>
-      </w:r>
-    </w:p>
-    <w:p>
-      <w:r>
-        <w:lastRenderedPageBreak/>
-        <w:t xml:space="preserve">  SELECT </w:t>
-      </w:r>
-      <w:proofErr w:type="spellStart"/>
-      <w:r>
-        <w:t>v.id_cliente</w:t>
-      </w:r>
-      <w:proofErr w:type="spellEnd"/>
-      <w:r>
-        <w:t>, SUM(</w:t>
-      </w:r>
-      <w:proofErr w:type="spellStart"/>
-      <w:r>
-        <w:t>dv.cantidad</w:t>
-      </w:r>
-      <w:proofErr w:type="spellEnd"/>
-      <w:r>
-        <w:t xml:space="preserve"> * </w:t>
-      </w:r>
-      <w:proofErr w:type="spellStart"/>
-      <w:r>
-        <w:t>dv.precio_unitario</w:t>
-      </w:r>
-      <w:proofErr w:type="spellEnd"/>
-      <w:r>
-        <w:t xml:space="preserve">) AS </w:t>
-      </w:r>
-      <w:proofErr w:type="spellStart"/>
-      <w:r>
-        <w:t>gasto_total</w:t>
-      </w:r>
-      <w:proofErr w:type="spellEnd"/>
-    </w:p>
-    <w:p>
-      <w:r>
-        <w:t xml:space="preserve">  FROM ventas v</w:t>
-      </w:r>
-    </w:p>
-    <w:p>
-      <w:r>
-        <w:t xml:space="preserve">  JOIN </w:t>
-      </w:r>
-      <w:proofErr w:type="spellStart"/>
-      <w:r>
-        <w:t>detalle_venta</w:t>
-      </w:r>
-      <w:proofErr w:type="spellEnd"/>
-      <w:r>
         <w:t xml:space="preserve"> </w:t>
       </w:r>
       <w:proofErr w:type="spellStart"/>
@@ -4945,167 +6970,85 @@
         <w:t>dv</w:t>
       </w:r>
       <w:proofErr w:type="spellEnd"/>
-      <w:r>
-        <w:t xml:space="preserve"> ON </w:t>
-      </w:r>
-      <w:proofErr w:type="spellStart"/>
-      <w:r>
-        <w:t>v.id_venta</w:t>
-      </w:r>
-      <w:proofErr w:type="spellEnd"/>
-      <w:r>
+    </w:p>
+    <w:p>
+      <w:pPr>
+        <w:rPr>
+          <w:lang w:val="en-GB"/>
+        </w:rPr>
+      </w:pPr>
+      <w:r>
+        <w:t xml:space="preserve">  </w:t>
+      </w:r>
+      <w:r>
+        <w:rPr>
+          <w:lang w:val="en-GB"/>
+        </w:rPr>
+        <w:t xml:space="preserve">JOIN </w:t>
+      </w:r>
+      <w:proofErr w:type="spellStart"/>
+      <w:r>
+        <w:rPr>
+          <w:lang w:val="en-GB"/>
+        </w:rPr>
+        <w:t>productos</w:t>
+      </w:r>
+      <w:proofErr w:type="spellEnd"/>
+      <w:r>
+        <w:rPr>
+          <w:lang w:val="en-GB"/>
+        </w:rPr>
+        <w:t xml:space="preserve"> p ON </w:t>
+      </w:r>
+      <w:proofErr w:type="spellStart"/>
+      <w:r>
+        <w:rPr>
+          <w:lang w:val="en-GB"/>
+        </w:rPr>
+        <w:t>dv.id_producto</w:t>
+      </w:r>
+      <w:proofErr w:type="spellEnd"/>
+      <w:r>
+        <w:rPr>
+          <w:lang w:val="en-GB"/>
+        </w:rPr>
         <w:t xml:space="preserve"> = </w:t>
       </w:r>
       <w:proofErr w:type="spellStart"/>
       <w:r>
-        <w:t>dv.id_venta</w:t>
-      </w:r>
-      <w:proofErr w:type="spellEnd"/>
-    </w:p>
-    <w:p>
-      <w:r>
-        <w:t xml:space="preserve">  GROUP BY </w:t>
-      </w:r>
-      <w:proofErr w:type="spellStart"/>
-      <w:r>
-        <w:t>v.id_cliente</w:t>
-      </w:r>
-      <w:proofErr w:type="spellEnd"/>
-    </w:p>
-    <w:p>
-      <w:r>
-        <w:t xml:space="preserve">) </w:t>
-      </w:r>
-      <w:proofErr w:type="spellStart"/>
-      <w:r>
-        <w:t>tot</w:t>
-      </w:r>
-      <w:proofErr w:type="spellEnd"/>
-      <w:r>
-        <w:t xml:space="preserve"> ON </w:t>
-      </w:r>
-      <w:proofErr w:type="spellStart"/>
-      <w:r>
-        <w:t>c.id_cliente</w:t>
-      </w:r>
-      <w:proofErr w:type="spellEnd"/>
-      <w:r>
-        <w:t xml:space="preserve"> = </w:t>
-      </w:r>
-      <w:proofErr w:type="spellStart"/>
-      <w:r>
-        <w:t>tot.id_cliente</w:t>
-      </w:r>
-      <w:proofErr w:type="spellEnd"/>
-    </w:p>
-    <w:p>
-      <w:r>
-        <w:t xml:space="preserve">ORDER BY </w:t>
-      </w:r>
-      <w:proofErr w:type="spellStart"/>
-      <w:r>
-        <w:t>tot.gasto_total</w:t>
-      </w:r>
-      <w:proofErr w:type="spellEnd"/>
-      <w:r>
-        <w:t xml:space="preserve"> DESC</w:t>
-      </w:r>
-    </w:p>
-    <w:p>
-      <w:r>
-        <w:t>LIMIT 1;</w:t>
-      </w:r>
-    </w:p>
-    <w:p/>
-    <w:p>
-      <w:r>
-        <w:t>-- 24. Productos vendidos en la misma venta que el “iPhone 13”</w:t>
-      </w:r>
-    </w:p>
-    <w:p>
-      <w:r>
-        <w:t>SELECT DISTINCT p2.nombre</w:t>
-      </w:r>
-    </w:p>
-    <w:p>
-      <w:r>
-        <w:t xml:space="preserve">FROM </w:t>
-      </w:r>
-      <w:proofErr w:type="spellStart"/>
-      <w:r>
-        <w:t>detalle_venta</w:t>
-      </w:r>
-      <w:proofErr w:type="spellEnd"/>
-      <w:r>
-        <w:t xml:space="preserve"> dv2</w:t>
-      </w:r>
-    </w:p>
-    <w:p>
-      <w:r>
-        <w:t>JOIN productos p2 ON dv2.id_producto = p2.id_producto</w:t>
-      </w:r>
-    </w:p>
-    <w:p>
-      <w:r>
-        <w:t>WHERE dv2.id_venta IN (</w:t>
-      </w:r>
-    </w:p>
-    <w:p>
-      <w:r>
-        <w:t xml:space="preserve">  SELECT </w:t>
-      </w:r>
-      <w:proofErr w:type="spellStart"/>
-      <w:r>
-        <w:t>dv.id_venta</w:t>
-      </w:r>
-      <w:proofErr w:type="spellEnd"/>
-    </w:p>
-    <w:p>
-      <w:r>
-        <w:t xml:space="preserve">  FROM </w:t>
-      </w:r>
-      <w:proofErr w:type="spellStart"/>
-      <w:r>
-        <w:t>detalle_venta</w:t>
-      </w:r>
-      <w:proofErr w:type="spellEnd"/>
-      <w:r>
-        <w:t xml:space="preserve"> </w:t>
-      </w:r>
-      <w:proofErr w:type="spellStart"/>
-      <w:r>
-        <w:t>dv</w:t>
-      </w:r>
-      <w:proofErr w:type="spellEnd"/>
-    </w:p>
-    <w:p>
-      <w:r>
-        <w:t xml:space="preserve">  JOIN productos p ON </w:t>
-      </w:r>
-      <w:proofErr w:type="spellStart"/>
-      <w:r>
-        <w:t>dv.id_producto</w:t>
-      </w:r>
-      <w:proofErr w:type="spellEnd"/>
-      <w:r>
-        <w:t xml:space="preserve"> = </w:t>
-      </w:r>
-      <w:proofErr w:type="spellStart"/>
-      <w:r>
+        <w:rPr>
+          <w:lang w:val="en-GB"/>
+        </w:rPr>
         <w:t>p.id_producto</w:t>
       </w:r>
       <w:proofErr w:type="spellEnd"/>
     </w:p>
     <w:p>
-      <w:r>
+      <w:pPr>
+        <w:rPr>
+          <w:lang w:val="en-GB"/>
+        </w:rPr>
+      </w:pPr>
+      <w:r>
+        <w:rPr>
+          <w:lang w:val="en-GB"/>
+        </w:rPr>
         <w:t xml:space="preserve">  WHERE </w:t>
       </w:r>
       <w:proofErr w:type="spellStart"/>
-      <w:r>
+      <w:proofErr w:type="gramStart"/>
+      <w:r>
+        <w:rPr>
+          <w:lang w:val="en-GB"/>
+        </w:rPr>
         <w:t>p.nombre</w:t>
       </w:r>
       <w:proofErr w:type="spellEnd"/>
-      <w:r>
+      <w:proofErr w:type="gramEnd"/>
+      <w:r>
+        <w:rPr>
+          <w:lang w:val="en-GB"/>
+        </w:rPr>
         <w:t xml:space="preserve"> = 'iPhone 13'</w:t>
       </w:r>
     </w:p>
@@ -6081,6 +8024,7 @@
   <w:style w:type="character" w:default="1" w:styleId="Fuentedeprrafopredeter">
     <w:name w:val="Default Paragraph Font"/>
     <w:uiPriority w:val="1"/>
+    <w:semiHidden/>
     <w:unhideWhenUsed/>
   </w:style>
   <w:style w:type="table" w:default="1" w:styleId="Tablanormal">

--- a/MF0964_3 Desarrollo de elementos software para gestión de/SQL/Ejercicios Tienda FP teCHSTORE.docx
+++ b/MF0964_3 Desarrollo de elementos software para gestión de/SQL/Ejercicios Tienda FP teCHSTORE.docx
@@ -64,7 +64,7 @@
     <w:p>
       <w:r>
         <w:pict w14:anchorId="6938B53E">
-          <v:rect id="_x0000_i1049" style="width:0;height:1.5pt" o:hralign="center" o:hrstd="t" o:hr="t" fillcolor="#a0a0a0" stroked="f"/>
+          <v:rect id="_x0000_i1025" style="width:0;height:1.5pt" o:hralign="center" o:hrstd="t" o:hr="t" fillcolor="#a0a0a0" stroked="f"/>
         </w:pict>
       </w:r>
     </w:p>
@@ -670,7 +670,55 @@
         <w:rPr>
           <w:lang w:val="en-GB"/>
         </w:rPr>
-        <w:t>FOREIGN KEY (id_cliente) REFERENCES clientes(id_cliente)</w:t>
+        <w:t>FOREIGN KEY (</w:t>
+      </w:r>
+      <w:proofErr w:type="spellStart"/>
+      <w:r>
+        <w:rPr>
+          <w:lang w:val="en-GB"/>
+        </w:rPr>
+        <w:t>id_cliente</w:t>
+      </w:r>
+      <w:proofErr w:type="spellEnd"/>
+      <w:r>
+        <w:rPr>
+          <w:lang w:val="en-GB"/>
+        </w:rPr>
+        <w:t xml:space="preserve">) REFERENCES </w:t>
+      </w:r>
+      <w:proofErr w:type="spellStart"/>
+      <w:r>
+        <w:rPr>
+          <w:lang w:val="en-GB"/>
+        </w:rPr>
+        <w:t>clientes</w:t>
+      </w:r>
+      <w:proofErr w:type="spellEnd"/>
+      <w:r>
+        <w:rPr>
+          <w:lang w:val="en-GB"/>
+        </w:rPr>
+        <w:t>(</w:t>
+      </w:r>
+      <w:proofErr w:type="spellStart"/>
+      <w:r>
+        <w:rPr>
+          <w:lang w:val="en-GB"/>
+        </w:rPr>
+        <w:t>id_cliente</w:t>
+      </w:r>
+      <w:r>
+        <w:rPr>
+          <w:lang w:val="en-GB"/>
+        </w:rPr>
+        <w:t>s</w:t>
+      </w:r>
+      <w:proofErr w:type="spellEnd"/>
+      <w:r>
+        <w:rPr>
+          <w:lang w:val="en-GB"/>
+        </w:rPr>
+        <w:t>)</w:t>
       </w:r>
     </w:p>
     <w:p>
@@ -699,10 +747,18 @@
           <w:lang w:val="en-GB"/>
         </w:rPr>
       </w:pPr>
-      <w:r>
-        <w:rPr>
-          <w:lang w:val="en-GB"/>
-        </w:rPr>
+    </w:p>
+    <w:p>
+      <w:pPr>
+        <w:rPr>
+          <w:lang w:val="en-GB"/>
+        </w:rPr>
+      </w:pPr>
+      <w:r>
+        <w:rPr>
+          <w:lang w:val="en-GB"/>
+        </w:rPr>
+        <w:lastRenderedPageBreak/>
         <w:t>CREATE TABLE detalle_venta (</w:t>
       </w:r>
     </w:p>
@@ -716,42 +772,461 @@
         <w:rPr>
           <w:lang w:val="en-GB"/>
         </w:rPr>
+        <w:t xml:space="preserve">  id_venta INT NOT NULL,</w:t>
+      </w:r>
+    </w:p>
+    <w:p>
+      <w:pPr>
+        <w:rPr>
+          <w:lang w:val="en-GB"/>
+        </w:rPr>
+      </w:pPr>
+      <w:r>
+        <w:rPr>
+          <w:lang w:val="en-GB"/>
+        </w:rPr>
+        <w:t xml:space="preserve">  id_producto INT NOT NULL,</w:t>
+      </w:r>
+    </w:p>
+    <w:p>
+      <w:pPr>
+        <w:rPr>
+          <w:lang w:val="en-GB"/>
+        </w:rPr>
+      </w:pPr>
+      <w:r>
+        <w:rPr>
+          <w:lang w:val="en-GB"/>
+        </w:rPr>
+        <w:t xml:space="preserve">  cantidad INT NOT NULL CHECK (cantidad &gt; 0),</w:t>
+      </w:r>
+    </w:p>
+    <w:p>
+      <w:r>
+        <w:rPr>
+          <w:lang w:val="en-GB"/>
+        </w:rPr>
+        <w:t xml:space="preserve">  </w:t>
+      </w:r>
+      <w:proofErr w:type="spellStart"/>
+      <w:r>
+        <w:t>precio_unitario</w:t>
+      </w:r>
+      <w:proofErr w:type="spellEnd"/>
+      <w:r>
+        <w:t xml:space="preserve"> </w:t>
+      </w:r>
+      <w:proofErr w:type="gramStart"/>
+      <w:r>
+        <w:t>DECIMAL(</w:t>
+      </w:r>
+      <w:proofErr w:type="gramEnd"/>
+      <w:r>
+        <w:t>10,2) NOT NULL,</w:t>
+      </w:r>
+    </w:p>
+    <w:p>
+      <w:r>
+        <w:t xml:space="preserve">  PRIMARY KEY (</w:t>
+      </w:r>
+      <w:proofErr w:type="spellStart"/>
+      <w:r>
+        <w:t>id_venta</w:t>
+      </w:r>
+      <w:proofErr w:type="spellEnd"/>
+      <w:r>
+        <w:t xml:space="preserve">, </w:t>
+      </w:r>
+      <w:proofErr w:type="spellStart"/>
+      <w:r>
+        <w:t>id_producto</w:t>
+      </w:r>
+      <w:proofErr w:type="spellEnd"/>
+      <w:r>
+        <w:t>),</w:t>
+      </w:r>
+    </w:p>
+    <w:p>
+      <w:r>
+        <w:t xml:space="preserve">  FOREIGN KEY (</w:t>
+      </w:r>
+      <w:proofErr w:type="spellStart"/>
+      <w:r>
+        <w:t>id_venta</w:t>
+      </w:r>
+      <w:proofErr w:type="spellEnd"/>
+      <w:r>
+        <w:t>) REFERENCES ventas(</w:t>
+      </w:r>
+      <w:proofErr w:type="spellStart"/>
+      <w:r>
+        <w:t>id_venta</w:t>
+      </w:r>
+      <w:proofErr w:type="spellEnd"/>
+      <w:r>
+        <w:t>),</w:t>
+      </w:r>
+    </w:p>
+    <w:p>
+      <w:r>
+        <w:t xml:space="preserve">  FOREIGN KEY (</w:t>
+      </w:r>
+      <w:proofErr w:type="spellStart"/>
+      <w:r>
+        <w:t>id_producto</w:t>
+      </w:r>
+      <w:proofErr w:type="spellEnd"/>
+      <w:r>
+        <w:t>) REFERENCES productos(</w:t>
+      </w:r>
+      <w:proofErr w:type="spellStart"/>
+      <w:r>
+        <w:t>id_producto</w:t>
+      </w:r>
+      <w:proofErr w:type="spellEnd"/>
+      <w:r>
+        <w:t>)</w:t>
+      </w:r>
+    </w:p>
+    <w:p>
+      <w:pPr>
+        <w:rPr>
+          <w:lang w:val="en-GB"/>
+        </w:rPr>
+      </w:pPr>
+      <w:r>
+        <w:rPr>
+          <w:lang w:val="en-GB"/>
+        </w:rPr>
+        <w:t>);</w:t>
+      </w:r>
+    </w:p>
+    <w:p>
+      <w:pPr>
+        <w:rPr>
+          <w:lang w:val="en-GB"/>
+        </w:rPr>
+      </w:pPr>
+    </w:p>
+    <w:p>
+      <w:pPr>
+        <w:rPr>
+          <w:lang w:val="en-GB"/>
+        </w:rPr>
+      </w:pPr>
+      <w:r>
+        <w:rPr>
+          <w:lang w:val="en-GB"/>
+        </w:rPr>
+        <w:t>SET FOREIGN_KEY_CHECKS=1;</w:t>
+      </w:r>
+    </w:p>
+    <w:p>
+      <w:pPr>
+        <w:rPr>
+          <w:lang w:val="en-GB"/>
+        </w:rPr>
+      </w:pPr>
+    </w:p>
+    <w:p>
+      <w:pPr>
+        <w:rPr>
+          <w:lang w:val="en-GB"/>
+        </w:rPr>
+      </w:pPr>
+      <w:r>
+        <w:rPr>
+          <w:lang w:val="en-GB"/>
+        </w:rPr>
+        <w:t>-- ---------- DATOS ----------</w:t>
+      </w:r>
+    </w:p>
+    <w:p>
+      <w:r>
+        <w:t>INSERT INTO clientes (</w:t>
+      </w:r>
+      <w:proofErr w:type="spellStart"/>
+      <w:proofErr w:type="gramStart"/>
+      <w:r>
+        <w:t>nombre,email</w:t>
+      </w:r>
+      <w:proofErr w:type="gramEnd"/>
+      <w:r>
+        <w:t>,</w:t>
+      </w:r>
+      <w:proofErr w:type="gramStart"/>
+      <w:r>
+        <w:t>telefono,ciudad</w:t>
+      </w:r>
+      <w:proofErr w:type="gramEnd"/>
+      <w:r>
+        <w:t>,fecha_alta</w:t>
+      </w:r>
+      <w:proofErr w:type="spellEnd"/>
+      <w:r>
+        <w:t>) VALUES</w:t>
+      </w:r>
+    </w:p>
+    <w:p>
+      <w:r>
+        <w:t>('Ana Ruiz</w:t>
+      </w:r>
+      <w:proofErr w:type="gramStart"/>
+      <w:r>
+        <w:t>','ana@correo.com</w:t>
+      </w:r>
+      <w:proofErr w:type="gramEnd"/>
+      <w:r>
+        <w:t>','600111222','Málaga','2025-01-10'),</w:t>
+      </w:r>
+    </w:p>
+    <w:p>
+      <w:r>
+        <w:t>('Luis Pérez</w:t>
+      </w:r>
+      <w:proofErr w:type="gramStart"/>
+      <w:r>
+        <w:t>','luis@correo.com</w:t>
+      </w:r>
+      <w:proofErr w:type="gramEnd"/>
+      <w:r>
+        <w:t>','600222333','Sevilla','2025-02-05'),</w:t>
+      </w:r>
+    </w:p>
+    <w:p>
+      <w:r>
+        <w:t>('María Díaz</w:t>
+      </w:r>
+      <w:proofErr w:type="gramStart"/>
+      <w:r>
+        <w:t>','maria@correo.com</w:t>
+      </w:r>
+      <w:proofErr w:type="gramEnd"/>
+      <w:r>
+        <w:t>','600333444','Málaga','2025-03-12'),</w:t>
+      </w:r>
+    </w:p>
+    <w:p>
+      <w:r>
+        <w:t>('Javier Soto</w:t>
+      </w:r>
+      <w:proofErr w:type="gramStart"/>
+      <w:r>
+        <w:t>',NULL</w:t>
+      </w:r>
+      <w:proofErr w:type="gramEnd"/>
+      <w:r>
+        <w:t>,'600444555','Granada','2025-03-20'),</w:t>
+      </w:r>
+    </w:p>
+    <w:p>
+      <w:r>
+        <w:t>('Carmen León</w:t>
+      </w:r>
+      <w:proofErr w:type="gramStart"/>
+      <w:r>
+        <w:t>','carmen@correo.com</w:t>
+      </w:r>
+      <w:proofErr w:type="gramEnd"/>
+      <w:r>
+        <w:t>','600555666','Cádiz','2025-04-02');</w:t>
+      </w:r>
+    </w:p>
+    <w:p/>
+    <w:p>
+      <w:r>
+        <w:t xml:space="preserve">INSERT INTO </w:t>
+      </w:r>
+      <w:proofErr w:type="spellStart"/>
+      <w:r>
+        <w:t>categorias</w:t>
+      </w:r>
+      <w:proofErr w:type="spellEnd"/>
+      <w:r>
+        <w:t xml:space="preserve"> (nombre) VALUES</w:t>
+      </w:r>
+    </w:p>
+    <w:p>
+      <w:r>
+        <w:t>('Smartphones'),</w:t>
+      </w:r>
+    </w:p>
+    <w:p>
+      <w:r>
+        <w:t>('Portátiles'),</w:t>
+      </w:r>
+    </w:p>
+    <w:p>
+      <w:r>
+        <w:t>('Accesorios'),</w:t>
+      </w:r>
+    </w:p>
+    <w:p>
+      <w:r>
+        <w:t>('Componentes');</w:t>
+      </w:r>
+    </w:p>
+    <w:p/>
+    <w:p>
+      <w:r>
+        <w:t>INSERT INTO productos (</w:t>
+      </w:r>
+      <w:proofErr w:type="spellStart"/>
+      <w:proofErr w:type="gramStart"/>
+      <w:r>
+        <w:t>nombre,precio</w:t>
+      </w:r>
+      <w:proofErr w:type="gramEnd"/>
+      <w:r>
+        <w:t>,</w:t>
+      </w:r>
+      <w:proofErr w:type="gramStart"/>
+      <w:r>
+        <w:t>stock,id</w:t>
+      </w:r>
+      <w:proofErr w:type="gramEnd"/>
+      <w:r>
+        <w:t>_categoria</w:t>
+      </w:r>
+      <w:proofErr w:type="spellEnd"/>
+      <w:r>
+        <w:t>) VALUES</w:t>
+      </w:r>
+    </w:p>
+    <w:p>
+      <w:r>
+        <w:t>('iPhone 13',599.00,10,1),</w:t>
+      </w:r>
+    </w:p>
+    <w:p>
+      <w:r>
         <w:lastRenderedPageBreak/>
-        <w:t xml:space="preserve">  id_venta INT NOT NULL,</w:t>
-      </w:r>
-    </w:p>
-    <w:p>
-      <w:pPr>
-        <w:rPr>
-          <w:lang w:val="en-GB"/>
-        </w:rPr>
-      </w:pPr>
-      <w:r>
-        <w:rPr>
-          <w:lang w:val="en-GB"/>
-        </w:rPr>
-        <w:t xml:space="preserve">  id_producto INT NOT NULL,</w:t>
-      </w:r>
-    </w:p>
-    <w:p>
-      <w:pPr>
-        <w:rPr>
-          <w:lang w:val="en-GB"/>
-        </w:rPr>
-      </w:pPr>
-      <w:r>
-        <w:rPr>
-          <w:lang w:val="en-GB"/>
-        </w:rPr>
-        <w:t xml:space="preserve">  cantidad INT NOT NULL CHECK (cantidad &gt; 0),</w:t>
-      </w:r>
-    </w:p>
-    <w:p>
-      <w:r>
-        <w:rPr>
-          <w:lang w:val="en-GB"/>
-        </w:rPr>
-        <w:t xml:space="preserve">  </w:t>
+        <w:t>('Samsung A54',329.00,15,1),</w:t>
+      </w:r>
+    </w:p>
+    <w:p>
+      <w:r>
+        <w:t>('Xiaomi Redmi Note 12',199.00,20,1),</w:t>
+      </w:r>
+    </w:p>
+    <w:p>
+      <w:r>
+        <w:t>('Portátil Lenovo i5',749.00,8,2),</w:t>
+      </w:r>
+    </w:p>
+    <w:p>
+      <w:pPr>
+        <w:rPr>
+          <w:lang w:val="en-GB"/>
+        </w:rPr>
+      </w:pPr>
+      <w:r>
+        <w:rPr>
+          <w:lang w:val="en-GB"/>
+        </w:rPr>
+        <w:t>('MacBook Air M1',899.00,5,2),</w:t>
+      </w:r>
+    </w:p>
+    <w:p>
+      <w:pPr>
+        <w:rPr>
+          <w:lang w:val="en-GB"/>
+        </w:rPr>
+      </w:pPr>
+      <w:r>
+        <w:rPr>
+          <w:lang w:val="en-GB"/>
+        </w:rPr>
+        <w:t>('Auriculares Bluetooth',49.90,50,3),</w:t>
+      </w:r>
+    </w:p>
+    <w:p>
+      <w:r>
+        <w:t>('Cargador USB-C 65W',29.90,40,3),</w:t>
+      </w:r>
+    </w:p>
+    <w:p>
+      <w:r>
+        <w:t>('SSD 1TB',89.90,30,4),</w:t>
+      </w:r>
+    </w:p>
+    <w:p>
+      <w:r>
+        <w:t>('RAM 16GB DDR4',59.90,25,4);</w:t>
+      </w:r>
+    </w:p>
+    <w:p/>
+    <w:p>
+      <w:r>
+        <w:t>INSERT INTO ventas (</w:t>
+      </w:r>
+      <w:proofErr w:type="spellStart"/>
+      <w:proofErr w:type="gramStart"/>
+      <w:r>
+        <w:t>fecha,id</w:t>
+      </w:r>
+      <w:proofErr w:type="gramEnd"/>
+      <w:r>
+        <w:t>_</w:t>
+      </w:r>
+      <w:proofErr w:type="gramStart"/>
+      <w:r>
+        <w:t>cliente,metodo</w:t>
+      </w:r>
+      <w:proofErr w:type="gramEnd"/>
+      <w:r>
+        <w:t>_pago</w:t>
+      </w:r>
+      <w:proofErr w:type="spellEnd"/>
+      <w:r>
+        <w:t>) VALUES</w:t>
+      </w:r>
+    </w:p>
+    <w:p>
+      <w:r>
+        <w:t>('2025-04-10',1,'TARJETA'),</w:t>
+      </w:r>
+    </w:p>
+    <w:p>
+      <w:r>
+        <w:t>('2025-04-10',2,'BIZUM'),</w:t>
+      </w:r>
+    </w:p>
+    <w:p>
+      <w:r>
+        <w:t>('2025-04-12',1,'EFECTIVO'),</w:t>
+      </w:r>
+    </w:p>
+    <w:p>
+      <w:r>
+        <w:t>('2025-04-15',3,'TARJETA'),</w:t>
+      </w:r>
+    </w:p>
+    <w:p>
+      <w:r>
+        <w:t>('2025-04-18',5,'TARJETA');</w:t>
+      </w:r>
+    </w:p>
+    <w:p/>
+    <w:p>
+      <w:r>
+        <w:t>-- detalle: (</w:t>
+      </w:r>
+      <w:proofErr w:type="spellStart"/>
+      <w:r>
+        <w:t>id_venta</w:t>
+      </w:r>
+      <w:proofErr w:type="spellEnd"/>
+      <w:r>
+        <w:t xml:space="preserve">, </w:t>
+      </w:r>
+      <w:proofErr w:type="spellStart"/>
+      <w:r>
+        <w:t>id_producto</w:t>
+      </w:r>
+      <w:proofErr w:type="spellEnd"/>
+      <w:r>
+        <w:t xml:space="preserve">, cantidad, </w:t>
       </w:r>
       <w:proofErr w:type="spellStart"/>
       <w:r>
@@ -759,496 +1234,77 @@
       </w:r>
       <w:proofErr w:type="spellEnd"/>
       <w:r>
-        <w:t xml:space="preserve"> </w:t>
-      </w:r>
-      <w:proofErr w:type="gramStart"/>
-      <w:r>
-        <w:t>DECIMAL(</w:t>
-      </w:r>
-      <w:proofErr w:type="gramEnd"/>
-      <w:r>
-        <w:t>10,2) NOT NULL,</w:t>
-      </w:r>
-    </w:p>
-    <w:p>
-      <w:r>
-        <w:t xml:space="preserve">  PRIMARY KEY (</w:t>
-      </w:r>
-      <w:proofErr w:type="spellStart"/>
-      <w:r>
-        <w:t>id_venta</w:t>
-      </w:r>
-      <w:proofErr w:type="spellEnd"/>
-      <w:r>
-        <w:t xml:space="preserve">, </w:t>
-      </w:r>
-      <w:proofErr w:type="spellStart"/>
-      <w:r>
-        <w:t>id_producto</w:t>
-      </w:r>
-      <w:proofErr w:type="spellEnd"/>
-      <w:r>
-        <w:t>),</w:t>
-      </w:r>
-    </w:p>
-    <w:p>
-      <w:r>
-        <w:t xml:space="preserve">  FOREIGN KEY (</w:t>
-      </w:r>
-      <w:proofErr w:type="spellStart"/>
-      <w:r>
-        <w:t>id_venta</w:t>
-      </w:r>
-      <w:proofErr w:type="spellEnd"/>
-      <w:r>
-        <w:t>) REFERENCES ventas(</w:t>
-      </w:r>
-      <w:proofErr w:type="spellStart"/>
-      <w:r>
-        <w:t>id_venta</w:t>
-      </w:r>
-      <w:proofErr w:type="spellEnd"/>
-      <w:r>
-        <w:t>),</w:t>
-      </w:r>
-    </w:p>
-    <w:p>
-      <w:r>
-        <w:t xml:space="preserve">  FOREIGN KEY (</w:t>
-      </w:r>
-      <w:proofErr w:type="spellStart"/>
-      <w:r>
-        <w:t>id_producto</w:t>
-      </w:r>
-      <w:proofErr w:type="spellEnd"/>
-      <w:r>
-        <w:t>) REFERENCES productos(</w:t>
-      </w:r>
-      <w:proofErr w:type="spellStart"/>
-      <w:r>
-        <w:t>id_producto</w:t>
-      </w:r>
-      <w:proofErr w:type="spellEnd"/>
-      <w:r>
         <w:t>)</w:t>
       </w:r>
     </w:p>
     <w:p>
-      <w:pPr>
-        <w:rPr>
-          <w:lang w:val="en-GB"/>
-        </w:rPr>
-      </w:pPr>
-      <w:r>
-        <w:rPr>
-          <w:lang w:val="en-GB"/>
-        </w:rPr>
-        <w:t>);</w:t>
-      </w:r>
-    </w:p>
-    <w:p>
-      <w:pPr>
-        <w:rPr>
-          <w:lang w:val="en-GB"/>
-        </w:rPr>
-      </w:pPr>
-    </w:p>
-    <w:p>
-      <w:pPr>
-        <w:rPr>
-          <w:lang w:val="en-GB"/>
-        </w:rPr>
-      </w:pPr>
-      <w:r>
-        <w:rPr>
-          <w:lang w:val="en-GB"/>
-        </w:rPr>
-        <w:t>SET FOREIGN_KEY_CHECKS=1;</w:t>
-      </w:r>
-    </w:p>
-    <w:p>
-      <w:pPr>
-        <w:rPr>
-          <w:lang w:val="en-GB"/>
-        </w:rPr>
-      </w:pPr>
-    </w:p>
-    <w:p>
-      <w:pPr>
-        <w:rPr>
-          <w:lang w:val="en-GB"/>
-        </w:rPr>
-      </w:pPr>
-      <w:r>
-        <w:rPr>
-          <w:lang w:val="en-GB"/>
-        </w:rPr>
-        <w:t>-- ---------- DATOS ----------</w:t>
-      </w:r>
-    </w:p>
-    <w:p>
-      <w:r>
-        <w:t>INSERT INTO clientes (</w:t>
-      </w:r>
-      <w:proofErr w:type="spellStart"/>
-      <w:proofErr w:type="gramStart"/>
-      <w:r>
-        <w:t>nombre,email</w:t>
-      </w:r>
-      <w:proofErr w:type="gramEnd"/>
-      <w:r>
-        <w:t>,</w:t>
-      </w:r>
-      <w:proofErr w:type="gramStart"/>
-      <w:r>
-        <w:t>telefono,ciudad</w:t>
-      </w:r>
-      <w:proofErr w:type="gramEnd"/>
-      <w:r>
-        <w:t>,fecha_alta</w:t>
-      </w:r>
-      <w:proofErr w:type="spellEnd"/>
-      <w:r>
-        <w:t>) VALUES</w:t>
-      </w:r>
-    </w:p>
-    <w:p>
-      <w:r>
-        <w:t>('Ana Ruiz</w:t>
-      </w:r>
-      <w:proofErr w:type="gramStart"/>
-      <w:r>
-        <w:t>','ana@correo.com</w:t>
-      </w:r>
-      <w:proofErr w:type="gramEnd"/>
-      <w:r>
-        <w:t>','600111222','Málaga','2025-01-10'),</w:t>
-      </w:r>
-    </w:p>
-    <w:p>
-      <w:r>
-        <w:t>('Luis Pérez</w:t>
-      </w:r>
-      <w:proofErr w:type="gramStart"/>
-      <w:r>
-        <w:t>','luis@correo.com</w:t>
-      </w:r>
-      <w:proofErr w:type="gramEnd"/>
-      <w:r>
-        <w:t>','600222333','Sevilla','2025-02-05'),</w:t>
-      </w:r>
-    </w:p>
-    <w:p>
-      <w:r>
-        <w:t>('María Díaz</w:t>
-      </w:r>
-      <w:proofErr w:type="gramStart"/>
-      <w:r>
-        <w:t>','maria@correo.com</w:t>
-      </w:r>
-      <w:proofErr w:type="gramEnd"/>
-      <w:r>
-        <w:t>','600333444','Málaga','2025-03-12'),</w:t>
-      </w:r>
-    </w:p>
-    <w:p>
-      <w:r>
-        <w:t>('Javier Soto</w:t>
-      </w:r>
-      <w:proofErr w:type="gramStart"/>
-      <w:r>
-        <w:t>',NULL</w:t>
-      </w:r>
-      <w:proofErr w:type="gramEnd"/>
-      <w:r>
-        <w:t>,'600444555','Granada','2025-03-20'),</w:t>
-      </w:r>
-    </w:p>
-    <w:p>
-      <w:r>
-        <w:t>('Carmen León</w:t>
-      </w:r>
-      <w:proofErr w:type="gramStart"/>
-      <w:r>
-        <w:t>','carmen@correo.com</w:t>
-      </w:r>
-      <w:proofErr w:type="gramEnd"/>
-      <w:r>
-        <w:t>','600555666','Cádiz','2025-04-02');</w:t>
-      </w:r>
-    </w:p>
-    <w:p/>
-    <w:p>
       <w:r>
         <w:t xml:space="preserve">INSERT INTO </w:t>
       </w:r>
       <w:proofErr w:type="spellStart"/>
       <w:r>
-        <w:t>categorias</w:t>
-      </w:r>
-      <w:proofErr w:type="spellEnd"/>
-      <w:r>
-        <w:t xml:space="preserve"> (nombre) VALUES</w:t>
-      </w:r>
-    </w:p>
-    <w:p>
-      <w:r>
-        <w:t>('Smartphones'),</w:t>
-      </w:r>
-    </w:p>
-    <w:p>
-      <w:r>
-        <w:t>('Portátiles'),</w:t>
-      </w:r>
-    </w:p>
-    <w:p>
-      <w:r>
-        <w:t>('Accesorios'),</w:t>
-      </w:r>
-    </w:p>
-    <w:p>
-      <w:r>
-        <w:t>('Componentes');</w:t>
-      </w:r>
-    </w:p>
-    <w:p/>
-    <w:p>
-      <w:r>
-        <w:t>INSERT INTO productos (</w:t>
-      </w:r>
-      <w:proofErr w:type="spellStart"/>
-      <w:proofErr w:type="gramStart"/>
-      <w:r>
-        <w:t>nombre,precio</w:t>
-      </w:r>
-      <w:proofErr w:type="gramEnd"/>
-      <w:r>
-        <w:t>,</w:t>
-      </w:r>
-      <w:proofErr w:type="gramStart"/>
-      <w:r>
-        <w:t>stock,id</w:t>
-      </w:r>
-      <w:proofErr w:type="gramEnd"/>
-      <w:r>
-        <w:t>_categoria</w:t>
-      </w:r>
-      <w:proofErr w:type="spellEnd"/>
-      <w:r>
-        <w:t>) VALUES</w:t>
-      </w:r>
-    </w:p>
-    <w:p>
-      <w:r>
-        <w:t>('iPhone 13',599.00,10,1),</w:t>
-      </w:r>
-    </w:p>
-    <w:p>
-      <w:r>
-        <w:t>('Samsung A54',329.00,15,1),</w:t>
+        <w:t>detalle_venta</w:t>
+      </w:r>
+      <w:proofErr w:type="spellEnd"/>
+      <w:r>
+        <w:t xml:space="preserve"> VALUES</w:t>
+      </w:r>
+    </w:p>
+    <w:p>
+      <w:r>
+        <w:t>(1,1,1,599.00),</w:t>
+      </w:r>
+    </w:p>
+    <w:p>
+      <w:r>
+        <w:t>(1,6,2,49.90),</w:t>
+      </w:r>
+    </w:p>
+    <w:p>
+      <w:r>
+        <w:t>(2,3,1,199.00),</w:t>
+      </w:r>
+    </w:p>
+    <w:p>
+      <w:r>
+        <w:t>(2,7,1,29.90),</w:t>
+      </w:r>
+    </w:p>
+    <w:p>
+      <w:r>
+        <w:t>(3,2,1,329.00),</w:t>
+      </w:r>
+    </w:p>
+    <w:p>
+      <w:r>
+        <w:t>(3,6,1,49.90),</w:t>
+      </w:r>
+    </w:p>
+    <w:p>
+      <w:r>
+        <w:t>(4,4,1,749.00),</w:t>
+      </w:r>
+    </w:p>
+    <w:p>
+      <w:r>
+        <w:t>(4,8,1,89.90),</w:t>
+      </w:r>
+    </w:p>
+    <w:p>
+      <w:r>
+        <w:t>(5,5,1,899.00),</w:t>
+      </w:r>
+    </w:p>
+    <w:p>
+      <w:r>
+        <w:t>(5,7,2,29.90);</w:t>
       </w:r>
     </w:p>
     <w:p>
       <w:r>
         <w:lastRenderedPageBreak/>
-        <w:t>('Xiaomi Redmi Note 12',199.00,20,1),</w:t>
-      </w:r>
-    </w:p>
-    <w:p>
-      <w:r>
-        <w:t>('Portátil Lenovo i5',749.00,8,2),</w:t>
-      </w:r>
-    </w:p>
-    <w:p>
-      <w:pPr>
-        <w:rPr>
-          <w:lang w:val="en-GB"/>
-        </w:rPr>
-      </w:pPr>
-      <w:r>
-        <w:rPr>
-          <w:lang w:val="en-GB"/>
-        </w:rPr>
-        <w:t>('MacBook Air M1',899.00,5,2),</w:t>
-      </w:r>
-    </w:p>
-    <w:p>
-      <w:pPr>
-        <w:rPr>
-          <w:lang w:val="en-GB"/>
-        </w:rPr>
-      </w:pPr>
-      <w:r>
-        <w:rPr>
-          <w:lang w:val="en-GB"/>
-        </w:rPr>
-        <w:t>('Auriculares Bluetooth',49.90,50,3),</w:t>
-      </w:r>
-    </w:p>
-    <w:p>
-      <w:r>
-        <w:t>('Cargador USB-C 65W',29.90,40,3),</w:t>
-      </w:r>
-    </w:p>
-    <w:p>
-      <w:r>
-        <w:t>('SSD 1TB',89.90,30,4),</w:t>
-      </w:r>
-    </w:p>
-    <w:p>
-      <w:r>
-        <w:t>('RAM 16GB DDR4',59.90,25,4);</w:t>
-      </w:r>
-    </w:p>
-    <w:p/>
-    <w:p>
-      <w:r>
-        <w:t>INSERT INTO ventas (</w:t>
-      </w:r>
-      <w:proofErr w:type="spellStart"/>
-      <w:proofErr w:type="gramStart"/>
-      <w:r>
-        <w:t>fecha,id</w:t>
-      </w:r>
-      <w:proofErr w:type="gramEnd"/>
-      <w:r>
-        <w:t>_</w:t>
-      </w:r>
-      <w:proofErr w:type="gramStart"/>
-      <w:r>
-        <w:t>cliente,metodo</w:t>
-      </w:r>
-      <w:proofErr w:type="gramEnd"/>
-      <w:r>
-        <w:t>_pago</w:t>
-      </w:r>
-      <w:proofErr w:type="spellEnd"/>
-      <w:r>
-        <w:t>) VALUES</w:t>
-      </w:r>
-    </w:p>
-    <w:p>
-      <w:r>
-        <w:t>('2025-04-10',1,'TARJETA'),</w:t>
-      </w:r>
-    </w:p>
-    <w:p>
-      <w:r>
-        <w:t>('2025-04-10',2,'BIZUM'),</w:t>
-      </w:r>
-    </w:p>
-    <w:p>
-      <w:r>
-        <w:t>('2025-04-12',1,'EFECTIVO'),</w:t>
-      </w:r>
-    </w:p>
-    <w:p>
-      <w:r>
-        <w:t>('2025-04-15',3,'TARJETA'),</w:t>
-      </w:r>
-    </w:p>
-    <w:p>
-      <w:r>
-        <w:t>('2025-04-18',5,'TARJETA');</w:t>
-      </w:r>
-    </w:p>
-    <w:p/>
-    <w:p>
-      <w:r>
-        <w:t>-- detalle: (</w:t>
-      </w:r>
-      <w:proofErr w:type="spellStart"/>
-      <w:r>
-        <w:t>id_venta</w:t>
-      </w:r>
-      <w:proofErr w:type="spellEnd"/>
-      <w:r>
-        <w:t xml:space="preserve">, </w:t>
-      </w:r>
-      <w:proofErr w:type="spellStart"/>
-      <w:r>
-        <w:t>id_producto</w:t>
-      </w:r>
-      <w:proofErr w:type="spellEnd"/>
-      <w:r>
-        <w:t xml:space="preserve">, cantidad, </w:t>
-      </w:r>
-      <w:proofErr w:type="spellStart"/>
-      <w:r>
-        <w:t>precio_unitario</w:t>
-      </w:r>
-      <w:proofErr w:type="spellEnd"/>
-      <w:r>
-        <w:t>)</w:t>
-      </w:r>
-    </w:p>
-    <w:p>
-      <w:r>
-        <w:t xml:space="preserve">INSERT INTO </w:t>
-      </w:r>
-      <w:proofErr w:type="spellStart"/>
-      <w:r>
-        <w:t>detalle_venta</w:t>
-      </w:r>
-      <w:proofErr w:type="spellEnd"/>
-      <w:r>
-        <w:t xml:space="preserve"> VALUES</w:t>
-      </w:r>
-    </w:p>
-    <w:p>
-      <w:r>
-        <w:t>(1,1,1,599.00),</w:t>
-      </w:r>
-    </w:p>
-    <w:p>
-      <w:r>
-        <w:t>(1,6,2,49.90),</w:t>
-      </w:r>
-    </w:p>
-    <w:p>
-      <w:r>
-        <w:t>(2,3,1,199.00),</w:t>
-      </w:r>
-    </w:p>
-    <w:p>
-      <w:r>
-        <w:t>(2,7,1,29.90),</w:t>
-      </w:r>
-    </w:p>
-    <w:p>
-      <w:r>
-        <w:t>(3,2,1,329.00),</w:t>
-      </w:r>
-    </w:p>
-    <w:p>
-      <w:r>
-        <w:t>(3,6,1,49.90),</w:t>
-      </w:r>
-    </w:p>
-    <w:p>
-      <w:r>
-        <w:t>(4,4,1,749.00),</w:t>
-      </w:r>
-    </w:p>
-    <w:p>
-      <w:r>
-        <w:t>(4,8,1,89.90),</w:t>
-      </w:r>
-    </w:p>
-    <w:p>
-      <w:r>
-        <w:t>(5,5,1,899.00),</w:t>
-      </w:r>
-    </w:p>
-    <w:p>
-      <w:r>
-        <w:t>(5,7,2,29.90);</w:t>
-      </w:r>
-    </w:p>
-    <w:p>
-      <w:r>
         <w:pict w14:anchorId="3F8DFEB0">
-          <v:rect id="_x0000_i1050" style="width:0;height:1.5pt" o:hralign="center" o:hrstd="t" o:hr="t" fillcolor="#a0a0a0" stroked="f"/>
+          <v:rect id="_x0000_i1026" style="width:0;height:1.5pt" o:hralign="center" o:hrstd="t" o:hr="t" fillcolor="#a0a0a0" stroked="f"/>
         </w:pict>
       </w:r>
     </w:p>
@@ -1264,7 +1320,6 @@
           <w:b/>
           <w:bCs/>
         </w:rPr>
-        <w:lastRenderedPageBreak/>
         <w:t>2) Batería de consultas (resuelve y entrega)</w:t>
       </w:r>
     </w:p>
@@ -1552,6 +1607,7 @@
         <w:rPr>
           <w:lang w:val="en-GB"/>
         </w:rPr>
+        <w:lastRenderedPageBreak/>
         <w:t>GROUP BY c.nombre;</w:t>
       </w:r>
     </w:p>
@@ -1657,7 +1713,7 @@
     <w:p>
       <w:r>
         <w:pict w14:anchorId="457086BF">
-          <v:rect id="_x0000_i1051" style="width:0;height:1.5pt" o:hralign="center" o:hrstd="t" o:hr="t" fillcolor="#a0a0a0" stroked="f"/>
+          <v:rect id="_x0000_i1027" style="width:0;height:1.5pt" o:hralign="center" o:hrstd="t" o:hr="t" fillcolor="#a0a0a0" stroked="f"/>
         </w:pict>
       </w:r>
     </w:p>
@@ -1958,6 +2014,7 @@
     </w:p>
     <w:p>
       <w:r>
+        <w:lastRenderedPageBreak/>
         <w:t xml:space="preserve">FROM </w:t>
       </w:r>
       <w:proofErr w:type="spellStart"/>
@@ -1976,777 +2033,776 @@
     </w:p>
     <w:p>
       <w:r>
+        <w:t xml:space="preserve">JOIN productos p ON </w:t>
+      </w:r>
+      <w:proofErr w:type="spellStart"/>
+      <w:r>
+        <w:t>dv.id_producto</w:t>
+      </w:r>
+      <w:proofErr w:type="spellEnd"/>
+      <w:r>
+        <w:t xml:space="preserve"> = </w:t>
+      </w:r>
+      <w:proofErr w:type="spellStart"/>
+      <w:r>
+        <w:t>p.id_producto</w:t>
+      </w:r>
+      <w:proofErr w:type="spellEnd"/>
+      <w:r>
+        <w:t>;</w:t>
+      </w:r>
+    </w:p>
+    <w:p/>
+    <w:p>
+      <w:r>
+        <w:t>-- 11</w:t>
+      </w:r>
+    </w:p>
+    <w:p>
+      <w:r>
+        <w:t xml:space="preserve">SELECT </w:t>
+      </w:r>
+      <w:proofErr w:type="spellStart"/>
+      <w:r>
+        <w:t>dv.id_venta</w:t>
+      </w:r>
+      <w:proofErr w:type="spellEnd"/>
+      <w:r>
+        <w:t xml:space="preserve">, </w:t>
+      </w:r>
+      <w:proofErr w:type="spellStart"/>
+      <w:proofErr w:type="gramStart"/>
+      <w:r>
+        <w:t>p.nombre</w:t>
+      </w:r>
+      <w:proofErr w:type="spellEnd"/>
+      <w:proofErr w:type="gramEnd"/>
+      <w:r>
+        <w:t xml:space="preserve"> AS producto,</w:t>
+      </w:r>
+    </w:p>
+    <w:p>
+      <w:r>
+        <w:t xml:space="preserve">       </w:t>
+      </w:r>
+      <w:proofErr w:type="spellStart"/>
+      <w:r>
+        <w:t>dv.cantidad</w:t>
+      </w:r>
+      <w:proofErr w:type="spellEnd"/>
+      <w:r>
+        <w:t xml:space="preserve">, </w:t>
+      </w:r>
+      <w:proofErr w:type="spellStart"/>
+      <w:proofErr w:type="gramStart"/>
+      <w:r>
+        <w:t>dv.precio</w:t>
+      </w:r>
+      <w:proofErr w:type="gramEnd"/>
+      <w:r>
+        <w:t>_unitario</w:t>
+      </w:r>
+      <w:proofErr w:type="spellEnd"/>
+      <w:r>
+        <w:t>,</w:t>
+      </w:r>
+    </w:p>
+    <w:p>
+      <w:r>
+        <w:t xml:space="preserve">       </w:t>
+      </w:r>
+      <w:proofErr w:type="spellStart"/>
+      <w:r>
+        <w:t>dv.cantidad</w:t>
+      </w:r>
+      <w:proofErr w:type="spellEnd"/>
+      <w:r>
+        <w:t xml:space="preserve"> * </w:t>
+      </w:r>
+      <w:proofErr w:type="spellStart"/>
+      <w:proofErr w:type="gramStart"/>
+      <w:r>
+        <w:t>dv.precio</w:t>
+      </w:r>
+      <w:proofErr w:type="gramEnd"/>
+      <w:r>
+        <w:t>_unitario</w:t>
+      </w:r>
+      <w:proofErr w:type="spellEnd"/>
+      <w:r>
+        <w:t xml:space="preserve"> AS </w:t>
+      </w:r>
+      <w:proofErr w:type="spellStart"/>
+      <w:r>
+        <w:t>importe_linea</w:t>
+      </w:r>
+      <w:proofErr w:type="spellEnd"/>
+    </w:p>
+    <w:p>
+      <w:r>
+        <w:t xml:space="preserve">FROM </w:t>
+      </w:r>
+      <w:proofErr w:type="spellStart"/>
+      <w:r>
+        <w:t>detalle_venta</w:t>
+      </w:r>
+      <w:proofErr w:type="spellEnd"/>
+      <w:r>
+        <w:t xml:space="preserve"> </w:t>
+      </w:r>
+      <w:proofErr w:type="spellStart"/>
+      <w:r>
+        <w:t>dv</w:t>
+      </w:r>
+      <w:proofErr w:type="spellEnd"/>
+    </w:p>
+    <w:p>
+      <w:r>
+        <w:t xml:space="preserve">JOIN productos p ON </w:t>
+      </w:r>
+      <w:proofErr w:type="spellStart"/>
+      <w:r>
+        <w:t>dv.id_producto</w:t>
+      </w:r>
+      <w:proofErr w:type="spellEnd"/>
+      <w:r>
+        <w:t xml:space="preserve"> = </w:t>
+      </w:r>
+      <w:proofErr w:type="spellStart"/>
+      <w:r>
+        <w:t>p.id_producto</w:t>
+      </w:r>
+      <w:proofErr w:type="spellEnd"/>
+      <w:r>
+        <w:t>;</w:t>
+      </w:r>
+    </w:p>
+    <w:p/>
+    <w:p>
+      <w:r>
+        <w:t>-- 12</w:t>
+      </w:r>
+    </w:p>
+    <w:p>
+      <w:r>
+        <w:t xml:space="preserve">SELECT </w:t>
+      </w:r>
+      <w:proofErr w:type="spellStart"/>
+      <w:r>
+        <w:t>dv.id_venta</w:t>
+      </w:r>
+      <w:proofErr w:type="spellEnd"/>
+      <w:r>
+        <w:t>,</w:t>
+      </w:r>
+    </w:p>
+    <w:p>
+      <w:r>
+        <w:t xml:space="preserve">       </w:t>
+      </w:r>
+      <w:proofErr w:type="gramStart"/>
+      <w:r>
+        <w:t>SUM(</w:t>
+      </w:r>
+      <w:proofErr w:type="spellStart"/>
+      <w:r>
+        <w:t>dv.cantidad</w:t>
+      </w:r>
+      <w:proofErr w:type="spellEnd"/>
+      <w:proofErr w:type="gramEnd"/>
+      <w:r>
+        <w:t xml:space="preserve"> * </w:t>
+      </w:r>
+      <w:proofErr w:type="spellStart"/>
+      <w:proofErr w:type="gramStart"/>
+      <w:r>
+        <w:t>dv.precio</w:t>
+      </w:r>
+      <w:proofErr w:type="gramEnd"/>
+      <w:r>
+        <w:t>_unitario</w:t>
+      </w:r>
+      <w:proofErr w:type="spellEnd"/>
+      <w:r>
+        <w:t xml:space="preserve">) AS </w:t>
+      </w:r>
+      <w:proofErr w:type="spellStart"/>
+      <w:r>
+        <w:t>total_venta</w:t>
+      </w:r>
+      <w:proofErr w:type="spellEnd"/>
+    </w:p>
+    <w:p>
+      <w:pPr>
+        <w:rPr>
+          <w:lang w:val="en-GB"/>
+        </w:rPr>
+      </w:pPr>
+      <w:r>
+        <w:rPr>
+          <w:lang w:val="en-GB"/>
+        </w:rPr>
+        <w:t>FROM detalle_venta dv</w:t>
+      </w:r>
+    </w:p>
+    <w:p>
+      <w:pPr>
+        <w:rPr>
+          <w:lang w:val="en-GB"/>
+        </w:rPr>
+      </w:pPr>
+      <w:r>
+        <w:rPr>
+          <w:lang w:val="en-GB"/>
+        </w:rPr>
+        <w:t>GROUP BY dv.id_venta;</w:t>
+      </w:r>
+    </w:p>
+    <w:p>
+      <w:pPr>
+        <w:rPr>
+          <w:lang w:val="en-GB"/>
+        </w:rPr>
+      </w:pPr>
+    </w:p>
+    <w:p>
+      <w:r>
+        <w:t>-- 13</w:t>
+      </w:r>
+    </w:p>
+    <w:p>
+      <w:r>
+        <w:t xml:space="preserve">SELECT </w:t>
+      </w:r>
+      <w:proofErr w:type="spellStart"/>
+      <w:r>
+        <w:t>c.id_cliente</w:t>
+      </w:r>
+      <w:proofErr w:type="spellEnd"/>
+      <w:r>
+        <w:t xml:space="preserve">, </w:t>
+      </w:r>
+      <w:proofErr w:type="spellStart"/>
+      <w:proofErr w:type="gramStart"/>
+      <w:r>
+        <w:t>c.nombre</w:t>
+      </w:r>
+      <w:proofErr w:type="spellEnd"/>
+      <w:proofErr w:type="gramEnd"/>
+      <w:r>
+        <w:t>,</w:t>
+      </w:r>
+    </w:p>
+    <w:p>
+      <w:r>
+        <w:t xml:space="preserve">       </w:t>
+      </w:r>
+      <w:proofErr w:type="gramStart"/>
+      <w:r>
+        <w:t>SUM(</w:t>
+      </w:r>
+      <w:proofErr w:type="spellStart"/>
+      <w:r>
+        <w:t>dv.cantidad</w:t>
+      </w:r>
+      <w:proofErr w:type="spellEnd"/>
+      <w:proofErr w:type="gramEnd"/>
+      <w:r>
+        <w:t xml:space="preserve"> * </w:t>
+      </w:r>
+      <w:proofErr w:type="spellStart"/>
+      <w:proofErr w:type="gramStart"/>
+      <w:r>
+        <w:t>dv.precio</w:t>
+      </w:r>
+      <w:proofErr w:type="gramEnd"/>
+      <w:r>
+        <w:t>_unitario</w:t>
+      </w:r>
+      <w:proofErr w:type="spellEnd"/>
+      <w:r>
+        <w:t xml:space="preserve">) AS </w:t>
+      </w:r>
+      <w:proofErr w:type="spellStart"/>
+      <w:r>
+        <w:t>gasto_total</w:t>
+      </w:r>
+      <w:proofErr w:type="spellEnd"/>
+    </w:p>
+    <w:p>
+      <w:pPr>
+        <w:rPr>
+          <w:lang w:val="en-GB"/>
+        </w:rPr>
+      </w:pPr>
+      <w:r>
+        <w:rPr>
+          <w:lang w:val="en-GB"/>
+        </w:rPr>
+        <w:t>FROM clientes c</w:t>
+      </w:r>
+    </w:p>
+    <w:p>
+      <w:pPr>
+        <w:rPr>
+          <w:lang w:val="en-GB"/>
+        </w:rPr>
+      </w:pPr>
+      <w:r>
+        <w:rPr>
+          <w:lang w:val="en-GB"/>
+        </w:rPr>
+        <w:t>JOIN ventas v ON c.id_cliente = v.id_cliente</w:t>
+      </w:r>
+    </w:p>
+    <w:p>
+      <w:r>
+        <w:t xml:space="preserve">JOIN </w:t>
+      </w:r>
+      <w:proofErr w:type="spellStart"/>
+      <w:r>
+        <w:t>detalle_venta</w:t>
+      </w:r>
+      <w:proofErr w:type="spellEnd"/>
+      <w:r>
+        <w:t xml:space="preserve"> </w:t>
+      </w:r>
+      <w:proofErr w:type="spellStart"/>
+      <w:r>
+        <w:t>dv</w:t>
+      </w:r>
+      <w:proofErr w:type="spellEnd"/>
+      <w:r>
+        <w:t xml:space="preserve"> ON </w:t>
+      </w:r>
+      <w:proofErr w:type="spellStart"/>
+      <w:r>
+        <w:t>v.id_venta</w:t>
+      </w:r>
+      <w:proofErr w:type="spellEnd"/>
+      <w:r>
+        <w:t xml:space="preserve"> = </w:t>
+      </w:r>
+      <w:proofErr w:type="spellStart"/>
+      <w:r>
+        <w:t>dv.id_venta</w:t>
+      </w:r>
+      <w:proofErr w:type="spellEnd"/>
+    </w:p>
+    <w:p>
+      <w:pPr>
+        <w:rPr>
+          <w:lang w:val="en-GB"/>
+        </w:rPr>
+      </w:pPr>
+      <w:r>
+        <w:rPr>
+          <w:lang w:val="en-GB"/>
+        </w:rPr>
+        <w:t>GROUP BY c.id_cliente, c.nombre;</w:t>
+      </w:r>
+    </w:p>
+    <w:p>
+      <w:pPr>
+        <w:rPr>
+          <w:lang w:val="en-GB"/>
+        </w:rPr>
+      </w:pPr>
+    </w:p>
+    <w:p>
+      <w:r>
+        <w:t>-- 14</w:t>
+      </w:r>
+    </w:p>
+    <w:p>
+      <w:r>
+        <w:t xml:space="preserve">SELECT </w:t>
+      </w:r>
+      <w:proofErr w:type="spellStart"/>
+      <w:r>
+        <w:t>c.id_cliente</w:t>
+      </w:r>
+      <w:proofErr w:type="spellEnd"/>
+      <w:r>
+        <w:t xml:space="preserve">, </w:t>
+      </w:r>
+      <w:proofErr w:type="spellStart"/>
+      <w:proofErr w:type="gramStart"/>
+      <w:r>
+        <w:t>c.nombre</w:t>
+      </w:r>
+      <w:proofErr w:type="spellEnd"/>
+      <w:proofErr w:type="gramEnd"/>
+      <w:r>
+        <w:t>,</w:t>
+      </w:r>
+    </w:p>
+    <w:p>
+      <w:r>
+        <w:t xml:space="preserve">       </w:t>
+      </w:r>
+      <w:proofErr w:type="gramStart"/>
+      <w:r>
+        <w:t>SUM(</w:t>
+      </w:r>
+      <w:proofErr w:type="spellStart"/>
+      <w:r>
+        <w:t>dv.cantidad</w:t>
+      </w:r>
+      <w:proofErr w:type="spellEnd"/>
+      <w:proofErr w:type="gramEnd"/>
+      <w:r>
+        <w:t xml:space="preserve"> * </w:t>
+      </w:r>
+      <w:proofErr w:type="spellStart"/>
+      <w:proofErr w:type="gramStart"/>
+      <w:r>
+        <w:t>dv.precio</w:t>
+      </w:r>
+      <w:proofErr w:type="gramEnd"/>
+      <w:r>
+        <w:t>_unitario</w:t>
+      </w:r>
+      <w:proofErr w:type="spellEnd"/>
+      <w:r>
+        <w:t xml:space="preserve">) AS </w:t>
+      </w:r>
+      <w:proofErr w:type="spellStart"/>
+      <w:r>
+        <w:t>gasto_total</w:t>
+      </w:r>
+      <w:proofErr w:type="spellEnd"/>
+    </w:p>
+    <w:p>
+      <w:pPr>
+        <w:rPr>
+          <w:lang w:val="en-GB"/>
+        </w:rPr>
+      </w:pPr>
+      <w:r>
+        <w:rPr>
+          <w:lang w:val="en-GB"/>
+        </w:rPr>
+        <w:t>FROM clientes c</w:t>
+      </w:r>
+    </w:p>
+    <w:p>
+      <w:pPr>
+        <w:rPr>
+          <w:lang w:val="en-GB"/>
+        </w:rPr>
+      </w:pPr>
+      <w:r>
+        <w:rPr>
+          <w:lang w:val="en-GB"/>
+        </w:rPr>
         <w:lastRenderedPageBreak/>
-        <w:t xml:space="preserve">JOIN productos p ON </w:t>
+        <w:t>JOIN ventas v ON c.id_cliente = v.id_cliente</w:t>
+      </w:r>
+    </w:p>
+    <w:p>
+      <w:r>
+        <w:t xml:space="preserve">JOIN </w:t>
+      </w:r>
+      <w:proofErr w:type="spellStart"/>
+      <w:r>
+        <w:t>detalle_venta</w:t>
+      </w:r>
+      <w:proofErr w:type="spellEnd"/>
+      <w:r>
+        <w:t xml:space="preserve"> </w:t>
+      </w:r>
+      <w:proofErr w:type="spellStart"/>
+      <w:r>
+        <w:t>dv</w:t>
+      </w:r>
+      <w:proofErr w:type="spellEnd"/>
+      <w:r>
+        <w:t xml:space="preserve"> ON </w:t>
+      </w:r>
+      <w:proofErr w:type="spellStart"/>
+      <w:r>
+        <w:t>v.id_venta</w:t>
+      </w:r>
+      <w:proofErr w:type="spellEnd"/>
+      <w:r>
+        <w:t xml:space="preserve"> = </w:t>
+      </w:r>
+      <w:proofErr w:type="spellStart"/>
+      <w:r>
+        <w:t>dv.id_venta</w:t>
+      </w:r>
+      <w:proofErr w:type="spellEnd"/>
+    </w:p>
+    <w:p>
+      <w:pPr>
+        <w:rPr>
+          <w:lang w:val="en-GB"/>
+        </w:rPr>
+      </w:pPr>
+      <w:r>
+        <w:rPr>
+          <w:lang w:val="en-GB"/>
+        </w:rPr>
+        <w:t>GROUP BY c.id_cliente, c.nombre</w:t>
+      </w:r>
+    </w:p>
+    <w:p>
+      <w:pPr>
+        <w:rPr>
+          <w:lang w:val="en-GB"/>
+        </w:rPr>
+      </w:pPr>
+      <w:r>
+        <w:rPr>
+          <w:lang w:val="en-GB"/>
+        </w:rPr>
+        <w:t>ORDER BY gasto_total DESC</w:t>
+      </w:r>
+    </w:p>
+    <w:p>
+      <w:pPr>
+        <w:rPr>
+          <w:lang w:val="en-GB"/>
+        </w:rPr>
+      </w:pPr>
+      <w:r>
+        <w:rPr>
+          <w:lang w:val="en-GB"/>
+        </w:rPr>
+        <w:t>LIMIT 3;</w:t>
+      </w:r>
+    </w:p>
+    <w:p>
+      <w:pPr>
+        <w:rPr>
+          <w:lang w:val="en-GB"/>
+        </w:rPr>
+      </w:pPr>
+    </w:p>
+    <w:p>
+      <w:r>
+        <w:t>-- 15</w:t>
+      </w:r>
+    </w:p>
+    <w:p>
+      <w:r>
+        <w:t xml:space="preserve">SELECT </w:t>
+      </w:r>
+      <w:proofErr w:type="spellStart"/>
+      <w:r>
+        <w:t>p.id_producto</w:t>
+      </w:r>
+      <w:proofErr w:type="spellEnd"/>
+      <w:r>
+        <w:t xml:space="preserve">, </w:t>
+      </w:r>
+      <w:proofErr w:type="spellStart"/>
+      <w:proofErr w:type="gramStart"/>
+      <w:r>
+        <w:t>p.nombre</w:t>
+      </w:r>
+      <w:proofErr w:type="spellEnd"/>
+      <w:proofErr w:type="gramEnd"/>
+      <w:r>
+        <w:t>,</w:t>
+      </w:r>
+    </w:p>
+    <w:p>
+      <w:r>
+        <w:t xml:space="preserve">       </w:t>
+      </w:r>
+      <w:proofErr w:type="gramStart"/>
+      <w:r>
+        <w:t>SUM(</w:t>
+      </w:r>
+      <w:proofErr w:type="spellStart"/>
+      <w:r>
+        <w:t>dv.cantidad</w:t>
+      </w:r>
+      <w:proofErr w:type="spellEnd"/>
+      <w:proofErr w:type="gramEnd"/>
+      <w:r>
+        <w:t xml:space="preserve">) AS </w:t>
+      </w:r>
+      <w:proofErr w:type="spellStart"/>
+      <w:r>
+        <w:t>unidades_vendidas</w:t>
+      </w:r>
+      <w:proofErr w:type="spellEnd"/>
+    </w:p>
+    <w:p>
+      <w:r>
+        <w:t>FROM productos p</w:t>
+      </w:r>
+    </w:p>
+    <w:p>
+      <w:r>
+        <w:t xml:space="preserve">JOIN </w:t>
+      </w:r>
+      <w:proofErr w:type="spellStart"/>
+      <w:r>
+        <w:t>detalle_venta</w:t>
+      </w:r>
+      <w:proofErr w:type="spellEnd"/>
+      <w:r>
+        <w:t xml:space="preserve"> </w:t>
+      </w:r>
+      <w:proofErr w:type="spellStart"/>
+      <w:r>
+        <w:t>dv</w:t>
+      </w:r>
+      <w:proofErr w:type="spellEnd"/>
+      <w:r>
+        <w:t xml:space="preserve"> ON </w:t>
+      </w:r>
+      <w:proofErr w:type="spellStart"/>
+      <w:r>
+        <w:t>p.id_producto</w:t>
+      </w:r>
+      <w:proofErr w:type="spellEnd"/>
+      <w:r>
+        <w:t xml:space="preserve"> = </w:t>
       </w:r>
       <w:proofErr w:type="spellStart"/>
       <w:r>
         <w:t>dv.id_producto</w:t>
       </w:r>
       <w:proofErr w:type="spellEnd"/>
+    </w:p>
+    <w:p>
+      <w:r>
+        <w:t xml:space="preserve">GROUP BY </w:t>
+      </w:r>
+      <w:proofErr w:type="spellStart"/>
+      <w:r>
+        <w:t>p.id_producto</w:t>
+      </w:r>
+      <w:proofErr w:type="spellEnd"/>
+      <w:r>
+        <w:t xml:space="preserve">, </w:t>
+      </w:r>
+      <w:proofErr w:type="spellStart"/>
+      <w:proofErr w:type="gramStart"/>
+      <w:r>
+        <w:t>p.nombre</w:t>
+      </w:r>
+      <w:proofErr w:type="spellEnd"/>
+      <w:proofErr w:type="gramEnd"/>
+    </w:p>
+    <w:p>
+      <w:r>
+        <w:t xml:space="preserve">ORDER BY </w:t>
+      </w:r>
+      <w:proofErr w:type="spellStart"/>
+      <w:r>
+        <w:t>unidades_vendidas</w:t>
+      </w:r>
+      <w:proofErr w:type="spellEnd"/>
+      <w:r>
+        <w:t xml:space="preserve"> DESC</w:t>
+      </w:r>
+    </w:p>
+    <w:p>
+      <w:r>
+        <w:t>LIMIT 3;</w:t>
+      </w:r>
+    </w:p>
+    <w:p/>
+    <w:p>
+      <w:r>
+        <w:t>-- 16</w:t>
+      </w:r>
+    </w:p>
+    <w:p>
+      <w:r>
+        <w:t xml:space="preserve">SELECT </w:t>
+      </w:r>
+      <w:proofErr w:type="spellStart"/>
+      <w:proofErr w:type="gramStart"/>
+      <w:r>
+        <w:t>v.fecha</w:t>
+      </w:r>
+      <w:proofErr w:type="spellEnd"/>
+      <w:proofErr w:type="gramEnd"/>
+      <w:r>
+        <w:t>,</w:t>
+      </w:r>
+    </w:p>
+    <w:p>
+      <w:r>
+        <w:t xml:space="preserve">       </w:t>
+      </w:r>
+      <w:proofErr w:type="gramStart"/>
+      <w:r>
+        <w:t>SUM(</w:t>
+      </w:r>
+      <w:proofErr w:type="spellStart"/>
+      <w:r>
+        <w:t>dv.cantidad</w:t>
+      </w:r>
+      <w:proofErr w:type="spellEnd"/>
+      <w:proofErr w:type="gramEnd"/>
+      <w:r>
+        <w:t xml:space="preserve"> * </w:t>
+      </w:r>
+      <w:proofErr w:type="spellStart"/>
+      <w:proofErr w:type="gramStart"/>
+      <w:r>
+        <w:t>dv.precio</w:t>
+      </w:r>
+      <w:proofErr w:type="gramEnd"/>
+      <w:r>
+        <w:t>_unitario</w:t>
+      </w:r>
+      <w:proofErr w:type="spellEnd"/>
+      <w:r>
+        <w:t xml:space="preserve">) AS </w:t>
+      </w:r>
+      <w:proofErr w:type="spellStart"/>
+      <w:r>
+        <w:t>facturacion_dia</w:t>
+      </w:r>
+      <w:proofErr w:type="spellEnd"/>
+    </w:p>
+    <w:p>
+      <w:r>
+        <w:t>FROM ventas v</w:t>
+      </w:r>
+    </w:p>
+    <w:p>
+      <w:r>
+        <w:t xml:space="preserve">JOIN </w:t>
+      </w:r>
+      <w:proofErr w:type="spellStart"/>
+      <w:r>
+        <w:t>detalle_venta</w:t>
+      </w:r>
+      <w:proofErr w:type="spellEnd"/>
+      <w:r>
+        <w:t xml:space="preserve"> </w:t>
+      </w:r>
+      <w:proofErr w:type="spellStart"/>
+      <w:r>
+        <w:t>dv</w:t>
+      </w:r>
+      <w:proofErr w:type="spellEnd"/>
+      <w:r>
+        <w:t xml:space="preserve"> ON </w:t>
+      </w:r>
+      <w:proofErr w:type="spellStart"/>
+      <w:r>
+        <w:t>v.id_venta</w:t>
+      </w:r>
+      <w:proofErr w:type="spellEnd"/>
       <w:r>
         <w:t xml:space="preserve"> = </w:t>
       </w:r>
       <w:proofErr w:type="spellStart"/>
       <w:r>
-        <w:t>p.id_producto</w:t>
-      </w:r>
-      <w:proofErr w:type="spellEnd"/>
-      <w:r>
-        <w:t>;</w:t>
-      </w:r>
-    </w:p>
-    <w:p/>
-    <w:p>
-      <w:r>
-        <w:t>-- 11</w:t>
-      </w:r>
-    </w:p>
-    <w:p>
-      <w:r>
-        <w:t xml:space="preserve">SELECT </w:t>
-      </w:r>
-      <w:proofErr w:type="spellStart"/>
-      <w:r>
         <w:t>dv.id_venta</w:t>
       </w:r>
       <w:proofErr w:type="spellEnd"/>
-      <w:r>
-        <w:t xml:space="preserve">, </w:t>
-      </w:r>
-      <w:proofErr w:type="spellStart"/>
-      <w:proofErr w:type="gramStart"/>
-      <w:r>
-        <w:t>p.nombre</w:t>
-      </w:r>
-      <w:proofErr w:type="spellEnd"/>
-      <w:proofErr w:type="gramEnd"/>
-      <w:r>
-        <w:t xml:space="preserve"> AS producto,</w:t>
-      </w:r>
-    </w:p>
-    <w:p>
-      <w:r>
-        <w:t xml:space="preserve">       </w:t>
-      </w:r>
-      <w:proofErr w:type="spellStart"/>
-      <w:r>
-        <w:t>dv.cantidad</w:t>
-      </w:r>
-      <w:proofErr w:type="spellEnd"/>
-      <w:r>
-        <w:t xml:space="preserve">, </w:t>
-      </w:r>
-      <w:proofErr w:type="spellStart"/>
-      <w:proofErr w:type="gramStart"/>
-      <w:r>
-        <w:t>dv.precio</w:t>
-      </w:r>
-      <w:proofErr w:type="gramEnd"/>
-      <w:r>
-        <w:t>_unitario</w:t>
-      </w:r>
-      <w:proofErr w:type="spellEnd"/>
-      <w:r>
-        <w:t>,</w:t>
-      </w:r>
-    </w:p>
-    <w:p>
-      <w:r>
-        <w:t xml:space="preserve">       </w:t>
-      </w:r>
-      <w:proofErr w:type="spellStart"/>
-      <w:r>
-        <w:t>dv.cantidad</w:t>
-      </w:r>
-      <w:proofErr w:type="spellEnd"/>
-      <w:r>
-        <w:t xml:space="preserve"> * </w:t>
-      </w:r>
-      <w:proofErr w:type="spellStart"/>
-      <w:proofErr w:type="gramStart"/>
-      <w:r>
-        <w:t>dv.precio</w:t>
-      </w:r>
-      <w:proofErr w:type="gramEnd"/>
-      <w:r>
-        <w:t>_unitario</w:t>
-      </w:r>
-      <w:proofErr w:type="spellEnd"/>
-      <w:r>
-        <w:t xml:space="preserve"> AS </w:t>
-      </w:r>
-      <w:proofErr w:type="spellStart"/>
-      <w:r>
-        <w:t>importe_linea</w:t>
-      </w:r>
-      <w:proofErr w:type="spellEnd"/>
-    </w:p>
-    <w:p>
-      <w:r>
-        <w:t xml:space="preserve">FROM </w:t>
-      </w:r>
-      <w:proofErr w:type="spellStart"/>
-      <w:r>
-        <w:t>detalle_venta</w:t>
-      </w:r>
-      <w:proofErr w:type="spellEnd"/>
-      <w:r>
-        <w:t xml:space="preserve"> </w:t>
-      </w:r>
-      <w:proofErr w:type="spellStart"/>
-      <w:r>
-        <w:t>dv</w:t>
-      </w:r>
-      <w:proofErr w:type="spellEnd"/>
-    </w:p>
-    <w:p>
-      <w:r>
-        <w:t xml:space="preserve">JOIN productos p ON </w:t>
-      </w:r>
-      <w:proofErr w:type="spellStart"/>
-      <w:r>
-        <w:t>dv.id_producto</w:t>
-      </w:r>
-      <w:proofErr w:type="spellEnd"/>
-      <w:r>
-        <w:t xml:space="preserve"> = </w:t>
-      </w:r>
-      <w:proofErr w:type="spellStart"/>
-      <w:r>
-        <w:t>p.id_producto</w:t>
-      </w:r>
-      <w:proofErr w:type="spellEnd"/>
-      <w:r>
-        <w:t>;</w:t>
-      </w:r>
-    </w:p>
-    <w:p/>
-    <w:p>
-      <w:r>
-        <w:t>-- 12</w:t>
-      </w:r>
-    </w:p>
-    <w:p>
-      <w:r>
-        <w:t xml:space="preserve">SELECT </w:t>
-      </w:r>
-      <w:proofErr w:type="spellStart"/>
-      <w:r>
-        <w:t>dv.id_venta</w:t>
-      </w:r>
-      <w:proofErr w:type="spellEnd"/>
-      <w:r>
-        <w:t>,</w:t>
-      </w:r>
-    </w:p>
-    <w:p>
-      <w:r>
-        <w:t xml:space="preserve">       </w:t>
-      </w:r>
-      <w:proofErr w:type="gramStart"/>
-      <w:r>
-        <w:t>SUM(</w:t>
-      </w:r>
-      <w:proofErr w:type="spellStart"/>
-      <w:r>
-        <w:t>dv.cantidad</w:t>
-      </w:r>
-      <w:proofErr w:type="spellEnd"/>
-      <w:proofErr w:type="gramEnd"/>
-      <w:r>
-        <w:t xml:space="preserve"> * </w:t>
-      </w:r>
-      <w:proofErr w:type="spellStart"/>
-      <w:proofErr w:type="gramStart"/>
-      <w:r>
-        <w:t>dv.precio</w:t>
-      </w:r>
-      <w:proofErr w:type="gramEnd"/>
-      <w:r>
-        <w:t>_unitario</w:t>
-      </w:r>
-      <w:proofErr w:type="spellEnd"/>
-      <w:r>
-        <w:t xml:space="preserve">) AS </w:t>
-      </w:r>
-      <w:proofErr w:type="spellStart"/>
-      <w:r>
-        <w:t>total_venta</w:t>
-      </w:r>
-      <w:proofErr w:type="spellEnd"/>
-    </w:p>
-    <w:p>
-      <w:pPr>
-        <w:rPr>
-          <w:lang w:val="en-GB"/>
-        </w:rPr>
-      </w:pPr>
-      <w:r>
-        <w:rPr>
-          <w:lang w:val="en-GB"/>
-        </w:rPr>
-        <w:t>FROM detalle_venta dv</w:t>
-      </w:r>
-    </w:p>
-    <w:p>
-      <w:pPr>
-        <w:rPr>
-          <w:lang w:val="en-GB"/>
-        </w:rPr>
-      </w:pPr>
-      <w:r>
-        <w:rPr>
-          <w:lang w:val="en-GB"/>
-        </w:rPr>
-        <w:t>GROUP BY dv.id_venta;</w:t>
-      </w:r>
-    </w:p>
-    <w:p>
-      <w:pPr>
-        <w:rPr>
-          <w:lang w:val="en-GB"/>
-        </w:rPr>
-      </w:pPr>
-    </w:p>
-    <w:p>
-      <w:r>
-        <w:t>-- 13</w:t>
-      </w:r>
-    </w:p>
-    <w:p>
-      <w:r>
-        <w:t xml:space="preserve">SELECT </w:t>
-      </w:r>
-      <w:proofErr w:type="spellStart"/>
-      <w:r>
-        <w:t>c.id_cliente</w:t>
-      </w:r>
-      <w:proofErr w:type="spellEnd"/>
-      <w:r>
-        <w:t xml:space="preserve">, </w:t>
-      </w:r>
-      <w:proofErr w:type="spellStart"/>
-      <w:proofErr w:type="gramStart"/>
-      <w:r>
-        <w:t>c.nombre</w:t>
-      </w:r>
-      <w:proofErr w:type="spellEnd"/>
-      <w:proofErr w:type="gramEnd"/>
-      <w:r>
-        <w:t>,</w:t>
-      </w:r>
-    </w:p>
-    <w:p>
-      <w:r>
-        <w:t xml:space="preserve">       </w:t>
-      </w:r>
-      <w:proofErr w:type="gramStart"/>
-      <w:r>
-        <w:t>SUM(</w:t>
-      </w:r>
-      <w:proofErr w:type="spellStart"/>
-      <w:r>
-        <w:t>dv.cantidad</w:t>
-      </w:r>
-      <w:proofErr w:type="spellEnd"/>
-      <w:proofErr w:type="gramEnd"/>
-      <w:r>
-        <w:t xml:space="preserve"> * </w:t>
-      </w:r>
-      <w:proofErr w:type="spellStart"/>
-      <w:proofErr w:type="gramStart"/>
-      <w:r>
-        <w:t>dv.precio</w:t>
-      </w:r>
-      <w:proofErr w:type="gramEnd"/>
-      <w:r>
-        <w:t>_unitario</w:t>
-      </w:r>
-      <w:proofErr w:type="spellEnd"/>
-      <w:r>
-        <w:t xml:space="preserve">) AS </w:t>
-      </w:r>
-      <w:proofErr w:type="spellStart"/>
-      <w:r>
-        <w:t>gasto_total</w:t>
-      </w:r>
-      <w:proofErr w:type="spellEnd"/>
-    </w:p>
-    <w:p>
-      <w:pPr>
-        <w:rPr>
-          <w:lang w:val="en-GB"/>
-        </w:rPr>
-      </w:pPr>
-      <w:r>
-        <w:rPr>
-          <w:lang w:val="en-GB"/>
-        </w:rPr>
-        <w:t>FROM clientes c</w:t>
-      </w:r>
-    </w:p>
-    <w:p>
-      <w:pPr>
-        <w:rPr>
-          <w:lang w:val="en-GB"/>
-        </w:rPr>
-      </w:pPr>
-      <w:r>
-        <w:rPr>
-          <w:lang w:val="en-GB"/>
-        </w:rPr>
-        <w:t>JOIN ventas v ON c.id_cliente = v.id_cliente</w:t>
-      </w:r>
-    </w:p>
-    <w:p>
-      <w:r>
-        <w:t xml:space="preserve">JOIN </w:t>
-      </w:r>
-      <w:proofErr w:type="spellStart"/>
-      <w:r>
-        <w:t>detalle_venta</w:t>
-      </w:r>
-      <w:proofErr w:type="spellEnd"/>
-      <w:r>
-        <w:t xml:space="preserve"> </w:t>
-      </w:r>
-      <w:proofErr w:type="spellStart"/>
-      <w:r>
-        <w:t>dv</w:t>
-      </w:r>
-      <w:proofErr w:type="spellEnd"/>
-      <w:r>
-        <w:t xml:space="preserve"> ON </w:t>
-      </w:r>
-      <w:proofErr w:type="spellStart"/>
-      <w:r>
-        <w:t>v.id_venta</w:t>
-      </w:r>
-      <w:proofErr w:type="spellEnd"/>
-      <w:r>
-        <w:t xml:space="preserve"> = </w:t>
-      </w:r>
-      <w:proofErr w:type="spellStart"/>
-      <w:r>
-        <w:t>dv.id_venta</w:t>
-      </w:r>
-      <w:proofErr w:type="spellEnd"/>
-    </w:p>
-    <w:p>
-      <w:pPr>
-        <w:rPr>
-          <w:lang w:val="en-GB"/>
-        </w:rPr>
-      </w:pPr>
-      <w:r>
-        <w:rPr>
-          <w:lang w:val="en-GB"/>
-        </w:rPr>
-        <w:t>GROUP BY c.id_cliente, c.nombre;</w:t>
-      </w:r>
-    </w:p>
-    <w:p>
-      <w:pPr>
-        <w:rPr>
-          <w:lang w:val="en-GB"/>
-        </w:rPr>
-      </w:pPr>
-    </w:p>
-    <w:p>
-      <w:r>
-        <w:t>-- 14</w:t>
-      </w:r>
-    </w:p>
-    <w:p>
-      <w:r>
-        <w:t xml:space="preserve">SELECT </w:t>
-      </w:r>
-      <w:proofErr w:type="spellStart"/>
-      <w:r>
-        <w:t>c.id_cliente</w:t>
-      </w:r>
-      <w:proofErr w:type="spellEnd"/>
-      <w:r>
-        <w:t xml:space="preserve">, </w:t>
-      </w:r>
-      <w:proofErr w:type="spellStart"/>
-      <w:proofErr w:type="gramStart"/>
-      <w:r>
-        <w:t>c.nombre</w:t>
-      </w:r>
-      <w:proofErr w:type="spellEnd"/>
-      <w:proofErr w:type="gramEnd"/>
-      <w:r>
-        <w:t>,</w:t>
-      </w:r>
-    </w:p>
-    <w:p>
-      <w:r>
-        <w:t xml:space="preserve">       </w:t>
-      </w:r>
-      <w:proofErr w:type="gramStart"/>
-      <w:r>
-        <w:t>SUM(</w:t>
-      </w:r>
-      <w:proofErr w:type="spellStart"/>
-      <w:r>
-        <w:t>dv.cantidad</w:t>
-      </w:r>
-      <w:proofErr w:type="spellEnd"/>
-      <w:proofErr w:type="gramEnd"/>
-      <w:r>
-        <w:t xml:space="preserve"> * </w:t>
-      </w:r>
-      <w:proofErr w:type="spellStart"/>
-      <w:proofErr w:type="gramStart"/>
-      <w:r>
-        <w:t>dv.precio</w:t>
-      </w:r>
-      <w:proofErr w:type="gramEnd"/>
-      <w:r>
-        <w:t>_unitario</w:t>
-      </w:r>
-      <w:proofErr w:type="spellEnd"/>
-      <w:r>
-        <w:t xml:space="preserve">) AS </w:t>
-      </w:r>
-      <w:proofErr w:type="spellStart"/>
-      <w:r>
-        <w:t>gasto_total</w:t>
-      </w:r>
-      <w:proofErr w:type="spellEnd"/>
-    </w:p>
-    <w:p>
-      <w:pPr>
-        <w:rPr>
-          <w:lang w:val="en-GB"/>
-        </w:rPr>
-      </w:pPr>
-      <w:r>
-        <w:rPr>
-          <w:lang w:val="en-GB"/>
-        </w:rPr>
-        <w:t>FROM clientes c</w:t>
-      </w:r>
-    </w:p>
-    <w:p>
-      <w:pPr>
-        <w:rPr>
-          <w:lang w:val="en-GB"/>
-        </w:rPr>
-      </w:pPr>
-      <w:r>
-        <w:rPr>
-          <w:lang w:val="en-GB"/>
-        </w:rPr>
-        <w:t>JOIN ventas v ON c.id_cliente = v.id_cliente</w:t>
-      </w:r>
-    </w:p>
-    <w:p>
-      <w:r>
-        <w:lastRenderedPageBreak/>
-        <w:t xml:space="preserve">JOIN </w:t>
-      </w:r>
-      <w:proofErr w:type="spellStart"/>
-      <w:r>
-        <w:t>detalle_venta</w:t>
-      </w:r>
-      <w:proofErr w:type="spellEnd"/>
-      <w:r>
-        <w:t xml:space="preserve"> </w:t>
-      </w:r>
-      <w:proofErr w:type="spellStart"/>
-      <w:r>
-        <w:t>dv</w:t>
-      </w:r>
-      <w:proofErr w:type="spellEnd"/>
-      <w:r>
-        <w:t xml:space="preserve"> ON </w:t>
-      </w:r>
-      <w:proofErr w:type="spellStart"/>
-      <w:r>
-        <w:t>v.id_venta</w:t>
-      </w:r>
-      <w:proofErr w:type="spellEnd"/>
-      <w:r>
-        <w:t xml:space="preserve"> = </w:t>
-      </w:r>
-      <w:proofErr w:type="spellStart"/>
-      <w:r>
-        <w:t>dv.id_venta</w:t>
-      </w:r>
-      <w:proofErr w:type="spellEnd"/>
-    </w:p>
-    <w:p>
-      <w:pPr>
-        <w:rPr>
-          <w:lang w:val="en-GB"/>
-        </w:rPr>
-      </w:pPr>
-      <w:r>
-        <w:rPr>
-          <w:lang w:val="en-GB"/>
-        </w:rPr>
-        <w:t>GROUP BY c.id_cliente, c.nombre</w:t>
-      </w:r>
-    </w:p>
-    <w:p>
-      <w:pPr>
-        <w:rPr>
-          <w:lang w:val="en-GB"/>
-        </w:rPr>
-      </w:pPr>
-      <w:r>
-        <w:rPr>
-          <w:lang w:val="en-GB"/>
-        </w:rPr>
-        <w:t>ORDER BY gasto_total DESC</w:t>
-      </w:r>
-    </w:p>
-    <w:p>
-      <w:pPr>
-        <w:rPr>
-          <w:lang w:val="en-GB"/>
-        </w:rPr>
-      </w:pPr>
-      <w:r>
-        <w:rPr>
-          <w:lang w:val="en-GB"/>
-        </w:rPr>
-        <w:t>LIMIT 3;</w:t>
-      </w:r>
-    </w:p>
-    <w:p>
-      <w:pPr>
-        <w:rPr>
-          <w:lang w:val="en-GB"/>
-        </w:rPr>
-      </w:pPr>
-    </w:p>
-    <w:p>
-      <w:r>
-        <w:t>-- 15</w:t>
-      </w:r>
-    </w:p>
-    <w:p>
-      <w:r>
-        <w:t xml:space="preserve">SELECT </w:t>
-      </w:r>
-      <w:proofErr w:type="spellStart"/>
-      <w:r>
-        <w:t>p.id_producto</w:t>
-      </w:r>
-      <w:proofErr w:type="spellEnd"/>
-      <w:r>
-        <w:t xml:space="preserve">, </w:t>
-      </w:r>
-      <w:proofErr w:type="spellStart"/>
-      <w:proofErr w:type="gramStart"/>
-      <w:r>
-        <w:t>p.nombre</w:t>
-      </w:r>
-      <w:proofErr w:type="spellEnd"/>
-      <w:proofErr w:type="gramEnd"/>
-      <w:r>
-        <w:t>,</w:t>
-      </w:r>
-    </w:p>
-    <w:p>
-      <w:r>
-        <w:t xml:space="preserve">       </w:t>
-      </w:r>
-      <w:proofErr w:type="gramStart"/>
-      <w:r>
-        <w:t>SUM(</w:t>
-      </w:r>
-      <w:proofErr w:type="spellStart"/>
-      <w:r>
-        <w:t>dv.cantidad</w:t>
-      </w:r>
-      <w:proofErr w:type="spellEnd"/>
-      <w:proofErr w:type="gramEnd"/>
-      <w:r>
-        <w:t xml:space="preserve">) AS </w:t>
-      </w:r>
-      <w:proofErr w:type="spellStart"/>
-      <w:r>
-        <w:t>unidades_vendidas</w:t>
-      </w:r>
-      <w:proofErr w:type="spellEnd"/>
-    </w:p>
-    <w:p>
-      <w:r>
-        <w:t>FROM productos p</w:t>
-      </w:r>
-    </w:p>
-    <w:p>
-      <w:r>
-        <w:t xml:space="preserve">JOIN </w:t>
-      </w:r>
-      <w:proofErr w:type="spellStart"/>
-      <w:r>
-        <w:t>detalle_venta</w:t>
-      </w:r>
-      <w:proofErr w:type="spellEnd"/>
-      <w:r>
-        <w:t xml:space="preserve"> </w:t>
-      </w:r>
-      <w:proofErr w:type="spellStart"/>
-      <w:r>
-        <w:t>dv</w:t>
-      </w:r>
-      <w:proofErr w:type="spellEnd"/>
-      <w:r>
-        <w:t xml:space="preserve"> ON </w:t>
-      </w:r>
-      <w:proofErr w:type="spellStart"/>
-      <w:r>
-        <w:t>p.id_producto</w:t>
-      </w:r>
-      <w:proofErr w:type="spellEnd"/>
-      <w:r>
-        <w:t xml:space="preserve"> = </w:t>
-      </w:r>
-      <w:proofErr w:type="spellStart"/>
-      <w:r>
-        <w:t>dv.id_producto</w:t>
-      </w:r>
-      <w:proofErr w:type="spellEnd"/>
-    </w:p>
-    <w:p>
-      <w:r>
-        <w:t xml:space="preserve">GROUP BY </w:t>
-      </w:r>
-      <w:proofErr w:type="spellStart"/>
-      <w:r>
-        <w:t>p.id_producto</w:t>
-      </w:r>
-      <w:proofErr w:type="spellEnd"/>
-      <w:r>
-        <w:t xml:space="preserve">, </w:t>
-      </w:r>
-      <w:proofErr w:type="spellStart"/>
-      <w:proofErr w:type="gramStart"/>
-      <w:r>
-        <w:t>p.nombre</w:t>
-      </w:r>
-      <w:proofErr w:type="spellEnd"/>
-      <w:proofErr w:type="gramEnd"/>
-    </w:p>
-    <w:p>
-      <w:r>
-        <w:t xml:space="preserve">ORDER BY </w:t>
-      </w:r>
-      <w:proofErr w:type="spellStart"/>
-      <w:r>
-        <w:t>unidades_vendidas</w:t>
-      </w:r>
-      <w:proofErr w:type="spellEnd"/>
-      <w:r>
-        <w:t xml:space="preserve"> DESC</w:t>
-      </w:r>
-    </w:p>
-    <w:p>
-      <w:r>
-        <w:t>LIMIT 3;</w:t>
-      </w:r>
-    </w:p>
-    <w:p/>
-    <w:p>
-      <w:r>
-        <w:t>-- 16</w:t>
-      </w:r>
-    </w:p>
-    <w:p>
-      <w:r>
-        <w:t xml:space="preserve">SELECT </w:t>
-      </w:r>
-      <w:proofErr w:type="spellStart"/>
-      <w:proofErr w:type="gramStart"/>
-      <w:r>
-        <w:t>v.fecha</w:t>
-      </w:r>
-      <w:proofErr w:type="spellEnd"/>
-      <w:proofErr w:type="gramEnd"/>
-      <w:r>
-        <w:t>,</w:t>
-      </w:r>
-    </w:p>
-    <w:p>
-      <w:r>
-        <w:t xml:space="preserve">       </w:t>
-      </w:r>
-      <w:proofErr w:type="gramStart"/>
-      <w:r>
-        <w:t>SUM(</w:t>
-      </w:r>
-      <w:proofErr w:type="spellStart"/>
-      <w:r>
-        <w:t>dv.cantidad</w:t>
-      </w:r>
-      <w:proofErr w:type="spellEnd"/>
-      <w:proofErr w:type="gramEnd"/>
-      <w:r>
-        <w:t xml:space="preserve"> * </w:t>
-      </w:r>
-      <w:proofErr w:type="spellStart"/>
-      <w:proofErr w:type="gramStart"/>
-      <w:r>
-        <w:t>dv.precio</w:t>
-      </w:r>
-      <w:proofErr w:type="gramEnd"/>
-      <w:r>
-        <w:t>_unitario</w:t>
-      </w:r>
-      <w:proofErr w:type="spellEnd"/>
-      <w:r>
-        <w:t xml:space="preserve">) AS </w:t>
-      </w:r>
-      <w:proofErr w:type="spellStart"/>
-      <w:r>
-        <w:t>facturacion_dia</w:t>
-      </w:r>
-      <w:proofErr w:type="spellEnd"/>
-    </w:p>
-    <w:p>
-      <w:r>
-        <w:t>FROM ventas v</w:t>
-      </w:r>
-    </w:p>
-    <w:p>
-      <w:r>
-        <w:t xml:space="preserve">JOIN </w:t>
-      </w:r>
-      <w:proofErr w:type="spellStart"/>
-      <w:r>
-        <w:t>detalle_venta</w:t>
-      </w:r>
-      <w:proofErr w:type="spellEnd"/>
-      <w:r>
-        <w:t xml:space="preserve"> </w:t>
-      </w:r>
-      <w:proofErr w:type="spellStart"/>
-      <w:r>
-        <w:t>dv</w:t>
-      </w:r>
-      <w:proofErr w:type="spellEnd"/>
-      <w:r>
-        <w:t xml:space="preserve"> ON </w:t>
-      </w:r>
-      <w:proofErr w:type="spellStart"/>
-      <w:r>
-        <w:t>v.id_venta</w:t>
-      </w:r>
-      <w:proofErr w:type="spellEnd"/>
-      <w:r>
-        <w:t xml:space="preserve"> = </w:t>
-      </w:r>
-      <w:proofErr w:type="spellStart"/>
-      <w:r>
-        <w:t>dv.id_venta</w:t>
-      </w:r>
-      <w:proofErr w:type="spellEnd"/>
     </w:p>
     <w:p>
       <w:pPr>
@@ -2777,7 +2833,7 @@
     <w:p>
       <w:r>
         <w:pict w14:anchorId="08EE1AF1">
-          <v:rect id="_x0000_i1052" style="width:0;height:1.5pt" o:hralign="center" o:hrstd="t" o:hr="t" fillcolor="#a0a0a0" stroked="f"/>
+          <v:rect id="_x0000_i1028" style="width:0;height:1.5pt" o:hralign="center" o:hrstd="t" o:hr="t" fillcolor="#a0a0a0" stroked="f"/>
         </w:pict>
       </w:r>
     </w:p>
@@ -2858,6 +2914,7 @@
         </w:numPr>
       </w:pPr>
       <w:r>
+        <w:lastRenderedPageBreak/>
         <w:t>Productos con precio superior al precio medio.</w:t>
       </w:r>
     </w:p>
@@ -2869,7 +2926,6 @@
         </w:numPr>
       </w:pPr>
       <w:r>
-        <w:lastRenderedPageBreak/>
         <w:t>Ventas cuyo total sea superior a la media de ventas.</w:t>
       </w:r>
     </w:p>
@@ -3206,6 +3262,7 @@
         <w:rPr>
           <w:lang w:val="en-GB"/>
         </w:rPr>
+        <w:lastRenderedPageBreak/>
         <w:t>WHERE precio &gt; (SELECT AVG(precio) FROM productos);</w:t>
       </w:r>
     </w:p>
@@ -3613,6 +3670,7 @@
     </w:p>
     <w:p>
       <w:r>
+        <w:lastRenderedPageBreak/>
         <w:t>LIMIT 1;</w:t>
       </w:r>
     </w:p>
@@ -4684,6 +4742,7 @@
   <w:style w:type="character" w:default="1" w:styleId="Fuentedeprrafopredeter">
     <w:name w:val="Default Paragraph Font"/>
     <w:uiPriority w:val="1"/>
+    <w:semiHidden/>
     <w:unhideWhenUsed/>
   </w:style>
   <w:style w:type="table" w:default="1" w:styleId="Tablanormal">
